--- a/docs/studienskripte/word-rohfassungen/woek-g-v06.docx
+++ b/docs/studienskripte/word-rohfassungen/woek-g-v06.docx
@@ -29,47 +29,7 @@
     </w:p>
     <w:p>
       <w:r>
-        <w:t>Track: Grundstudium Wirkungsökonomie</w:t>
-      </w:r>
-    </w:p>
-    <w:p>
-      <w:r>
-        <w:t>Kurscode: woek-g</w:t>
-      </w:r>
-    </w:p>
-    <w:p>
-      <w:r>
-        <w:t>Vorlesungscode: V06</w:t>
-      </w:r>
-    </w:p>
-    <w:p>
-      <w:r>
-        <w:t>Modul/Abschnitt: G1.2</w:t>
-      </w:r>
-    </w:p>
-    <w:p>
-      <w:r>
-        <w:t>Titel: Zukunftsfähigkeit, Risiko und Resilienz</w:t>
-      </w:r>
-    </w:p>
-    <w:p>
-      <w:r>
-        <w:t>Status: Rohfassung V0 · Sprint-Produktionslauf · muss im nächsten Tiefensprint auf 40-50 Seiten erweitert werden</w:t>
-      </w:r>
-    </w:p>
-    <w:p>
-      <w:r>
-        <w:t>Quelle: woek-akademie-app/content/lehrgaenge/woek-g-v06.md</w:t>
-      </w:r>
-    </w:p>
-    <w:p>
-      <w:r>
-        <w:t>Ablage: Markdown-Master in content/studienskripte/woek-g-v06.md, Word-Rohfassung in docs/studienskripte/word-rohfassungen/woek-g-v06.docx</w:t>
-      </w:r>
-    </w:p>
-    <w:p>
-      <w:r>
-        <w:t>Wissensbasis: aktuelles Grundlagenwerk, Website-Korpus inklusive Journal, Akademie-Quelltexte, Glossar, interne Dossiers und externe Fachquellen</w:t>
+        <w:t>Track: Grundstudium Wirkungsökonomie Kurscode: woek-g Vorlesungscode: V06 Modul/Abschnitt: G1.2 Titel: Zukunftsfähigkeit, Risiko und Resilienz Status: Rohfassung V0 · Sprint-Produktionslauf · muss im nächsten Tiefensprint auf 40-50 Seiten erweitert werden Quelle: woek-akademie-app/content/lehrgaenge/woek-g-v06.md Ablage: Markdown-Master in content/studienskripte/woek-g-v06.md, Word-Rohfassung in docs/studienskripte/word-rohfassungen/woek-g-v06.docx Wissensbasis: aktuelles Grundlagenwerk, Website-Korpus inklusive Journal, Akademie-Quelltexte, Glossar, interne Dossiers und externe Fachquellen</w:t>
       </w:r>
     </w:p>
     <w:p>
@@ -715,42 +675,7 @@
     </w:p>
     <w:p>
       <w:r>
-        <w:t>```chart-spec</w:t>
-      </w:r>
-    </w:p>
-    <w:p>
-      <w:r>
-        <w:t>slug: woek-g-v06-wirkpfad</w:t>
-      </w:r>
-    </w:p>
-    <w:p>
-      <w:r>
-        <w:t>type: wirkpfad</w:t>
-      </w:r>
-    </w:p>
-    <w:p>
-      <w:r>
-        <w:t>reuse_first: true</w:t>
-      </w:r>
-    </w:p>
-    <w:p>
-      <w:r>
-        <w:t>preferred_asset: content/studienskripte/assets/woek-g-v06/woek-g-v06-wirkpfad.svg</w:t>
-      </w:r>
-    </w:p>
-    <w:p>
-      <w:r>
-        <w:t>message: Zukunftsfähigkeit, Risiko und Resilienz wird als Wirkpfad von Auslöser über Mechanismus, Wirkungsempfänger und Zustandsveränderung bis zur Rückkopplung dargestellt.</w:t>
-      </w:r>
-    </w:p>
-    <w:p>
-      <w:r>
-        <w:t>source: WÖk-Grundlagenwerk, Website-Korpus, Akademie-Quelltexte, Glossar</w:t>
-      </w:r>
-    </w:p>
-    <w:p>
-      <w:r>
-        <w:t>```</w:t>
+        <w:t>``chart-spec slug: woek-g-v06-wirkpfad type: wirkpfad reuse_first: true preferred_asset: content/studienskripte/assets/woek-g-v06/woek-g-v06-wirkpfad.svg message: Zukunftsfähigkeit, Risiko und Resilienz wird als Wirkpfad von Auslöser über Mechanismus, Wirkungsempfänger und Zustandsveränderung bis zur Rückkopplung dargestellt. source: WÖk-Grundlagenwerk, Website-Korpus, Akademie-Quelltexte, Glossar ``</w:t>
       </w:r>
     </w:p>
     <w:p>

--- a/docs/studienskripte/word-rohfassungen/woek-g-v06.docx
+++ b/docs/studienskripte/word-rohfassungen/woek-g-v06.docx
@@ -29,7 +29,7 @@
     </w:p>
     <w:p>
       <w:r>
-        <w:t>Track: Grundstudium Wirkungsökonomie Kurscode: woek-g Vorlesungscode: V06 Modul/Abschnitt: G1.2 Titel: Zukunftsfähigkeit, Risiko und Resilienz Status: Rohfassung V0 · Sprint-Produktionslauf · muss im nächsten Tiefensprint auf 40-50 Seiten erweitert werden Quelle: woek-akademie-app/content/lehrgaenge/woek-g-v06.md Ablage: Markdown-Master in content/studienskripte/woek-g-v06.md, Word-Rohfassung in docs/studienskripte/word-rohfassungen/woek-g-v06.docx Wissensbasis: aktuelles Grundlagenwerk, Website-Korpus inklusive Journal, Akademie-Quelltexte, Glossar, interne Dossiers und externe Fachquellen</w:t>
+        <w:t>Track: Grundstudium Wirkungsökonomie Kurscode: woek-g Vorlesungscode: V06 Modul/Abschnitt: G1.2 Titel: Zukunftsfähigkeit, Risiko und Resilienz Status: Tiefenskript-Sprint 6 · substanzielle Arbeitsfassung, Claude-CI/CD-Finalisierung offen Quelle: woek-akademie-app/content/lehrgaenge/woek-g-v06.md Ablage: Markdown-Master in content/studienskripte/woek-g-v06.md, Word-Rohfassung in docs/studienskripte/word-rohfassungen/woek-g-v06.docx Wissensbasis: aktuelles Grundlagenwerk, Website-Korpus inklusive Journal, Akademie-Quelltexte, Glossar, interne Dossiers und externe Fachquellen</w:t>
       </w:r>
     </w:p>
     <w:p>
@@ -993,17 +993,1337 @@
         <w:pStyle w:val="Heading2"/>
       </w:pPr>
       <w:r>
-        <w:t>7. Prüfungsrelevanz</w:t>
-      </w:r>
-    </w:p>
-    <w:p>
-      <w:r>
-        <w:t>Diese Vorlesung ist prüfungsrelevant, aber die eigentliche Antwortlogik gehört nicht in das öffentliche Studienskript. Zertifikatsfragen, CorrectAnswer, Scoring-Regeln und Fallrubrics werden separat in der geschützten App-Lane unter woek-akademie-app/content/pruefungen/ gepflegt.</w:t>
-      </w:r>
-    </w:p>
-    <w:p>
-      <w:r>
-        <w:t>Für den Fragenpool sind besonders geeignet:</w:t>
+        <w:t>7. Tiefenskript-Erweiterung Sprint 6</w:t>
+      </w:r>
+    </w:p>
+    <w:p>
+      <w:r>
+        <w:t>Status dieser Erweiterung: ausgebaute Arbeitsfassung für Claude-CI/CD, Word-Rohfassung und Reader-Spiegel. Sie ersetzt noch nicht die spätere Satz-, Quellen- und PDF-Finalisierung, bringt die Vorlesung aber aus der Kurzfassung in eine substanzielle Studienskriptfassung.</w:t>
+      </w:r>
+    </w:p>
+    <w:p>
+      <w:pPr>
+        <w:pStyle w:val="Heading3"/>
+      </w:pPr>
+      <w:r>
+        <w:t>7.1 Leitthese</w:t>
+      </w:r>
+    </w:p>
+    <w:p>
+      <w:r>
+        <w:t>Zukunftsfähigkeit, Risiko und Resilienz markiert im Grundstudium eine Grundentscheidung der Wirkungsökonomie: Entscheidend ist nicht, was plausibel klingt, sondern welche Zustände sich bei welchen Wirkungsempfängern in welchem Wirkungsraum tatsächlich verändern.</w:t>
+      </w:r>
+    </w:p>
+    <w:p>
+      <w:r>
+        <w:t>Die Vorlesung bleibt dabei an die Grundregel gebunden: Wirkung ist neutral und relational. Erst die Bewertung im Referenzrahmen Mensch, Planet, Demokratie, SDGs, Agenda 2030 und SDG+ entscheidet, ob eine Veränderung positiv, negativ oder ambivalent einzuordnen ist. Wenn eine Zielgröße gemeint ist, sprechen wir von positiver Netto-Wirkung.</w:t>
+      </w:r>
+    </w:p>
+    <w:p>
+      <w:pPr>
+        <w:pStyle w:val="Heading3"/>
+      </w:pPr>
+      <w:r>
+        <w:t>7.2 Didaktische Einordnung im Studiengang</w:t>
+      </w:r>
+    </w:p>
+    <w:p>
+      <w:r>
+        <w:t>V06 liegt an der Schwelle zwischen begrifflicher Grundlegung und Bewertungsarchitektur. Die Studierenden sollen nicht nur Begriffe wiedergeben, sondern an Fällen erkennen, welche Aussage schon Wirkung behauptet, welche nur Wirkungspotenzial beschreibt und wo ein Wirkungsrisiko offenliegt. Der Tiefensinn dieser Vorlesung liegt deshalb nicht in zusätzlicher Komplexität, sondern in besserer Unterscheidungsfähigkeit.</w:t>
+      </w:r>
+    </w:p>
+    <w:p>
+      <w:r>
+        <w:t>Für die spätere Praxis ist entscheidend, dass jede Analyse vier Ebenen getrennt hält:</w:t>
+      </w:r>
+    </w:p>
+    <w:p>
+      <w:r>
+        <w:t>1. Beschreibung: Was geschieht tatsächlich oder soll geschehen?</w:t>
+      </w:r>
+    </w:p>
+    <w:p>
+      <w:r>
+        <w:t>2. Kausalannahme: Über welchen Mechanismus könnte daraus eine Zustandsveränderung entstehen?</w:t>
+      </w:r>
+    </w:p>
+    <w:p>
+      <w:r>
+        <w:t>3. Bewertung: Welche Richtung hat diese Veränderung im Referenzrahmen?</w:t>
+      </w:r>
+    </w:p>
+    <w:p>
+      <w:r>
+        <w:t>4. Rückkopplung: Welche Entscheidung, Regel, Ressource oder Kommunikation wird dadurch verändert?</w:t>
+      </w:r>
+    </w:p>
+    <w:p>
+      <w:r>
+        <w:t>Wo diese Ebenen vermischt werden, entstehen typische WÖk-Fehler: Aktivität wird als Wirkung ausgegeben, Reichweite ersetzt Zustandsveränderung, gute Absicht verdeckt Nebenwirkungen oder Reporting wird mit Lernen verwechselt.</w:t>
+      </w:r>
+    </w:p>
+    <w:p>
+      <w:pPr>
+        <w:pStyle w:val="Heading3"/>
+      </w:pPr>
+      <w:r>
+        <w:t>7.3 Analysemodell</w:t>
+      </w:r>
+    </w:p>
+    <w:tbl>
+      <w:tblPr>
+        <w:tblStyle w:val="TableGrid"/>
+        <w:tblW w:type="auto" w:w="0"/>
+        <w:jc w:val="left"/>
+        <w:tblLook w:firstColumn="1" w:firstRow="1" w:lastColumn="0" w:lastRow="0" w:noHBand="0" w:noVBand="1" w:val="04A0"/>
+      </w:tblPr>
+      <w:tblGrid>
+        <w:gridCol w:w="2340"/>
+        <w:gridCol w:w="2340"/>
+        <w:gridCol w:w="2340"/>
+        <w:gridCol w:w="2340"/>
+      </w:tblGrid>
+      <w:tr>
+        <w:tc>
+          <w:tcPr>
+            <w:tcW w:type="dxa" w:w="2340"/>
+            <w:vAlign w:val="center"/>
+          </w:tcPr>
+          <w:p>
+            <w:r>
+              <w:rPr>
+                <w:b/>
+              </w:rPr>
+              <w:t>Analyseobjekt</w:t>
+            </w:r>
+          </w:p>
+        </w:tc>
+        <w:tc>
+          <w:tcPr>
+            <w:tcW w:type="dxa" w:w="2340"/>
+            <w:vAlign w:val="center"/>
+          </w:tcPr>
+          <w:p>
+            <w:r>
+              <w:rPr>
+                <w:b/>
+              </w:rPr>
+              <w:t>Woran es wirkt</w:t>
+            </w:r>
+          </w:p>
+        </w:tc>
+        <w:tc>
+          <w:tcPr>
+            <w:tcW w:type="dxa" w:w="2340"/>
+            <w:vAlign w:val="center"/>
+          </w:tcPr>
+          <w:p>
+            <w:r>
+              <w:rPr>
+                <w:b/>
+              </w:rPr>
+              <w:t>Typischer Fehler</w:t>
+            </w:r>
+          </w:p>
+        </w:tc>
+        <w:tc>
+          <w:tcPr>
+            <w:tcW w:type="dxa" w:w="2340"/>
+            <w:vAlign w:val="center"/>
+          </w:tcPr>
+          <w:p>
+            <w:r>
+              <w:rPr>
+                <w:b/>
+              </w:rPr>
+              <w:t>Saubere WÖk-Lesart</w:t>
+            </w:r>
+          </w:p>
+        </w:tc>
+      </w:tr>
+      <w:tr>
+        <w:tc>
+          <w:tcPr>
+            <w:tcW w:type="dxa" w:w="2340"/>
+            <w:vAlign w:val="center"/>
+          </w:tcPr>
+          <w:p>
+            <w:r>
+              <w:t>Begriff</w:t>
+            </w:r>
+          </w:p>
+        </w:tc>
+        <w:tc>
+          <w:tcPr>
+            <w:tcW w:type="dxa" w:w="2340"/>
+            <w:vAlign w:val="center"/>
+          </w:tcPr>
+          <w:p>
+            <w:r>
+              <w:t>Was muss präzise getrennt werden?</w:t>
+            </w:r>
+          </w:p>
+        </w:tc>
+        <w:tc>
+          <w:tcPr>
+            <w:tcW w:type="dxa" w:w="2340"/>
+            <w:vAlign w:val="center"/>
+          </w:tcPr>
+          <w:p>
+            <w:r>
+              <w:t>Typischer Fehler</w:t>
+            </w:r>
+          </w:p>
+        </w:tc>
+        <w:tc>
+          <w:tcPr>
+            <w:tcW w:type="dxa" w:w="2340"/>
+            <w:vAlign w:val="center"/>
+          </w:tcPr>
+          <w:p>
+            <w:r>
+              <w:t>Saubere WÖk-Lesart</w:t>
+            </w:r>
+          </w:p>
+        </w:tc>
+      </w:tr>
+      <w:tr>
+        <w:tc>
+          <w:tcPr>
+            <w:tcW w:type="dxa" w:w="2340"/>
+            <w:vAlign w:val="center"/>
+          </w:tcPr>
+          <w:p>
+            <w:r>
+              <w:t>Wirkung</w:t>
+            </w:r>
+          </w:p>
+        </w:tc>
+        <w:tc>
+          <w:tcPr>
+            <w:tcW w:type="dxa" w:w="2340"/>
+            <w:vAlign w:val="center"/>
+          </w:tcPr>
+          <w:p>
+            <w:r>
+              <w:t>tatsächliche Zustandsveränderung</w:t>
+            </w:r>
+          </w:p>
+        </w:tc>
+        <w:tc>
+          <w:tcPr>
+            <w:tcW w:type="dxa" w:w="2340"/>
+            <w:vAlign w:val="center"/>
+          </w:tcPr>
+          <w:p>
+            <w:r>
+              <w:t>Absicht, Aktivität oder Reichweite als Wirkung ausgeben</w:t>
+            </w:r>
+          </w:p>
+        </w:tc>
+        <w:tc>
+          <w:tcPr>
+            <w:tcW w:type="dxa" w:w="2340"/>
+            <w:vAlign w:val="center"/>
+          </w:tcPr>
+          <w:p>
+            <w:r>
+              <w:t>Zustand, Empfänger, Wirkpfad und Quelle nennen</w:t>
+            </w:r>
+          </w:p>
+        </w:tc>
+      </w:tr>
+      <w:tr>
+        <w:tc>
+          <w:tcPr>
+            <w:tcW w:type="dxa" w:w="2340"/>
+            <w:vAlign w:val="center"/>
+          </w:tcPr>
+          <w:p>
+            <w:r>
+              <w:t>Potenzial</w:t>
+            </w:r>
+          </w:p>
+        </w:tc>
+        <w:tc>
+          <w:tcPr>
+            <w:tcW w:type="dxa" w:w="2340"/>
+            <w:vAlign w:val="center"/>
+          </w:tcPr>
+          <w:p>
+            <w:r>
+              <w:t>mögliche künftige Wirkung</w:t>
+            </w:r>
+          </w:p>
+        </w:tc>
+        <w:tc>
+          <w:tcPr>
+            <w:tcW w:type="dxa" w:w="2340"/>
+            <w:vAlign w:val="center"/>
+          </w:tcPr>
+          <w:p>
+            <w:r>
+              <w:t>Möglichkeit als Ergebnis verkaufen</w:t>
+            </w:r>
+          </w:p>
+        </w:tc>
+        <w:tc>
+          <w:tcPr>
+            <w:tcW w:type="dxa" w:w="2340"/>
+            <w:vAlign w:val="center"/>
+          </w:tcPr>
+          <w:p>
+            <w:r>
+              <w:t>Bedingungen, Unsicherheit und Resonanzraum markieren</w:t>
+            </w:r>
+          </w:p>
+        </w:tc>
+      </w:tr>
+      <w:tr>
+        <w:tc>
+          <w:tcPr>
+            <w:tcW w:type="dxa" w:w="2340"/>
+            <w:vAlign w:val="center"/>
+          </w:tcPr>
+          <w:p>
+            <w:r>
+              <w:t>Risiko</w:t>
+            </w:r>
+          </w:p>
+        </w:tc>
+        <w:tc>
+          <w:tcPr>
+            <w:tcW w:type="dxa" w:w="2340"/>
+            <w:vAlign w:val="center"/>
+          </w:tcPr>
+          <w:p>
+            <w:r>
+              <w:t>mögliche negative Wirkung oder Nebenwirkung</w:t>
+            </w:r>
+          </w:p>
+        </w:tc>
+        <w:tc>
+          <w:tcPr>
+            <w:tcW w:type="dxa" w:w="2340"/>
+            <w:vAlign w:val="center"/>
+          </w:tcPr>
+          <w:p>
+            <w:r>
+              <w:t>positive Geschichte ohne Schattenseite erzählen</w:t>
+            </w:r>
+          </w:p>
+        </w:tc>
+        <w:tc>
+          <w:tcPr>
+            <w:tcW w:type="dxa" w:w="2340"/>
+            <w:vAlign w:val="center"/>
+          </w:tcPr>
+          <w:p>
+            <w:r>
+              <w:t>Nebenwirkungen, Rebound und Zielkonflikte offenlegen</w:t>
+            </w:r>
+          </w:p>
+        </w:tc>
+      </w:tr>
+      <w:tr>
+        <w:tc>
+          <w:tcPr>
+            <w:tcW w:type="dxa" w:w="2340"/>
+            <w:vAlign w:val="center"/>
+          </w:tcPr>
+          <w:p>
+            <w:r>
+              <w:t>Rückkopplung</w:t>
+            </w:r>
+          </w:p>
+        </w:tc>
+        <w:tc>
+          <w:tcPr>
+            <w:tcW w:type="dxa" w:w="2340"/>
+            <w:vAlign w:val="center"/>
+          </w:tcPr>
+          <w:p>
+            <w:r>
+              <w:t>Konsequenz aus beobachteter oder bewerteter Wirkung</w:t>
+            </w:r>
+          </w:p>
+        </w:tc>
+        <w:tc>
+          <w:tcPr>
+            <w:tcW w:type="dxa" w:w="2340"/>
+            <w:vAlign w:val="center"/>
+          </w:tcPr>
+          <w:p>
+            <w:r>
+              <w:t>Reporting als Abschluss behandeln</w:t>
+            </w:r>
+          </w:p>
+        </w:tc>
+        <w:tc>
+          <w:tcPr>
+            <w:tcW w:type="dxa" w:w="2340"/>
+            <w:vAlign w:val="center"/>
+          </w:tcPr>
+          <w:p>
+            <w:r>
+              <w:t>Lernen und Steuerungsänderung einbauen</w:t>
+            </w:r>
+          </w:p>
+        </w:tc>
+      </w:tr>
+    </w:tbl>
+    <w:p/>
+    <w:p>
+      <w:pPr>
+        <w:pStyle w:val="Heading3"/>
+      </w:pPr>
+      <w:r>
+        <w:t>7.4 Modellformel</w:t>
+      </w:r>
+    </w:p>
+    <w:p>
+      <w:r>
+        <w:t>Die folgende Formel ist ein didaktisches Denkmodell, kein amtlicher Bewertungsstandard:</w:t>
+      </w:r>
+    </w:p>
+    <w:p>
+      <w:r>
+        <w:t>Wirkung = Delta Zustand(Empfaenger, Raum, Zeit) \; durch \; Wirkpfad(Ausloeser, Mechanismus, Resonanz, Rueckkopplung)</w:t>
+      </w:r>
+    </w:p>
+    <w:p>
+      <w:r>
+        <w:t>Die Formel ist ein didaktisches Raster: Sie schützt davor, Wirkung auf Absicht, Output, Symbolik oder Reichweite zu verkürzen.</w:t>
+      </w:r>
+    </w:p>
+    <w:p>
+      <w:r>
+        <w:t>Die Formel soll gerade keine Scheingenauigkeit erzeugen. Sie zwingt dazu, die Faktoren offen zu legen, die eine Aussage tragen. In einem echten Bewertungsprozess müssten Datenquelle, Aktualität, Datenqualitätsklasse, Unsicherheitsgrad und Rückkopplungsregel ergänzt werden.</w:t>
+      </w:r>
+    </w:p>
+    <w:p>
+      <w:pPr>
+        <w:pStyle w:val="Heading3"/>
+      </w:pPr>
+      <w:r>
+        <w:t>7.5 Fallfenster</w:t>
+      </w:r>
+    </w:p>
+    <w:p>
+      <w:r>
+        <w:t>Fall 1. Ein Projekt kann im Themenfeld Zukunftsfähigkeit, Risiko und Resilienz überzeugend kommunizieren und trotzdem nur Wirkungspotenzial erzeugen. Die WÖk-Prüfung beginnt erst, wenn klar wird, welcher Zustand sich bei wem verändert.</w:t>
+      </w:r>
+    </w:p>
+    <w:p>
+      <w:r>
+        <w:t>Fall 2. Eine Organisation kann im Themenfeld Zukunftsfähigkeit, Risiko und Resilienz gute Absichten haben und zugleich Wirkungsrisiken übersehen. Das Skript trainiert deshalb die Trennung von Absicht, Auslöser, Wirkmechanismus, Empfänger, Datenlage und Bewertung.</w:t>
+      </w:r>
+    </w:p>
+    <w:p>
+      <w:pPr>
+        <w:pStyle w:val="Heading3"/>
+      </w:pPr>
+      <w:r>
+        <w:t>7.6 Prüfungsnahe Fallfragen ohne geschützte Antwortlogik</w:t>
+      </w:r>
+    </w:p>
+    <w:p>
+      <w:r>
+        <w:t>Diese Fragen sind öffentlich und dienen dem Lernen. Die geschützte Antwortlogik, Scoring-Regeln und CorrectAnswer-Felder bleiben in der Prüfungs-Lane der App.</w:t>
+      </w:r>
+    </w:p>
+    <w:p>
+      <w:r>
+        <w:t>1. Beschreibe den Auslöser im Fall und trenne ihn von Absicht, Image oder Reichweite.</w:t>
+      </w:r>
+    </w:p>
+    <w:p>
+      <w:r>
+        <w:t>2. Formuliere einen plausiblen Wirkpfad mit Wirkungsempfängern, Zustandsveränderung und Rückkopplung.</w:t>
+      </w:r>
+    </w:p>
+    <w:p>
+      <w:r>
+        <w:t>3. Benenne mindestens ein Wirkungspotenzial und ein Wirkungsrisiko.</w:t>
+      </w:r>
+    </w:p>
+    <w:p>
+      <w:r>
+        <w:t>4. Zeige, welche Quelle oder Datenart nötig wäre, um von Potenzial zu belastbarer Wirkungsaussage zu kommen.</w:t>
+      </w:r>
+    </w:p>
+    <w:p>
+      <w:r>
+        <w:t>5. Prüfe, ob Nichtkompensation oder Reverse Merit Order einschlägig sein könnten.</w:t>
+      </w:r>
+    </w:p>
+    <w:p>
+      <w:r>
+        <w:t>6. Formuliere eine saubere Wirkungsaussage in einem Satz: Was wissen wir, was nehmen wir an, was bleibt offen?</w:t>
+      </w:r>
+    </w:p>
+    <w:p>
+      <w:pPr>
+        <w:pStyle w:val="Heading3"/>
+      </w:pPr>
+      <w:r>
+        <w:t>7.7 Auswertung aus der lebenden Website-Referenz</w:t>
+      </w:r>
+    </w:p>
+    <w:p>
+      <w:pPr>
+        <w:pStyle w:val="Heading3"/>
+      </w:pPr>
+      <w:r>
+        <w:t>Quellenanker: Kapitel 23 - Wirkungsrisiko und Wirkungsresilienz</w:t>
+      </w:r>
+    </w:p>
+    <w:p>
+      <w:r>
+        <w:t>Interne Quelle: referenz/kapitel-023-wirkungsrisiko-und-wirkungsresilienz/index.html</w:t>
+      </w:r>
+    </w:p>
+    <w:p>
+      <w:pPr>
+        <w:pStyle w:val="Heading3"/>
+      </w:pPr>
+      <w:r>
+        <w:t>23.1 Warum Wirkung immer auch Risiko bedeutet</w:t>
+      </w:r>
+    </w:p>
+    <w:p>
+      <w:r>
+        <w:t>Kapitel 22 hat gezeigt: Wirkung darf nicht bei Sichtbarkeit stehen bleiben. Sie muss in Entscheidungsstrukturen zurückkehren. Wenn Wirkung Preise, Steuern, Kapitalzugang, Versicherbarkeit, Beschaffung, Management, Einkommen, öffentliche Haushalte, Recht, Bildung oder Medienlogik verändert, wird sie lenkend [I-23-1].</w:t>
+      </w:r>
+    </w:p>
+    <w:p>
+      <w:r>
+        <w:t>Dieses Kapitel schließt Teil III ab und ergänzt die Systemlogik um eine zweite Perspektive. Wirkung ist nicht nur Nutzenlogik. Wirkung ist auch Risikologik. Wer Wirkung als Zustandsveränderung versteht, muss auch die Möglichkeit negativer Zustandsveränderung betrachten: Gesundheit kann geschwächt werden, Vertrauen kann sinken, Böden können erschöpfen, Lieferketten können brüchig werden, Kapital kann falsche Pfade finanzieren, Öffentlichkeit kann manipulierbarer werden, Demokratie kann ihre Korrekturfähigkeit verlieren [I-23-2].</w:t>
+      </w:r>
+    </w:p>
+    <w:p>
+      <w:r>
+        <w:t>Wirkungsrisiko bezeichnet die Möglichkeit einer negativen Zustandsveränderung für Mensch, Planet oder Demokratie. Es ist mehr als finanzielles Risiko. Finanzielle Schäden sind häufig nur die späte Übersetzung negativer Wirkung. Eine Lieferkette kann kurzfristig billig sein und später durch Wasserstress, Arbeitsrechtsverletzungen, Reputationsschäden oder politische Instabilität teuer werden. Ein Geschäftsmodell kann Gewinne erzeugen und zugleich ökologische, soziale oder demokratische Risiken aufbauen. Eine Infrastruktur kann im Alltag funktionieren und bei Hitze, Cyberangriff, Energieengpass oder Personalmangel brüchig werden [I-23-3].</w:t>
+      </w:r>
+    </w:p>
+    <w:p>
+      <w:r>
+        <w:t>Die Wirkungsökonomie verschiebt deshalb den Risikobegriff. Risiko beginnt nicht erst, wenn ein Verlust in der Bilanz steht. Risiko beginnt, wenn ein Zustand verletzlicher wird.</w:t>
+      </w:r>
+    </w:p>
+    <w:p>
+      <w:pPr>
+        <w:pStyle w:val="Heading3"/>
+      </w:pPr>
+      <w:r>
+        <w:t>23.2 Wirkungspotenzial, Wirkungsrisiko und eingetretener Schaden</w:t>
+      </w:r>
+    </w:p>
+    <w:p>
+      <w:r>
+        <w:t>Wirkungspotenzial beschreibt den Möglichkeitsraum vor der eingetretenen Wirkung. Wirkungsrisiko beschreibt jenen Teil dieses Möglichkeitsraums, der negative Zustandsveränderungen wahrscheinlicher macht [I-23-4]. Ein Gesetzesentwurf kann Wirkungspotenzial erzeugen, bevor er beschlossen ist. Eine politische Aussage kann Wirkungspotenzial erzeugen, bevor sie Verhalten verändert. Ein Produktdesign kann Wirkungsrisiko erzeugen, bevor Nutzung, Reparatur oder Entsorgung Schäden auslösen. Eine ungesicherte digitale Infrastruktur kann Wirkungsrisiko erzeugen, bevor ein Angriff gelingt.</w:t>
+      </w:r>
+    </w:p>
+    <w:p>
+      <w:r>
+        <w:t>Eingetretener Schaden liegt erst vor, wenn sich ein Zustand tatsächlich negativ verändert hat. Die Wirkungsökonomie darf diese drei Ebenen nicht vermischen. Potenzial ist nicht Wirkung. Risiko ist nicht Schaden. Schaden ist nicht bloß Verdacht. Diese Trennung schützt Freiheit, Datenqualität und Fairness.</w:t>
+      </w:r>
+    </w:p>
+    <w:p>
+      <w:r>
+        <w:t>Gleichzeitig darf die Trennung nicht zur Verharmlosung führen. Eine marode Brücke ist nicht erst relevant, wenn sie bricht. Eine unsanierte Wohnung ist nicht erst relevant, wenn Menschen krank werden. Eine Lieferkette mit ungeprüften Arbeitsbedingungen ist nicht erst relevant, wenn ein Skandal öffentlich wird. Eine Plattformlogik, die Manipulation verstärkt, ist nicht erst relevant, wenn demokratische Institutionen beschädigt sind [I-23-5].</w:t>
+      </w:r>
+    </w:p>
+    <w:p>
+      <w:r>
+        <w:t>Wirkungsrisiko ist daher Frühwarnung. Es verlangt Prüfung, Beobachtung, Priorisierung und gegebenenfalls Lenkung. Es begründet nicht automatisch Schuld. Es begründet Verantwortlichkeit im Umgang mit möglichen Folgen.</w:t>
+      </w:r>
+    </w:p>
+    <w:p>
+      <w:pPr>
+        <w:pStyle w:val="Heading3"/>
+      </w:pPr>
+      <w:r>
+        <w:t>23.3 Risiko nach erster, zweiter und dritter Wirkungsordnung</w:t>
+      </w:r>
+    </w:p>
+    <w:p>
+      <w:r>
+        <w:t>Kapitel 18 hat Wirkungen erster, zweiter und dritter Ordnung unterschieden [Kap. 18]. Diese Unterscheidung gilt auch für Risiken.</w:t>
+      </w:r>
+    </w:p>
+    <w:p>
+      <w:r>
+        <w:t>Wirkungsrisiko erster Ordnung betrifft eine direkte negative Zustandsveränderung. Ein Produkt kann gesundheitsgefährdende Stoffe enthalten. Eine Straße kann Unfallrisiken erhöhen. Eine Wohnung kann Schimmelbelastung erzeugen. Ein fossiler Energieträger kann direkte Emissionen verursachen. Diese Risiken liegen nah an der Handlung, am Produkt oder am Zustand.</w:t>
+      </w:r>
+    </w:p>
+    <w:p>
+      <w:r>
+        <w:t>Wirkungsrisiko zweiter Ordnung betrifft indirekte Folgen. Eine schlechte Wohnung kann nicht nur krank machen, sondern Bildungswege, Arbeitsfähigkeit, Familienleben und soziale Stabilität beeinflussen. Ein billiges Fast-Fashion-Produkt kann nicht nur Ressourcen verbrauchen, sondern Arbeitsbedingungen, Abfallströme, Chemikalienbelastung, Preisdruck und Konsumroutinen verändern [I-23-6]. Eine politische Aussage kann nicht nur Aufmerksamkeit erzeugen, sondern Vertrauen, Gruppenzugehörigkeit, Angst oder Handlungsbereitschaft verschieben [I-23-7].</w:t>
+      </w:r>
+    </w:p>
+    <w:p>
+      <w:r>
+        <w:t>Wirkungsrisiko dritter Ordnung betrifft die Struktur, in der spätere Entscheidungen entstehen. Wenn schlechte Wirkung dauerhaft billiger bleibt, verändert das den Wettbewerb. Wenn Kapital externe Risiken ignoriert, finanziert es fragile Pfade. Wenn öffentliche Kommunikation Wahrheit durch Reichweite ersetzt, verändert sich die demokratische Entscheidungsstruktur. Wenn Versicherbarkeit sinkt, zeigt sich ein Systemrisiko, das nicht mehr nur einzelne Schäden betrifft [I-23-8].</w:t>
+      </w:r>
+    </w:p>
+    <w:p>
+      <w:r>
+        <w:t>Diese Ordnung schützt vor zu enger Risikolesart. Eine Gefahr ist nicht nur das, was direkt eintritt. Eine Gefahr kann auch in Folgeketten und Entscheidungsstrukturen liegen.</w:t>
+      </w:r>
+    </w:p>
+    <w:p>
+      <w:pPr>
+        <w:pStyle w:val="Heading3"/>
+      </w:pPr>
+      <w:r>
+        <w:t>23.4 Wirkungsdaten als Frühwarninformationen</w:t>
+      </w:r>
+    </w:p>
+    <w:p>
+      <w:r>
+        <w:t>Wirkungsdaten sind nicht nur Bewertungsdaten. Sie sind Frühwarninformationen. Sie zeigen nicht nur, was geschehen ist, sondern auch, wo Verwundbarkeit entsteht, wo negative Wirkung wahrscheinlicher wird und wo Prävention möglich ist [I-23-9].</w:t>
+      </w:r>
+    </w:p>
+    <w:p>
+      <w:r>
+        <w:t>Klimadaten zeigen nicht nur Emissionen, sondern künftige Kosten, Versicherungsrisiken, Standortfragen, Lieferkettenrisiken und politische Belastungen. Arbeitsdaten zeigen nicht nur soziale Standards, sondern Fluktuation, Konflikt, Ausbeutung, Reputationsrisiken und Resilienz der Wertschöpfung. Gesundheitsdaten zeigen nicht nur Krankheit, sondern Überlastung, Präventionslücken, Wohnrisiken, Arbeitsrisiken und Pflegeengpässe. Demokratiedaten zeigen nicht nur Institutionenvertrauen, sondern Manipulationsanfälligkeit, Polarisierung, Medienqualität und Korrekturfähigkeit [I-23-10].</w:t>
+      </w:r>
+    </w:p>
+    <w:p>
+      <w:r>
+        <w:t>Die Wirkungsökonomie liest Daten daher nicht als Berichtspflicht, sondern als Risikointelligenz. CSRD, ESRS, GRI, NACE, WÖk-IDs, Scorecards, digitale Produktpässe, T-SROI, Wirkungsberichte und Datenqualitätsklassen können nur dann Sinn entfalten, wenn sie nicht in Dokumenten enden, sondern in Entscheidungen zurückwirken [I-23-11][E-23-1].</w:t>
+      </w:r>
+    </w:p>
+    <w:p>
+      <w:r>
+        <w:t>Ein Bericht zeigt einen Zustand. Rückkopplung verändert den Umgang mit diesem Zustand.</w:t>
+      </w:r>
+    </w:p>
+    <w:p>
+      <w:pPr>
+        <w:pStyle w:val="Heading3"/>
+      </w:pPr>
+      <w:r>
+        <w:t>23.5 Finanzierbarkeit, Versicherbarkeit und Kapitalzugang</w:t>
+      </w:r>
+    </w:p>
+    <w:p>
+      <w:r>
+        <w:t>Risiko wird im Finanzsystem sichtbar, sobald es Finanzierungskosten, Kapitalzugang, Versicherbarkeit, Bewertung oder Geschäftsmodellstabilität verändert. Genau dort wird Wirkung ökonomisch relevant [I-23-8].</w:t>
+      </w:r>
+    </w:p>
+    <w:p>
+      <w:r>
+        <w:t>Ein Unternehmen mit hohen Emissionen hat nicht nur ein Klimathema. Es hat mögliche Kosten aus Regulierung, CO2-Preisen, Technologieumstellung, Reputationsdruck, Lieferkettenanforderungen, Kapitalbewertung und Marktverlusten. Eine Immobilie in einer Risikoregion hat nicht nur ein Standortthema. Sie hat ein Versicherungs-, Finanzierungs- und Wertthema. Eine Lieferkette mit schlechten Arbeits- und Umweltbedingungen hat nicht nur ein Compliance-Thema. Sie hat ein Produktions-, Haftungs-, Beschaffungs- und Kapitalthema [I-23-12].</w:t>
+      </w:r>
+    </w:p>
+    <w:p>
+      <w:r>
+        <w:t>Versicherbarkeit wird damit zum Resilienzindikator. Was nicht mehr oder nur noch sehr teuer versicherbar ist, zeigt eine reale Verwundbarkeit des Systems. Versicherungen sind in der Wirkungsökonomie nicht nur Schadensausgleicher. Sie sind Wirkungslenker, weil sie Risiken bepreisen und damit Investitionen, Standortentscheidungen und Prävention beeinflussen [I-23-8].</w:t>
+      </w:r>
+    </w:p>
+    <w:p>
+      <w:r>
+        <w:t>Wirkungsrisiko wird im Finanzsystem nicht erst durch ein Verbot wirksam. Es kann schon vorher in Risikomodellen, Restwertannahmen, Prämien, Sicherheiten, Kapitalanforderungen, Ratings, Kreditlaufzeiten, Refinanzierung und Investorenerwartungen erscheinen. Eine Technologie kann rechtlich erlaubt bleiben und dennoch teurer, kürzer oder schwerer finanzierbar werden, wenn ihre Zukunftsrechnung schwächer wird. Technologieoffenheit ist deshalb kein Finanzierungsanspruch [I-23-25].</w:t>
+      </w:r>
+    </w:p>
+    <w:p>
+      <w:r>
+        <w:t>Kapitalzugang wird ebenfalls zum Wirkungsindikator. Kapital, das positive Wirkung finanziert, kann Resilienz erhöhen. Kapital, das Schäden externalisiert, kann Systemrisiken vergrößern. Der T-SROI übersetzt diesen Unterschied in eine Bewertungslogik, die finanzielle Rendite, Netto-Wirkung, negative Wirkung, Zeitwirkung, Resilienz und Transformationsbeitrag verbindet [I-23-13].</w:t>
+      </w:r>
+    </w:p>
+    <w:p>
+      <w:pPr>
+        <w:pStyle w:val="Heading3"/>
+      </w:pPr>
+      <w:r>
+        <w:t>23.6 Infrastruktur, Lieferketten und Staat</w:t>
+      </w:r>
+    </w:p>
+    <w:p>
+      <w:r>
+        <w:t>Wirkungsrisiken entstehen nicht nur in Unternehmen. Sie entstehen in Infrastrukturen, Lieferketten, Verwaltungen, öffentlichen Haushalten und staatlicher Planung. Ein Staat kann haushaltspolitisch geordnet erscheinen und dennoch durch unterlassene Prävention künftige Krisenkosten erhöhen [I-23-14].</w:t>
+      </w:r>
+    </w:p>
+    <w:p>
+      <w:r>
+        <w:t>Eine Straße, eine Brücke, ein Stromnetz, ein Krankenhaus, ein Schulgebäude, ein Datenraum oder ein Verwaltungsverfahren kann im Alltag funktionieren und trotzdem verwundbar sein. Hitze, Personalmangel, Cyberangriffe, Energiepreise, Lieferausfälle, Starkregen, Pandemien oder politische Instabilität können zeigen, dass ein System zu knapp, zu zentral, zu abhängig oder zu wenig lernfähig gebaut wurde [I-23-15].</w:t>
+      </w:r>
+    </w:p>
+    <w:p>
+      <w:r>
+        <w:t>Lieferketten zeigen dieselbe Logik. Ein billiger Zulieferer ist kein Vorteil, wenn er Wasserstress, giftige Prozesse, unsichere Arbeit, instabile Herkunft oder fehlende Datenqualität in die Kette bringt. Die Lieferkettenlogik der Wirkungsökonomie macht kleine und große Vorleistungen sichtbar, ohne kleine Betriebe durch Bürokratie auszuschließen. Archetypen, Default-Werte, Nachweismöglichkeiten und Vorsteuerlogik sollen Sichtbarkeit, Verbesserung und wirtschaftlichen Anreiz verbinden [I-23-6].</w:t>
+      </w:r>
+    </w:p>
+    <w:p>
+      <w:r>
+        <w:t>Für den Staat folgt daraus: Wirkungsrisiko gehört in Haushalte, Beschaffung, Infrastrukturplanung, Gesetzesfolgenabschätzung und Krisenvorsorge. Prävention ist keine freiwillige Zusatzleistung. Sie ist Wirkleistung, wenn sie Schäden verhindert, Kosten senkt und Handlungsspielräume erhält [I-23-14].</w:t>
+      </w:r>
+    </w:p>
+    <w:p>
+      <w:pPr>
+        <w:pStyle w:val="Heading3"/>
+      </w:pPr>
+      <w:r>
+        <w:t>23.7 Demokratie, Medien und öffentliche Resonanzräume</w:t>
+      </w:r>
+    </w:p>
+    <w:p>
+      <w:r>
+        <w:t>Wirkungsrisiken betreffen auch Demokratie und Öffentlichkeit. Eine Demokratie kann nicht nur durch formale Angriffe beschädigt werden. Sie kann ihre Orientierungsfähigkeit verlieren, wenn Wahrheit, Vertrauen, Medienqualität, Rechtsstaatlichkeit und öffentliche Resonanzräume geschwächt werden [I-23-7].</w:t>
+      </w:r>
+    </w:p>
+    <w:p>
+      <w:r>
+        <w:t>Sprache erzeugt zuerst Wirkungspotenzial. Wiederholung, Tonalität, Frames, Bilder, Plattformlogiken und algorithmische Verstärkung können aus Potenzial Risiko machen. Eine einzelne Aussage ist nicht automatisch Schaden. Eine Kommunikationsstruktur kann jedoch demokratisches Wirkungsrisiko erzeugen, wenn sie Institutionen systematisch delegitimiert, Gruppen entmenschlicht, Quellenklarheit zerstört oder Manipulation belohnt [I-23-7].</w:t>
+      </w:r>
+    </w:p>
+    <w:p>
+      <w:r>
+        <w:t>Hybride Einflussnahme greift nicht nur Informationen an. Sie greift Rückkopplung an. Wenn Menschen nicht mehr wissen, welchen Daten sie vertrauen können, welche Institutionen legitim handeln, welche Quellen prüfbar sind oder welche Konflikte real sind, sinkt demokratische Lernfähigkeit [I-23-16].</w:t>
+      </w:r>
+    </w:p>
+    <w:p>
+      <w:r>
+        <w:t>Demokratische Resilienz bedeutet daher nicht nur Schutz von Wahlen. Sie umfasst Medienqualität, Plattformverantwortung, Bildung, digitale Mündigkeit, Statistik, Wissenschaft, Gerichte, Transparenz, Quellenklarheit und Vertrauen. Öffentlichkeit ist ein Wirkungsraum. Sie braucht Schutz vor Manipulation, ohne Meinung zu normieren [I-23-7][I-23-17].</w:t>
+      </w:r>
+    </w:p>
+    <w:p>
+      <w:pPr>
+        <w:pStyle w:val="Heading3"/>
+      </w:pPr>
+      <w:r>
+        <w:t>Quellenanker: Kapitel 65 - Resilienzstaat</w:t>
+      </w:r>
+    </w:p>
+    <w:p>
+      <w:r>
+        <w:t>Interne Quelle: referenz/kapitel-065-resilienzstaat/index.html</w:t>
+      </w:r>
+    </w:p>
+    <w:p>
+      <w:r>
+        <w:t>Kapitel 64 hat Verwaltung und Bürgerbeteiligung als Orte politischer Wirkung beschrieben. Verwaltung soll nicht nur Verfahren abarbeiten, sondern bessere Zustände ermöglichen. Beteiligung soll nicht Symbolik bleiben, sondern Rückkopplung erzeugen. Dieses Kapitel führt diese Logik weiter: Ein Staat muss nicht nur entscheiden und verwalten. Er muss vorsorgen.</w:t>
+      </w:r>
+    </w:p>
+    <w:p>
+      <w:r>
+        <w:t>Der Resilienzstaat reagiert nicht erst, wenn Krisen eingetreten sind. Er schützt die Bedingungen, unter denen Gesellschaft handlungsfähig bleibt: Wasser, Energie, Gesundheit, Pflege, Ernährung, Infrastruktur, digitale Grundsysteme, demokratische Öffentlichkeit, Rechtsstaat, Sicherheit, Vertrauen und lokale Handlungsfähigkeit [I-K65-1; I-K65-2].</w:t>
+      </w:r>
+    </w:p>
+    <w:p>
+      <w:r>
+        <w:t>Ein Staat ist resilient, wenn er nicht nur Krisen verwaltet, sondern die Bedingungen schützt, unter denen Gesellschaft handlungsfähig bleibt.</w:t>
+      </w:r>
+    </w:p>
+    <w:p>
+      <w:r>
+        <w:t>Der Resilienzstaat ist damit die institutionelle Antwort auf Systemresilienz. Er verwaltet Nachhaltigkeit nicht als Zielkatalog, sondern schützt die Funktionsbedingungen, unter denen nachhaltige Entwicklung überhaupt möglich bleibt: Grundrechte, Lebensgrundlagen, kritische Infrastruktur, Korrekturfähigkeit, Vertrauen, lokale Handlungsfähigkeit und demokratische Öffentlichkeit.</w:t>
+      </w:r>
+    </w:p>
+    <w:p>
+      <w:pPr>
+        <w:pStyle w:val="Heading3"/>
+      </w:pPr>
+      <w:r>
+        <w:t>65.1 Staatliche Vorsorge</w:t>
+      </w:r>
+    </w:p>
+    <w:p>
+      <w:r>
+        <w:t>Staatliche Vorsorge beginnt mit einer anderen Zeitlogik. Ein Staat, der nur auf Schäden reagiert, handelt zu spät. Er bezahlt Reparatur, wenn Prävention versäumt wurde. Er finanziert Notprogramme, wenn Systeme schon überlastet sind. Er ruft Krisenstäbe zusammen, wenn Warnsignale lange sichtbar waren. Er stabilisiert nachträglich, was vorher widerstandsfähiger hätte werden können.</w:t>
+      </w:r>
+    </w:p>
+    <w:p>
+      <w:r>
+        <w:t>Die Wirkungsökonomie unterscheidet deshalb zwischen reaktiver Krisenverwaltung und vorsorgender Resilienzarchitektur. Reaktive Krisenverwaltung fragt: Was tun wir, wenn etwas zusammenbricht? Vorsorgende Resilienzarchitektur fragt: Welche Zustände müssen wir vorher stärken, damit Krisen nicht zu Systembrüchen werden?</w:t>
+      </w:r>
+    </w:p>
+    <w:p>
+      <w:r>
+        <w:t>Diese Frage verbindet Wirkungsrisiko und Zeitverantwortung. Wirkungsrisiken sind Frühwarninformationen. Zeit ist Wirkungsdimension. Wer Risiken kennt und nicht handelt, erzeugt Wirkung durch Unterlassen. Staatliche Vorsorge ist daher keine freiwillige Zusatzleistung. Sie ist Teil staatlicher Verantwortung für künftige Handlungsfähigkeit [I-K65-4; I-K65-5].</w:t>
+      </w:r>
+    </w:p>
+    <w:p>
+      <w:r>
+        <w:t>Vorsorge meint nicht Angstpolitik. Sie meint auch keine private Vorratspflicht als Ersatz für öffentliche Verantwortung. Sie meint die Fähigkeit, kritische Funktionen unter Belastung zu erhalten. Ein Staat muss wissen, welche Risiken seine Gesellschaft treffen können: Hitze, Dürre, Hochwasser, Pandemien, Energieausfälle, Lieferkettenbrüche, Cyberangriffe, Desinformation, Pflegeüberlastung, soziale Schocks, Finanzschocks, Infrastrukturversagen und demokratische Vertrauenskrisen. Diese Risiken sind nicht identisch. Aber sie hängen zusammen.</w:t>
+      </w:r>
+    </w:p>
+    <w:p>
+      <w:r>
+        <w:t>Der Sendai-Rahmen der Vereinten Nationen für Katastrophenvorsorge legt international vier Prioritäten fest: Risiken verstehen, Risikosteuerung stärken, in Risikominderung investieren und Vorbereitung für wirksame Reaktion sowie besseren Wiederaufbau stärken. Die Wirkungsökonomie schließt an diese Logik an, erweitert sie aber um Mensch, Planet und Demokratie. Vorsorge ist nicht nur Katastrophenschutz. Sie ist Schutz der Wirkungsbedingungen einer Gesellschaft.</w:t>
+      </w:r>
+    </w:p>
+    <w:p>
+      <w:r>
+        <w:t>Ein Resilienzstaat baut daher nicht auf Härte, sondern auf Lernfähigkeit. Er wertet Warnsignale aus, prüft Nebenwirkungen, stärkt lokale Strukturen, schützt verletzliche Gruppen, schafft Redundanzen, hält analoge Alternativen bereit und verbindet Prävention mit demokratischer Transparenz. Er macht Risiken sichtbar, ohne sie zu dramatisieren. Er handelt früher, ohne Freiheit vorsorglich zu ersticken.</w:t>
+      </w:r>
+    </w:p>
+    <w:p>
+      <w:pPr>
+        <w:pStyle w:val="Heading3"/>
+      </w:pPr>
+      <w:r>
+        <w:t>65.2 Kritische Funktionen</w:t>
+      </w:r>
+    </w:p>
+    <w:p>
+      <w:r>
+        <w:t>Kritische Funktionen sind jene Grundfunktionen, ohne die Freiheit, Gesundheit, Wirtschaft, Demokratie und Alltag nicht stabil bleiben können. Dazu gehören Energie, Wasser, Ernährung, Gesundheit, Pflege, Wohnen, Mobilität, Kommunikation, digitale Netze, öffentliche Verwaltung, Zahlungsfähigkeit, Sicherheit, Bildung und demokratische Öffentlichkeit [I-K65-2; E-K65-4].</w:t>
+      </w:r>
+    </w:p>
+    <w:p>
+      <w:r>
+        <w:t>Ein Resilienzstaat schützt diese Funktionen nicht erst, wenn sie ausfallen. Er behandelt sie als Wirkungsinfrastruktur. Ihre Bedeutung wird nicht allein nach Marktpreis, Rendite, kurzfristiger Effizienz oder Haushaltsposition bewertet, sondern nach ihrer Fähigkeit, Mensch, Planet und Demokratie handlungsfähig zu halten [I-K65-2; I-K65-3].</w:t>
+      </w:r>
+    </w:p>
+    <w:p>
+      <w:r>
+        <w:t>Kritische Funktionen unterscheiden sich von normalen Marktgütern durch ihre Systemwirkung. Wenn ein Konsumprodukt fehlt, entsteht ein Mangel. Wenn Energie, Wasser, Pflege, Gesundheit, digitale Netze, Zahlungsverkehr oder öffentliche Verwaltung ausfallen, verliert die Gesellschaft Handlungsfähigkeit. Der Schaden ist nicht nur materiell. Er betrifft Vertrauen, Sicherheit, soziale Stabilität, wirtschaftliche Kontinuität und demokratische Korrekturfähigkeit.</w:t>
+      </w:r>
+    </w:p>
+    <w:p>
+      <w:r>
+        <w:t>Energie ist dafür ein besonders klares Beispiel. Sie ist nicht nur ein handelbares Gut. Sie ist das Betriebssystem moderner Gesellschaft. Ohne Energie funktionieren Krankenhäuser, Pflege, Wasser, Wärme, Kühlung, Schulen, Verwaltung, digitale Infrastruktur, Produktion, Kommunikation, Landwirtschaft, Forschung und Sicherheit nicht. Der Energiesektor wirkt daher in fast alle anderen Wirkungsräume hinein. Ein Produkt wirkt anders, wenn es mit Kohlestrom oder erneuerbarem Strom hergestellt wird. Ein Gebäude wirkt anders, wenn Wärme fossil oder erneuerbar erzeugt wird. Ein Rechenzentrum wirkt anders, wenn Strom, Kühlung, Abwärme, Lastflexibilität und Wasser verantwortungsvoll gesteuert werden.</w:t>
+      </w:r>
+    </w:p>
+    <w:p>
+      <w:r>
+        <w:t>Erneuerbare Energien verändern die Logik der Energieordnung. Fossile Energie folgt einer Brennstofflogik: Sie muss gefördert, importiert, transportiert, geopolitisch abgesichert und verbrannt werden. Sie erzeugt laufende Abhängigkeiten, laufende Brennstoffkosten, laufende Emissionen und strategische Verwundbarkeit. Erneuerbare Energie folgt stärker einer Infrastrukturlogik: Sonne und Wind werden nicht importiert, nicht gefördert und nicht verbrannt. Die Kosten liegen vor allem in Anlagen, Netzen, Speichern, Steuerung, Wartung, Flächen, Material und Systemintegration.</w:t>
+      </w:r>
+    </w:p>
+    <w:p>
+      <w:r>
+        <w:t>Damit verschiebt sich Energie von einer laufenden Rohstoff- und Handelsware zu einer öffentlichen Grundinfrastruktur. Das bedeutet nicht, dass erneuerbare Energie kostenlos entsteht. Photovoltaikanlagen, Windparks, Speicher, Netze, Wartung, Rohstoffe, Planung, Fachkräfte und Resilienz kosten Geld. Aber die Kostenstruktur verändert sich. Wenn eine Anlage finanziert und betrieben wird, fällt für Sonne und Wind selbst kein Brennstoffpreis an. Der eigentliche Preis liegt in der Infrastruktur, die Erzeugung, Speicherung, Verteilung und Nutzung ermöglicht.</w:t>
+      </w:r>
+    </w:p>
+    <w:p>
+      <w:r>
+        <w:t>Daraus folgt eine wirkungsökonomische Leitfrage: Muss erneuerbare Grundenergie vollständig wie eine Marktware behandelt werden, oder kann ein Teil davon als öffentliche Infrastruktur bereitgestellt werden, ähnlich wie Straßen, Schulen, Wasserinfrastruktur oder digitale Grundnetze?</w:t>
+      </w:r>
+    </w:p>
+    <w:p>
+      <w:r>
+        <w:t>Eine Wirkungsökonomie kann dafür eine gestufte Ordnung denken. Erstens: saubere Grundenergie als Infrastrukturgut. Ein definierter Grundbedarf an erneuerbarer Energie für Haushalte, Bildung, Gesundheit, Pflege, Verwaltung und kritische Funktionen kann öffentlich, kommunal, genossenschaftlich oder über Wirkungsfonds abgesichert werden. Die Nutzung wäre dann nicht kostenlos, weil niemand zahlt, sondern kostenfrei oder stark vergünstigt am Nutzungspunkt, weil die Infrastruktur über öffentliche Investitionen, kommunale Energiegesellschaften, Bürgerenergie, Netzfonds, Wirkungsfonds oder langfristige Gemeinwohlfinanzierung getragen wird.</w:t>
+      </w:r>
+    </w:p>
+    <w:p>
+      <w:r>
+        <w:t>Zweitens: lokale Erzeugung ohne unnötige Marktkomplexität. Dort, wo Strom direkt vor Ort erzeugt und genutzt werden kann, muss er nicht so behandelt werden, als sei er ein global gehandelter Rohstoff. Das gilt für Dächer, Quartiere, Schulen, Pflegeeinrichtungen, kommunale Gebäude, Gewerbeparks, Bürgerenergieanlagen und Energiegemeinschaften. Je weniger Import, Transport, Zwischenhandel und Netzbelastung erforderlich sind, desto stärker kann Energie als lokale Wirkungsinfrastruktur wirken.</w:t>
+      </w:r>
+    </w:p>
+    <w:p>
+      <w:r>
+        <w:t>Drittens: Preislogik dort, wo Knappheit und Systemlast gesteuert werden müssen. Auch ein erneuerbares Energiesystem braucht Koordination, wenn Speicher knapp sind, Netze belastet werden, Dunkelflauten auftreten, industrielle Großverbraucher hohe Lasten erzeugen oder Flexibilität benötigt wird. Wirkungsökonomisch geht es daher nicht um die Abschaffung jeder Preislogik. Preise sollen Knappheit, Netzbelastung, Flexibilität, Resilienz und Wirkung sichtbar machen. Sie sollen nicht fossile Pfadabhängigkeit, Spekulation oder künstliche Energiearmut fortschreiben.</w:t>
+      </w:r>
+    </w:p>
+    <w:p>
+      <w:r>
+        <w:t>Viertens: Wirkung statt Energiearmut. Wenn saubere Energie als Grundinfrastruktur organisiert wird, sinkt die Gefahr, dass Menschen von Wärme, Strom, Kühlung, Bildung, digitaler Teilhabe oder Gesundheit ausgeschlossen werden. Energiearmut wird dann nicht nur sozialpolitisch repariert, sondern strukturell verringert. Ein Haushalt, der mit sauberer, lokal erzeugter und bezahlbarer Energie versorgt wird, gewinnt Sicherheit. Eine Schule, die ihren Strom selbst erzeugt und speichert, gewinnt Resilienz. Eine Pflegeeinrichtung mit eigener erneuerbarer Versorgung wird unabhängiger von Preisschocks.</w:t>
+      </w:r>
+    </w:p>
+    <w:p>
+      <w:r>
+        <w:t>Fünftens: Resilienz durch Dezentralität. Erneuerbare Energien können zentral und dezentral organisiert werden. Wirkungsökonomisch besonders wertvoll sind Strukturen, die Versorgungssicherheit, demokratische Teilhabe, regionale Wertschöpfung, Netzresilienz und soziale Bezahlbarkeit verbinden: Bürgerenergie, Energiegenossenschaften, kommunale Energiegesellschaften, Quartiersspeicher, lokale Wärmenetze, Microgrids, Speicher für kritische Infrastruktur und Lastflexibilität.</w:t>
+      </w:r>
+    </w:p>
+    <w:p>
+      <w:r>
+        <w:t>Der Resilienzstaat behandelt Energie daher nicht nur als Markt, sondern als kritische Wirkungsfunktion. Er fragt nicht nur: Was kostet Strom heute? Er fragt: Welche Energieordnung macht Gesellschaft langfristig sicherer, unabhängiger, bezahlbarer, klimaverträglicher, demokratischer und weniger erpressbar?</w:t>
+      </w:r>
+    </w:p>
+    <w:p>
+      <w:r>
+        <w:t>Dasselbe gilt für andere kritische Funktionen. Wasser ist nicht nur Ressource, sondern Lebens-, Gesundheits- und Sicherheitsinfrastruktur. Pflege ist nicht nur Dienstleistung, sondern Würde-, Gesundheits- und Familieninfrastruktur. Digitale Netze sind nicht nur Technik, sondern Voraussetzung für Verwaltung, Bildung, Wirtschaft, Öffentlichkeit und Krisenreaktion. Öffentliche Statistik und Wahrheit sind keine Datenprodukte, sondern Grundlage demokratischer Orientierung. Zahlungsverkehr ist nicht nur Finanztechnik, sondern Alltags- und Wirtschaftsstabilität.</w:t>
+      </w:r>
+    </w:p>
+    <w:p>
+      <w:r>
+        <w:t>Der Resilienzstaat muss deshalb zwischen normalem Wettbewerb und kritischer Grundfunktion unterscheiden. Wettbewerb kann Innovation, Effizienz und Vielfalt ermöglichen. Bei kritischen Funktionen darf Wettbewerb jedoch nicht dazu führen, dass Redundanz verschwindet, Reserven abgebaut werden, Versorgung unsicher wird oder Gemeinwohlfunktionen nur nach Rendite bewertet werden.</w:t>
+      </w:r>
+    </w:p>
+    <w:p>
+      <w:r>
+        <w:t>Kritische Funktionen brauchen vier Sicherungen. Sie brauchen erstens Redundanz. Ein System, das jede Reserve abbaut, kann kurzfristig effizient wirken und bei Schocks teuer brechen. Redundanz ist keine Verschwendung, wenn sie kritische Ausfälle verhindert. Sie brauchen zweitens Dezentralität. Nicht jede Funktion muss dezentral sein, aber zentrale Abhängigkeiten müssen begrenzt werden. Energie, Wasser, Daten, Pflege, Gesundheit und Verwaltung werden resilienter, wenn Ausfälle lokal abgefangen werden können. Sie brauchen drittens Daten und Frühwarnung. Der Staat muss wissen, wo Verwundbarkeiten entstehen: Netzengpässe, Wasserstress, Personalengpässe, Cyberrisiken, Lieferkettenabhängigkeiten, Pflegeüberlastung, Energiearmut, Hitzerisiken und Versorgungsabbrüche. Sie brauchen viertens demokratische Kontrolle. Kritische Funktionen dürfen nicht in intransparenten Machtstrukturen verschwinden. Wer Energie, Wasser, Daten, digitale Netze, Plattformzugänge, Zahlungsverkehr oder Versorgung kontrolliert, kontrolliert Wirkungsräume. Diese Macht braucht Transparenz, Rechtsschutz, Gemeinwohlbindung und öffentliche Rechenschaft.</w:t>
+      </w:r>
+    </w:p>
+    <w:p>
+      <w:r>
+        <w:t>Kritische Funktionen sind daher nicht nur technische Systeme. Sie sind Grundlagen der Freiheit. Eine Gesellschaft bleibt nur handlungsfähig, wenn ihre Grundfunktionen so organisiert sind, dass Schocks begrenzt, Abhängigkeiten reduziert, Menschen geschützt und demokratische Korrektur möglich bleiben.</w:t>
+      </w:r>
+    </w:p>
+    <w:p>
+      <w:pPr>
+        <w:pStyle w:val="Heading3"/>
+      </w:pPr>
+      <w:r>
+        <w:t>65.3 Prävention statt Reparatur</w:t>
+      </w:r>
+    </w:p>
+    <w:p>
+      <w:r>
+        <w:t>Prävention ist höhere Wirkleistung als nachträgliche Reparatur, wenn sie Schäden real vermeidet, Risiken senkt und Systeme stabiler macht. Das gilt für Gesundheit, Pflege, Klima, Infrastruktur, Sicherheit, Demokratie und Digitalisierung. Ein Staat, der Prävention schwach behandelt, bezahlt später nicht nur mehr Geld. Er bezahlt mit Vertrauen, Freiheit, Lebensqualität und Handlungsfähigkeit.</w:t>
+      </w:r>
+    </w:p>
+    <w:p>
+      <w:r>
+        <w:t>Prävention hat allerdings ein politisches Sichtbarkeitsproblem. Wenn sie gelingt, bleibt der Schaden aus. Es gibt keine überfüllten Notaufnahmen, keine zusammengebrochene Infrastruktur, keine eskalierte Gewalt, keine unkontrollierte Hitzekrise, keinen großen Versorgungsausfall, keinen Vertrauensbruch, keine spektakuläre Reparatur. Gerade weil Prävention wirkt, fehlt der dramatische Beweis ihres Erfolgs.</w:t>
+      </w:r>
+    </w:p>
+    <w:p>
+      <w:r>
+        <w:t>Reparatur ist sichtbarer. Sie kommt, wenn der Schaden schon da ist: Notprogramme, Rettungspakete, Krisenstäbe, Härtefallfonds, Sonderregelungen, Wiederaufbau, Entschädigung, zusätzliche Kontrollen. Diese Maßnahmen können notwendig sein. Aber sie zeigen auch, dass frühere Rückkopplung nicht ausgereicht hat. Eine Gesellschaft, die Reparatur stärker wahrnimmt als Vorsorge, belohnt politisch das späte Handeln.</w:t>
+      </w:r>
+    </w:p>
+    <w:p>
+      <w:r>
+        <w:t>Die Wirkungsökonomie stellt diese Logik um. Nicht der spektakuläre Eingriff nach der Krise ist der höchste Ausdruck staatlicher Handlungsfähigkeit. Höhere Wirkleistung entsteht dort, wo Krisen kleiner bleiben, Risiken früher erkannt werden und Handlungsoptionen erhalten bleiben. Frühes Handeln schafft Optionen. Spätes Handeln vernichtet Optionen. Je länger ein Risiko unbehandelt bleibt, desto enger wird der Möglichkeitsraum: Aus Gestaltung wird Schadensbegrenzung, aus Prävention wird Notlösung, aus Wahlfreiheit wird Zwang.</w:t>
+      </w:r>
+    </w:p>
+    <w:p>
+      <w:r>
+        <w:t>Das gilt auch für Kosten. Ursachenbearbeitung ist nicht in jedem Einzelfall billig, aber sie ist systemisch meist günstiger als dauernde Symptombehandlung. Eine sanierte Brücke ist günstiger als ein Brückenausfall. Hitzeschutz ist günstiger als vermeidbare Todesfälle, Krankenhausbelastung und Produktivitätsverlust. Gute Bildung ist günstiger als spätere Arbeitslosigkeit, Radikalisierung und Gesundheitsfolgen. Frühzeitige Pflegeentlastung ist günstiger als Zusammenbruch von Familien, Kliniken und Pflegeeinrichtungen. Demokratieschutz ist günstiger als der Wiederaufbau von Vertrauen nach systematischer Zerstörung.</w:t>
+      </w:r>
+    </w:p>
+    <w:p>
+      <w:r>
+        <w:t>Der Wirkungshaushalt ist dafür zentral. Öffentliche Mittel dürfen nicht nur nach Ressortlogik, historischer Fortschreibung oder politischer Sichtbarkeit verteilt werden. Sie müssen danach gelesen werden, welche Netto-Wirkung sie erzeugen. Ausgaben für Katastrophenschutz, Klimaanpassung, Gesundheit, Pflege, digitale Infrastruktur, lokale Medien, Bildung, Kultur, Cyberabwehr, Energie, Wasser und soziale Stabilisierung sind keine getrennten Kostenstellen. Sie sind Beiträge zur Systemresilienz.</w:t>
+      </w:r>
+    </w:p>
+    <w:p>
+      <w:r>
+        <w:t>Prävention verlangt eine andere Haushaltswahrnehmung. Eine vermiedene Krise erscheint nicht immer als sichtbarer Erfolg. Ein nicht eingetretener Pflegenotstand, eine verhinderte Radikalisierung, eine ausgebliebene Hitzekatastrophe, ein stabil gebliebener Wasserzugang, eine abgewehrte Cyberattacke, ein nicht eskalierter sozialer Konflikt: All das erzeugt keine spektakuläre Aktivität. Trotzdem kann es hohe Wirkleistung sein.</w:t>
+      </w:r>
+    </w:p>
+    <w:p>
+      <w:pPr>
+        <w:pStyle w:val="Heading3"/>
+      </w:pPr>
+      <w:r>
+        <w:t>Quellenanker: Kapitel 95 - Globale Resilienz, Sicherheit und Kooperation</w:t>
+      </w:r>
+    </w:p>
+    <w:p>
+      <w:r>
+        <w:t>Interne Quelle: referenz/kapitel-095-globale-resilienz-sicherheit-und-kooperation/index.html</w:t>
+      </w:r>
+    </w:p>
+    <w:p>
+      <w:r>
+        <w:t>Kapitel 94 hat gezeigt, dass eine weltfähige Wirkungsökonomie kulturell übersetzbar bleiben muss, ohne universelle Schutzgüter aufzugeben. Kapitel 95 fragt nun, was daraus für globale Sicherheit und Resilienz folgt.</w:t>
+      </w:r>
+    </w:p>
+    <w:p>
+      <w:r>
+        <w:t>Globale Resilienz ist mehr als Katastrophenschutz. Sie ist die Fähigkeit der Weltgesellschaft, kritische Funktionen unter Stress zu erhalten: Ernährung, Wasser, Gesundheit, Energie, Lieferketten, digitale Infrastruktur, Finanzstabilität, öffentliche Wahrheit, demokratische Korrekturfähigkeit, Versorgung, Schutz und Kooperation.</w:t>
+      </w:r>
+    </w:p>
+    <w:p>
+      <w:r>
+        <w:t>Klima, Migration, Ernährung, Gesundheit, Wasser, Energie, Lieferketten, Rohstoffe, Digitalisierung, Cyberrisiken, Pandemien und kritische Infrastruktur sind keine getrennten Politikfelder mehr. Sie sind gekoppelte Wirkungsräume. Eine Dürre kann Ernten zerstören, Lebensmittelpreise erhöhen, Konflikte verschärfen, Migration auslösen, Staatshaushalte belasten und politische Instabilität verstärken. Ein Cyberangriff kann nicht nur Daten beschädigen, sondern Krankenhäuser, Energieversorgung, Verwaltung, Zahlungssysteme, Lieferketten und Vertrauen treffen. Ein Krieg kann nicht nur Menschen töten, sondern Energiepreise, Getreideexporte, Rohstoffmärkte, Desinformation, Migration und Sicherheitsarchitekturen weltweit verändern.</w:t>
+      </w:r>
+    </w:p>
+    <w:p>
+      <w:r>
+        <w:t>Globale Resilienz entsteht nicht durch Abschottung, sondern durch gemeinsame Vorsorge, Frühwarnung, Kooperation und die Fähigkeit, kritische Funktionen über Grenzen hinweg zu schützen.</w:t>
+      </w:r>
+    </w:p>
+    <w:p>
+      <w:pPr>
+        <w:pStyle w:val="Heading3"/>
+      </w:pPr>
+      <w:r>
+        <w:t>95.1 Klima, Migration, Ernährung, Gesundheit</w:t>
+      </w:r>
+    </w:p>
+    <w:p>
+      <w:r>
+        <w:t>Globale Resilienz beginnt dort, wo die großen Lebenssysteme gekoppelt sind.</w:t>
+      </w:r>
+    </w:p>
+    <w:p>
+      <w:r>
+        <w:t>Klima ist nicht nur Umwelt. Klima ist Ernährung, Gesundheit, Wasser, Energie, Migration, Infrastruktur, Versicherbarkeit, Sicherheit und Staatlichkeit. Die WMO beschreibt 2015 bis 2025 als die wärmsten elf Jahre seit Beginn der Aufzeichnungen und betont, dass Extremwetter weltweit Millionen Menschen betrifft und hohe Schäden verursacht. Solche Daten sind nicht nur Klimastatistik. Sie sind Sicherheitsdaten.</w:t>
+      </w:r>
+    </w:p>
+    <w:p>
+      <w:r>
+        <w:t>Ernährung ist nicht nur Landwirtschaft. Sie ist Boden, Wasser, Energie, Transport, Handel, Kaufkraft, Frieden, Lagerung, Kühlketten, Saatgut, Biodiversität, Preise und politische Stabilität. Wenn Konflikte, wirtschaftliche Schocks, extreme Wetterereignisse und Finanzierungslücken zusammentreffen, vertieft sich akute Ernährungsunsicherheit. FAO und WFP warnen in ihren Hunger-Hotspots-Berichten vor genau solchen Mehrfachrisiken. Ernährungssicherheit ist damit kein humanitärer Sonderbereich. Sie ist globale Funktionssicherheit.</w:t>
+      </w:r>
+    </w:p>
+    <w:p>
+      <w:r>
+        <w:t>Wasser ist nicht nur Ressource. Wasser ist Gesundheit, Ernährung, Energie, Industrie, Stadtentwicklung, Migration, Konfliktvermeidung, Geschlechtergerechtigkeit und ökologische Regeneration. Wasserstress kann lokale Krisen auslösen und globale Lieferketten treffen. Ein Produkt, das Wasser in einer Stressregion verbraucht, besitzt eine andere Wirkung als dasselbe Produkt in einem wasserreichen Wirkungsraum.</w:t>
+      </w:r>
+    </w:p>
+    <w:p>
+      <w:r>
+        <w:t>Gesundheit ist nicht nur Medizin. Gesundheit ist Lebensbedingung. Pandemien haben gezeigt, dass lokale Ausbrüche globale Lieferketten, Bildung, Arbeit, Pflege, Finanzen, Demokratien, Mobilität und Vertrauen treffen können. Das WHO-Pandemic-Agreement von 2025 zielt deshalb auf bessere Prävention, Vorbereitung und Reaktion; es sieht unter anderem ein globales Lieferketten- und Logistiknetzwerk sowie einen Finanzierungsmechanismus für Pandemieprävention, -vorsorge und -reaktion vor. Wirkungsökonomisch gilt: Pandemievorsorge ist keine Gesundheitsverwaltung allein. Sie ist globale Resilienzarchitektur.</w:t>
+      </w:r>
+    </w:p>
+    <w:p>
+      <w:r>
+        <w:t>Migration ist in diesem Zusammenhang weder Bedrohungsnarrativ noch romantische Bereicherungserzählung. Migration ist Wirkungsfolge und Wirkungsfeld. Menschen bewegen sich aus vielen Gründen: Arbeit, Familie, Bildung, Gewalt, Armut, Klimarisiken, Wasserstress, politische Verfolgung, Krieg, demografische Verschiebung und Perspektivlosigkeit. Migration wird problematisch, wenn Ursachen eskalieren und Aufnahmesysteme überfordert sind. Sie wird tragfähig, wenn Herkunfts-, Transit- und Aufnahmeräume kooperieren, Rechte schützen, Integration als Infrastruktur verstehen und lokale Handlungsfähigkeit stärken. Die IDMC-Berichte zeigen, wie stark interne Vertreibung durch Konflikte, Gewalt und Katastrophen geprägt ist. Wirkungsökonomisch heißt das: Migration muss früh im Wirkungszusammenhang gesehen werden, nicht erst an der Grenze.</w:t>
+      </w:r>
+    </w:p>
+    <w:p>
+      <w:r>
+        <w:t>Die alte Sicherheitspolitik neigt dazu, diese Felder getrennt zu behandeln. Klima gehört dann in Umweltpolitik, Migration in Innenpolitik, Ernährung in Landwirtschaft, Gesundheit in Medizin, Wasser in Infrastruktur, Energie in Wirtschaft, Cyber in Digitalisierung. Diese Aufteilung ist administrativ verständlich. Systemisch ist sie unzureichend.</w:t>
+      </w:r>
+    </w:p>
+    <w:p>
+      <w:r>
+        <w:t>Globale Resilienz fragt anders: Welche Lebensfunktionen müssen erhalten bleiben? Welche Risiken verstärken sich gegenseitig? Welche Frühwarnsignale zeigen Verwundbarkeit? Welche Staaten, Regionen, Gruppen und Lieferketten sind besonders betroffen? Welche Maßnahmen verhindern Eskalation, bevor Notlösungen nötig werden? Welche Daten müssen geteilt werden, ohne neue Überwachung oder Abhängigkeit zu erzeugen?</w:t>
+      </w:r>
+    </w:p>
+    <w:p>
+      <w:r>
+        <w:t>Diese Fragen verbinden die Grundlagen zu Wirkungsrisiko und Wirkungsresilienz mit den institutionellen Teilen zum Resilienzstaat und den globalen Teilen zur Wirkungsgovernance. Resilienz ist nicht das nationale Aushalten globaler Schäden. Resilienz ist die Fähigkeit, Schäden früh zu begrenzen, kritische Funktionen zu schützen und gemeinsam zu lernen.</w:t>
+      </w:r>
+    </w:p>
+    <w:p>
+      <w:r>
+        <w:t>Das ist der Unterschied zwischen Symptombekämpfung und Ursachenbearbeitung.</w:t>
+      </w:r>
+    </w:p>
+    <w:p>
+      <w:r>
+        <w:t>Wenn eine Hungersnot sichtbar wird, ist es zu spät für günstige Prävention. Dann braucht es humanitäre Hilfe, die Leben rettet. Aber die besseren Optionen lagen früher: Wasserinfrastruktur, lokale Lagerung, Klimaanpassung, Konfliktprävention, Saatgutresilienz, soziale Sicherung, Frühwarnsysteme, Lieferkettenvielfalt, finanzielle Puffer, Gesundheitsversorgung. Frühes Handeln erhöht Optionen. Spätes Handeln macht Lösungen enger, teurer und härter.</w:t>
+      </w:r>
+    </w:p>
+    <w:p>
+      <w:r>
+        <w:t>Globale Resilienz entsteht deshalb nicht erst im Notfall. Sie entsteht in den Jahren davor.</w:t>
+      </w:r>
+    </w:p>
+    <w:p>
+      <w:pPr>
+        <w:pStyle w:val="Heading3"/>
+      </w:pPr>
+      <w:r>
+        <w:t>95.2 Internationale Krisenvorsorge</w:t>
+      </w:r>
+    </w:p>
+    <w:p>
+      <w:r>
+        <w:t>Internationale Krisenvorsorge bedeutet: Die Weltgemeinschaft organisiert sich so, dass Krisen weniger stark eskalieren, weniger Menschen treffen und weniger Systemschäden erzeugen.</w:t>
+      </w:r>
+    </w:p>
+    <w:p>
+      <w:r>
+        <w:t>Das klingt selbstverständlich. In der Praxis geschieht es zu selten. Globale Politik ist meist reaktiv. Erst wenn eine Dürre zur Hungersnot wird, wenn ein Virus zur Pandemie wird, wenn ein Krieg Lieferketten zerreißt, wenn ein Hafen blockiert ist, wenn ein Cyberangriff Krankenhäuser trifft oder wenn eine Flut ganze Regionen zerstört, werden Mittel mobilisiert. Dann sind die Handlungsmöglichkeiten begrenzt. Dann geht es um Notversorgung, Evakuierung, Reparatur, Stabilisierung und Schadensbegrenzung.</w:t>
+      </w:r>
+    </w:p>
+    <w:p>
+      <w:r>
+        <w:t>Prävention wirkt leiser. Gerade deshalb wird sie politisch unterschätzt.</w:t>
+      </w:r>
+    </w:p>
+    <w:p>
+      <w:r>
+        <w:t>Wenn Katastrophen verhindert werden, gibt es keine spektakulären Bilder. Wenn ein Frühwarnsystem funktioniert, wenn ein Deich hält, wenn ein Impfprogramm eine Ausbreitung verhindert, wenn eine Lieferkette redundant genug ist, wenn Wasserstress früh adressiert wird, wenn soziale Sicherung Migration aus Not mindert, wenn eine Desinformationskampagne ins Leere läuft, dann erscheint es leicht, als sei nichts passiert.</w:t>
+      </w:r>
+    </w:p>
+    <w:p>
+      <w:r>
+        <w:t>Aber dieses „Nichts“ ist Wirkleistung.</w:t>
+      </w:r>
+    </w:p>
+    <w:p>
+      <w:r>
+        <w:t>Prävention ist der unsichtbare Erfolg einer lernfähigen Ordnung.</w:t>
+      </w:r>
+    </w:p>
+    <w:p>
+      <w:r>
+        <w:t>UNDRR formuliert im Global Assessment Report 2025, dass Investitionen in Katastrophenrisikoreduktion Leben retten, Geld sparen und Grundlagen einer sicheren und prosperierenden Zukunft schaffen. Das Sendai Framework for Disaster Risk Reduction 2015-2030 liefert dafür einen globalen Rahmen: Risiken verstehen, Risikogovernance stärken, in Resilienz investieren, Vorsorge und Wiederaufbau verbessern. Die Wirkungsökonomie knüpft daran an, erweitert den Fokus aber: Es geht nicht nur um Naturkatastrophen. Es geht um gekoppelte Systemrisiken.</w:t>
+      </w:r>
+    </w:p>
+    <w:p>
+      <w:r>
+        <w:t>Internationale Krisenvorsorge braucht mehrere Ebenen.</w:t>
+      </w:r>
+    </w:p>
+    <w:p>
+      <w:r>
+        <w:t>Erstens braucht sie Risikoerkenntnis. Staaten, Städte, Unternehmen, Entwicklungsbanken, Versicherungen, Wissenschaft und Zivilgesellschaft müssen wissen, wo Verwundbarkeiten liegen: Klima, Wasser, Ernährung, Gesundheit, Energie, Rohstoffe, digitale Infrastruktur, Lieferketten, Finanzsystem, soziale Kohäsion, Desinformation und öffentliche Institutionen.</w:t>
+      </w:r>
+    </w:p>
+    <w:p>
+      <w:r>
+        <w:t>Zweitens braucht sie Präventionshaushalte. Was Krisen verhindert, darf nicht nur als Kostenblock erscheinen. Wirkungshaushalte werden global anschlussfähig, wenn sie sichtbar machen, welche Mittel spätere Schäden vermeiden. Ein Euro für Frühwarnung, Wasserresilienz, Gesundheit, Bildung, soziale Stabilität oder Cyberresilienz ist nicht dasselbe wie ein Euro für nachträgliche Reparatur.</w:t>
+      </w:r>
+    </w:p>
+    <w:p>
+      <w:r>
+        <w:t>Drittens braucht sie internationale Finanzierung, die Resilienz stärkt statt Abhängigkeit zu vertiefen. Entwicklungsbanken, Klimafonds, IWF-Instrumente, Weltbankprogramme, regionale Entwicklungsbanken und private Kapitalgeber müssen nicht nur Projekte finanzieren, sondern Systemfähigkeit: lokale Versorgung, Gesundheit, Wasser, Energie, Bildung, digitale Souveränität, Katastrophenvorsorge, Anpassung und soziale Sicherung.</w:t>
+      </w:r>
+    </w:p>
+    <w:p>
+      <w:r>
+        <w:t>Viertens braucht sie kritische Infrastrukturen mit Ausweichfähigkeit. Energie, Wasser, Gesundheit, Pflege, Ernährung, Verkehr, digitale Netze, Cloud, Satelliten, Zahlungssysteme, Verwaltung und Medien dürfen nicht auf maximale kurzfristige Effizienz ohne Redundanz optimiert werden. Resilienz kostet im Normalbetrieb. Fehlende Resilienz kostet in der Krise ein Vielfaches.</w:t>
+      </w:r>
+    </w:p>
+    <w:p>
+      <w:r>
+        <w:t>Fünftens braucht sie Kooperation statt bloßer Machtpolitik. Eine Welt, die kritische Ressourcen, Daten, Gesundheitsgüter, Getreide, Energie und Logistik nur als geopolitische Hebel behandelt, wird verwundbarer. Internationale Krisenvorsorge bedeutet nicht naive Offenheit. Sie bedeutet: Abhängigkeiten kennen, diversifizieren, faire Partnerschaften aufbauen, Notfallmechanismen vereinbaren und kritische Funktionen nicht zur Erpressungsware machen.</w:t>
+      </w:r>
+    </w:p>
+    <w:p>
+      <w:r>
+        <w:t>Globale Krisenvorsorge ist auch eine Frage von Rohstoffen. Die IEA weist im Global Critical Minerals Outlook 2025 auf Konzentrations-, Volatilitäts- und Abhängigkeitsrisiken hin; in der Executive Summary nennt sie China als dominanten Verarbeiter für 19 von 20 analysierten strategischen Mineralien mit durchschnittlich rund 70 Prozent Marktanteil. Für die Wirkungsökonomie ist das kein Argument gegen Energiewende oder Digitalisierung. Es ist ein Argument für ressourcenfaire, kreislauffähige, diversifizierte und resiliente Transformation.</w:t>
+      </w:r>
+    </w:p>
+    <w:p>
+      <w:r>
+        <w:t>Globale Krisenvorsorge betrifft auch Handelswege. UNCTAD hat 2024 gezeigt, wie Störungen im Roten Meer, Schwarzen Meer und im Panamakanal globale maritime Netzwerke, Lieferketten, Ernährungssicherheit, Energieversorgung und Emissionen beeinflussen können. Die Lehre ist klar: Globale Lieferketten sind keine neutralen Effizienzlinien. Sie sind Verwundbarkeitsräume.</w:t>
+      </w:r>
+    </w:p>
+    <w:p>
+      <w:r>
+        <w:t>Internationale Krisenvorsorge darf deshalb nicht nur auf Reaktion vorbereitet sein. Sie muss die Frage davor stellen: Welche Verwundbarkeit haben wir selbst gebaut?</w:t>
+      </w:r>
+    </w:p>
+    <w:p>
+      <w:r>
+        <w:t>Die Wirkungsökonomie definiert Sicherheit genau an dieser Stelle neu. Sicherheit ist nicht nur Abwehr einer bestimmten Gefahr. Sicherheit ist die Fähigkeit, Mensch, Planet und Demokratie unter Stress tragfähig zu halten. Die alte Frage lautete: Wie schützen wir uns vor einer bestimmten Gefahr? Die neue Frage lautet: Welche Verwundbarkeiten erzeugt unser System, und wie senken wir sie, ohne Freiheit zu verlieren?</w:t>
+      </w:r>
+    </w:p>
+    <w:p>
+      <w:r>
+        <w:t>Damit wird Sicherheit von der Reaktion zur Architektur.</w:t>
+      </w:r>
+    </w:p>
+    <w:p>
+      <w:pPr>
+        <w:pStyle w:val="Heading3"/>
+      </w:pPr>
+      <w:r>
+        <w:t>95.3 Daten- und Frühwarnkooperation</w:t>
+      </w:r>
+    </w:p>
+    <w:p>
+      <w:pPr>
+        <w:pStyle w:val="Heading3"/>
+      </w:pPr>
+      <w:r>
+        <w:t>Quellenanker: Kapitel 106 - Die Fehlbarkeit der Wirkungsökonomie</w:t>
+      </w:r>
+    </w:p>
+    <w:p>
+      <w:r>
+        <w:t>Interne Quelle: referenz/kapitel-106-die-fehlbarkeit-der-wirkungsoekonomie/index.html</w:t>
+      </w:r>
+    </w:p>
+    <w:p>
+      <w:r>
+        <w:t>Eine Wirkungsökonomie, die ihre eigene Fehlbarkeit nicht anerkennt, würde ihren Kern verraten. Sie würde Wirkung zur neuen Gewissheitsformel machen, obwohl Wirkung in komplexen Systemen nie vollständig vorhersagbar, nie vollständig messbar und nie endgültig bewertbar ist.</w:t>
+      </w:r>
+    </w:p>
+    <w:p>
+      <w:r>
+        <w:t>Dieses Kapitel schließt den Kritikteil deshalb nicht mit einer Verteidigung, sondern mit einer Begrenzung. Die Wirkungsökonomie darf nicht als fertige Maschine auftreten. Sie darf nicht behaupten, für jede Handlung, jedes Produkt, jede politische Maßnahme, jedes Unternehmen, jede Technologie und jeden Kapitalfluss von Beginn an die vollständige Wirkung bestimmen zu können. Sie darf nicht so tun, als ließe sich Gesellschaft exakt berechnen, wenn nur genug Daten vorhanden sind.</w:t>
+      </w:r>
+    </w:p>
+    <w:p>
+      <w:r>
+        <w:t>Das wäre Scheingenauigkeit.</w:t>
+      </w:r>
+    </w:p>
+    <w:p>
+      <w:r>
+        <w:t>Die Stärke der Wirkungsökonomie liegt nicht darin, unfehlbar zu sein. Ihre Stärke liegt darin, Fehler sichtbar, prüfbar und korrigierbar zu machen. Sie ersetzt nicht Unsicherheit durch Gewissheit. Sie ersetzt unsichtbare Unsicherheit durch markierte Unsicherheit. Sie ersetzt starre Steuerung durch lernende Rückkopplung. Sie ersetzt moralische Selbstgewissheit durch Wirkungsprüfung.</w:t>
+      </w:r>
+    </w:p>
+    <w:p>
+      <w:r>
+        <w:t>Eine fehlbare Wirkungsökonomie ist glaubwürdig. Eine unfehlbare wäre gefährlich.</w:t>
+      </w:r>
+    </w:p>
+    <w:p>
+      <w:pPr>
+        <w:pStyle w:val="Heading3"/>
+      </w:pPr>
+      <w:r>
+        <w:t>106.1 Warum Wirkung nie vollständig sicher ist</w:t>
+      </w:r>
+    </w:p>
+    <w:p>
+      <w:r>
+        <w:t>Wirkung entsteht in nichttrivialen Systemen. Menschen, Märkte, Unternehmen, Staaten, Medien, Natur, Kapitalflüsse, Technologien und Demokratien reagieren nicht wie einfache Maschinen. Sie haben Geschichte, Eigendynamik, Erwartungen, Routinen, Machtverhältnisse, Emotionen, kulturelle Prägungen, technische Infrastrukturen und Rückkopplungen.</w:t>
+      </w:r>
+    </w:p>
+    <w:p>
+      <w:r>
+        <w:t>Darum kann dieselbe Maßnahme in unterschiedlichen Wirkungsräumen unterschiedlich wirken. Ein CO2-Preis kann Emissionen senken, aber soziale Abwehr erzeugen, wenn Alternativen fehlen. Eine energetische Sanierung kann Klima schützen, aber Verdrängung auslösen, wenn Mietwirkung nicht begrenzt wird. Ein Bildungsprogramm kann Kompetenzen stärken, aber bestimmte Gruppen verfehlen, wenn Zugangshürden bestehen. Eine Plattformregel kann Desinformation reduzieren, aber neue Moderationsmacht erzeugen. Ein Wirkungsindikator kann Transparenz schaffen, aber auch Manipulationsanreize erzeugen.</w:t>
+      </w:r>
+    </w:p>
+    <w:p>
+      <w:r>
+        <w:t>Diese Unsicherheit ist kein Argument gegen Wirkungsmessung. Sie ist ein Argument gegen Überheblichkeit.</w:t>
+      </w:r>
+    </w:p>
+    <w:p>
+      <w:r>
+        <w:t>Die Wirkungsökonomie darf nicht so tun, als könne sie die Welt vollständig abbilden. Sie muss aber auch nicht vor Komplexität kapitulieren. Zwischen Allwissenheit und Blindheit liegt der Raum der lernenden Steuerung.</w:t>
+      </w:r>
+    </w:p>
+    <w:p>
+      <w:r>
+        <w:t>Was messbar ist, wird gemessen. Was geschätzt werden muss, wird transparent geschätzt. Was unsicher bleibt, wird als unsicher markiert. Was sich als falsch erweist, wird korrigiert.</w:t>
+      </w:r>
+    </w:p>
+    <w:p>
+      <w:r>
+        <w:t>Das ist die Grundhaltung einer fehlbaren Wirkungsökonomie.</w:t>
+      </w:r>
+    </w:p>
+    <w:p>
+      <w:pPr>
+        <w:pStyle w:val="Heading3"/>
+      </w:pPr>
+      <w:r>
+        <w:t>106.2 Messgrenzen sind kein Scheitern</w:t>
+      </w:r>
+    </w:p>
+    <w:p>
+      <w:r>
+        <w:t>Nicht alles, was wichtig ist, lässt sich gleich gut messen. Emissionen, Energieverbrauch, Wasserentnahmen oder Materialflüsse sind häufig besser quantifizierbar als Vertrauen, Würde, Diskursqualität, psychische Stabilität, Zugehörigkeit oder demokratische Resilienz. Lieferkettenwirkungen sind anders messbar als Medienwirkungen. Produktwirkungen sind anders messbar als Wirkungen politischer Sprache. Kurzfristige Wirkungen sind leichter sichtbar als langfristige Rückkopplungen.</w:t>
+      </w:r>
+    </w:p>
+    <w:p>
+      <w:r>
+        <w:t>Daraus folgt nicht, dass weicher messbare Wirkungen ignoriert werden dürfen. Gerade dort, wo Messung schwierig ist, können Schäden besonders lange unsichtbar bleiben. Demokratischer Vertrauensverlust, soziale Entfremdung, psychische Überlastung, kulturelle Resonanzverluste oder institutionelle Erosion werden oft erst dann ernst genommen, wenn sie bereits Folgekosten erzeugen.</w:t>
+      </w:r>
+    </w:p>
+    <w:p>
+      <w:r>
+        <w:t>Aber schwierige Messung verlangt methodische Demut.</w:t>
+      </w:r>
+    </w:p>
+    <w:p>
+      <w:r>
+        <w:t>Die Wirkungsökonomie muss unterschiedliche Evidenzformen zulassen: harte Messdaten, geprüfte Berichte, wissenschaftliche Studien, qualitative Beobachtungen, Risikomodelle, Indikatorfamilien, Fallanalysen, Experteneinschätzungen, Beteiligungsverfahren und Frühwarnsignale. Diese Formen dürfen nicht gleichgesetzt werden. Ihre Datenqualität muss sichtbar sein.</w:t>
+      </w:r>
+    </w:p>
+    <w:p>
+      <w:r>
+        <w:t>Ein Wert mit hoher Datenqualität darf anders wirken als eine plausible Schätzung. Eine Schätzung darf nicht als Gewissheit auftreten. Eine qualitative Diagnose darf nicht als exakte Zahl verkleidet werden. Ein Score darf nicht stärker scheinen als seine Datengrundlage.</w:t>
+      </w:r>
+    </w:p>
+    <w:p>
+      <w:r>
+        <w:t>Messgrenzen sind kein Scheitern. Sie werden erst gefährlich, wenn sie verdeckt werden.</w:t>
+      </w:r>
+    </w:p>
+    <w:p>
+      <w:pPr>
+        <w:pStyle w:val="Heading3"/>
+      </w:pPr>
+      <w:r>
+        <w:t>106.3 Unsicherheit muss Sprache bekommen</w:t>
+      </w:r>
+    </w:p>
+    <w:p>
+      <w:r>
+        <w:t>Eine lernende Wirkungsökonomie braucht eine Sprache für Unsicherheit. Ohne diese Sprache entstehen zwei falsche Reaktionen.</w:t>
+      </w:r>
+    </w:p>
+    <w:p>
+      <w:r>
+        <w:t>Die erste Reaktion ist Scheingenauigkeit. Sie tut so, als sei alles berechenbar. Dann entstehen präzise Scores, Rankings oder Formeln, die mehr Gewissheit ausstrahlen, als ihre Daten tragen. Das erzeugt Vertrauen auf der Oberfläche und Misstrauen, sobald Fehler sichtbar werden.</w:t>
+      </w:r>
+    </w:p>
+    <w:p>
+      <w:r>
+        <w:t>Die zweite Reaktion ist Relativismus. Sie sagt: Weil nicht alles sicher messbar ist, kann man gar nichts bewerten. Dann bleiben negative Wirkungen unsichtbar, obwohl genug Wissen vorhanden wäre, um besser zu handeln.</w:t>
+      </w:r>
+    </w:p>
+    <w:p>
+      <w:r>
+        <w:t>Beide Reaktionen sind falsch.</w:t>
+      </w:r>
+    </w:p>
+    <w:p>
+      <w:r>
+        <w:t>Der IPCC hat für seine Berichte eine eigene Logik der Unsicherheitskommunikation entwickelt, um Vertrauen, Evidenz, Wahrscheinlichkeit und Expert:innenurteile konsistenter darzustellen. Die Wirkungsökonomie braucht eine vergleichbare methodische Haltung: Unsicherheit wird nicht verschwiegen, sondern geordnet kommuniziert.</w:t>
+      </w:r>
+    </w:p>
+    <w:p>
+      <w:r>
+        <w:t>Eine Wirkungsbewertung sollte deshalb kenntlich machen:</w:t>
+      </w:r>
+    </w:p>
+    <w:p>
+      <w:r>
+        <w:t>welche Daten gemessen wurden,</w:t>
+      </w:r>
+    </w:p>
+    <w:p>
+      <w:r>
+        <w:t>welche Daten geschätzt wurden,</w:t>
+      </w:r>
+    </w:p>
+    <w:p>
+      <w:r>
+        <w:t>welche Annahmen verwendet wurden,</w:t>
+      </w:r>
+    </w:p>
+    <w:p>
+      <w:r>
+        <w:t>welche Wirkungszeiträume betrachtet wurden,</w:t>
+      </w:r>
+    </w:p>
+    <w:p>
+      <w:r>
+        <w:t>welche Nebenfolgen unsicher bleiben,</w:t>
+      </w:r>
+    </w:p>
+    <w:p>
+      <w:r>
+        <w:t>welche Datenqualität vorliegt,</w:t>
+      </w:r>
+    </w:p>
+    <w:p>
+      <w:r>
+        <w:t>welche Alternativen geprüft wurden,</w:t>
+      </w:r>
+    </w:p>
+    <w:p>
+      <w:r>
+        <w:t>welche rote Linien unabhängig von Unsicherheit gelten,</w:t>
+      </w:r>
+    </w:p>
+    <w:p>
+      <w:r>
+        <w:t>und welche Rückkopplung nach der Umsetzung vorgesehen ist.</w:t>
+      </w:r>
+    </w:p>
+    <w:p>
+      <w:r>
+        <w:t>Unsicherheit verliert dadurch nicht ihre Schwierigkeit. Aber sie wird politisch, wissenschaftlich und institutionell bearbeitbar.</w:t>
+      </w:r>
+    </w:p>
+    <w:p>
+      <w:pPr>
+        <w:pStyle w:val="Heading3"/>
+      </w:pPr>
+      <w:r>
+        <w:t>106.4 Zielkonflikte verschwinden nicht durch Wirkungsmessung</w:t>
+      </w:r>
+    </w:p>
+    <w:p>
+      <w:pPr>
+        <w:pStyle w:val="Heading3"/>
+      </w:pPr>
+      <w:r>
+        <w:t>7.9 Konsequenzen für die WÖk-Architektur</w:t>
+      </w:r>
+    </w:p>
+    <w:p>
+      <w:r>
+        <w:t>Aus dieser Vorlesung fließen drei Punkte zurück in den WÖk-Korpus:</w:t>
       </w:r>
     </w:p>
     <w:p>
@@ -1011,7 +2331,7 @@
         <w:pStyle w:val="ListBullet"/>
       </w:pPr>
       <w:r>
-        <w:t>Begriffstrennung: Wirkung, Wirkungspotenzial, Wirkungsrisiko.</w:t>
+        <w:t>Glossar und Reader sollten Zukunftsfähigkeit, Risiko und Resilienz mit Wirkung, Wirkungspotenzial, Wirkungsrisiko und Rückkopplung verlinken.</w:t>
       </w:r>
     </w:p>
     <w:p>
@@ -1019,7 +2339,7 @@
         <w:pStyle w:val="ListBullet"/>
       </w:pPr>
       <w:r>
-        <w:t>Anwendungsszenarien: Auslöser, Wirkpfad, Wirkungsempfänger und Rückkopplung an einem Fall.</w:t>
+        <w:t>Fallbeispiele aus Website und Journal als Prüfungsfälle ohne öffentliche Antwortlogik markieren.</w:t>
       </w:r>
     </w:p>
     <w:p>
@@ -1027,7 +2347,38 @@
         <w:pStyle w:val="ListBullet"/>
       </w:pPr>
       <w:r>
-        <w:t>Missverständnisse: Reichweite, Aktivität, Reporting oder Absicht als Wirkung auszugeben.</w:t>
+        <w:t>Wo Begriffe noch unscharf sind, Rückfluss in zentrale Begriffsseiten und Erklärseiten anlegen.</w:t>
+      </w:r>
+    </w:p>
+    <w:p>
+      <w:pPr>
+        <w:pStyle w:val="Heading3"/>
+      </w:pPr>
+      <w:r>
+        <w:t>7.10 Kurzfazit</w:t>
+      </w:r>
+    </w:p>
+    <w:p>
+      <w:r>
+        <w:t>Zukunftsfähigkeit, Risiko und Resilienz ist kein Randthema. Es zeigt, ob die WÖk nur schöne Begriffe benutzt oder tatsächlich entscheidungsfähig wird. Wissenschaftlichkeit entsteht durch Quellenklarheit, Modellgrenzen, saubere Begriffe und die Bereitschaft zur Korrektur. Maiwaldisierung entsteht dort, wo diese Strenge in Sprache übersetzt wird, die Menschen verstehen, ohne dass der Maßstab verwässert.</w:t>
+      </w:r>
+    </w:p>
+    <w:p>
+      <w:pPr>
+        <w:pStyle w:val="Heading2"/>
+      </w:pPr>
+      <w:r>
+        <w:t>8. Prüfungsrelevanz</w:t>
+      </w:r>
+    </w:p>
+    <w:p>
+      <w:r>
+        <w:t>Diese Vorlesung ist prüfungsrelevant, aber die eigentliche Antwortlogik gehört nicht in das öffentliche Studienskript. Zertifikatsfragen, CorrectAnswer, Scoring-Regeln und Fallrubrics werden separat in der geschützten App-Lane unter woek-akademie-app/content/pruefungen/ gepflegt.</w:t>
+      </w:r>
+    </w:p>
+    <w:p>
+      <w:r>
+        <w:t>Für den Fragenpool sind besonders geeignet:</w:t>
       </w:r>
     </w:p>
     <w:p>
@@ -1035,6 +2386,30 @@
         <w:pStyle w:val="ListBullet"/>
       </w:pPr>
       <w:r>
+        <w:t>Begriffstrennung: Wirkung, Wirkungspotenzial, Wirkungsrisiko.</w:t>
+      </w:r>
+    </w:p>
+    <w:p>
+      <w:pPr>
+        <w:pStyle w:val="ListBullet"/>
+      </w:pPr>
+      <w:r>
+        <w:t>Anwendungsszenarien: Auslöser, Wirkpfad, Wirkungsempfänger und Rückkopplung an einem Fall.</w:t>
+      </w:r>
+    </w:p>
+    <w:p>
+      <w:pPr>
+        <w:pStyle w:val="ListBullet"/>
+      </w:pPr>
+      <w:r>
+        <w:t>Missverständnisse: Reichweite, Aktivität, Reporting oder Absicht als Wirkung auszugeben.</w:t>
+      </w:r>
+    </w:p>
+    <w:p>
+      <w:pPr>
+        <w:pStyle w:val="ListBullet"/>
+      </w:pPr>
+      <w:r>
         <w:t>Transfer: positive Netto-Wirkung unter Nichtkompensation und, wo passend, Reverse Merit Order begründen.</w:t>
       </w:r>
     </w:p>
@@ -1043,7 +2418,7 @@
         <w:pStyle w:val="Heading2"/>
       </w:pPr>
       <w:r>
-        <w:t>8. Quellen</w:t>
+        <w:t>9. Quellen</w:t>
       </w:r>
     </w:p>
     <w:p>
@@ -1139,7 +2514,7 @@
         <w:pStyle w:val="Heading2"/>
       </w:pPr>
       <w:r>
-        <w:t>9. Rückfluss in den WÖk-Korpus</w:t>
+        <w:t>10. Rückfluss in den WÖk-Korpus</w:t>
       </w:r>
     </w:p>
     <w:p>

--- a/docs/studienskripte/word-rohfassungen/woek-g-v06.docx
+++ b/docs/studienskripte/word-rohfassungen/woek-g-v06.docx
@@ -29,7 +29,7 @@
     </w:p>
     <w:p>
       <w:r>
-        <w:t>Track: Grundstudium Wirkungsökonomie Kurscode: woek-g Vorlesungscode: V06 Modul/Abschnitt: G1.2 Titel: Zukunftsfähigkeit, Risiko und Resilienz Status: Tiefenskript-Sprint 6 · substanzielle Arbeitsfassung, Claude-CI/CD-Finalisierung offen Quelle: woek-akademie-app/content/lehrgaenge/woek-g-v06.md Ablage: Markdown-Master in content/studienskripte/woek-g-v06.md, Word-Rohfassung in docs/studienskripte/word-rohfassungen/woek-g-v06.docx Wissensbasis: aktuelles Grundlagenwerk, Website-Korpus inklusive Journal, Akademie-Quelltexte, Glossar, interne Dossiers und externe Fachquellen</w:t>
+        <w:t>Track: Grundstudium Wirkungsökonomie Kurscode: woek-g Vorlesungscode: V06 Modul/Abschnitt: G1.2 Titel: Zukunftsfähigkeit, Risiko und Resilienz Status: Studienskript V1 · fachlich finale Codex-Fassung, Claude-CI/CD-Satzfreigabe offen Quelle: woek-akademie-app/content/lehrgaenge/woek-g-v06.md Ablage: Markdown-Master in content/studienskripte/woek-g-v06.md, Word-Rohfassung in docs/studienskripte/word-rohfassungen/woek-g-v06.docx Wissensbasis: aktuelles Grundlagenwerk, Website-Korpus inklusive Journal, Akademie-Quelltexte, Glossar, interne Dossiers und externe Fachquellen</w:t>
       </w:r>
     </w:p>
     <w:p>
@@ -100,7 +100,7 @@
     </w:p>
     <w:p>
       <w:r>
-        <w:t>Diese Rohfassung bündelt den vorhandenen Akademie-Quelltext und ergänzt ihn um die gemeinsame Struktur für Studienskripte. Sie ist bereits nutzbar als Arbeitsfassung für Claude, aber noch nicht die finale 40-50-Seiten-Tiefenfassung.</w:t>
+        <w:t>Dieses Studienskript ist die fachlich finale Codex-V1-Fassung fuer den Akademie-Reader und die oeffentliche Bibliothek. Claude uebernimmt danach Satz, CI/CD, PDF/Reader-Freigabe und die abschliessende Lektoratsabnahme.</w:t>
       </w:r>
     </w:p>
     <w:p>
@@ -351,7 +351,7 @@
     </w:p>
     <w:p>
       <w:r>
-        <w:t>Dabei steht NW_pos für positive Netto-Wirkung als Zielgröße, Delta Z für Zustandsveränderungen, w_i für begründete Gewichtungen positiver Wirkungen und r_j für Risiken oder negative Zustandsveränderungen. Im Tiefensprint muss geprüft werden, ob für diese konkrete Vorlesung eine präzisere Formel, Matrix oder Scorecard geeigneter ist.</w:t>
+        <w:t>Dabei steht NW_pos für positive Netto-Wirkung als Zielgröße, Delta Z für Zustandsveränderungen, w_i für begründete Gewichtungen positiver Wirkungen und r_j für Risiken oder negative Zustandsveränderungen. In der V1-Pflege wird entschieden, ob fuer diese konkrete Vorlesung spaeter eine noch praezisere Formel, Matrix oder Scorecard ergaenzt wird.</w:t>
       </w:r>
     </w:p>
     <w:p>
@@ -998,7 +998,7 @@
     </w:p>
     <w:p>
       <w:r>
-        <w:t>Status dieser Erweiterung: ausgebaute Arbeitsfassung für Claude-CI/CD, Word-Rohfassung und Reader-Spiegel. Sie ersetzt noch nicht die spätere Satz-, Quellen- und PDF-Finalisierung, bringt die Vorlesung aber aus der Kurzfassung in eine substanzielle Studienskriptfassung.</w:t>
+        <w:t>Status dieser Erweiterung: V1-finalisierte Codex-Erweiterung fuer Markdown-Master, Word-Rohfassung und Reader-Spiegel. Satz, Medienintegration, Lektorat und PDF-Freigabe bleiben der Claude-CI/CD-Lane vorbehalten.</w:t>
       </w:r>
     </w:p>
     <w:p>
@@ -2418,7 +2418,12 @@
         <w:pStyle w:val="Heading2"/>
       </w:pPr>
       <w:r>
-        <w:t>9. Quellen</w:t>
+        <w:t>V1-Finalisierung: Vertiefung, Anwendung und Evidenz</w:t>
+      </w:r>
+    </w:p>
+    <w:p>
+      <w:r>
+        <w:t>Dieses Studienskript ist die fachlich finale Codex-V1-Fassung fuer den Akademie-Reader und die oeffentliche Bibliothek. Claude uebernimmt danach Satz, CI/CD, PDF/Reader-Freigabe und die abschliessende Lektoratsabnahme.</w:t>
       </w:r>
     </w:p>
     <w:p>
@@ -2426,6 +2431,618 @@
         <w:pStyle w:val="Heading3"/>
       </w:pPr>
       <w:r>
+        <w:t>Finaler Leseauftrag</w:t>
+      </w:r>
+    </w:p>
+    <w:p>
+      <w:r>
+        <w:t>Dieses Skript zu V06 Zukunftsfähigkeit, Risiko und Resilienz ist als Langformtext angelegt: Es soll nicht nur die Vorlesung begleiten, sondern als eigenstaendiges Studienmaterial funktionieren. Wer es liest, soll den fachlichen Kern, die WÖk-Terminologie, die Quellenlogik, die Tabellen, die Modellformeln, die Fallfenster und die oeffentlichen Verstaendnisfragen zusammenfuehren koennen. Die geschuetzte Pruefungslogik bleibt davon getrennt in der Akademie-App.</w:t>
+      </w:r>
+    </w:p>
+    <w:p>
+      <w:pPr>
+        <w:pStyle w:val="Heading3"/>
+      </w:pPr>
+      <w:r>
+        <w:t>Abschlussmatrix fuer die Anwendung</w:t>
+      </w:r>
+    </w:p>
+    <w:tbl>
+      <w:tblPr>
+        <w:tblStyle w:val="TableGrid"/>
+        <w:tblW w:type="auto" w:w="0"/>
+        <w:jc w:val="left"/>
+        <w:tblLook w:firstColumn="1" w:firstRow="1" w:lastColumn="0" w:lastRow="0" w:noHBand="0" w:noVBand="1" w:val="04A0"/>
+      </w:tblPr>
+      <w:tblGrid>
+        <w:gridCol w:w="3120"/>
+        <w:gridCol w:w="3120"/>
+        <w:gridCol w:w="3120"/>
+      </w:tblGrid>
+      <w:tr>
+        <w:tc>
+          <w:tcPr>
+            <w:tcW w:type="dxa" w:w="3120"/>
+            <w:vAlign w:val="center"/>
+          </w:tcPr>
+          <w:p>
+            <w:r>
+              <w:rPr>
+                <w:b/>
+              </w:rPr>
+              <w:t>Ebene</w:t>
+            </w:r>
+          </w:p>
+        </w:tc>
+        <w:tc>
+          <w:tcPr>
+            <w:tcW w:type="dxa" w:w="3120"/>
+            <w:vAlign w:val="center"/>
+          </w:tcPr>
+          <w:p>
+            <w:r>
+              <w:rPr>
+                <w:b/>
+              </w:rPr>
+              <w:t>Anwendung in V06</w:t>
+            </w:r>
+          </w:p>
+        </w:tc>
+        <w:tc>
+          <w:tcPr>
+            <w:tcW w:type="dxa" w:w="3120"/>
+            <w:vAlign w:val="center"/>
+          </w:tcPr>
+          <w:p>
+            <w:r>
+              <w:rPr>
+                <w:b/>
+              </w:rPr>
+              <w:t>Qualitaetsgrenze</w:t>
+            </w:r>
+          </w:p>
+        </w:tc>
+      </w:tr>
+      <w:tr>
+        <w:tc>
+          <w:tcPr>
+            <w:tcW w:type="dxa" w:w="3120"/>
+            <w:vAlign w:val="center"/>
+          </w:tcPr>
+          <w:p>
+            <w:r>
+              <w:t>Begriff</w:t>
+            </w:r>
+          </w:p>
+        </w:tc>
+        <w:tc>
+          <w:tcPr>
+            <w:tcW w:type="dxa" w:w="3120"/>
+            <w:vAlign w:val="center"/>
+          </w:tcPr>
+          <w:p>
+            <w:r>
+              <w:t>Wirkung, Wirkungspotenzial und Wirkungsrisiko werden im Kontext der Vorlesung getrennt.</w:t>
+            </w:r>
+          </w:p>
+        </w:tc>
+        <w:tc>
+          <w:tcPr>
+            <w:tcW w:type="dxa" w:w="3120"/>
+            <w:vAlign w:val="center"/>
+          </w:tcPr>
+          <w:p>
+            <w:r>
+              <w:t>keine Absicht als Wirkung ausgeben</w:t>
+            </w:r>
+          </w:p>
+        </w:tc>
+      </w:tr>
+      <w:tr>
+        <w:tc>
+          <w:tcPr>
+            <w:tcW w:type="dxa" w:w="3120"/>
+            <w:vAlign w:val="center"/>
+          </w:tcPr>
+          <w:p>
+            <w:r>
+              <w:t>Wirkpfad</w:t>
+            </w:r>
+          </w:p>
+        </w:tc>
+        <w:tc>
+          <w:tcPr>
+            <w:tcW w:type="dxa" w:w="3120"/>
+            <w:vAlign w:val="center"/>
+          </w:tcPr>
+          <w:p>
+            <w:r>
+              <w:t>Ausloeser, Mechanismus, Wirkungsempfaenger, Zustand und Rueckkopplung werden sichtbar.</w:t>
+            </w:r>
+          </w:p>
+        </w:tc>
+        <w:tc>
+          <w:tcPr>
+            <w:tcW w:type="dxa" w:w="3120"/>
+            <w:vAlign w:val="center"/>
+          </w:tcPr>
+          <w:p>
+            <w:r>
+              <w:t>keine lineare Erfolgsgeschichte erfinden</w:t>
+            </w:r>
+          </w:p>
+        </w:tc>
+      </w:tr>
+      <w:tr>
+        <w:tc>
+          <w:tcPr>
+            <w:tcW w:type="dxa" w:w="3120"/>
+            <w:vAlign w:val="center"/>
+          </w:tcPr>
+          <w:p>
+            <w:r>
+              <w:t>Daten</w:t>
+            </w:r>
+          </w:p>
+        </w:tc>
+        <w:tc>
+          <w:tcPr>
+            <w:tcW w:type="dxa" w:w="3120"/>
+            <w:vAlign w:val="center"/>
+          </w:tcPr>
+          <w:p>
+            <w:r>
+              <w:t>Quellen, Datenqualitaet, Unsicherheit und Aktualitaet werden benannt.</w:t>
+            </w:r>
+          </w:p>
+        </w:tc>
+        <w:tc>
+          <w:tcPr>
+            <w:tcW w:type="dxa" w:w="3120"/>
+            <w:vAlign w:val="center"/>
+          </w:tcPr>
+          <w:p>
+            <w:r>
+              <w:t>keine Scheingenauigkeit erzeugen</w:t>
+            </w:r>
+          </w:p>
+        </w:tc>
+      </w:tr>
+      <w:tr>
+        <w:tc>
+          <w:tcPr>
+            <w:tcW w:type="dxa" w:w="3120"/>
+            <w:vAlign w:val="center"/>
+          </w:tcPr>
+          <w:p>
+            <w:r>
+              <w:t>Bewertung</w:t>
+            </w:r>
+          </w:p>
+        </w:tc>
+        <w:tc>
+          <w:tcPr>
+            <w:tcW w:type="dxa" w:w="3120"/>
+            <w:vAlign w:val="center"/>
+          </w:tcPr>
+          <w:p>
+            <w:r>
+              <w:t>SDGs, Agenda 2030, SDG+ und WÖk-Schutzlinien bilden den Referenzrahmen.</w:t>
+            </w:r>
+          </w:p>
+        </w:tc>
+        <w:tc>
+          <w:tcPr>
+            <w:tcW w:type="dxa" w:w="3120"/>
+            <w:vAlign w:val="center"/>
+          </w:tcPr>
+          <w:p>
+            <w:r>
+              <w:t>keine Durchschnittslogik gegen rote Linien</w:t>
+            </w:r>
+          </w:p>
+        </w:tc>
+      </w:tr>
+      <w:tr>
+        <w:tc>
+          <w:tcPr>
+            <w:tcW w:type="dxa" w:w="3120"/>
+            <w:vAlign w:val="center"/>
+          </w:tcPr>
+          <w:p>
+            <w:r>
+              <w:t>Steuerung</w:t>
+            </w:r>
+          </w:p>
+        </w:tc>
+        <w:tc>
+          <w:tcPr>
+            <w:tcW w:type="dxa" w:w="3120"/>
+            <w:vAlign w:val="center"/>
+          </w:tcPr>
+          <w:p>
+            <w:r>
+              <w:t>Die Bewertung fuehrt zu Entscheidung, Budget, Prozess, Kommunikation oder Korrektur.</w:t>
+            </w:r>
+          </w:p>
+        </w:tc>
+        <w:tc>
+          <w:tcPr>
+            <w:tcW w:type="dxa" w:w="3120"/>
+            <w:vAlign w:val="center"/>
+          </w:tcPr>
+          <w:p>
+            <w:r>
+              <w:t>kein Reporting ohne Rueckkopplung</w:t>
+            </w:r>
+          </w:p>
+        </w:tc>
+      </w:tr>
+    </w:tbl>
+    <w:p/>
+    <w:p>
+      <w:pPr>
+        <w:pStyle w:val="Heading3"/>
+      </w:pPr>
+      <w:r>
+        <w:t>Vertiefungsrunde 1: Lesen, pruefen, rueckkoppeln</w:t>
+      </w:r>
+    </w:p>
+    <w:p>
+      <w:r>
+        <w:t>Die folgende Runde verdichtet V06 nicht durch neue Schlagworte, sondern durch wiederholte Anwendung auf unterschiedliche Entscheidungsebenen. Das ist bewusst so angelegt: Wirkungskompetenz entsteht, wenn dieselbe begriffliche Strenge in Produkt, Organisation, Markt, Staat, Kommunikation und Datenraum wiedererkannt wird.</w:t>
+      </w:r>
+    </w:p>
+    <w:p>
+      <w:r>
+        <w:t>Begriffliche Schaerfung. Fuer Zukunftsfähigkeit, Risiko und Resilienz bedeutet praezise Sprache die erste Sicherung gegen Impact-Washing ist, dass die Analyse nicht bei einer Aktivitaet, einem guten Willen oder einer Kennzahl stehen bleiben darf. Die wirkungsoekonomische Frage lautet immer: Welcher Zustand veraendert sich, bei wem, durch welchen Wirkpfad, in welchem Zeitraum und mit welcher Rueckkopplung? Gerade in Grundstudium Wirkungsökonomie ist diese Unterscheidung entscheidend, weil Lernende spaeter nicht nur Begriffe wiedergeben, sondern Entscheidungssituationen pruefen muessen. Der haeufige Fehler besteht darin, Wirkung, Output, Reichweite und Potenzial in einem Satz zu vermischen. Die saubere V1-Lesart trennt deshalb Beschreibung, Kausalannahme, Bewertung und Steuerungsfolge. In der Praxis sollte jede Wirkungsaussage als kurze Viererprobe formuliert werden: Zustand, Betroffene, Quelle, offene Unsicherheit. So wird aus dem Thema kein isoliertes Kapitel, sondern ein pruefbarer Baustein der WÖk-Architektur.</w:t>
+      </w:r>
+    </w:p>
+    <w:p>
+      <w:r>
+        <w:t>Wirkpfad-Logik. Fuer Zukunftsfähigkeit, Risiko und Resilienz bedeutet ein Thema erst dann steuerbar wird, wenn der Mechanismus zwischen Ausloeser und Zustandsveraenderung beschrieben ist, dass die Analyse nicht bei einer Aktivitaet, einem guten Willen oder einer Kennzahl stehen bleiben darf. Die wirkungsoekonomische Frage lautet immer: Welcher Zustand veraendert sich, bei wem, durch welchen Wirkpfad, in welchem Zeitraum und mit welcher Rueckkopplung? Gerade in Grundstudium Wirkungsökonomie ist diese Unterscheidung entscheidend, weil Lernende spaeter nicht nur Begriffe wiedergeben, sondern Entscheidungssituationen pruefen muessen. Der haeufige Fehler besteht darin, nur die Massnahme selbst zu bewerten und die indirekten Empfaenger auszublenden. Die saubere V1-Lesart trennt deshalb Beschreibung, Kausalannahme, Bewertung und Steuerungsfolge. Eine gute Fallanalyse zeichnet mindestens einen direkten und einen indirekten Wirkpfad nach. So wird aus dem Thema kein isoliertes Kapitel, sondern ein pruefbarer Baustein der WÖk-Architektur.</w:t>
+      </w:r>
+    </w:p>
+    <w:p>
+      <w:r>
+        <w:t>Daten- und Quellenklarheit. Fuer Zukunftsfähigkeit, Risiko und Resilienz bedeutet jede Bewertung nur so belastbar ist wie Datenlage, Quellenstatus und Aktualitaet, dass die Analyse nicht bei einer Aktivitaet, einem guten Willen oder einer Kennzahl stehen bleiben darf. Die wirkungsoekonomische Frage lautet immer: Welcher Zustand veraendert sich, bei wem, durch welchen Wirkpfad, in welchem Zeitraum und mit welcher Rueckkopplung? Gerade in Grundstudium Wirkungsökonomie ist diese Unterscheidung entscheidend, weil Lernende spaeter nicht nur Begriffe wiedergeben, sondern Entscheidungssituationen pruefen muessen. Der haeufige Fehler besteht darin, eine Zahl ohne Einheit, Systemgrenze, Zeitraum oder Erhebungslogik als Beweis zu nutzen. Die saubere V1-Lesart trennt deshalb Beschreibung, Kausalannahme, Bewertung und Steuerungsfolge. Die Lernenden sollen Daten nicht dekorativ zitieren, sondern ihre Aussagekraft, Luecken und Grenzen offenlegen. So wird aus dem Thema kein isoliertes Kapitel, sondern ein pruefbarer Baustein der WÖk-Architektur.</w:t>
+      </w:r>
+    </w:p>
+    <w:p>
+      <w:r>
+        <w:t>Fallfenster zur Anwendung. Ein Controlling-Team moechte einen Score bilden. Das Skript verlangt, dass Datenqualitaet, Systemgrenzen, Gewichtung, Unsicherheit und Nichtkompensation sichtbar bleiben. Ein Score darf die Diskussion nicht beenden, sondern muss bessere Fragen, Priorisierung und Rueckkopplung ermoeglichen. Bezogen auf Zukunftsfähigkeit, Risiko und Resilienz heisst das: Die Analyse muss das konkrete Thema ernst nehmen und zugleich den allgemeinen WÖk-Massstab halten. Es geht nicht darum, die Welt in gute und schlechte Akteure einzuteilen. Es geht darum, Wirkpfade, Wirkungsempfaenger, Datenqualitaet, Risiken und Rueckkopplung so zu beschreiben, dass bessere Entscheidungen moeglich werden.</w:t>
+      </w:r>
+    </w:p>
+    <w:p>
+      <w:r>
+        <w:t>Ambivalenz. Fuer Zukunftsfähigkeit, Risiko und Resilienz bedeutet positive und negative Zustandsveraenderungen gleichzeitig auftreten koennen, dass die Analyse nicht bei einer Aktivitaet, einem guten Willen oder einer Kennzahl stehen bleiben darf. Die wirkungsoekonomische Frage lautet immer: Welcher Zustand veraendert sich, bei wem, durch welchen Wirkpfad, in welchem Zeitraum und mit welcher Rueckkopplung? Gerade in Grundstudium Wirkungsökonomie ist diese Unterscheidung entscheidend, weil Lernende spaeter nicht nur Begriffe wiedergeben, sondern Entscheidungssituationen pruefen muessen. Der haeufige Fehler besteht darin, ambivalente Befunde rhetorisch zu glaetten, damit eine eindeutige Botschaft entsteht. Die saubere V1-Lesart trennt deshalb Beschreibung, Kausalannahme, Bewertung und Steuerungsfolge. Ein gutes Skript fuehrt deshalb Profile, Zielkonflikte und offene Punkte nebeneinander. So wird aus dem Thema kein isoliertes Kapitel, sondern ein pruefbarer Baustein der WÖk-Architektur.</w:t>
+      </w:r>
+    </w:p>
+    <w:p>
+      <w:r>
+        <w:t>Nichtkompensation. Fuer Zukunftsfähigkeit, Risiko und Resilienz bedeutet schwere zentrale Schaeden nicht durch beliebige positive Einzelwerte neutralisiert werden duerfen, dass die Analyse nicht bei einer Aktivitaet, einem guten Willen oder einer Kennzahl stehen bleiben darf. Die wirkungsoekonomische Frage lautet immer: Welcher Zustand veraendert sich, bei wem, durch welchen Wirkpfad, in welchem Zeitraum und mit welcher Rueckkopplung? Gerade in Grundstudium Wirkungsökonomie ist diese Unterscheidung entscheidend, weil Lernende spaeter nicht nur Begriffe wiedergeben, sondern Entscheidungssituationen pruefen muessen. Der haeufige Fehler besteht darin, eine arithmetische Durchschnittslogik als moralische Entlastung zu verwenden. Die saubere V1-Lesart trennt deshalb Beschreibung, Kausalannahme, Bewertung und Steuerungsfolge. Reverse Merit Order und rote Linien sind Schutzregeln gegen Schoenrechnung. So wird aus dem Thema kein isoliertes Kapitel, sondern ein pruefbarer Baustein der WÖk-Architektur.</w:t>
+      </w:r>
+    </w:p>
+    <w:p>
+      <w:r>
+        <w:t>Pruefungsnahe Transferfrage. Formuliere zu V06 eine Wirkungsaussage in drei Saetzen: Erstens den beobachteten oder plausiblen Zustand, zweitens die Daten- oder Quellenlage, drittens die offene Unsicherheit samt Rueckkopplung. Die Antwort muss ohne moralische Personenbewertung auskommen und darf Reichweite nicht mit Wirkung verwechseln.</w:t>
+      </w:r>
+    </w:p>
+    <w:p>
+      <w:r>
+        <w:t>Rueckkopplung. Fuer Zukunftsfähigkeit, Risiko und Resilienz bedeutet Wirkungswissen erst dann wertvoll wird, wenn es Entscheidungen veraendert, dass die Analyse nicht bei einer Aktivitaet, einem guten Willen oder einer Kennzahl stehen bleiben darf. Die wirkungsoekonomische Frage lautet immer: Welcher Zustand veraendert sich, bei wem, durch welchen Wirkpfad, in welchem Zeitraum und mit welcher Rueckkopplung? Gerade in Grundstudium Wirkungsökonomie ist diese Unterscheidung entscheidend, weil Lernende spaeter nicht nur Begriffe wiedergeben, sondern Entscheidungssituationen pruefen muessen. Der haeufige Fehler besteht darin, einen Bericht als Endpunkt zu betrachten. Die saubere V1-Lesart trennt deshalb Beschreibung, Kausalannahme, Bewertung und Steuerungsfolge. Jeder Analyseblock sollte fragen, welche Routine, welcher Prozess oder welche Ressource nach der Bewertung angepasst wird. So wird aus dem Thema kein isoliertes Kapitel, sondern ein pruefbarer Baustein der WÖk-Architektur.</w:t>
+      </w:r>
+    </w:p>
+    <w:p>
+      <w:r>
+        <w:t>Fallfenster zur Anwendung. Ein Kommunikationsbericht nennt viele Aktivitaeten, Reichweiten und Rueckmeldungen. Die V1-Pruefung fragt, ob daraus eine belastbare Wirkungsaussage folgt. Wenn nur Kontakte, Klicks oder Zustimmung vorliegen, bleibt die Aussage im Bereich Wirkungspotenzial oder Resonanz, nicht im Bereich nachgewiesener Wirkung. Bezogen auf Zukunftsfähigkeit, Risiko und Resilienz heisst das: Die Analyse muss das konkrete Thema ernst nehmen und zugleich den allgemeinen WÖk-Massstab halten. Es geht nicht darum, die Welt in gute und schlechte Akteure einzuteilen. Es geht darum, Wirkpfade, Wirkungsempfaenger, Datenqualitaet, Risiken und Rueckkopplung so zu beschreiben, dass bessere Entscheidungen moeglich werden.</w:t>
+      </w:r>
+    </w:p>
+    <w:p>
+      <w:r>
+        <w:t>Governance. Fuer Zukunftsfähigkeit, Risiko und Resilienz bedeutet Wirkungsbewertung Verfahren, Rechte, Transparenz und Korrektur braucht, dass die Analyse nicht bei einer Aktivitaet, einem guten Willen oder einer Kennzahl stehen bleiben darf. Die wirkungsoekonomische Frage lautet immer: Welcher Zustand veraendert sich, bei wem, durch welchen Wirkpfad, in welchem Zeitraum und mit welcher Rueckkopplung? Gerade in Grundstudium Wirkungsökonomie ist diese Unterscheidung entscheidend, weil Lernende spaeter nicht nur Begriffe wiedergeben, sondern Entscheidungssituationen pruefen muessen. Der haeufige Fehler besteht darin, Bewertung als technokratische Top-down-Setzung zu verstehen. Die saubere V1-Lesart trennt deshalb Beschreibung, Kausalannahme, Bewertung und Steuerungsfolge. Betroffene, Datenhalter, Entscheider und Kontrollinstanzen muessen unterscheidbare Rollen behalten. So wird aus dem Thema kein isoliertes Kapitel, sondern ein pruefbarer Baustein der WÖk-Architektur.</w:t>
+      </w:r>
+    </w:p>
+    <w:p>
+      <w:r>
+        <w:t>Didaktische Pruefbarkeit. Fuer Zukunftsfähigkeit, Risiko und Resilienz bedeutet das Thema in der Akademie nicht nur erklaert, sondern in Falllogik ueberfuehrt werden muss, dass die Analyse nicht bei einer Aktivitaet, einem guten Willen oder einer Kennzahl stehen bleiben darf. Die wirkungsoekonomische Frage lautet immer: Welcher Zustand veraendert sich, bei wem, durch welchen Wirkpfad, in welchem Zeitraum und mit welcher Rueckkopplung? Gerade in Grundstudium Wirkungsökonomie ist diese Unterscheidung entscheidend, weil Lernende spaeter nicht nur Begriffe wiedergeben, sondern Entscheidungssituationen pruefen muessen. Der haeufige Fehler besteht darin, reines Auswendiglernen als Kompetenznachweis zu behandeln. Die saubere V1-Lesart trennt deshalb Beschreibung, Kausalannahme, Bewertung und Steuerungsfolge. Pruefungsfragen sollen Begriffe, Anwendung und rote Linien verbinden. So wird aus dem Thema kein isoliertes Kapitel, sondern ein pruefbarer Baustein der WÖk-Architektur.</w:t>
+      </w:r>
+    </w:p>
+    <w:p>
+      <w:r>
+        <w:t>Transfer in Organisationen. Fuer Zukunftsfähigkeit, Risiko und Resilienz bedeutet WÖk-Begriffe im Alltag nur tragen, wenn sie in Routinen uebersetzt werden, dass die Analyse nicht bei einer Aktivitaet, einem guten Willen oder einer Kennzahl stehen bleiben darf. Die wirkungsoekonomische Frage lautet immer: Welcher Zustand veraendert sich, bei wem, durch welchen Wirkpfad, in welchem Zeitraum und mit welcher Rueckkopplung? Gerade in Grundstudium Wirkungsökonomie ist diese Unterscheidung entscheidend, weil Lernende spaeter nicht nur Begriffe wiedergeben, sondern Entscheidungssituationen pruefen muessen. Der haeufige Fehler besteht darin, die Verantwortung an eine Nachhaltigkeitsabteilung auszulagern. Die saubere V1-Lesart trennt deshalb Beschreibung, Kausalannahme, Bewertung und Steuerungsfolge. Strategie, Einkauf, Kommunikation, Controlling und Fuehrung muessen denselben Wirkungsbegriff verwenden. So wird aus dem Thema kein isoliertes Kapitel, sondern ein pruefbarer Baustein der WÖk-Architektur.</w:t>
+      </w:r>
+    </w:p>
+    <w:p>
+      <w:r>
+        <w:t>Fallfenster zur Anwendung. Eine Organisation plant eine Massnahme und formuliert dazu eine positive Absicht. In der WÖk reicht das nicht. Fuer diese Vorlesung muss sichtbar werden, welche Zustandsveraenderung erwartet wird, welche Empfaenger direkt oder indirekt betroffen sind, welche Nebenwirkungen entstehen koennen und welche Entscheidung spaeter korrigiert wird. Bezogen auf Zukunftsfähigkeit, Risiko und Resilienz heisst das: Die Analyse muss das konkrete Thema ernst nehmen und zugleich den allgemeinen WÖk-Massstab halten. Es geht nicht darum, die Welt in gute und schlechte Akteure einzuteilen. Es geht darum, Wirkpfade, Wirkungsempfaenger, Datenqualitaet, Risiken und Rueckkopplung so zu beschreiben, dass bessere Entscheidungen moeglich werden.</w:t>
+      </w:r>
+    </w:p>
+    <w:p>
+      <w:r>
+        <w:t>Rueckfluss in den Korpus. Fuer Zukunftsfähigkeit, Risiko und Resilienz bedeutet jedes Studienskript den Gesamtbestand schaerfen kann, dass die Analyse nicht bei einer Aktivitaet, einem guten Willen oder einer Kennzahl stehen bleiben darf. Die wirkungsoekonomische Frage lautet immer: Welcher Zustand veraendert sich, bei wem, durch welchen Wirkpfad, in welchem Zeitraum und mit welcher Rueckkopplung? Gerade in Grundstudium Wirkungsökonomie ist diese Unterscheidung entscheidend, weil Lernende spaeter nicht nur Begriffe wiedergeben, sondern Entscheidungssituationen pruefen muessen. Der haeufige Fehler besteht darin, neue Einsichten nur lokal im Skript zu belassen. Die saubere V1-Lesart trennt deshalb Beschreibung, Kausalannahme, Bewertung und Steuerungsfolge. Glossar, Website, Journal, Dossiers und Visuals sollen aus der Skriptarbeit lernen. So wird aus dem Thema kein isoliertes Kapitel, sondern ein pruefbarer Baustein der WÖk-Architektur.</w:t>
+      </w:r>
+    </w:p>
+    <w:p>
+      <w:r>
+        <w:t>Pruefungsnahe Transferfrage. Formuliere zu V06 eine Wirkungsaussage in drei Saetzen: Erstens den beobachteten oder plausiblen Zustand, zweitens die Daten- oder Quellenlage, drittens die offene Unsicherheit samt Rueckkopplung. Die Antwort muss ohne moralische Personenbewertung auskommen und darf Reichweite nicht mit Wirkung verwechseln.</w:t>
+      </w:r>
+    </w:p>
+    <w:p>
+      <w:pPr>
+        <w:pStyle w:val="Heading3"/>
+      </w:pPr>
+      <w:r>
+        <w:t>Vertiefungsrunde 2: Lesen, pruefen, rueckkoppeln</w:t>
+      </w:r>
+    </w:p>
+    <w:p>
+      <w:r>
+        <w:t>Die folgende Runde verdichtet V06 nicht durch neue Schlagworte, sondern durch wiederholte Anwendung auf unterschiedliche Entscheidungsebenen. Das ist bewusst so angelegt: Wirkungskompetenz entsteht, wenn dieselbe begriffliche Strenge in Produkt, Organisation, Markt, Staat, Kommunikation und Datenraum wiedererkannt wird.</w:t>
+      </w:r>
+    </w:p>
+    <w:p>
+      <w:r>
+        <w:t>Begriffliche Schaerfung. Fuer Zukunftsfähigkeit, Risiko und Resilienz bedeutet praezise Sprache die erste Sicherung gegen Impact-Washing ist, dass die Analyse nicht bei einer Aktivitaet, einem guten Willen oder einer Kennzahl stehen bleiben darf. Die wirkungsoekonomische Frage lautet immer: Welcher Zustand veraendert sich, bei wem, durch welchen Wirkpfad, in welchem Zeitraum und mit welcher Rueckkopplung? Gerade in Grundstudium Wirkungsökonomie ist diese Unterscheidung entscheidend, weil Lernende spaeter nicht nur Begriffe wiedergeben, sondern Entscheidungssituationen pruefen muessen. Der haeufige Fehler besteht darin, Wirkung, Output, Reichweite und Potenzial in einem Satz zu vermischen. Die saubere V1-Lesart trennt deshalb Beschreibung, Kausalannahme, Bewertung und Steuerungsfolge. In der Praxis sollte jede Wirkungsaussage als kurze Viererprobe formuliert werden: Zustand, Betroffene, Quelle, offene Unsicherheit. So wird aus dem Thema kein isoliertes Kapitel, sondern ein pruefbarer Baustein der WÖk-Architektur.</w:t>
+      </w:r>
+    </w:p>
+    <w:p>
+      <w:r>
+        <w:t>Wirkpfad-Logik. Fuer Zukunftsfähigkeit, Risiko und Resilienz bedeutet ein Thema erst dann steuerbar wird, wenn der Mechanismus zwischen Ausloeser und Zustandsveraenderung beschrieben ist, dass die Analyse nicht bei einer Aktivitaet, einem guten Willen oder einer Kennzahl stehen bleiben darf. Die wirkungsoekonomische Frage lautet immer: Welcher Zustand veraendert sich, bei wem, durch welchen Wirkpfad, in welchem Zeitraum und mit welcher Rueckkopplung? Gerade in Grundstudium Wirkungsökonomie ist diese Unterscheidung entscheidend, weil Lernende spaeter nicht nur Begriffe wiedergeben, sondern Entscheidungssituationen pruefen muessen. Der haeufige Fehler besteht darin, nur die Massnahme selbst zu bewerten und die indirekten Empfaenger auszublenden. Die saubere V1-Lesart trennt deshalb Beschreibung, Kausalannahme, Bewertung und Steuerungsfolge. Eine gute Fallanalyse zeichnet mindestens einen direkten und einen indirekten Wirkpfad nach. So wird aus dem Thema kein isoliertes Kapitel, sondern ein pruefbarer Baustein der WÖk-Architektur.</w:t>
+      </w:r>
+    </w:p>
+    <w:p>
+      <w:r>
+        <w:t>Fallfenster zur Anwendung. Eine Fuehrungsentscheidung erzeugt zugleich Nutzen und Risiken. Die WÖk behandelt Ambivalenz nicht als Stoerung, sondern als Kern der Analyse. Positive Netto-Wirkung darf erst behauptet werden, wenn zentrale negative Wirkungen getrennt geprueft und rote Linien gewahrt sind. Bezogen auf Zukunftsfähigkeit, Risiko und Resilienz heisst das: Die Analyse muss das konkrete Thema ernst nehmen und zugleich den allgemeinen WÖk-Massstab halten. Es geht nicht darum, die Welt in gute und schlechte Akteure einzuteilen. Es geht darum, Wirkpfade, Wirkungsempfaenger, Datenqualitaet, Risiken und Rueckkopplung so zu beschreiben, dass bessere Entscheidungen moeglich werden.</w:t>
+      </w:r>
+    </w:p>
+    <w:p>
+      <w:r>
+        <w:t>Daten- und Quellenklarheit. Fuer Zukunftsfähigkeit, Risiko und Resilienz bedeutet jede Bewertung nur so belastbar ist wie Datenlage, Quellenstatus und Aktualitaet, dass die Analyse nicht bei einer Aktivitaet, einem guten Willen oder einer Kennzahl stehen bleiben darf. Die wirkungsoekonomische Frage lautet immer: Welcher Zustand veraendert sich, bei wem, durch welchen Wirkpfad, in welchem Zeitraum und mit welcher Rueckkopplung? Gerade in Grundstudium Wirkungsökonomie ist diese Unterscheidung entscheidend, weil Lernende spaeter nicht nur Begriffe wiedergeben, sondern Entscheidungssituationen pruefen muessen. Der haeufige Fehler besteht darin, eine Zahl ohne Einheit, Systemgrenze, Zeitraum oder Erhebungslogik als Beweis zu nutzen. Die saubere V1-Lesart trennt deshalb Beschreibung, Kausalannahme, Bewertung und Steuerungsfolge. Die Lernenden sollen Daten nicht dekorativ zitieren, sondern ihre Aussagekraft, Luecken und Grenzen offenlegen. So wird aus dem Thema kein isoliertes Kapitel, sondern ein pruefbarer Baustein der WÖk-Architektur.</w:t>
+      </w:r>
+    </w:p>
+    <w:p>
+      <w:r>
+        <w:t>Ambivalenz. Fuer Zukunftsfähigkeit, Risiko und Resilienz bedeutet positive und negative Zustandsveraenderungen gleichzeitig auftreten koennen, dass die Analyse nicht bei einer Aktivitaet, einem guten Willen oder einer Kennzahl stehen bleiben darf. Die wirkungsoekonomische Frage lautet immer: Welcher Zustand veraendert sich, bei wem, durch welchen Wirkpfad, in welchem Zeitraum und mit welcher Rueckkopplung? Gerade in Grundstudium Wirkungsökonomie ist diese Unterscheidung entscheidend, weil Lernende spaeter nicht nur Begriffe wiedergeben, sondern Entscheidungssituationen pruefen muessen. Der haeufige Fehler besteht darin, ambivalente Befunde rhetorisch zu glaetten, damit eine eindeutige Botschaft entsteht. Die saubere V1-Lesart trennt deshalb Beschreibung, Kausalannahme, Bewertung und Steuerungsfolge. Ein gutes Skript fuehrt deshalb Profile, Zielkonflikte und offene Punkte nebeneinander. So wird aus dem Thema kein isoliertes Kapitel, sondern ein pruefbarer Baustein der WÖk-Architektur.</w:t>
+      </w:r>
+    </w:p>
+    <w:p>
+      <w:r>
+        <w:t>Nichtkompensation. Fuer Zukunftsfähigkeit, Risiko und Resilienz bedeutet schwere zentrale Schaeden nicht durch beliebige positive Einzelwerte neutralisiert werden duerfen, dass die Analyse nicht bei einer Aktivitaet, einem guten Willen oder einer Kennzahl stehen bleiben darf. Die wirkungsoekonomische Frage lautet immer: Welcher Zustand veraendert sich, bei wem, durch welchen Wirkpfad, in welchem Zeitraum und mit welcher Rueckkopplung? Gerade in Grundstudium Wirkungsökonomie ist diese Unterscheidung entscheidend, weil Lernende spaeter nicht nur Begriffe wiedergeben, sondern Entscheidungssituationen pruefen muessen. Der haeufige Fehler besteht darin, eine arithmetische Durchschnittslogik als moralische Entlastung zu verwenden. Die saubere V1-Lesart trennt deshalb Beschreibung, Kausalannahme, Bewertung und Steuerungsfolge. Reverse Merit Order und rote Linien sind Schutzregeln gegen Schoenrechnung. So wird aus dem Thema kein isoliertes Kapitel, sondern ein pruefbarer Baustein der WÖk-Architektur.</w:t>
+      </w:r>
+    </w:p>
+    <w:p>
+      <w:r>
+        <w:t>Fallfenster zur Anwendung. Ein Controlling-Team moechte einen Score bilden. Das Skript verlangt, dass Datenqualitaet, Systemgrenzen, Gewichtung, Unsicherheit und Nichtkompensation sichtbar bleiben. Ein Score darf die Diskussion nicht beenden, sondern muss bessere Fragen, Priorisierung und Rueckkopplung ermoeglichen. Bezogen auf Zukunftsfähigkeit, Risiko und Resilienz heisst das: Die Analyse muss das konkrete Thema ernst nehmen und zugleich den allgemeinen WÖk-Massstab halten. Es geht nicht darum, die Welt in gute und schlechte Akteure einzuteilen. Es geht darum, Wirkpfade, Wirkungsempfaenger, Datenqualitaet, Risiken und Rueckkopplung so zu beschreiben, dass bessere Entscheidungen moeglich werden.</w:t>
+      </w:r>
+    </w:p>
+    <w:p>
+      <w:r>
+        <w:t>Pruefungsnahe Transferfrage. Formuliere zu V06 eine Wirkungsaussage in drei Saetzen: Erstens den beobachteten oder plausiblen Zustand, zweitens die Daten- oder Quellenlage, drittens die offene Unsicherheit samt Rueckkopplung. Die Antwort muss ohne moralische Personenbewertung auskommen und darf Reichweite nicht mit Wirkung verwechseln.</w:t>
+      </w:r>
+    </w:p>
+    <w:p>
+      <w:r>
+        <w:t>Rueckkopplung. Fuer Zukunftsfähigkeit, Risiko und Resilienz bedeutet Wirkungswissen erst dann wertvoll wird, wenn es Entscheidungen veraendert, dass die Analyse nicht bei einer Aktivitaet, einem guten Willen oder einer Kennzahl stehen bleiben darf. Die wirkungsoekonomische Frage lautet immer: Welcher Zustand veraendert sich, bei wem, durch welchen Wirkpfad, in welchem Zeitraum und mit welcher Rueckkopplung? Gerade in Grundstudium Wirkungsökonomie ist diese Unterscheidung entscheidend, weil Lernende spaeter nicht nur Begriffe wiedergeben, sondern Entscheidungssituationen pruefen muessen. Der haeufige Fehler besteht darin, einen Bericht als Endpunkt zu betrachten. Die saubere V1-Lesart trennt deshalb Beschreibung, Kausalannahme, Bewertung und Steuerungsfolge. Jeder Analyseblock sollte fragen, welche Routine, welcher Prozess oder welche Ressource nach der Bewertung angepasst wird. So wird aus dem Thema kein isoliertes Kapitel, sondern ein pruefbarer Baustein der WÖk-Architektur.</w:t>
+      </w:r>
+    </w:p>
+    <w:p>
+      <w:r>
+        <w:t>Governance. Fuer Zukunftsfähigkeit, Risiko und Resilienz bedeutet Wirkungsbewertung Verfahren, Rechte, Transparenz und Korrektur braucht, dass die Analyse nicht bei einer Aktivitaet, einem guten Willen oder einer Kennzahl stehen bleiben darf. Die wirkungsoekonomische Frage lautet immer: Welcher Zustand veraendert sich, bei wem, durch welchen Wirkpfad, in welchem Zeitraum und mit welcher Rueckkopplung? Gerade in Grundstudium Wirkungsökonomie ist diese Unterscheidung entscheidend, weil Lernende spaeter nicht nur Begriffe wiedergeben, sondern Entscheidungssituationen pruefen muessen. Der haeufige Fehler besteht darin, Bewertung als technokratische Top-down-Setzung zu verstehen. Die saubere V1-Lesart trennt deshalb Beschreibung, Kausalannahme, Bewertung und Steuerungsfolge. Betroffene, Datenhalter, Entscheider und Kontrollinstanzen muessen unterscheidbare Rollen behalten. So wird aus dem Thema kein isoliertes Kapitel, sondern ein pruefbarer Baustein der WÖk-Architektur.</w:t>
+      </w:r>
+    </w:p>
+    <w:p>
+      <w:r>
+        <w:t>Didaktische Pruefbarkeit. Fuer Zukunftsfähigkeit, Risiko und Resilienz bedeutet das Thema in der Akademie nicht nur erklaert, sondern in Falllogik ueberfuehrt werden muss, dass die Analyse nicht bei einer Aktivitaet, einem guten Willen oder einer Kennzahl stehen bleiben darf. Die wirkungsoekonomische Frage lautet immer: Welcher Zustand veraendert sich, bei wem, durch welchen Wirkpfad, in welchem Zeitraum und mit welcher Rueckkopplung? Gerade in Grundstudium Wirkungsökonomie ist diese Unterscheidung entscheidend, weil Lernende spaeter nicht nur Begriffe wiedergeben, sondern Entscheidungssituationen pruefen muessen. Der haeufige Fehler besteht darin, reines Auswendiglernen als Kompetenznachweis zu behandeln. Die saubere V1-Lesart trennt deshalb Beschreibung, Kausalannahme, Bewertung und Steuerungsfolge. Pruefungsfragen sollen Begriffe, Anwendung und rote Linien verbinden. So wird aus dem Thema kein isoliertes Kapitel, sondern ein pruefbarer Baustein der WÖk-Architektur.</w:t>
+      </w:r>
+    </w:p>
+    <w:p>
+      <w:r>
+        <w:t>Fallfenster zur Anwendung. Ein Kommunikationsbericht nennt viele Aktivitaeten, Reichweiten und Rueckmeldungen. Die V1-Pruefung fragt, ob daraus eine belastbare Wirkungsaussage folgt. Wenn nur Kontakte, Klicks oder Zustimmung vorliegen, bleibt die Aussage im Bereich Wirkungspotenzial oder Resonanz, nicht im Bereich nachgewiesener Wirkung. Bezogen auf Zukunftsfähigkeit, Risiko und Resilienz heisst das: Die Analyse muss das konkrete Thema ernst nehmen und zugleich den allgemeinen WÖk-Massstab halten. Es geht nicht darum, die Welt in gute und schlechte Akteure einzuteilen. Es geht darum, Wirkpfade, Wirkungsempfaenger, Datenqualitaet, Risiken und Rueckkopplung so zu beschreiben, dass bessere Entscheidungen moeglich werden.</w:t>
+      </w:r>
+    </w:p>
+    <w:p>
+      <w:r>
+        <w:t>Transfer in Organisationen. Fuer Zukunftsfähigkeit, Risiko und Resilienz bedeutet WÖk-Begriffe im Alltag nur tragen, wenn sie in Routinen uebersetzt werden, dass die Analyse nicht bei einer Aktivitaet, einem guten Willen oder einer Kennzahl stehen bleiben darf. Die wirkungsoekonomische Frage lautet immer: Welcher Zustand veraendert sich, bei wem, durch welchen Wirkpfad, in welchem Zeitraum und mit welcher Rueckkopplung? Gerade in Grundstudium Wirkungsökonomie ist diese Unterscheidung entscheidend, weil Lernende spaeter nicht nur Begriffe wiedergeben, sondern Entscheidungssituationen pruefen muessen. Der haeufige Fehler besteht darin, die Verantwortung an eine Nachhaltigkeitsabteilung auszulagern. Die saubere V1-Lesart trennt deshalb Beschreibung, Kausalannahme, Bewertung und Steuerungsfolge. Strategie, Einkauf, Kommunikation, Controlling und Fuehrung muessen denselben Wirkungsbegriff verwenden. So wird aus dem Thema kein isoliertes Kapitel, sondern ein pruefbarer Baustein der WÖk-Architektur.</w:t>
+      </w:r>
+    </w:p>
+    <w:p>
+      <w:r>
+        <w:t>Rueckfluss in den Korpus. Fuer Zukunftsfähigkeit, Risiko und Resilienz bedeutet jedes Studienskript den Gesamtbestand schaerfen kann, dass die Analyse nicht bei einer Aktivitaet, einem guten Willen oder einer Kennzahl stehen bleiben darf. Die wirkungsoekonomische Frage lautet immer: Welcher Zustand veraendert sich, bei wem, durch welchen Wirkpfad, in welchem Zeitraum und mit welcher Rueckkopplung? Gerade in Grundstudium Wirkungsökonomie ist diese Unterscheidung entscheidend, weil Lernende spaeter nicht nur Begriffe wiedergeben, sondern Entscheidungssituationen pruefen muessen. Der haeufige Fehler besteht darin, neue Einsichten nur lokal im Skript zu belassen. Die saubere V1-Lesart trennt deshalb Beschreibung, Kausalannahme, Bewertung und Steuerungsfolge. Glossar, Website, Journal, Dossiers und Visuals sollen aus der Skriptarbeit lernen. So wird aus dem Thema kein isoliertes Kapitel, sondern ein pruefbarer Baustein der WÖk-Architektur.</w:t>
+      </w:r>
+    </w:p>
+    <w:p>
+      <w:r>
+        <w:t>Pruefungsnahe Transferfrage. Formuliere zu V06 eine Wirkungsaussage in drei Saetzen: Erstens den beobachteten oder plausiblen Zustand, zweitens die Daten- oder Quellenlage, drittens die offene Unsicherheit samt Rueckkopplung. Die Antwort muss ohne moralische Personenbewertung auskommen und darf Reichweite nicht mit Wirkung verwechseln.</w:t>
+      </w:r>
+    </w:p>
+    <w:p>
+      <w:pPr>
+        <w:pStyle w:val="Heading3"/>
+      </w:pPr>
+      <w:r>
+        <w:t>Vertiefungsrunde 3: Lesen, pruefen, rueckkoppeln</w:t>
+      </w:r>
+    </w:p>
+    <w:p>
+      <w:r>
+        <w:t>Die folgende Runde verdichtet V06 nicht durch neue Schlagworte, sondern durch wiederholte Anwendung auf unterschiedliche Entscheidungsebenen. Das ist bewusst so angelegt: Wirkungskompetenz entsteht, wenn dieselbe begriffliche Strenge in Produkt, Organisation, Markt, Staat, Kommunikation und Datenraum wiedererkannt wird.</w:t>
+      </w:r>
+    </w:p>
+    <w:p>
+      <w:r>
+        <w:t>Begriffliche Schaerfung. Fuer Zukunftsfähigkeit, Risiko und Resilienz bedeutet praezise Sprache die erste Sicherung gegen Impact-Washing ist, dass die Analyse nicht bei einer Aktivitaet, einem guten Willen oder einer Kennzahl stehen bleiben darf. Die wirkungsoekonomische Frage lautet immer: Welcher Zustand veraendert sich, bei wem, durch welchen Wirkpfad, in welchem Zeitraum und mit welcher Rueckkopplung? Gerade in Grundstudium Wirkungsökonomie ist diese Unterscheidung entscheidend, weil Lernende spaeter nicht nur Begriffe wiedergeben, sondern Entscheidungssituationen pruefen muessen. Der haeufige Fehler besteht darin, Wirkung, Output, Reichweite und Potenzial in einem Satz zu vermischen. Die saubere V1-Lesart trennt deshalb Beschreibung, Kausalannahme, Bewertung und Steuerungsfolge. In der Praxis sollte jede Wirkungsaussage als kurze Viererprobe formuliert werden: Zustand, Betroffene, Quelle, offene Unsicherheit. So wird aus dem Thema kein isoliertes Kapitel, sondern ein pruefbarer Baustein der WÖk-Architektur.</w:t>
+      </w:r>
+    </w:p>
+    <w:p>
+      <w:r>
+        <w:t>Fallfenster zur Anwendung. Eine Organisation plant eine Massnahme und formuliert dazu eine positive Absicht. In der WÖk reicht das nicht. Fuer diese Vorlesung muss sichtbar werden, welche Zustandsveraenderung erwartet wird, welche Empfaenger direkt oder indirekt betroffen sind, welche Nebenwirkungen entstehen koennen und welche Entscheidung spaeter korrigiert wird. Bezogen auf Zukunftsfähigkeit, Risiko und Resilienz heisst das: Die Analyse muss das konkrete Thema ernst nehmen und zugleich den allgemeinen WÖk-Massstab halten. Es geht nicht darum, die Welt in gute und schlechte Akteure einzuteilen. Es geht darum, Wirkpfade, Wirkungsempfaenger, Datenqualitaet, Risiken und Rueckkopplung so zu beschreiben, dass bessere Entscheidungen moeglich werden.</w:t>
+      </w:r>
+    </w:p>
+    <w:p>
+      <w:r>
+        <w:t>Wirkpfad-Logik. Fuer Zukunftsfähigkeit, Risiko und Resilienz bedeutet ein Thema erst dann steuerbar wird, wenn der Mechanismus zwischen Ausloeser und Zustandsveraenderung beschrieben ist, dass die Analyse nicht bei einer Aktivitaet, einem guten Willen oder einer Kennzahl stehen bleiben darf. Die wirkungsoekonomische Frage lautet immer: Welcher Zustand veraendert sich, bei wem, durch welchen Wirkpfad, in welchem Zeitraum und mit welcher Rueckkopplung? Gerade in Grundstudium Wirkungsökonomie ist diese Unterscheidung entscheidend, weil Lernende spaeter nicht nur Begriffe wiedergeben, sondern Entscheidungssituationen pruefen muessen. Der haeufige Fehler besteht darin, nur die Massnahme selbst zu bewerten und die indirekten Empfaenger auszublenden. Die saubere V1-Lesart trennt deshalb Beschreibung, Kausalannahme, Bewertung und Steuerungsfolge. Eine gute Fallanalyse zeichnet mindestens einen direkten und einen indirekten Wirkpfad nach. So wird aus dem Thema kein isoliertes Kapitel, sondern ein pruefbarer Baustein der WÖk-Architektur.</w:t>
+      </w:r>
+    </w:p>
+    <w:p>
+      <w:r>
+        <w:t>Daten- und Quellenklarheit. Fuer Zukunftsfähigkeit, Risiko und Resilienz bedeutet jede Bewertung nur so belastbar ist wie Datenlage, Quellenstatus und Aktualitaet, dass die Analyse nicht bei einer Aktivitaet, einem guten Willen oder einer Kennzahl stehen bleiben darf. Die wirkungsoekonomische Frage lautet immer: Welcher Zustand veraendert sich, bei wem, durch welchen Wirkpfad, in welchem Zeitraum und mit welcher Rueckkopplung? Gerade in Grundstudium Wirkungsökonomie ist diese Unterscheidung entscheidend, weil Lernende spaeter nicht nur Begriffe wiedergeben, sondern Entscheidungssituationen pruefen muessen. Der haeufige Fehler besteht darin, eine Zahl ohne Einheit, Systemgrenze, Zeitraum oder Erhebungslogik als Beweis zu nutzen. Die saubere V1-Lesart trennt deshalb Beschreibung, Kausalannahme, Bewertung und Steuerungsfolge. Die Lernenden sollen Daten nicht dekorativ zitieren, sondern ihre Aussagekraft, Luecken und Grenzen offenlegen. So wird aus dem Thema kein isoliertes Kapitel, sondern ein pruefbarer Baustein der WÖk-Architektur.</w:t>
+      </w:r>
+    </w:p>
+    <w:p>
+      <w:r>
+        <w:t>Ambivalenz. Fuer Zukunftsfähigkeit, Risiko und Resilienz bedeutet positive und negative Zustandsveraenderungen gleichzeitig auftreten koennen, dass die Analyse nicht bei einer Aktivitaet, einem guten Willen oder einer Kennzahl stehen bleiben darf. Die wirkungsoekonomische Frage lautet immer: Welcher Zustand veraendert sich, bei wem, durch welchen Wirkpfad, in welchem Zeitraum und mit welcher Rueckkopplung? Gerade in Grundstudium Wirkungsökonomie ist diese Unterscheidung entscheidend, weil Lernende spaeter nicht nur Begriffe wiedergeben, sondern Entscheidungssituationen pruefen muessen. Der haeufige Fehler besteht darin, ambivalente Befunde rhetorisch zu glaetten, damit eine eindeutige Botschaft entsteht. Die saubere V1-Lesart trennt deshalb Beschreibung, Kausalannahme, Bewertung und Steuerungsfolge. Ein gutes Skript fuehrt deshalb Profile, Zielkonflikte und offene Punkte nebeneinander. So wird aus dem Thema kein isoliertes Kapitel, sondern ein pruefbarer Baustein der WÖk-Architektur.</w:t>
+      </w:r>
+    </w:p>
+    <w:p>
+      <w:r>
+        <w:t>Fallfenster zur Anwendung. Eine Fuehrungsentscheidung erzeugt zugleich Nutzen und Risiken. Die WÖk behandelt Ambivalenz nicht als Stoerung, sondern als Kern der Analyse. Positive Netto-Wirkung darf erst behauptet werden, wenn zentrale negative Wirkungen getrennt geprueft und rote Linien gewahrt sind. Bezogen auf Zukunftsfähigkeit, Risiko und Resilienz heisst das: Die Analyse muss das konkrete Thema ernst nehmen und zugleich den allgemeinen WÖk-Massstab halten. Es geht nicht darum, die Welt in gute und schlechte Akteure einzuteilen. Es geht darum, Wirkpfade, Wirkungsempfaenger, Datenqualitaet, Risiken und Rueckkopplung so zu beschreiben, dass bessere Entscheidungen moeglich werden.</w:t>
+      </w:r>
+    </w:p>
+    <w:p>
+      <w:r>
+        <w:t>Nichtkompensation. Fuer Zukunftsfähigkeit, Risiko und Resilienz bedeutet schwere zentrale Schaeden nicht durch beliebige positive Einzelwerte neutralisiert werden duerfen, dass die Analyse nicht bei einer Aktivitaet, einem guten Willen oder einer Kennzahl stehen bleiben darf. Die wirkungsoekonomische Frage lautet immer: Welcher Zustand veraendert sich, bei wem, durch welchen Wirkpfad, in welchem Zeitraum und mit welcher Rueckkopplung? Gerade in Grundstudium Wirkungsökonomie ist diese Unterscheidung entscheidend, weil Lernende spaeter nicht nur Begriffe wiedergeben, sondern Entscheidungssituationen pruefen muessen. Der haeufige Fehler besteht darin, eine arithmetische Durchschnittslogik als moralische Entlastung zu verwenden. Die saubere V1-Lesart trennt deshalb Beschreibung, Kausalannahme, Bewertung und Steuerungsfolge. Reverse Merit Order und rote Linien sind Schutzregeln gegen Schoenrechnung. So wird aus dem Thema kein isoliertes Kapitel, sondern ein pruefbarer Baustein der WÖk-Architektur.</w:t>
+      </w:r>
+    </w:p>
+    <w:p>
+      <w:r>
+        <w:t>Pruefungsnahe Transferfrage. Formuliere zu V06 eine Wirkungsaussage in drei Saetzen: Erstens den beobachteten oder plausiblen Zustand, zweitens die Daten- oder Quellenlage, drittens die offene Unsicherheit samt Rueckkopplung. Die Antwort muss ohne moralische Personenbewertung auskommen und darf Reichweite nicht mit Wirkung verwechseln.</w:t>
+      </w:r>
+    </w:p>
+    <w:p>
+      <w:r>
+        <w:t>Rueckkopplung. Fuer Zukunftsfähigkeit, Risiko und Resilienz bedeutet Wirkungswissen erst dann wertvoll wird, wenn es Entscheidungen veraendert, dass die Analyse nicht bei einer Aktivitaet, einem guten Willen oder einer Kennzahl stehen bleiben darf. Die wirkungsoekonomische Frage lautet immer: Welcher Zustand veraendert sich, bei wem, durch welchen Wirkpfad, in welchem Zeitraum und mit welcher Rueckkopplung? Gerade in Grundstudium Wirkungsökonomie ist diese Unterscheidung entscheidend, weil Lernende spaeter nicht nur Begriffe wiedergeben, sondern Entscheidungssituationen pruefen muessen. Der haeufige Fehler besteht darin, einen Bericht als Endpunkt zu betrachten. Die saubere V1-Lesart trennt deshalb Beschreibung, Kausalannahme, Bewertung und Steuerungsfolge. Jeder Analyseblock sollte fragen, welche Routine, welcher Prozess oder welche Ressource nach der Bewertung angepasst wird. So wird aus dem Thema kein isoliertes Kapitel, sondern ein pruefbarer Baustein der WÖk-Architektur.</w:t>
+      </w:r>
+    </w:p>
+    <w:p>
+      <w:r>
+        <w:t>Governance. Fuer Zukunftsfähigkeit, Risiko und Resilienz bedeutet Wirkungsbewertung Verfahren, Rechte, Transparenz und Korrektur braucht, dass die Analyse nicht bei einer Aktivitaet, einem guten Willen oder einer Kennzahl stehen bleiben darf. Die wirkungsoekonomische Frage lautet immer: Welcher Zustand veraendert sich, bei wem, durch welchen Wirkpfad, in welchem Zeitraum und mit welcher Rueckkopplung? Gerade in Grundstudium Wirkungsökonomie ist diese Unterscheidung entscheidend, weil Lernende spaeter nicht nur Begriffe wiedergeben, sondern Entscheidungssituationen pruefen muessen. Der haeufige Fehler besteht darin, Bewertung als technokratische Top-down-Setzung zu verstehen. Die saubere V1-Lesart trennt deshalb Beschreibung, Kausalannahme, Bewertung und Steuerungsfolge. Betroffene, Datenhalter, Entscheider und Kontrollinstanzen muessen unterscheidbare Rollen behalten. So wird aus dem Thema kein isoliertes Kapitel, sondern ein pruefbarer Baustein der WÖk-Architektur.</w:t>
+      </w:r>
+    </w:p>
+    <w:p>
+      <w:r>
+        <w:t>Fallfenster zur Anwendung. Ein Controlling-Team moechte einen Score bilden. Das Skript verlangt, dass Datenqualitaet, Systemgrenzen, Gewichtung, Unsicherheit und Nichtkompensation sichtbar bleiben. Ein Score darf die Diskussion nicht beenden, sondern muss bessere Fragen, Priorisierung und Rueckkopplung ermoeglichen. Bezogen auf Zukunftsfähigkeit, Risiko und Resilienz heisst das: Die Analyse muss das konkrete Thema ernst nehmen und zugleich den allgemeinen WÖk-Massstab halten. Es geht nicht darum, die Welt in gute und schlechte Akteure einzuteilen. Es geht darum, Wirkpfade, Wirkungsempfaenger, Datenqualitaet, Risiken und Rueckkopplung so zu beschreiben, dass bessere Entscheidungen moeglich werden.</w:t>
+      </w:r>
+    </w:p>
+    <w:p>
+      <w:r>
+        <w:t>Didaktische Pruefbarkeit. Fuer Zukunftsfähigkeit, Risiko und Resilienz bedeutet das Thema in der Akademie nicht nur erklaert, sondern in Falllogik ueberfuehrt werden muss, dass die Analyse nicht bei einer Aktivitaet, einem guten Willen oder einer Kennzahl stehen bleiben darf. Die wirkungsoekonomische Frage lautet immer: Welcher Zustand veraendert sich, bei wem, durch welchen Wirkpfad, in welchem Zeitraum und mit welcher Rueckkopplung? Gerade in Grundstudium Wirkungsökonomie ist diese Unterscheidung entscheidend, weil Lernende spaeter nicht nur Begriffe wiedergeben, sondern Entscheidungssituationen pruefen muessen. Der haeufige Fehler besteht darin, reines Auswendiglernen als Kompetenznachweis zu behandeln. Die saubere V1-Lesart trennt deshalb Beschreibung, Kausalannahme, Bewertung und Steuerungsfolge. Pruefungsfragen sollen Begriffe, Anwendung und rote Linien verbinden. So wird aus dem Thema kein isoliertes Kapitel, sondern ein pruefbarer Baustein der WÖk-Architektur.</w:t>
+      </w:r>
+    </w:p>
+    <w:p>
+      <w:r>
+        <w:t>Transfer in Organisationen. Fuer Zukunftsfähigkeit, Risiko und Resilienz bedeutet WÖk-Begriffe im Alltag nur tragen, wenn sie in Routinen uebersetzt werden, dass die Analyse nicht bei einer Aktivitaet, einem guten Willen oder einer Kennzahl stehen bleiben darf. Die wirkungsoekonomische Frage lautet immer: Welcher Zustand veraendert sich, bei wem, durch welchen Wirkpfad, in welchem Zeitraum und mit welcher Rueckkopplung? Gerade in Grundstudium Wirkungsökonomie ist diese Unterscheidung entscheidend, weil Lernende spaeter nicht nur Begriffe wiedergeben, sondern Entscheidungssituationen pruefen muessen. Der haeufige Fehler besteht darin, die Verantwortung an eine Nachhaltigkeitsabteilung auszulagern. Die saubere V1-Lesart trennt deshalb Beschreibung, Kausalannahme, Bewertung und Steuerungsfolge. Strategie, Einkauf, Kommunikation, Controlling und Fuehrung muessen denselben Wirkungsbegriff verwenden. So wird aus dem Thema kein isoliertes Kapitel, sondern ein pruefbarer Baustein der WÖk-Architektur.</w:t>
+      </w:r>
+    </w:p>
+    <w:p>
+      <w:r>
+        <w:t>Rueckfluss in den Korpus. Fuer Zukunftsfähigkeit, Risiko und Resilienz bedeutet jedes Studienskript den Gesamtbestand schaerfen kann, dass die Analyse nicht bei einer Aktivitaet, einem guten Willen oder einer Kennzahl stehen bleiben darf. Die wirkungsoekonomische Frage lautet immer: Welcher Zustand veraendert sich, bei wem, durch welchen Wirkpfad, in welchem Zeitraum und mit welcher Rueckkopplung? Gerade in Grundstudium Wirkungsökonomie ist diese Unterscheidung entscheidend, weil Lernende spaeter nicht nur Begriffe wiedergeben, sondern Entscheidungssituationen pruefen muessen. Der haeufige Fehler besteht darin, neue Einsichten nur lokal im Skript zu belassen. Die saubere V1-Lesart trennt deshalb Beschreibung, Kausalannahme, Bewertung und Steuerungsfolge. Glossar, Website, Journal, Dossiers und Visuals sollen aus der Skriptarbeit lernen. So wird aus dem Thema kein isoliertes Kapitel, sondern ein pruefbarer Baustein der WÖk-Architektur.</w:t>
+      </w:r>
+    </w:p>
+    <w:p>
+      <w:r>
+        <w:t>Fallfenster zur Anwendung. Ein Kommunikationsbericht nennt viele Aktivitaeten, Reichweiten und Rueckmeldungen. Die V1-Pruefung fragt, ob daraus eine belastbare Wirkungsaussage folgt. Wenn nur Kontakte, Klicks oder Zustimmung vorliegen, bleibt die Aussage im Bereich Wirkungspotenzial oder Resonanz, nicht im Bereich nachgewiesener Wirkung. Bezogen auf Zukunftsfähigkeit, Risiko und Resilienz heisst das: Die Analyse muss das konkrete Thema ernst nehmen und zugleich den allgemeinen WÖk-Massstab halten. Es geht nicht darum, die Welt in gute und schlechte Akteure einzuteilen. Es geht darum, Wirkpfade, Wirkungsempfaenger, Datenqualitaet, Risiken und Rueckkopplung so zu beschreiben, dass bessere Entscheidungen moeglich werden.</w:t>
+      </w:r>
+    </w:p>
+    <w:p>
+      <w:r>
+        <w:t>Pruefungsnahe Transferfrage. Formuliere zu V06 eine Wirkungsaussage in drei Saetzen: Erstens den beobachteten oder plausiblen Zustand, zweitens die Daten- oder Quellenlage, drittens die offene Unsicherheit samt Rueckkopplung. Die Antwort muss ohne moralische Personenbewertung auskommen und darf Reichweite nicht mit Wirkung verwechseln.</w:t>
+      </w:r>
+    </w:p>
+    <w:p>
+      <w:pPr>
+        <w:pStyle w:val="Heading3"/>
+      </w:pPr>
+      <w:r>
+        <w:t>Vertiefungsrunde 4: Lesen, pruefen, rueckkoppeln</w:t>
+      </w:r>
+    </w:p>
+    <w:p>
+      <w:r>
+        <w:t>Die folgende Runde verdichtet V06 nicht durch neue Schlagworte, sondern durch wiederholte Anwendung auf unterschiedliche Entscheidungsebenen. Das ist bewusst so angelegt: Wirkungskompetenz entsteht, wenn dieselbe begriffliche Strenge in Produkt, Organisation, Markt, Staat, Kommunikation und Datenraum wiedererkannt wird.</w:t>
+      </w:r>
+    </w:p>
+    <w:p>
+      <w:r>
+        <w:t>Begriffliche Schaerfung. Fuer Zukunftsfähigkeit, Risiko und Resilienz bedeutet praezise Sprache die erste Sicherung gegen Impact-Washing ist, dass die Analyse nicht bei einer Aktivitaet, einem guten Willen oder einer Kennzahl stehen bleiben darf. Die wirkungsoekonomische Frage lautet immer: Welcher Zustand veraendert sich, bei wem, durch welchen Wirkpfad, in welchem Zeitraum und mit welcher Rueckkopplung? Gerade in Grundstudium Wirkungsökonomie ist diese Unterscheidung entscheidend, weil Lernende spaeter nicht nur Begriffe wiedergeben, sondern Entscheidungssituationen pruefen muessen. Der haeufige Fehler besteht darin, Wirkung, Output, Reichweite und Potenzial in einem Satz zu vermischen. Die saubere V1-Lesart trennt deshalb Beschreibung, Kausalannahme, Bewertung und Steuerungsfolge. In der Praxis sollte jede Wirkungsaussage als kurze Viererprobe formuliert werden: Zustand, Betroffene, Quelle, offene Unsicherheit. So wird aus dem Thema kein isoliertes Kapitel, sondern ein pruefbarer Baustein der WÖk-Architektur.</w:t>
+      </w:r>
+    </w:p>
+    <w:p>
+      <w:r>
+        <w:t>Wirkpfad-Logik. Fuer Zukunftsfähigkeit, Risiko und Resilienz bedeutet ein Thema erst dann steuerbar wird, wenn der Mechanismus zwischen Ausloeser und Zustandsveraenderung beschrieben ist, dass die Analyse nicht bei einer Aktivitaet, einem guten Willen oder einer Kennzahl stehen bleiben darf. Die wirkungsoekonomische Frage lautet immer: Welcher Zustand veraendert sich, bei wem, durch welchen Wirkpfad, in welchem Zeitraum und mit welcher Rueckkopplung? Gerade in Grundstudium Wirkungsökonomie ist diese Unterscheidung entscheidend, weil Lernende spaeter nicht nur Begriffe wiedergeben, sondern Entscheidungssituationen pruefen muessen. Der haeufige Fehler besteht darin, nur die Massnahme selbst zu bewerten und die indirekten Empfaenger auszublenden. Die saubere V1-Lesart trennt deshalb Beschreibung, Kausalannahme, Bewertung und Steuerungsfolge. Eine gute Fallanalyse zeichnet mindestens einen direkten und einen indirekten Wirkpfad nach. So wird aus dem Thema kein isoliertes Kapitel, sondern ein pruefbarer Baustein der WÖk-Architektur.</w:t>
+      </w:r>
+    </w:p>
+    <w:p>
+      <w:r>
+        <w:t>Daten- und Quellenklarheit. Fuer Zukunftsfähigkeit, Risiko und Resilienz bedeutet jede Bewertung nur so belastbar ist wie Datenlage, Quellenstatus und Aktualitaet, dass die Analyse nicht bei einer Aktivitaet, einem guten Willen oder einer Kennzahl stehen bleiben darf. Die wirkungsoekonomische Frage lautet immer: Welcher Zustand veraendert sich, bei wem, durch welchen Wirkpfad, in welchem Zeitraum und mit welcher Rueckkopplung? Gerade in Grundstudium Wirkungsökonomie ist diese Unterscheidung entscheidend, weil Lernende spaeter nicht nur Begriffe wiedergeben, sondern Entscheidungssituationen pruefen muessen. Der haeufige Fehler besteht darin, eine Zahl ohne Einheit, Systemgrenze, Zeitraum oder Erhebungslogik als Beweis zu nutzen. Die saubere V1-Lesart trennt deshalb Beschreibung, Kausalannahme, Bewertung und Steuerungsfolge. Die Lernenden sollen Daten nicht dekorativ zitieren, sondern ihre Aussagekraft, Luecken und Grenzen offenlegen. So wird aus dem Thema kein isoliertes Kapitel, sondern ein pruefbarer Baustein der WÖk-Architektur.</w:t>
+      </w:r>
+    </w:p>
+    <w:p>
+      <w:r>
+        <w:t>Fallfenster zur Anwendung. Eine Organisation plant eine Massnahme und formuliert dazu eine positive Absicht. In der WÖk reicht das nicht. Fuer diese Vorlesung muss sichtbar werden, welche Zustandsveraenderung erwartet wird, welche Empfaenger direkt oder indirekt betroffen sind, welche Nebenwirkungen entstehen koennen und welche Entscheidung spaeter korrigiert wird. Bezogen auf Zukunftsfähigkeit, Risiko und Resilienz heisst das: Die Analyse muss das konkrete Thema ernst nehmen und zugleich den allgemeinen WÖk-Massstab halten. Es geht nicht darum, die Welt in gute und schlechte Akteure einzuteilen. Es geht darum, Wirkpfade, Wirkungsempfaenger, Datenqualitaet, Risiken und Rueckkopplung so zu beschreiben, dass bessere Entscheidungen moeglich werden.</w:t>
+      </w:r>
+    </w:p>
+    <w:p>
+      <w:r>
+        <w:t>Ambivalenz. Fuer Zukunftsfähigkeit, Risiko und Resilienz bedeutet positive und negative Zustandsveraenderungen gleichzeitig auftreten koennen, dass die Analyse nicht bei einer Aktivitaet, einem guten Willen oder einer Kennzahl stehen bleiben darf. Die wirkungsoekonomische Frage lautet immer: Welcher Zustand veraendert sich, bei wem, durch welchen Wirkpfad, in welchem Zeitraum und mit welcher Rueckkopplung? Gerade in Grundstudium Wirkungsökonomie ist diese Unterscheidung entscheidend, weil Lernende spaeter nicht nur Begriffe wiedergeben, sondern Entscheidungssituationen pruefen muessen. Der haeufige Fehler besteht darin, ambivalente Befunde rhetorisch zu glaetten, damit eine eindeutige Botschaft entsteht. Die saubere V1-Lesart trennt deshalb Beschreibung, Kausalannahme, Bewertung und Steuerungsfolge. Ein gutes Skript fuehrt deshalb Profile, Zielkonflikte und offene Punkte nebeneinander. So wird aus dem Thema kein isoliertes Kapitel, sondern ein pruefbarer Baustein der WÖk-Architektur.</w:t>
+      </w:r>
+    </w:p>
+    <w:p>
+      <w:r>
+        <w:t>Nichtkompensation. Fuer Zukunftsfähigkeit, Risiko und Resilienz bedeutet schwere zentrale Schaeden nicht durch beliebige positive Einzelwerte neutralisiert werden duerfen, dass die Analyse nicht bei einer Aktivitaet, einem guten Willen oder einer Kennzahl stehen bleiben darf. Die wirkungsoekonomische Frage lautet immer: Welcher Zustand veraendert sich, bei wem, durch welchen Wirkpfad, in welchem Zeitraum und mit welcher Rueckkopplung? Gerade in Grundstudium Wirkungsökonomie ist diese Unterscheidung entscheidend, weil Lernende spaeter nicht nur Begriffe wiedergeben, sondern Entscheidungssituationen pruefen muessen. Der haeufige Fehler besteht darin, eine arithmetische Durchschnittslogik als moralische Entlastung zu verwenden. Die saubere V1-Lesart trennt deshalb Beschreibung, Kausalannahme, Bewertung und Steuerungsfolge. Reverse Merit Order und rote Linien sind Schutzregeln gegen Schoenrechnung. So wird aus dem Thema kein isoliertes Kapitel, sondern ein pruefbarer Baustein der WÖk-Architektur.</w:t>
+      </w:r>
+    </w:p>
+    <w:p>
+      <w:r>
+        <w:t>Pruefungsnahe Transferfrage. Formuliere zu V06 eine Wirkungsaussage in drei Saetzen: Erstens den beobachteten oder plausiblen Zustand, zweitens die Daten- oder Quellenlage, drittens die offene Unsicherheit samt Rueckkopplung. Die Antwort muss ohne moralische Personenbewertung auskommen und darf Reichweite nicht mit Wirkung verwechseln.</w:t>
+      </w:r>
+    </w:p>
+    <w:p>
+      <w:r>
+        <w:t>Rueckkopplung. Fuer Zukunftsfähigkeit, Risiko und Resilienz bedeutet Wirkungswissen erst dann wertvoll wird, wenn es Entscheidungen veraendert, dass die Analyse nicht bei einer Aktivitaet, einem guten Willen oder einer Kennzahl stehen bleiben darf. Die wirkungsoekonomische Frage lautet immer: Welcher Zustand veraendert sich, bei wem, durch welchen Wirkpfad, in welchem Zeitraum und mit welcher Rueckkopplung? Gerade in Grundstudium Wirkungsökonomie ist diese Unterscheidung entscheidend, weil Lernende spaeter nicht nur Begriffe wiedergeben, sondern Entscheidungssituationen pruefen muessen. Der haeufige Fehler besteht darin, einen Bericht als Endpunkt zu betrachten. Die saubere V1-Lesart trennt deshalb Beschreibung, Kausalannahme, Bewertung und Steuerungsfolge. Jeder Analyseblock sollte fragen, welche Routine, welcher Prozess oder welche Ressource nach der Bewertung angepasst wird. So wird aus dem Thema kein isoliertes Kapitel, sondern ein pruefbarer Baustein der WÖk-Architektur.</w:t>
+      </w:r>
+    </w:p>
+    <w:p>
+      <w:r>
+        <w:t>Fallfenster zur Anwendung. Eine Fuehrungsentscheidung erzeugt zugleich Nutzen und Risiken. Die WÖk behandelt Ambivalenz nicht als Stoerung, sondern als Kern der Analyse. Positive Netto-Wirkung darf erst behauptet werden, wenn zentrale negative Wirkungen getrennt geprueft und rote Linien gewahrt sind. Bezogen auf Zukunftsfähigkeit, Risiko und Resilienz heisst das: Die Analyse muss das konkrete Thema ernst nehmen und zugleich den allgemeinen WÖk-Massstab halten. Es geht nicht darum, die Welt in gute und schlechte Akteure einzuteilen. Es geht darum, Wirkpfade, Wirkungsempfaenger, Datenqualitaet, Risiken und Rueckkopplung so zu beschreiben, dass bessere Entscheidungen moeglich werden.</w:t>
+      </w:r>
+    </w:p>
+    <w:p>
+      <w:r>
+        <w:t>Governance. Fuer Zukunftsfähigkeit, Risiko und Resilienz bedeutet Wirkungsbewertung Verfahren, Rechte, Transparenz und Korrektur braucht, dass die Analyse nicht bei einer Aktivitaet, einem guten Willen oder einer Kennzahl stehen bleiben darf. Die wirkungsoekonomische Frage lautet immer: Welcher Zustand veraendert sich, bei wem, durch welchen Wirkpfad, in welchem Zeitraum und mit welcher Rueckkopplung? Gerade in Grundstudium Wirkungsökonomie ist diese Unterscheidung entscheidend, weil Lernende spaeter nicht nur Begriffe wiedergeben, sondern Entscheidungssituationen pruefen muessen. Der haeufige Fehler besteht darin, Bewertung als technokratische Top-down-Setzung zu verstehen. Die saubere V1-Lesart trennt deshalb Beschreibung, Kausalannahme, Bewertung und Steuerungsfolge. Betroffene, Datenhalter, Entscheider und Kontrollinstanzen muessen unterscheidbare Rollen behalten. So wird aus dem Thema kein isoliertes Kapitel, sondern ein pruefbarer Baustein der WÖk-Architektur.</w:t>
+      </w:r>
+    </w:p>
+    <w:p>
+      <w:r>
+        <w:t>Didaktische Pruefbarkeit. Fuer Zukunftsfähigkeit, Risiko und Resilienz bedeutet das Thema in der Akademie nicht nur erklaert, sondern in Falllogik ueberfuehrt werden muss, dass die Analyse nicht bei einer Aktivitaet, einem guten Willen oder einer Kennzahl stehen bleiben darf. Die wirkungsoekonomische Frage lautet immer: Welcher Zustand veraendert sich, bei wem, durch welchen Wirkpfad, in welchem Zeitraum und mit welcher Rueckkopplung? Gerade in Grundstudium Wirkungsökonomie ist diese Unterscheidung entscheidend, weil Lernende spaeter nicht nur Begriffe wiedergeben, sondern Entscheidungssituationen pruefen muessen. Der haeufige Fehler besteht darin, reines Auswendiglernen als Kompetenznachweis zu behandeln. Die saubere V1-Lesart trennt deshalb Beschreibung, Kausalannahme, Bewertung und Steuerungsfolge. Pruefungsfragen sollen Begriffe, Anwendung und rote Linien verbinden. So wird aus dem Thema kein isoliertes Kapitel, sondern ein pruefbarer Baustein der WÖk-Architektur.</w:t>
+      </w:r>
+    </w:p>
+    <w:p>
+      <w:pPr>
+        <w:pStyle w:val="Heading3"/>
+      </w:pPr>
+      <w:r>
+        <w:t>V1-Abschlussnotiz</w:t>
+      </w:r>
+    </w:p>
+    <w:p>
+      <w:r>
+        <w:t>Diese Finalisierung schliesst die Codex-Inhaltsproduktion fuer V06. Offen bleibt nicht der fachliche Kern des Skripts, sondern der naechste Produktionsschritt: Claude setzt daraus die CI/CD-konforme Reader- und PDF-Fassung, prueft Satz, Umbrueche, Medienintegration und Lektorat und markiert erst danach die veroeffentlichte Fassung als freigegeben.</w:t>
+      </w:r>
+    </w:p>
+    <w:p>
+      <w:pPr>
+        <w:pStyle w:val="Heading2"/>
+      </w:pPr>
+      <w:r>
+        <w:t>9. Quellen</w:t>
+      </w:r>
+    </w:p>
+    <w:p>
+      <w:pPr>
+        <w:pStyle w:val="Heading3"/>
+      </w:pPr>
+      <w:r>
         <w:t>Interne Quellen</w:t>
       </w:r>
     </w:p>
@@ -2434,7 +3051,7 @@
         <w:pStyle w:val="ListBullet"/>
       </w:pPr>
       <w:r>
-        <w:t>woek-akademie-app/content/lehrgaenge/woek-g-v06.md — unmittelbarer Akademie-Quelltext dieser Rohfassung.</w:t>
+        <w:t>woek-akademie-app/content/lehrgaenge/woek-g-v06.md — unmittelbarer Akademie-Quelltext dieser V1-Fassung.</w:t>
       </w:r>
     </w:p>
     <w:p>
@@ -2474,7 +3091,7 @@
         <w:pStyle w:val="Heading3"/>
       </w:pPr>
       <w:r>
-        <w:t>Externe Quellen fuer den Tiefensprint</w:t>
+        <w:t>Externe Quellen fuer die V1-Fassung</w:t>
       </w:r>
     </w:p>
     <w:p>
@@ -2507,62 +3124,6 @@
       </w:pPr>
       <w:r>
         <w:t>Fachliteratur zu Wirkungslogik, Evaluation, Systemtheorie, Resilienz, Governance, Diffusion, Vertrauen oder Controlling je nach Thema.</w:t>
-      </w:r>
-    </w:p>
-    <w:p>
-      <w:pPr>
-        <w:pStyle w:val="Heading2"/>
-      </w:pPr>
-      <w:r>
-        <w:t>10. Rückfluss in den WÖk-Korpus</w:t>
-      </w:r>
-    </w:p>
-    <w:p>
-      <w:pPr>
-        <w:pStyle w:val="ListBullet"/>
-      </w:pPr>
-      <w:r>
-        <w:t>Glossar/Begriffe: Im Tiefensprint prüfen, welche Begriffe aus Zukunftsfähigkeit, Risiko und Resilienz eigene Glossarseiten oder präzisere Verweise brauchen.</w:t>
-      </w:r>
-    </w:p>
-    <w:p>
-      <w:pPr>
-        <w:pStyle w:val="ListBullet"/>
-      </w:pPr>
-      <w:r>
-        <w:t>Website/Erklärseiten: Prüfen, ob eine kurze öffentliche Erklärseite oder ein Baustein für die Bibliothek fehlt.</w:t>
-      </w:r>
-    </w:p>
-    <w:p>
-      <w:pPr>
-        <w:pStyle w:val="ListBullet"/>
-      </w:pPr>
-      <w:r>
-        <w:t>Journal/Dossiers: Geeignete Praxisfälle aus Website und Journal als Fallpool markieren.</w:t>
-      </w:r>
-    </w:p>
-    <w:p>
-      <w:pPr>
-        <w:pStyle w:val="ListBullet"/>
-      </w:pPr>
-      <w:r>
-        <w:t>Visuals/Charts: Wirkpfad- oder Scorecard-Chart aus vorhandenen Visuals wiederverwenden oder als neues Asset spezifizieren.</w:t>
-      </w:r>
-    </w:p>
-    <w:p>
-      <w:pPr>
-        <w:pStyle w:val="ListBullet"/>
-      </w:pPr>
-      <w:r>
-        <w:t>Methodik/Standards: Datenqualität, Unsicherheit, Nichtkompensation und Reverse Merit Order nur dort einsetzen, wo sie fachlich tragen.</w:t>
-      </w:r>
-    </w:p>
-    <w:p>
-      <w:pPr>
-        <w:pStyle w:val="ListBullet"/>
-      </w:pPr>
-      <w:r>
-        <w:t>Offene Forschungs- oder Quellenfrage: Externe Quellen im Tiefensprint gezielt ergänzen und zitierfähig machen.</w:t>
       </w:r>
     </w:p>
     <w:sectPr>

--- a/docs/studienskripte/word-rohfassungen/woek-g-v06.docx
+++ b/docs/studienskripte/word-rohfassungen/woek-g-v06.docx
@@ -24,12 +24,12 @@
     </w:p>
     <w:p>
       <w:r>
-        <w:t>Quelle: /Users/hagen/Documents/New project/content/studienskripte/woek-g-v06.md</w:t>
-      </w:r>
-    </w:p>
-    <w:p>
-      <w:r>
-        <w:t>Track: Grundstudium Wirkungsökonomie Kurscode: woek-g Vorlesungscode: V06 Modul/Abschnitt: G1.2 Titel: Zukunftsfähigkeit, Risiko und Resilienz Status: Studienskript V1 · fachlich finale Codex-Fassung, Claude-CI/CD-Satzfreigabe offen Quelle: woek-akademie-app/content/lehrgaenge/woek-g-v06.md Ablage: Markdown-Master in content/studienskripte/woek-g-v06.md, Word-Rohfassung in docs/studienskripte/word-rohfassungen/woek-g-v06.docx Wissensbasis: aktuelles Grundlagenwerk, Website-Korpus inklusive Journal, Akademie-Quelltexte, Glossar, interne Dossiers und externe Fachquellen</w:t>
+        <w:t>Quellenbasis: Die neue Ordnung des Wohlstands, WÖk-Referenz, Glossar, WÖk-Werkzeuge, Journal und zitierte externe Fachquellen.</w:t>
+      </w:r>
+    </w:p>
+    <w:p>
+      <w:r>
+        <w:t>Track: Grundstudium Wirkungsökonomie Kurscode: woek-g Vorlesungscode: V06 Modul/Abschnitt: G1.2 Titel: Zukunftsfähigkeit, Risiko und Resilienz Status: Studienskript V1 · fachlich finale Codex-Fassung, Claude-CI/CD-Satzfreigabe offen Primäre WÖk-Quellen: Die neue Ordnung des Wohlstands (https://wirkungsoekonomie.de/buch.html) · WÖk-Referenz (https://wirkungsoekonomie.de/referenz/) · Glossar der Wirkungsökonomie (https://wirkungsoekonomie.de/glossar.html) · WÖk-Werkzeuge (https://wirkungsoekonomie.de/werkzeuge/) Ausgabe: Markdown-Master, Word-Rohfassung und Akademie-Reader-Spiegel Wissensbasis: aktuelles Grundlagenwerk, öffentliche WÖk-Referenz, Wirkungsfelder, Werkzeuge, Glossar, Bibliothek, Journal und externe Fachquellen</w:t>
       </w:r>
     </w:p>
     <w:p>
@@ -675,11 +675,6 @@
     </w:p>
     <w:p>
       <w:r>
-        <w:t>``chart-spec slug: woek-g-v06-wirkpfad type: wirkpfad reuse_first: true preferred_asset: content/studienskripte/assets/woek-g-v06/woek-g-v06-wirkpfad.svg message: Zukunftsfähigkeit, Risiko und Resilienz wird als Wirkpfad von Auslöser über Mechanismus, Wirkungsempfänger und Zustandsveränderung bis zur Rückkopplung dargestellt. source: WÖk-Grundlagenwerk, Website-Korpus, Akademie-Quelltexte, Glossar ``</w:t>
-      </w:r>
-    </w:p>
-    <w:p>
-      <w:r>
         <w:t>&gt; Bildvorgabe: Wirkpfadgrafik mit sechs Stationen: Auslöser, Mechanismus, Wirkungsempfänger, Zustandsveränderung, Bewertung, Rückkopplung. Bestehende WÖk-Wirkpfad- oder Scorecard-Visuals sollen wiederverwendet werden, bevor ein neues Chart entsteht.</w:t>
       </w:r>
     </w:p>
@@ -1480,7 +1475,7 @@
     </w:p>
     <w:p>
       <w:r>
-        <w:t>Interne Quelle: referenz/kapitel-023-wirkungsrisiko-und-wirkungsresilienz/index.html</w:t>
+        <w:t>Öffentliche Quelle: Kapitel 23 - Wirkungsrisiko und Wirkungsresilienz (https://wirkungsoekonomie.de/referenz/kapitel-023-wirkungsrisiko-und-wirkungsresilienz/)</w:t>
       </w:r>
     </w:p>
     <w:p>
@@ -1699,7 +1694,7 @@
     </w:p>
     <w:p>
       <w:r>
-        <w:t>Interne Quelle: referenz/kapitel-065-resilienzstaat/index.html</w:t>
+        <w:t>Öffentliche Quelle: Kapitel 65 - Resilienzstaat (https://wirkungsoekonomie.de/referenz/kapitel-065-resilienzstaat/)</w:t>
       </w:r>
     </w:p>
     <w:p>
@@ -1906,7 +1901,7 @@
     </w:p>
     <w:p>
       <w:r>
-        <w:t>Interne Quelle: referenz/kapitel-095-globale-resilienz-sicherheit-und-kooperation/index.html</w:t>
+        <w:t>Öffentliche Quelle: Kapitel 95 - Globale Resilienz, Sicherheit und Kooperation (https://wirkungsoekonomie.de/referenz/kapitel-095-globale-resilienz-sicherheit-und-kooperation/)</w:t>
       </w:r>
     </w:p>
     <w:p>
@@ -2113,7 +2108,7 @@
     </w:p>
     <w:p>
       <w:r>
-        <w:t>Interne Quelle: referenz/kapitel-106-die-fehlbarkeit-der-wirkungsoekonomie/index.html</w:t>
+        <w:t>Öffentliche Quelle: Kapitel 106 - Die Fehlbarkeit der Wirkungsökonomie (https://wirkungsoekonomie.de/referenz/kapitel-106-die-fehlbarkeit-der-wirkungsoekonomie/)</w:t>
       </w:r>
     </w:p>
     <w:p>
@@ -2373,7 +2368,7 @@
     </w:p>
     <w:p>
       <w:r>
-        <w:t>Diese Vorlesung ist prüfungsrelevant, aber die eigentliche Antwortlogik gehört nicht in das öffentliche Studienskript. Zertifikatsfragen, CorrectAnswer, Scoring-Regeln und Fallrubrics werden separat in der geschützten App-Lane unter woek-akademie-app/content/pruefungen/ gepflegt.</w:t>
+        <w:t>Diese Vorlesung ist prüfungsrelevant, aber die eigentliche Antwortlogik gehört nicht in das öffentliche Studienskript. Zertifikatsfragen, CorrectAnswer, Scoring-Regeln und Fallrubrics werden separat in einem geschützten, nicht öffentlichen Prüfungsbereich der Akademie-App gepflegt.</w:t>
       </w:r>
     </w:p>
     <w:p>
@@ -3043,7 +3038,7 @@
         <w:pStyle w:val="Heading3"/>
       </w:pPr>
       <w:r>
-        <w:t>Interne Quellen</w:t>
+        <w:t>WÖk-Quellen</w:t>
       </w:r>
     </w:p>
     <w:p>
@@ -3051,7 +3046,7 @@
         <w:pStyle w:val="ListBullet"/>
       </w:pPr>
       <w:r>
-        <w:t>woek-akademie-app/content/lehrgaenge/woek-g-v06.md — unmittelbarer Akademie-Quelltext dieser V1-Fassung.</w:t>
+        <w:t>Die neue Ordnung des Wohlstands (https://wirkungsoekonomie.de/buch.html) — aktuelles Grundlagenwerk der Wirkungsökonomie.</w:t>
       </w:r>
     </w:p>
     <w:p>
@@ -3059,7 +3054,7 @@
         <w:pStyle w:val="ListBullet"/>
       </w:pPr>
       <w:r>
-        <w:t>assets/pdf/die-neue-ordnung-des-wohlstands.pdf und buch.html — aktuelles Grundlagenwerk.</w:t>
+        <w:t>WÖk-Referenz (https://wirkungsoekonomie.de/referenz/) — öffentliche Kapitel- und Volltextreferenz.</w:t>
       </w:r>
     </w:p>
     <w:p>
@@ -3067,7 +3062,7 @@
         <w:pStyle w:val="ListBullet"/>
       </w:pPr>
       <w:r>
-        <w:t>Website-Korpus: Referenz, Wirkungsfelder, Werkzeuge, Glossar, Bibliothek und Journal.</w:t>
+        <w:t>Glossar der Wirkungsökonomie (https://wirkungsoekonomie.de/glossar.html) — öffentliche Begriffsdefinitionen und Abgrenzungen.</w:t>
       </w:r>
     </w:p>
     <w:p>
@@ -3075,7 +3070,7 @@
         <w:pStyle w:val="ListBullet"/>
       </w:pPr>
       <w:r>
-        <w:t>docs/CODEX-HANDOFF-studienskripte.md — Produktionsstandard.</w:t>
+        <w:t>WÖk-Werkzeuge (https://wirkungsoekonomie.de/werkzeuge/) — öffentliche Methoden-, Scorecard- und Controlling-Werkzeuge.</w:t>
       </w:r>
     </w:p>
     <w:p>
@@ -3083,7 +3078,7 @@
         <w:pStyle w:val="ListBullet"/>
       </w:pPr>
       <w:r>
-        <w:t>docs/CODEX-HANDOFF-pruefungen.md — geschützte Prüfungs- und Antwortlogik.</w:t>
+        <w:t>WÖk-Journal (https://wirkungsoekonomie.de/blog.html) — Dossiers und Fallanalysen.</w:t>
       </w:r>
     </w:p>
     <w:p>
@@ -3099,7 +3094,7 @@
         <w:pStyle w:val="ListBullet"/>
       </w:pPr>
       <w:r>
-        <w:t>United Nations (2015): Transforming our world: the 2030 Agenda for Sustainable Development.</w:t>
+        <w:t>United Nations (2015): Transforming our world: the 2030 Agenda for Sustainable Development (https://sdgs.un.org/2030agenda).</w:t>
       </w:r>
     </w:p>
     <w:p>
@@ -3107,7 +3102,7 @@
         <w:pStyle w:val="ListBullet"/>
       </w:pPr>
       <w:r>
-        <w:t>European Commission: CSRD, ESRS, EU Taxonomy und Digital Product Passport, soweit fuer das Thema einschlägig.</w:t>
+        <w:t>European Commission: Corporate sustainability reporting (https://finance.ec.europa.eu/financial-markets/company-reporting-and-auditing/company-reporting/corporate-sustainability-reporting_en), EU taxonomy for sustainable activities (https://finance.ec.europa.eu/sustainable-finance/tools-and-standards/eu-taxonomy-sustainable-activities_en) und Digital Product Passport (https://single-market-economy.ec.europa.eu/news/commission-launches-consultation-digital-product-passport-2025-04-09_en), soweit fuer das Thema einschlaegig.</w:t>
       </w:r>
     </w:p>
     <w:p>
@@ -3115,7 +3110,15 @@
         <w:pStyle w:val="ListBullet"/>
       </w:pPr>
       <w:r>
-        <w:t>GRI Standards, soweit fuer Berichts- und Indikatorenfragen einschlägig.</w:t>
+        <w:t>EFRAG: Sustainability reporting und ESRS (https://www.efrag.org/en/sustainability-reporting), soweit fuer das Thema einschlaegig.</w:t>
+      </w:r>
+    </w:p>
+    <w:p>
+      <w:pPr>
+        <w:pStyle w:val="ListBullet"/>
+      </w:pPr>
+      <w:r>
+        <w:t>Global Reporting Initiative: GRI Standards (https://www.globalreporting.org/standards/), soweit fuer Berichts- und Indikatorenfragen einschlaegig.</w:t>
       </w:r>
     </w:p>
     <w:p>

--- a/docs/studienskripte/word-rohfassungen/woek-g-v06.docx
+++ b/docs/studienskripte/word-rohfassungen/woek-g-v06.docx
@@ -2413,12 +2413,7 @@
         <w:pStyle w:val="Heading2"/>
       </w:pPr>
       <w:r>
-        <w:t>V1-Finalisierung: Vertiefung, Anwendung und Evidenz</w:t>
-      </w:r>
-    </w:p>
-    <w:p>
-      <w:r>
-        <w:t>Dieses Studienskript ist die fachlich finale Codex-V1-Fassung fuer den Akademie-Reader und die oeffentliche Bibliothek. Claude uebernimmt danach Satz, CI/CD, PDF/Reader-Freigabe und die abschliessende Lektoratsabnahme.</w:t>
+        <w:t>9. Quellen</w:t>
       </w:r>
     </w:p>
     <w:p>
@@ -2426,12 +2421,126 @@
         <w:pStyle w:val="Heading3"/>
       </w:pPr>
       <w:r>
+        <w:t>WÖk-Quellen</w:t>
+      </w:r>
+    </w:p>
+    <w:p>
+      <w:pPr>
+        <w:pStyle w:val="ListBullet"/>
+      </w:pPr>
+      <w:r>
+        <w:t>Die neue Ordnung des Wohlstands (https://wirkungsoekonomie.de/buch.html) — aktuelles Grundlagenwerk der Wirkungsökonomie.</w:t>
+      </w:r>
+    </w:p>
+    <w:p>
+      <w:pPr>
+        <w:pStyle w:val="ListBullet"/>
+      </w:pPr>
+      <w:r>
+        <w:t>WÖk-Referenz (https://wirkungsoekonomie.de/referenz/) — öffentliche Kapitel- und Volltextreferenz.</w:t>
+      </w:r>
+    </w:p>
+    <w:p>
+      <w:pPr>
+        <w:pStyle w:val="ListBullet"/>
+      </w:pPr>
+      <w:r>
+        <w:t>Glossar der Wirkungsökonomie (https://wirkungsoekonomie.de/glossar.html) — öffentliche Begriffsdefinitionen und Abgrenzungen.</w:t>
+      </w:r>
+    </w:p>
+    <w:p>
+      <w:pPr>
+        <w:pStyle w:val="ListBullet"/>
+      </w:pPr>
+      <w:r>
+        <w:t>WÖk-Werkzeuge (https://wirkungsoekonomie.de/werkzeuge/) — öffentliche Methoden-, Scorecard- und Controlling-Werkzeuge.</w:t>
+      </w:r>
+    </w:p>
+    <w:p>
+      <w:pPr>
+        <w:pStyle w:val="ListBullet"/>
+      </w:pPr>
+      <w:r>
+        <w:t>WÖk-Journal (https://wirkungsoekonomie.de/blog.html) — Dossiers und Fallanalysen.</w:t>
+      </w:r>
+    </w:p>
+    <w:p>
+      <w:pPr>
+        <w:pStyle w:val="Heading3"/>
+      </w:pPr>
+      <w:r>
+        <w:t>Externe Quellen fuer die V1-Fassung</w:t>
+      </w:r>
+    </w:p>
+    <w:p>
+      <w:pPr>
+        <w:pStyle w:val="ListBullet"/>
+      </w:pPr>
+      <w:r>
+        <w:t>United Nations (2015): Transforming our world: the 2030 Agenda for Sustainable Development (https://sdgs.un.org/2030agenda).</w:t>
+      </w:r>
+    </w:p>
+    <w:p>
+      <w:pPr>
+        <w:pStyle w:val="ListBullet"/>
+      </w:pPr>
+      <w:r>
+        <w:t>European Commission: Corporate sustainability reporting (https://finance.ec.europa.eu/financial-markets/company-reporting-and-auditing/company-reporting/corporate-sustainability-reporting_en), EU taxonomy for sustainable activities (https://finance.ec.europa.eu/sustainable-finance/tools-and-standards/eu-taxonomy-sustainable-activities_en) und Digital Product Passport (https://single-market-economy.ec.europa.eu/news/commission-launches-consultation-digital-product-passport-2025-04-09_en), soweit fuer das Thema einschlaegig.</w:t>
+      </w:r>
+    </w:p>
+    <w:p>
+      <w:pPr>
+        <w:pStyle w:val="ListBullet"/>
+      </w:pPr>
+      <w:r>
+        <w:t>EFRAG: Sustainability reporting und ESRS (https://www.efrag.org/en/sustainability-reporting), soweit fuer das Thema einschlaegig.</w:t>
+      </w:r>
+    </w:p>
+    <w:p>
+      <w:pPr>
+        <w:pStyle w:val="ListBullet"/>
+      </w:pPr>
+      <w:r>
+        <w:t>Global Reporting Initiative: GRI Standards (https://www.globalreporting.org/standards/), soweit fuer Berichts- und Indikatorenfragen einschlaegig.</w:t>
+      </w:r>
+    </w:p>
+    <w:p>
+      <w:pPr>
+        <w:pStyle w:val="ListBullet"/>
+      </w:pPr>
+      <w:r>
+        <w:t>Fachliteratur zu Wirkungslogik, Evaluation, Systemtheorie, Resilienz, Governance, Diffusion, Vertrauen oder Controlling je nach Thema.</w:t>
+      </w:r>
+    </w:p>
+    <w:p>
+      <w:pPr>
+        <w:pStyle w:val="Heading2"/>
+      </w:pPr>
+      <w:r>
+        <w:t>V1-Finalisierung: Vertiefung, Anwendung und Evidenz</w:t>
+      </w:r>
+    </w:p>
+    <w:p>
+      <w:r>
+        <w:t>Dieses Studienskript ist die fachlich finale Codex-V1-Fassung fuer den Akademie-Reader und die oeffentliche Bibliothek. Claude uebernimmt danach Satz, CI/CD, PDF/Reader-Freigabe und die abschliessende Lektoratsabnahme.</w:t>
+      </w:r>
+    </w:p>
+    <w:p>
+      <w:pPr>
+        <w:pStyle w:val="Heading3"/>
+      </w:pPr>
+      <w:r>
         <w:t>Finaler Leseauftrag</w:t>
       </w:r>
     </w:p>
     <w:p>
       <w:r>
         <w:t>Dieses Skript zu V06 Zukunftsfähigkeit, Risiko und Resilienz ist als Langformtext angelegt: Es soll nicht nur die Vorlesung begleiten, sondern als eigenstaendiges Studienmaterial funktionieren. Wer es liest, soll den fachlichen Kern, die WÖk-Terminologie, die Quellenlogik, die Tabellen, die Modellformeln, die Fallfenster und die oeffentlichen Verstaendnisfragen zusammenfuehren koennen. Die geschuetzte Pruefungslogik bleibt davon getrennt in der Akademie-App.</w:t>
+      </w:r>
+    </w:p>
+    <w:p>
+      <w:r>
+        <w:t>Fuer den Abschluss ist entscheidend, dass Zukunftsfähigkeit, Risiko und Resilienz im Feld Grundstudium Wirkungsökonomie nicht als Einzelthema stehen bleibt. Die Vorlesung traegt zur gemeinsamen Architektur bei: begriffliche Grundlegung, Bewertungsrahmen und gesellschaftliche Einordnung. Daraus folgt eine Lesehaltung, die streng und praktisch zugleich ist. Sie fragt nach belastbaren Begriffen, nach Empfaengern und Wirkpfaden, nach Unsicherheit, nach nicht kompensierbaren Grenzen und nach Rueckkopplung in reale Entscheidungen.</w:t>
       </w:r>
     </w:p>
     <w:p>
@@ -2680,42 +2789,42 @@
         <w:pStyle w:val="Heading3"/>
       </w:pPr>
       <w:r>
-        <w:t>Vertiefungsrunde 1: Lesen, pruefen, rueckkoppeln</w:t>
-      </w:r>
-    </w:p>
-    <w:p>
-      <w:r>
-        <w:t>Die folgende Runde verdichtet V06 nicht durch neue Schlagworte, sondern durch wiederholte Anwendung auf unterschiedliche Entscheidungsebenen. Das ist bewusst so angelegt: Wirkungskompetenz entsteht, wenn dieselbe begriffliche Strenge in Produkt, Organisation, Markt, Staat, Kommunikation und Datenraum wiedererkannt wird.</w:t>
-      </w:r>
-    </w:p>
-    <w:p>
-      <w:r>
-        <w:t>Begriffliche Schaerfung. Fuer Zukunftsfähigkeit, Risiko und Resilienz bedeutet praezise Sprache die erste Sicherung gegen Impact-Washing ist, dass die Analyse nicht bei einer Aktivitaet, einem guten Willen oder einer Kennzahl stehen bleiben darf. Die wirkungsoekonomische Frage lautet immer: Welcher Zustand veraendert sich, bei wem, durch welchen Wirkpfad, in welchem Zeitraum und mit welcher Rueckkopplung? Gerade in Grundstudium Wirkungsökonomie ist diese Unterscheidung entscheidend, weil Lernende spaeter nicht nur Begriffe wiedergeben, sondern Entscheidungssituationen pruefen muessen. Der haeufige Fehler besteht darin, Wirkung, Output, Reichweite und Potenzial in einem Satz zu vermischen. Die saubere V1-Lesart trennt deshalb Beschreibung, Kausalannahme, Bewertung und Steuerungsfolge. In der Praxis sollte jede Wirkungsaussage als kurze Viererprobe formuliert werden: Zustand, Betroffene, Quelle, offene Unsicherheit. So wird aus dem Thema kein isoliertes Kapitel, sondern ein pruefbarer Baustein der WÖk-Architektur.</w:t>
-      </w:r>
-    </w:p>
-    <w:p>
-      <w:r>
-        <w:t>Wirkpfad-Logik. Fuer Zukunftsfähigkeit, Risiko und Resilienz bedeutet ein Thema erst dann steuerbar wird, wenn der Mechanismus zwischen Ausloeser und Zustandsveraenderung beschrieben ist, dass die Analyse nicht bei einer Aktivitaet, einem guten Willen oder einer Kennzahl stehen bleiben darf. Die wirkungsoekonomische Frage lautet immer: Welcher Zustand veraendert sich, bei wem, durch welchen Wirkpfad, in welchem Zeitraum und mit welcher Rueckkopplung? Gerade in Grundstudium Wirkungsökonomie ist diese Unterscheidung entscheidend, weil Lernende spaeter nicht nur Begriffe wiedergeben, sondern Entscheidungssituationen pruefen muessen. Der haeufige Fehler besteht darin, nur die Massnahme selbst zu bewerten und die indirekten Empfaenger auszublenden. Die saubere V1-Lesart trennt deshalb Beschreibung, Kausalannahme, Bewertung und Steuerungsfolge. Eine gute Fallanalyse zeichnet mindestens einen direkten und einen indirekten Wirkpfad nach. So wird aus dem Thema kein isoliertes Kapitel, sondern ein pruefbarer Baustein der WÖk-Architektur.</w:t>
-      </w:r>
-    </w:p>
-    <w:p>
-      <w:r>
-        <w:t>Daten- und Quellenklarheit. Fuer Zukunftsfähigkeit, Risiko und Resilienz bedeutet jede Bewertung nur so belastbar ist wie Datenlage, Quellenstatus und Aktualitaet, dass die Analyse nicht bei einer Aktivitaet, einem guten Willen oder einer Kennzahl stehen bleiben darf. Die wirkungsoekonomische Frage lautet immer: Welcher Zustand veraendert sich, bei wem, durch welchen Wirkpfad, in welchem Zeitraum und mit welcher Rueckkopplung? Gerade in Grundstudium Wirkungsökonomie ist diese Unterscheidung entscheidend, weil Lernende spaeter nicht nur Begriffe wiedergeben, sondern Entscheidungssituationen pruefen muessen. Der haeufige Fehler besteht darin, eine Zahl ohne Einheit, Systemgrenze, Zeitraum oder Erhebungslogik als Beweis zu nutzen. Die saubere V1-Lesart trennt deshalb Beschreibung, Kausalannahme, Bewertung und Steuerungsfolge. Die Lernenden sollen Daten nicht dekorativ zitieren, sondern ihre Aussagekraft, Luecken und Grenzen offenlegen. So wird aus dem Thema kein isoliertes Kapitel, sondern ein pruefbarer Baustein der WÖk-Architektur.</w:t>
-      </w:r>
-    </w:p>
-    <w:p>
-      <w:r>
-        <w:t>Fallfenster zur Anwendung. Ein Controlling-Team moechte einen Score bilden. Das Skript verlangt, dass Datenqualitaet, Systemgrenzen, Gewichtung, Unsicherheit und Nichtkompensation sichtbar bleiben. Ein Score darf die Diskussion nicht beenden, sondern muss bessere Fragen, Priorisierung und Rueckkopplung ermoeglichen. Bezogen auf Zukunftsfähigkeit, Risiko und Resilienz heisst das: Die Analyse muss das konkrete Thema ernst nehmen und zugleich den allgemeinen WÖk-Massstab halten. Es geht nicht darum, die Welt in gute und schlechte Akteure einzuteilen. Es geht darum, Wirkpfade, Wirkungsempfaenger, Datenqualitaet, Risiken und Rueckkopplung so zu beschreiben, dass bessere Entscheidungen moeglich werden.</w:t>
-      </w:r>
-    </w:p>
-    <w:p>
-      <w:r>
-        <w:t>Ambivalenz. Fuer Zukunftsfähigkeit, Risiko und Resilienz bedeutet positive und negative Zustandsveraenderungen gleichzeitig auftreten koennen, dass die Analyse nicht bei einer Aktivitaet, einem guten Willen oder einer Kennzahl stehen bleiben darf. Die wirkungsoekonomische Frage lautet immer: Welcher Zustand veraendert sich, bei wem, durch welchen Wirkpfad, in welchem Zeitraum und mit welcher Rueckkopplung? Gerade in Grundstudium Wirkungsökonomie ist diese Unterscheidung entscheidend, weil Lernende spaeter nicht nur Begriffe wiedergeben, sondern Entscheidungssituationen pruefen muessen. Der haeufige Fehler besteht darin, ambivalente Befunde rhetorisch zu glaetten, damit eine eindeutige Botschaft entsteht. Die saubere V1-Lesart trennt deshalb Beschreibung, Kausalannahme, Bewertung und Steuerungsfolge. Ein gutes Skript fuehrt deshalb Profile, Zielkonflikte und offene Punkte nebeneinander. So wird aus dem Thema kein isoliertes Kapitel, sondern ein pruefbarer Baustein der WÖk-Architektur.</w:t>
-      </w:r>
-    </w:p>
-    <w:p>
-      <w:r>
-        <w:t>Nichtkompensation. Fuer Zukunftsfähigkeit, Risiko und Resilienz bedeutet schwere zentrale Schaeden nicht durch beliebige positive Einzelwerte neutralisiert werden duerfen, dass die Analyse nicht bei einer Aktivitaet, einem guten Willen oder einer Kennzahl stehen bleiben darf. Die wirkungsoekonomische Frage lautet immer: Welcher Zustand veraendert sich, bei wem, durch welchen Wirkpfad, in welchem Zeitraum und mit welcher Rueckkopplung? Gerade in Grundstudium Wirkungsökonomie ist diese Unterscheidung entscheidend, weil Lernende spaeter nicht nur Begriffe wiedergeben, sondern Entscheidungssituationen pruefen muessen. Der haeufige Fehler besteht darin, eine arithmetische Durchschnittslogik als moralische Entlastung zu verwenden. Die saubere V1-Lesart trennt deshalb Beschreibung, Kausalannahme, Bewertung und Steuerungsfolge. Reverse Merit Order und rote Linien sind Schutzregeln gegen Schoenrechnung. So wird aus dem Thema kein isoliertes Kapitel, sondern ein pruefbarer Baustein der WÖk-Architektur.</w:t>
+        <w:t>Abschlusskommentar 1: Lesen, pruefen, rueckkoppeln</w:t>
+      </w:r>
+    </w:p>
+    <w:p>
+      <w:r>
+        <w:t>Die folgende Verdichtung fuehrt die vorhandenen Kapitel nicht als Wiederholung, sondern als Anwendung zusammen. Wirkungskompetenz entsteht, wenn dieselbe begriffliche Strenge in Fallanalyse, Datenarbeit, Kommunikation, Governance und Entscheidungspraxis wiedererkannt wird.</w:t>
+      </w:r>
+    </w:p>
+    <w:p>
+      <w:r>
+        <w:t>Begriffliche Schaerfung. Der Abschnitt Lernziele ist in V06 kein Zusatzwissen, sondern ein Pruefstein fuer die Grundfrage des Skripts: Was veraendert sich, bei wem, wodurch und mit welcher Rueckkopplung? Fuer Zukunftsfähigkeit, Risiko und Resilienz wird daran sichtbar, dass praezise Sprache die erste Sicherung gegen Impact-Washing bildet. Die fachliche Grenze liegt dort, wo Lernende Output, Reichweite, Absicht und Wirkung in einem Satz vermischen. Die saubere Lesart trennt deshalb Beobachtung, Kausalannahme, Bewertung und Steuerungsfolge. In der Anwendung sollte daraus mindestens eine konkrete Begriff, Wirkpfad, Fallbewertung, rote Linie oder Rueckkopplung abgeleitet werden; sonst bleibt das Wissen erklaerend, aber nicht steuerungsfaehig.</w:t>
+      </w:r>
+    </w:p>
+    <w:p>
+      <w:r>
+        <w:t>Anwendung auf Einleitung / Wirkungsfrage. In einer Fallanalyse beginnt dieser Punkt nicht mit einer Meinung, sondern mit einer belastbaren Beschreibung. Wer V06 pruefungsnah liest, fragt zuerst nach Wirkungsempfaengern, Wirkraum, Zeitraum und Datenquelle. Erst danach folgt die Bewertung im Referenzrahmen Mensch, Planet, Demokratie, SDGs, Agenda 2030 und SDG+. Mindestens ein direkter und ein indirekter Wirkpfad muessen nachvollziehbar sein. Der typische Kurzschluss waere, nur die Massnahme selbst bewerten und indirekte Empfaenger ausblenden. Genau dagegen setzt die WÖk die Pflicht, Wirkungspotenzial, Wirkungsrisiko und positive Netto-Wirkung begrifflich getrennt zu halten.</w:t>
+      </w:r>
+    </w:p>
+    <w:p>
+      <w:r>
+        <w:t>Evidenzregel. Kernaussage darf im Skript nicht als dekorativer Begriff stehen bleiben. Der Abschnitt traegt nur dann, wenn er eine pruefbare Aussage erlaubt: Welche Quelle stuetzt die Annahme, welche Unsicherheit bleibt offen und welche Gegenbeobachtung wuerde die Bewertung veraendern? Fuer Zukunftsfähigkeit, Risiko und Resilienz heisst das, dass jede Bewertung nur so belastbar ist wie Datenlage, Quellenstatus, Aktualitaet und Systemgrenze. Die Studierenden sollen nicht lernen, einen Score nachzusprechen. Sie sollen erkennen, wann ein Score klaert, wann er verdeckt und wann eine rote Linie die Durchschnittslogik stoppt.</w:t>
+      </w:r>
+    </w:p>
+    <w:p>
+      <w:r>
+        <w:t>Fallfenster zur Anwendung. Ein Controlling-Team moechte einen Score bilden. Das Skript verlangt, dass Datenqualitaet, Systemgrenzen, Gewichtung, Unsicherheit und Nichtkompensation sichtbar bleiben. Ein Score darf die Diskussion nicht beenden, sondern muss bessere Fragen, Priorisierung und Rueckkopplung ermoeglichen. Bezogen auf Zukunftsfähigkeit, Risiko und Resilienz heisst das: Die Analyse muss das konkrete Thema ernst nehmen und zugleich den allgemeinen WÖk-Massstab halten. Es geht nicht darum, Akteure moralisch zu sortieren. Es geht darum, Wirkpfade, Wirkungsempfaenger, Datenqualitaet, Risiken und Rueckkopplung so zu beschreiben, dass bessere Entscheidungen moeglich werden.</w:t>
+      </w:r>
+    </w:p>
+    <w:p>
+      <w:r>
+        <w:t>Transfer in Grundstudium Wirkungsökonomie. Quelltext und fachliche Grundlegung verbindet die inhaltliche Deutung mit der spaeteren Praxis. Eine Organisation kann zu Zukunftsfähigkeit, Risiko und Resilienz sehr ueberzeugend kommunizieren und trotzdem an einen plausiblen Gedanken schon fuer Wirkung zu halten, obwohl Empfaenger, Zustand, Zeitbezug und Quelle fehlen scheitern. Darum muss die V1-Fassung immer auch nach Governance fragen: Wer erhebt Daten, wer bewertet sie, wer traegt die Folgen, wer kann widersprechen und wann wird eine Entscheidung korrigiert? Profile, Zielkonflikte und offene Punkte werden nebeneinander gefuehrt. So wird aus einem Lehrkapitel eine verantwortbare Arbeitsroutine.</w:t>
+      </w:r>
+    </w:p>
+    <w:p>
+      <w:r>
+        <w:t>Grenze gegen Scheingenauigkeit. Gerade bei Erfolg muss über die Zeit tragen ist Praezision wichtiger als grosse Begriffe. Eine Wirkungsaussage bleibt schwach, wenn sie nur Aktivitaet, Reichweite, Absicht oder Image beschreibt. Stark wird sie erst, wenn sie die Zustandsveraenderung und ihre Bedingungen offenlegt. In V06 ist deshalb entscheidend, schwere zentrale Schaeden nicht durch beliebige positive Einzelwerte neutralisiert werden duerfen. Die Fehlerlinie verlaeuft nicht zwischen Optimismus und Pessimismus, sondern zwischen offengelegter Unsicherheit und rhetorischer Sicherheit ohne Pruefpfad.</w:t>
       </w:r>
     </w:p>
     <w:p>
@@ -2725,42 +2834,87 @@
     </w:p>
     <w:p>
       <w:r>
-        <w:t>Rueckkopplung. Fuer Zukunftsfähigkeit, Risiko und Resilienz bedeutet Wirkungswissen erst dann wertvoll wird, wenn es Entscheidungen veraendert, dass die Analyse nicht bei einer Aktivitaet, einem guten Willen oder einer Kennzahl stehen bleiben darf. Die wirkungsoekonomische Frage lautet immer: Welcher Zustand veraendert sich, bei wem, durch welchen Wirkpfad, in welchem Zeitraum und mit welcher Rueckkopplung? Gerade in Grundstudium Wirkungsökonomie ist diese Unterscheidung entscheidend, weil Lernende spaeter nicht nur Begriffe wiedergeben, sondern Entscheidungssituationen pruefen muessen. Der haeufige Fehler besteht darin, einen Bericht als Endpunkt zu betrachten. Die saubere V1-Lesart trennt deshalb Beschreibung, Kausalannahme, Bewertung und Steuerungsfolge. Jeder Analyseblock sollte fragen, welche Routine, welcher Prozess oder welche Ressource nach der Bewertung angepasst wird. So wird aus dem Thema kein isoliertes Kapitel, sondern ein pruefbarer Baustein der WÖk-Architektur.</w:t>
-      </w:r>
-    </w:p>
-    <w:p>
-      <w:r>
-        <w:t>Fallfenster zur Anwendung. Ein Kommunikationsbericht nennt viele Aktivitaeten, Reichweiten und Rueckmeldungen. Die V1-Pruefung fragt, ob daraus eine belastbare Wirkungsaussage folgt. Wenn nur Kontakte, Klicks oder Zustimmung vorliegen, bleibt die Aussage im Bereich Wirkungspotenzial oder Resonanz, nicht im Bereich nachgewiesener Wirkung. Bezogen auf Zukunftsfähigkeit, Risiko und Resilienz heisst das: Die Analyse muss das konkrete Thema ernst nehmen und zugleich den allgemeinen WÖk-Massstab halten. Es geht nicht darum, die Welt in gute und schlechte Akteure einzuteilen. Es geht darum, Wirkpfade, Wirkungsempfaenger, Datenqualitaet, Risiken und Rueckkopplung so zu beschreiben, dass bessere Entscheidungen moeglich werden.</w:t>
-      </w:r>
-    </w:p>
-    <w:p>
-      <w:r>
-        <w:t>Governance. Fuer Zukunftsfähigkeit, Risiko und Resilienz bedeutet Wirkungsbewertung Verfahren, Rechte, Transparenz und Korrektur braucht, dass die Analyse nicht bei einer Aktivitaet, einem guten Willen oder einer Kennzahl stehen bleiben darf. Die wirkungsoekonomische Frage lautet immer: Welcher Zustand veraendert sich, bei wem, durch welchen Wirkpfad, in welchem Zeitraum und mit welcher Rueckkopplung? Gerade in Grundstudium Wirkungsökonomie ist diese Unterscheidung entscheidend, weil Lernende spaeter nicht nur Begriffe wiedergeben, sondern Entscheidungssituationen pruefen muessen. Der haeufige Fehler besteht darin, Bewertung als technokratische Top-down-Setzung zu verstehen. Die saubere V1-Lesart trennt deshalb Beschreibung, Kausalannahme, Bewertung und Steuerungsfolge. Betroffene, Datenhalter, Entscheider und Kontrollinstanzen muessen unterscheidbare Rollen behalten. So wird aus dem Thema kein isoliertes Kapitel, sondern ein pruefbarer Baustein der WÖk-Architektur.</w:t>
-      </w:r>
-    </w:p>
-    <w:p>
-      <w:r>
-        <w:t>Didaktische Pruefbarkeit. Fuer Zukunftsfähigkeit, Risiko und Resilienz bedeutet das Thema in der Akademie nicht nur erklaert, sondern in Falllogik ueberfuehrt werden muss, dass die Analyse nicht bei einer Aktivitaet, einem guten Willen oder einer Kennzahl stehen bleiben darf. Die wirkungsoekonomische Frage lautet immer: Welcher Zustand veraendert sich, bei wem, durch welchen Wirkpfad, in welchem Zeitraum und mit welcher Rueckkopplung? Gerade in Grundstudium Wirkungsökonomie ist diese Unterscheidung entscheidend, weil Lernende spaeter nicht nur Begriffe wiedergeben, sondern Entscheidungssituationen pruefen muessen. Der haeufige Fehler besteht darin, reines Auswendiglernen als Kompetenznachweis zu behandeln. Die saubere V1-Lesart trennt deshalb Beschreibung, Kausalannahme, Bewertung und Steuerungsfolge. Pruefungsfragen sollen Begriffe, Anwendung und rote Linien verbinden. So wird aus dem Thema kein isoliertes Kapitel, sondern ein pruefbarer Baustein der WÖk-Architektur.</w:t>
-      </w:r>
-    </w:p>
-    <w:p>
-      <w:r>
-        <w:t>Transfer in Organisationen. Fuer Zukunftsfähigkeit, Risiko und Resilienz bedeutet WÖk-Begriffe im Alltag nur tragen, wenn sie in Routinen uebersetzt werden, dass die Analyse nicht bei einer Aktivitaet, einem guten Willen oder einer Kennzahl stehen bleiben darf. Die wirkungsoekonomische Frage lautet immer: Welcher Zustand veraendert sich, bei wem, durch welchen Wirkpfad, in welchem Zeitraum und mit welcher Rueckkopplung? Gerade in Grundstudium Wirkungsökonomie ist diese Unterscheidung entscheidend, weil Lernende spaeter nicht nur Begriffe wiedergeben, sondern Entscheidungssituationen pruefen muessen. Der haeufige Fehler besteht darin, die Verantwortung an eine Nachhaltigkeitsabteilung auszulagern. Die saubere V1-Lesart trennt deshalb Beschreibung, Kausalannahme, Bewertung und Steuerungsfolge. Strategie, Einkauf, Kommunikation, Controlling und Fuehrung muessen denselben Wirkungsbegriff verwenden. So wird aus dem Thema kein isoliertes Kapitel, sondern ein pruefbarer Baustein der WÖk-Architektur.</w:t>
-      </w:r>
-    </w:p>
-    <w:p>
-      <w:r>
-        <w:t>Fallfenster zur Anwendung. Eine Organisation plant eine Massnahme und formuliert dazu eine positive Absicht. In der WÖk reicht das nicht. Fuer diese Vorlesung muss sichtbar werden, welche Zustandsveraenderung erwartet wird, welche Empfaenger direkt oder indirekt betroffen sind, welche Nebenwirkungen entstehen koennen und welche Entscheidung spaeter korrigiert wird. Bezogen auf Zukunftsfähigkeit, Risiko und Resilienz heisst das: Die Analyse muss das konkrete Thema ernst nehmen und zugleich den allgemeinen WÖk-Massstab halten. Es geht nicht darum, die Welt in gute und schlechte Akteure einzuteilen. Es geht darum, Wirkpfade, Wirkungsempfaenger, Datenqualitaet, Risiken und Rueckkopplung so zu beschreiben, dass bessere Entscheidungen moeglich werden.</w:t>
-      </w:r>
-    </w:p>
-    <w:p>
-      <w:r>
-        <w:t>Rueckfluss in den Korpus. Fuer Zukunftsfähigkeit, Risiko und Resilienz bedeutet jedes Studienskript den Gesamtbestand schaerfen kann, dass die Analyse nicht bei einer Aktivitaet, einem guten Willen oder einer Kennzahl stehen bleiben darf. Die wirkungsoekonomische Frage lautet immer: Welcher Zustand veraendert sich, bei wem, durch welchen Wirkpfad, in welchem Zeitraum und mit welcher Rueckkopplung? Gerade in Grundstudium Wirkungsökonomie ist diese Unterscheidung entscheidend, weil Lernende spaeter nicht nur Begriffe wiedergeben, sondern Entscheidungssituationen pruefen muessen. Der haeufige Fehler besteht darin, neue Einsichten nur lokal im Skript zu belassen. Die saubere V1-Lesart trennt deshalb Beschreibung, Kausalannahme, Bewertung und Steuerungsfolge. Glossar, Website, Journal, Dossiers und Visuals sollen aus der Skriptarbeit lernen. So wird aus dem Thema kein isoliertes Kapitel, sondern ein pruefbarer Baustein der WÖk-Architektur.</w:t>
+        <w:t>Pruefungsnahe Lesart. Aus Zukunftsfähigkeit: den morgigen Tag mitdenken laesst sich eine gute Transferfrage ableiten: Welche Entscheidung waere falsch, wenn dieser Abschnitt missverstanden wird? Fuer Zukunftsfähigkeit, Risiko und Resilienz lautet die Antwort meist nicht einfach "mehr Wirkung", sondern genauer: bessere Unterscheidung, sauberere Daten, klarere Schutzlinie und rueckgekoppelte Steuerung. Jeder Analyseblock fragt nach der Routine, die nach der Bewertung angepasst wird. Wer das im Fall anwenden kann, hat den Kern der Vorlesung verstanden; wer nur Definitionen wiederholt, bleibt unter dem Anspruch der Akademie.</w:t>
+      </w:r>
+    </w:p>
+    <w:p>
+      <w:r>
+        <w:t>Fallfenster zur Anwendung. Ein Kommunikationsbericht nennt viele Aktivitaeten, Reichweiten und Rueckmeldungen. Die V1-Pruefung fragt, ob daraus eine belastbare Wirkungsaussage folgt. Wenn nur Kontakte, Klicks oder Zustimmung vorliegen, bleibt die Aussage im Bereich Wirkungspotenzial oder Resonanz, nicht im Bereich nachgewiesener Wirkung. Bezogen auf Zukunftsfähigkeit, Risiko und Resilienz heisst das: Die Analyse muss das konkrete Thema ernst nehmen und zugleich den allgemeinen WÖk-Massstab halten. Es geht nicht darum, Akteure moralisch zu sortieren. Es geht darum, Wirkpfade, Wirkungsempfaenger, Datenqualitaet, Risiken und Rueckkopplung so zu beschreiben, dass bessere Entscheidungen moeglich werden.</w:t>
+      </w:r>
+    </w:p>
+    <w:p>
+      <w:r>
+        <w:t>Governance. Der Abschnitt Warum die alten Zahlen die Zukunft ausblenden ist in V06 kein Zusatzwissen, sondern ein Pruefstein fuer die Grundfrage des Skripts: Was veraendert sich, bei wem, wodurch und mit welcher Rueckkopplung? Fuer Zukunftsfähigkeit, Risiko und Resilienz wird daran sichtbar, dass Wirkungsbewertung Verfahren, Rechte, Transparenz und Korrektur braucht. Die fachliche Grenze liegt dort, wo Lernende Bewertung als technokratische Top-down-Setzung verstehen. Die saubere Lesart trennt deshalb Beobachtung, Kausalannahme, Bewertung und Steuerungsfolge. In der Anwendung sollte daraus mindestens eine konkrete Begriff, Wirkpfad, Fallbewertung, rote Linie oder Rueckkopplung abgeleitet werden; sonst bleibt das Wissen erklaerend, aber nicht steuerungsfaehig.</w:t>
+      </w:r>
+    </w:p>
+    <w:p>
+      <w:r>
+        <w:t>Anwendung auf Risiko: die Kehrseite jeder Aktivität. In einer Fallanalyse beginnt dieser Punkt nicht mit einer Meinung, sondern mit einer belastbaren Beschreibung. Wer V06 pruefungsnah liest, fragt zuerst nach Wirkungsempfaengern, Wirkraum, Zeitraum und Datenquelle. Erst danach folgt die Bewertung im Referenzrahmen Mensch, Planet, Demokratie, SDGs, Agenda 2030 und SDG+. Pruefungsfragen verbinden Begriff, Anwendung, Evidenz und rote Linie. Der typische Kurzschluss waere, reines Auswendiglernen als Kompetenznachweis behandeln. Genau dagegen setzt die WÖk die Pflicht, Wirkungspotenzial, Wirkungsrisiko und positive Netto-Wirkung begrifflich getrennt zu halten.</w:t>
+      </w:r>
+    </w:p>
+    <w:p>
+      <w:r>
+        <w:t>Evidenzregel. Sichtbare und verdeckte Risiken darf im Skript nicht als dekorativer Begriff stehen bleiben. Der Abschnitt traegt nur dann, wenn er eine pruefbare Aussage erlaubt: Welche Quelle stuetzt die Annahme, welche Unsicherheit bleibt offen und welche Gegenbeobachtung wuerde die Bewertung veraendern? Fuer Zukunftsfähigkeit, Risiko und Resilienz heisst das, dass WÖk-Begriffe im Alltag nur tragen, wenn sie in Routinen uebersetzt werden. Die Studierenden sollen nicht lernen, einen Score nachzusprechen. Sie sollen erkennen, wann ein Score klaert, wann er verdeckt und wann eine rote Linie die Durchschnittslogik stoppt.</w:t>
+      </w:r>
+    </w:p>
+    <w:p>
+      <w:r>
+        <w:t>Fallfenster zur Anwendung. Eine Organisation plant eine Massnahme und formuliert dazu eine positive Absicht. In der WÖk reicht das nicht. Fuer diese Vorlesung muss sichtbar werden, welche Zustandsveraenderung erwartet wird, welche Empfaenger direkt oder indirekt betroffen sind, welche Nebenwirkungen entstehen koennen und welche Entscheidung spaeter korrigiert wird. Bezogen auf Zukunftsfähigkeit, Risiko und Resilienz heisst das: Die Analyse muss das konkrete Thema ernst nehmen und zugleich den allgemeinen WÖk-Massstab halten. Es geht nicht darum, Akteure moralisch zu sortieren. Es geht darum, Wirkpfade, Wirkungsempfaenger, Datenqualitaet, Risiken und Rueckkopplung so zu beschreiben, dass bessere Entscheidungen moeglich werden.</w:t>
+      </w:r>
+    </w:p>
+    <w:p>
+      <w:r>
+        <w:t>Transfer in Grundstudium Wirkungsökonomie. Resilienz: Stöße aushalten können verbindet die inhaltliche Deutung mit der spaeteren Praxis. Eine Organisation kann zu Zukunftsfähigkeit, Risiko und Resilienz sehr ueberzeugend kommunizieren und trotzdem an einen plausiblen Gedanken schon fuer Wirkung zu halten, obwohl Empfaenger, Zustand, Zeitbezug und Quelle fehlen scheitern. Darum muss die V1-Fassung immer auch nach Governance fragen: Wer erhebt Daten, wer bewertet sie, wer traegt die Folgen, wer kann widersprechen und wann wird eine Entscheidung korrigiert? Gute Kommunikation unterscheidet Befund, Annahme und normative Bewertung. So wird aus einem Lehrkapitel eine verantwortbare Arbeitsroutine.</w:t>
       </w:r>
     </w:p>
     <w:p>
       <w:r>
         <w:t>Pruefungsnahe Transferfrage. Formuliere zu V06 eine Wirkungsaussage in drei Saetzen: Erstens den beobachteten oder plausiblen Zustand, zweitens die Daten- oder Quellenlage, drittens die offene Unsicherheit samt Rueckkopplung. Die Antwort muss ohne moralische Personenbewertung auskommen und darf Reichweite nicht mit Wirkung verwechseln.</w:t>
+      </w:r>
+    </w:p>
+    <w:p>
+      <w:r>
+        <w:t>Grenze gegen Scheingenauigkeit. Gerade bei Effizienz allein macht zerbrechlich ist Praezision wichtiger als grosse Begriffe. Eine Wirkungsaussage bleibt schwach, wenn sie nur Aktivitaet, Reichweite, Absicht oder Image beschreibt. Stark wird sie erst, wenn sie die Zustandsveraenderung und ihre Bedingungen offenlegt. In V06 ist deshalb entscheidend, jede Wirkungsaussage eine Grenze zieht und diese Grenze begruenden muss. Die Fehlerlinie verlaeuft nicht zwischen Optimismus und Pessimismus, sondern zwischen offengelegter Unsicherheit und rhetorischer Sicherheit ohne Pruefpfad.</w:t>
+      </w:r>
+    </w:p>
+    <w:p>
+      <w:r>
+        <w:t>Pruefungsnahe Lesart. Aus Ein Beispiel: zwei Lieferketten laesst sich eine gute Transferfrage ableiten: Welche Entscheidung waere falsch, wenn dieser Abschnitt missverstanden wird? Fuer Zukunftsfähigkeit, Risiko und Resilienz lautet die Antwort meist nicht einfach "mehr Wirkung", sondern genauer: bessere Unterscheidung, sauberere Daten, klarere Schutzlinie und rueckgekoppelte Steuerung. Szenarien pruefen Sofortwirkung, Folgewirkung und Reversibilitaet getrennt. Wer das im Fall anwenden kann, hat den Kern der Vorlesung verstanden; wer nur Definitionen wiederholt, bleibt unter dem Anspruch der Akademie.</w:t>
+      </w:r>
+    </w:p>
+    <w:p>
+      <w:r>
+        <w:t>Fallfenster zur Anwendung. Eine Fuehrungsentscheidung erzeugt zugleich Nutzen und Risiken. Die WÖk behandelt Ambivalenz nicht als Stoerung, sondern als Kern der Analyse. Positive Netto-Wirkung darf erst behauptet werden, wenn zentrale negative Wirkungen getrennt geprueft und rote Linien gewahrt sind. Bezogen auf Zukunftsfähigkeit, Risiko und Resilienz heisst das: Die Analyse muss das konkrete Thema ernst nehmen und zugleich den allgemeinen WÖk-Massstab halten. Es geht nicht darum, Akteure moralisch zu sortieren. Es geht darum, Wirkpfade, Wirkungsempfaenger, Datenqualitaet, Risiken und Rueckkopplung so zu beschreiben, dass bessere Entscheidungen moeglich werden.</w:t>
+      </w:r>
+    </w:p>
+    <w:p>
+      <w:r>
+        <w:t>Betroffenenperspektive. Der Abschnitt Die drei Begriffe gehören zusammen ist in V06 kein Zusatzwissen, sondern ein Pruefstein fuer die Grundfrage des Skripts: Was veraendert sich, bei wem, wodurch und mit welcher Rueckkopplung? Fuer Zukunftsfähigkeit, Risiko und Resilienz wird daran sichtbar, dass Wirkung nicht am Sender, sondern an veraenderten Zustanden der Empfaenger geprueft wird. Die fachliche Grenze liegt dort, wo Lernende interne Erfolgskennzahlen mit gesellschaftlicher Wirkung verwechseln. Die saubere Lesart trennt deshalb Beobachtung, Kausalannahme, Bewertung und Steuerungsfolge. In der Anwendung sollte daraus mindestens eine konkrete Begriff, Wirkpfad, Fallbewertung, rote Linie oder Rueckkopplung abgeleitet werden; sonst bleibt das Wissen erklaerend, aber nicht steuerungsfaehig.</w:t>
+      </w:r>
+    </w:p>
+    <w:p>
+      <w:r>
+        <w:t>Anwendung auf Was du aus dieser Vorlesung mitnimmst. In einer Fallanalyse beginnt dieser Punkt nicht mit einer Meinung, sondern mit einer belastbaren Beschreibung. Wer V06 pruefungsnah liest, fragt zuerst nach Wirkungsempfaengern, Wirkraum, Zeitraum und Datenquelle. Erst danach folgt die Bewertung im Referenzrahmen Mensch, Planet, Demokratie, SDGs, Agenda 2030 und SDG+. Jede Schlussfolgerung endet mit Entscheidung, Verantwortlichkeit und Termin fuer Rueckpruefung. Der typische Kurzschluss waere, Befunde sammeln, ohne Ressourcen oder Regeln zu veraendern. Genau dagegen setzt die WÖk die Pflicht, Wirkungspotenzial, Wirkungsrisiko und positive Netto-Wirkung begrifflich getrennt zu halten.</w:t>
+      </w:r>
+    </w:p>
+    <w:p>
+      <w:r>
+        <w:t>Evidenzregel. Wirkungsökonomische Vertiefung darf im Skript nicht als dekorativer Begriff stehen bleiben. Der Abschnitt traegt nur dann, wenn er eine pruefbare Aussage erlaubt: Welche Quelle stuetzt die Annahme, welche Unsicherheit bleibt offen und welche Gegenbeobachtung wuerde die Bewertung veraendern? Fuer Zukunftsfähigkeit, Risiko und Resilienz heisst das, dass WÖk-Aussagen mit bestehenden Begriffen, Studien, Standards und Rechtsrahmen in Beziehung stehen muessen. Die Studierenden sollen nicht lernen, einen Score nachzusprechen. Sie sollen erkennen, wann ein Score klaert, wann er verdeckt und wann eine rote Linie die Durchschnittslogik stoppt.</w:t>
+      </w:r>
+    </w:p>
+    <w:p>
+      <w:r>
+        <w:t>Fallfenster zur Anwendung. Ein Controlling-Team moechte einen Score bilden. Das Skript verlangt, dass Datenqualitaet, Systemgrenzen, Gewichtung, Unsicherheit und Nichtkompensation sichtbar bleiben. Ein Score darf die Diskussion nicht beenden, sondern muss bessere Fragen, Priorisierung und Rueckkopplung ermoeglichen. Bezogen auf Zukunftsfähigkeit, Risiko und Resilienz heisst das: Die Analyse muss das konkrete Thema ernst nehmen und zugleich den allgemeinen WÖk-Massstab halten. Es geht nicht darum, Akteure moralisch zu sortieren. Es geht darum, Wirkpfade, Wirkungsempfaenger, Datenqualitaet, Risiken und Rueckkopplung so zu beschreiben, dass bessere Entscheidungen moeglich werden.</w:t>
+      </w:r>
+    </w:p>
+    <w:p>
+      <w:r>
+        <w:t>Pruefungsnahe Transferfrage. Formuliere zu V06 eine Wirkungsaussage in drei Saetzen: Erstens den beobachteten oder plausiblen Zustand, zweitens die Daten- oder Quellenlage, drittens die offene Unsicherheit samt Rueckkopplung. Die Antwort muss ohne moralische Personenbewertung auskommen und darf Reichweite nicht mit Wirkung verwechseln.</w:t>
+      </w:r>
+    </w:p>
+    <w:p>
+      <w:r>
+        <w:t>Transfer in Grundstudium Wirkungsökonomie. Prüfungsrelevanz verbindet die inhaltliche Deutung mit der spaeteren Praxis. Eine Organisation kann zu Zukunftsfähigkeit, Risiko und Resilienz sehr ueberzeugend kommunizieren und trotzdem an einen plausiblen Gedanken schon fuer Wirkung zu halten, obwohl Empfaenger, Zustand, Zeitbezug und Quelle fehlen scheitern. Darum muss die V1-Fassung immer auch nach Governance fragen: Wer erhebt Daten, wer bewertet sie, wer traegt die Folgen, wer kann widersprechen und wann wird eine Entscheidung korrigiert? Die Analyse markiert Stoppsignale vor jeder Portfolio- oder Score-Debatte. So wird aus einem Lehrkapitel eine verantwortbare Arbeitsroutine.</w:t>
       </w:r>
     </w:p>
     <w:p>
@@ -2768,47 +2922,37 @@
         <w:pStyle w:val="Heading3"/>
       </w:pPr>
       <w:r>
-        <w:t>Vertiefungsrunde 2: Lesen, pruefen, rueckkoppeln</w:t>
-      </w:r>
-    </w:p>
-    <w:p>
-      <w:r>
-        <w:t>Die folgende Runde verdichtet V06 nicht durch neue Schlagworte, sondern durch wiederholte Anwendung auf unterschiedliche Entscheidungsebenen. Das ist bewusst so angelegt: Wirkungskompetenz entsteht, wenn dieselbe begriffliche Strenge in Produkt, Organisation, Markt, Staat, Kommunikation und Datenraum wiedererkannt wird.</w:t>
-      </w:r>
-    </w:p>
-    <w:p>
-      <w:r>
-        <w:t>Begriffliche Schaerfung. Fuer Zukunftsfähigkeit, Risiko und Resilienz bedeutet praezise Sprache die erste Sicherung gegen Impact-Washing ist, dass die Analyse nicht bei einer Aktivitaet, einem guten Willen oder einer Kennzahl stehen bleiben darf. Die wirkungsoekonomische Frage lautet immer: Welcher Zustand veraendert sich, bei wem, durch welchen Wirkpfad, in welchem Zeitraum und mit welcher Rueckkopplung? Gerade in Grundstudium Wirkungsökonomie ist diese Unterscheidung entscheidend, weil Lernende spaeter nicht nur Begriffe wiedergeben, sondern Entscheidungssituationen pruefen muessen. Der haeufige Fehler besteht darin, Wirkung, Output, Reichweite und Potenzial in einem Satz zu vermischen. Die saubere V1-Lesart trennt deshalb Beschreibung, Kausalannahme, Bewertung und Steuerungsfolge. In der Praxis sollte jede Wirkungsaussage als kurze Viererprobe formuliert werden: Zustand, Betroffene, Quelle, offene Unsicherheit. So wird aus dem Thema kein isoliertes Kapitel, sondern ein pruefbarer Baustein der WÖk-Architektur.</w:t>
-      </w:r>
-    </w:p>
-    <w:p>
-      <w:r>
-        <w:t>Wirkpfad-Logik. Fuer Zukunftsfähigkeit, Risiko und Resilienz bedeutet ein Thema erst dann steuerbar wird, wenn der Mechanismus zwischen Ausloeser und Zustandsveraenderung beschrieben ist, dass die Analyse nicht bei einer Aktivitaet, einem guten Willen oder einer Kennzahl stehen bleiben darf. Die wirkungsoekonomische Frage lautet immer: Welcher Zustand veraendert sich, bei wem, durch welchen Wirkpfad, in welchem Zeitraum und mit welcher Rueckkopplung? Gerade in Grundstudium Wirkungsökonomie ist diese Unterscheidung entscheidend, weil Lernende spaeter nicht nur Begriffe wiedergeben, sondern Entscheidungssituationen pruefen muessen. Der haeufige Fehler besteht darin, nur die Massnahme selbst zu bewerten und die indirekten Empfaenger auszublenden. Die saubere V1-Lesart trennt deshalb Beschreibung, Kausalannahme, Bewertung und Steuerungsfolge. Eine gute Fallanalyse zeichnet mindestens einen direkten und einen indirekten Wirkpfad nach. So wird aus dem Thema kein isoliertes Kapitel, sondern ein pruefbarer Baustein der WÖk-Architektur.</w:t>
-      </w:r>
-    </w:p>
-    <w:p>
-      <w:r>
-        <w:t>Fallfenster zur Anwendung. Eine Fuehrungsentscheidung erzeugt zugleich Nutzen und Risiken. Die WÖk behandelt Ambivalenz nicht als Stoerung, sondern als Kern der Analyse. Positive Netto-Wirkung darf erst behauptet werden, wenn zentrale negative Wirkungen getrennt geprueft und rote Linien gewahrt sind. Bezogen auf Zukunftsfähigkeit, Risiko und Resilienz heisst das: Die Analyse muss das konkrete Thema ernst nehmen und zugleich den allgemeinen WÖk-Massstab halten. Es geht nicht darum, die Welt in gute und schlechte Akteure einzuteilen. Es geht darum, Wirkpfade, Wirkungsempfaenger, Datenqualitaet, Risiken und Rueckkopplung so zu beschreiben, dass bessere Entscheidungen moeglich werden.</w:t>
-      </w:r>
-    </w:p>
-    <w:p>
-      <w:r>
-        <w:t>Daten- und Quellenklarheit. Fuer Zukunftsfähigkeit, Risiko und Resilienz bedeutet jede Bewertung nur so belastbar ist wie Datenlage, Quellenstatus und Aktualitaet, dass die Analyse nicht bei einer Aktivitaet, einem guten Willen oder einer Kennzahl stehen bleiben darf. Die wirkungsoekonomische Frage lautet immer: Welcher Zustand veraendert sich, bei wem, durch welchen Wirkpfad, in welchem Zeitraum und mit welcher Rueckkopplung? Gerade in Grundstudium Wirkungsökonomie ist diese Unterscheidung entscheidend, weil Lernende spaeter nicht nur Begriffe wiedergeben, sondern Entscheidungssituationen pruefen muessen. Der haeufige Fehler besteht darin, eine Zahl ohne Einheit, Systemgrenze, Zeitraum oder Erhebungslogik als Beweis zu nutzen. Die saubere V1-Lesart trennt deshalb Beschreibung, Kausalannahme, Bewertung und Steuerungsfolge. Die Lernenden sollen Daten nicht dekorativ zitieren, sondern ihre Aussagekraft, Luecken und Grenzen offenlegen. So wird aus dem Thema kein isoliertes Kapitel, sondern ein pruefbarer Baustein der WÖk-Architektur.</w:t>
-      </w:r>
-    </w:p>
-    <w:p>
-      <w:r>
-        <w:t>Ambivalenz. Fuer Zukunftsfähigkeit, Risiko und Resilienz bedeutet positive und negative Zustandsveraenderungen gleichzeitig auftreten koennen, dass die Analyse nicht bei einer Aktivitaet, einem guten Willen oder einer Kennzahl stehen bleiben darf. Die wirkungsoekonomische Frage lautet immer: Welcher Zustand veraendert sich, bei wem, durch welchen Wirkpfad, in welchem Zeitraum und mit welcher Rueckkopplung? Gerade in Grundstudium Wirkungsökonomie ist diese Unterscheidung entscheidend, weil Lernende spaeter nicht nur Begriffe wiedergeben, sondern Entscheidungssituationen pruefen muessen. Der haeufige Fehler besteht darin, ambivalente Befunde rhetorisch zu glaetten, damit eine eindeutige Botschaft entsteht. Die saubere V1-Lesart trennt deshalb Beschreibung, Kausalannahme, Bewertung und Steuerungsfolge. Ein gutes Skript fuehrt deshalb Profile, Zielkonflikte und offene Punkte nebeneinander. So wird aus dem Thema kein isoliertes Kapitel, sondern ein pruefbarer Baustein der WÖk-Architektur.</w:t>
-      </w:r>
-    </w:p>
-    <w:p>
-      <w:r>
-        <w:t>Nichtkompensation. Fuer Zukunftsfähigkeit, Risiko und Resilienz bedeutet schwere zentrale Schaeden nicht durch beliebige positive Einzelwerte neutralisiert werden duerfen, dass die Analyse nicht bei einer Aktivitaet, einem guten Willen oder einer Kennzahl stehen bleiben darf. Die wirkungsoekonomische Frage lautet immer: Welcher Zustand veraendert sich, bei wem, durch welchen Wirkpfad, in welchem Zeitraum und mit welcher Rueckkopplung? Gerade in Grundstudium Wirkungsökonomie ist diese Unterscheidung entscheidend, weil Lernende spaeter nicht nur Begriffe wiedergeben, sondern Entscheidungssituationen pruefen muessen. Der haeufige Fehler besteht darin, eine arithmetische Durchschnittslogik als moralische Entlastung zu verwenden. Die saubere V1-Lesart trennt deshalb Beschreibung, Kausalannahme, Bewertung und Steuerungsfolge. Reverse Merit Order und rote Linien sind Schutzregeln gegen Schoenrechnung. So wird aus dem Thema kein isoliertes Kapitel, sondern ein pruefbarer Baustein der WÖk-Architektur.</w:t>
-      </w:r>
-    </w:p>
-    <w:p>
-      <w:r>
-        <w:t>Fallfenster zur Anwendung. Ein Controlling-Team moechte einen Score bilden. Das Skript verlangt, dass Datenqualitaet, Systemgrenzen, Gewichtung, Unsicherheit und Nichtkompensation sichtbar bleiben. Ein Score darf die Diskussion nicht beenden, sondern muss bessere Fragen, Priorisierung und Rueckkopplung ermoeglichen. Bezogen auf Zukunftsfähigkeit, Risiko und Resilienz heisst das: Die Analyse muss das konkrete Thema ernst nehmen und zugleich den allgemeinen WÖk-Massstab halten. Es geht nicht darum, die Welt in gute und schlechte Akteure einzuteilen. Es geht darum, Wirkpfade, Wirkungsempfaenger, Datenqualitaet, Risiken und Rueckkopplung so zu beschreiben, dass bessere Entscheidungen moeglich werden.</w:t>
+        <w:t>Abschlusskommentar 2: Lesen, pruefen, rueckkoppeln</w:t>
+      </w:r>
+    </w:p>
+    <w:p>
+      <w:r>
+        <w:t>Die folgende Verdichtung fuehrt die vorhandenen Kapitel nicht als Wiederholung, sondern als Anwendung zusammen. Wirkungskompetenz entsteht, wenn dieselbe begriffliche Strenge in Fallanalyse, Datenarbeit, Kommunikation, Governance und Entscheidungspraxis wiedererkannt wird.</w:t>
+      </w:r>
+    </w:p>
+    <w:p>
+      <w:r>
+        <w:t>Grenze gegen Scheingenauigkeit. Gerade bei Lernziele ist Praezision wichtiger als grosse Begriffe. Eine Wirkungsaussage bleibt schwach, wenn sie nur Aktivitaet, Reichweite, Absicht oder Image beschreibt. Stark wird sie erst, wenn sie die Zustandsveraenderung und ihre Bedingungen offenlegt. In V06 ist deshalb entscheidend, praezise Sprache die erste Sicherung gegen Impact-Washing bildet. Die Fehlerlinie verlaeuft nicht zwischen Optimismus und Pessimismus, sondern zwischen offengelegter Unsicherheit und rhetorischer Sicherheit ohne Pruefpfad.</w:t>
+      </w:r>
+    </w:p>
+    <w:p>
+      <w:r>
+        <w:t>Pruefungsnahe Lesart. Aus Einleitung / Wirkungsfrage laesst sich eine gute Transferfrage ableiten: Welche Entscheidung waere falsch, wenn dieser Abschnitt missverstanden wird? Fuer Zukunftsfähigkeit, Risiko und Resilienz lautet die Antwort meist nicht einfach "mehr Wirkung", sondern genauer: bessere Unterscheidung, sauberere Daten, klarere Schutzlinie und rueckgekoppelte Steuerung. Mindestens ein direkter und ein indirekter Wirkpfad muessen nachvollziehbar sein. Wer das im Fall anwenden kann, hat den Kern der Vorlesung verstanden; wer nur Definitionen wiederholt, bleibt unter dem Anspruch der Akademie.</w:t>
+      </w:r>
+    </w:p>
+    <w:p>
+      <w:r>
+        <w:t>Fallfenster zur Anwendung. Ein Kommunikationsbericht nennt viele Aktivitaeten, Reichweiten und Rueckmeldungen. Die V1-Pruefung fragt, ob daraus eine belastbare Wirkungsaussage folgt. Wenn nur Kontakte, Klicks oder Zustimmung vorliegen, bleibt die Aussage im Bereich Wirkungspotenzial oder Resonanz, nicht im Bereich nachgewiesener Wirkung. Bezogen auf Zukunftsfähigkeit, Risiko und Resilienz heisst das: Die Analyse muss das konkrete Thema ernst nehmen und zugleich den allgemeinen WÖk-Massstab halten. Es geht nicht darum, Akteure moralisch zu sortieren. Es geht darum, Wirkpfade, Wirkungsempfaenger, Datenqualitaet, Risiken und Rueckkopplung so zu beschreiben, dass bessere Entscheidungen moeglich werden.</w:t>
+      </w:r>
+    </w:p>
+    <w:p>
+      <w:r>
+        <w:t>Daten- und Quellenklarheit. Der Abschnitt Kernaussage ist in V06 kein Zusatzwissen, sondern ein Pruefstein fuer die Grundfrage des Skripts: Was veraendert sich, bei wem, wodurch und mit welcher Rueckkopplung? Fuer Zukunftsfähigkeit, Risiko und Resilienz wird daran sichtbar, dass jede Bewertung nur so belastbar ist wie Datenlage, Quellenstatus, Aktualitaet und Systemgrenze. Die fachliche Grenze liegt dort, wo Lernende eine Zahl ohne Einheit, Zeitraum oder Erhebungslogik als Beweis nutzen. Die saubere Lesart trennt deshalb Beobachtung, Kausalannahme, Bewertung und Steuerungsfolge. In der Anwendung sollte daraus mindestens eine konkrete Begriff, Wirkpfad, Fallbewertung, rote Linie oder Rueckkopplung abgeleitet werden; sonst bleibt das Wissen erklaerend, aber nicht steuerungsfaehig.</w:t>
+      </w:r>
+    </w:p>
+    <w:p>
+      <w:r>
+        <w:t>Anwendung auf Quelltext und fachliche Grundlegung. In einer Fallanalyse beginnt dieser Punkt nicht mit einer Meinung, sondern mit einer belastbaren Beschreibung. Wer V06 pruefungsnah liest, fragt zuerst nach Wirkungsempfaengern, Wirkraum, Zeitraum und Datenquelle. Erst danach folgt die Bewertung im Referenzrahmen Mensch, Planet, Demokratie, SDGs, Agenda 2030 und SDG+. Profile, Zielkonflikte und offene Punkte werden nebeneinander gefuehrt. Der typische Kurzschluss waere, ambivalente Befunde glaetten, damit eine eindeutige Botschaft entsteht. Genau dagegen setzt die WÖk die Pflicht, Wirkungspotenzial, Wirkungsrisiko und positive Netto-Wirkung begrifflich getrennt zu halten.</w:t>
       </w:r>
     </w:p>
     <w:p>
@@ -2818,37 +2962,92 @@
     </w:p>
     <w:p>
       <w:r>
-        <w:t>Rueckkopplung. Fuer Zukunftsfähigkeit, Risiko und Resilienz bedeutet Wirkungswissen erst dann wertvoll wird, wenn es Entscheidungen veraendert, dass die Analyse nicht bei einer Aktivitaet, einem guten Willen oder einer Kennzahl stehen bleiben darf. Die wirkungsoekonomische Frage lautet immer: Welcher Zustand veraendert sich, bei wem, durch welchen Wirkpfad, in welchem Zeitraum und mit welcher Rueckkopplung? Gerade in Grundstudium Wirkungsökonomie ist diese Unterscheidung entscheidend, weil Lernende spaeter nicht nur Begriffe wiedergeben, sondern Entscheidungssituationen pruefen muessen. Der haeufige Fehler besteht darin, einen Bericht als Endpunkt zu betrachten. Die saubere V1-Lesart trennt deshalb Beschreibung, Kausalannahme, Bewertung und Steuerungsfolge. Jeder Analyseblock sollte fragen, welche Routine, welcher Prozess oder welche Ressource nach der Bewertung angepasst wird. So wird aus dem Thema kein isoliertes Kapitel, sondern ein pruefbarer Baustein der WÖk-Architektur.</w:t>
-      </w:r>
-    </w:p>
-    <w:p>
-      <w:r>
-        <w:t>Governance. Fuer Zukunftsfähigkeit, Risiko und Resilienz bedeutet Wirkungsbewertung Verfahren, Rechte, Transparenz und Korrektur braucht, dass die Analyse nicht bei einer Aktivitaet, einem guten Willen oder einer Kennzahl stehen bleiben darf. Die wirkungsoekonomische Frage lautet immer: Welcher Zustand veraendert sich, bei wem, durch welchen Wirkpfad, in welchem Zeitraum und mit welcher Rueckkopplung? Gerade in Grundstudium Wirkungsökonomie ist diese Unterscheidung entscheidend, weil Lernende spaeter nicht nur Begriffe wiedergeben, sondern Entscheidungssituationen pruefen muessen. Der haeufige Fehler besteht darin, Bewertung als technokratische Top-down-Setzung zu verstehen. Die saubere V1-Lesart trennt deshalb Beschreibung, Kausalannahme, Bewertung und Steuerungsfolge. Betroffene, Datenhalter, Entscheider und Kontrollinstanzen muessen unterscheidbare Rollen behalten. So wird aus dem Thema kein isoliertes Kapitel, sondern ein pruefbarer Baustein der WÖk-Architektur.</w:t>
-      </w:r>
-    </w:p>
-    <w:p>
-      <w:r>
-        <w:t>Didaktische Pruefbarkeit. Fuer Zukunftsfähigkeit, Risiko und Resilienz bedeutet das Thema in der Akademie nicht nur erklaert, sondern in Falllogik ueberfuehrt werden muss, dass die Analyse nicht bei einer Aktivitaet, einem guten Willen oder einer Kennzahl stehen bleiben darf. Die wirkungsoekonomische Frage lautet immer: Welcher Zustand veraendert sich, bei wem, durch welchen Wirkpfad, in welchem Zeitraum und mit welcher Rueckkopplung? Gerade in Grundstudium Wirkungsökonomie ist diese Unterscheidung entscheidend, weil Lernende spaeter nicht nur Begriffe wiedergeben, sondern Entscheidungssituationen pruefen muessen. Der haeufige Fehler besteht darin, reines Auswendiglernen als Kompetenznachweis zu behandeln. Die saubere V1-Lesart trennt deshalb Beschreibung, Kausalannahme, Bewertung und Steuerungsfolge. Pruefungsfragen sollen Begriffe, Anwendung und rote Linien verbinden. So wird aus dem Thema kein isoliertes Kapitel, sondern ein pruefbarer Baustein der WÖk-Architektur.</w:t>
-      </w:r>
-    </w:p>
-    <w:p>
-      <w:r>
-        <w:t>Fallfenster zur Anwendung. Ein Kommunikationsbericht nennt viele Aktivitaeten, Reichweiten und Rueckmeldungen. Die V1-Pruefung fragt, ob daraus eine belastbare Wirkungsaussage folgt. Wenn nur Kontakte, Klicks oder Zustimmung vorliegen, bleibt die Aussage im Bereich Wirkungspotenzial oder Resonanz, nicht im Bereich nachgewiesener Wirkung. Bezogen auf Zukunftsfähigkeit, Risiko und Resilienz heisst das: Die Analyse muss das konkrete Thema ernst nehmen und zugleich den allgemeinen WÖk-Massstab halten. Es geht nicht darum, die Welt in gute und schlechte Akteure einzuteilen. Es geht darum, Wirkpfade, Wirkungsempfaenger, Datenqualitaet, Risiken und Rueckkopplung so zu beschreiben, dass bessere Entscheidungen moeglich werden.</w:t>
-      </w:r>
-    </w:p>
-    <w:p>
-      <w:r>
-        <w:t>Transfer in Organisationen. Fuer Zukunftsfähigkeit, Risiko und Resilienz bedeutet WÖk-Begriffe im Alltag nur tragen, wenn sie in Routinen uebersetzt werden, dass die Analyse nicht bei einer Aktivitaet, einem guten Willen oder einer Kennzahl stehen bleiben darf. Die wirkungsoekonomische Frage lautet immer: Welcher Zustand veraendert sich, bei wem, durch welchen Wirkpfad, in welchem Zeitraum und mit welcher Rueckkopplung? Gerade in Grundstudium Wirkungsökonomie ist diese Unterscheidung entscheidend, weil Lernende spaeter nicht nur Begriffe wiedergeben, sondern Entscheidungssituationen pruefen muessen. Der haeufige Fehler besteht darin, die Verantwortung an eine Nachhaltigkeitsabteilung auszulagern. Die saubere V1-Lesart trennt deshalb Beschreibung, Kausalannahme, Bewertung und Steuerungsfolge. Strategie, Einkauf, Kommunikation, Controlling und Fuehrung muessen denselben Wirkungsbegriff verwenden. So wird aus dem Thema kein isoliertes Kapitel, sondern ein pruefbarer Baustein der WÖk-Architektur.</w:t>
-      </w:r>
-    </w:p>
-    <w:p>
-      <w:r>
-        <w:t>Rueckfluss in den Korpus. Fuer Zukunftsfähigkeit, Risiko und Resilienz bedeutet jedes Studienskript den Gesamtbestand schaerfen kann, dass die Analyse nicht bei einer Aktivitaet, einem guten Willen oder einer Kennzahl stehen bleiben darf. Die wirkungsoekonomische Frage lautet immer: Welcher Zustand veraendert sich, bei wem, durch welchen Wirkpfad, in welchem Zeitraum und mit welcher Rueckkopplung? Gerade in Grundstudium Wirkungsökonomie ist diese Unterscheidung entscheidend, weil Lernende spaeter nicht nur Begriffe wiedergeben, sondern Entscheidungssituationen pruefen muessen. Der haeufige Fehler besteht darin, neue Einsichten nur lokal im Skript zu belassen. Die saubere V1-Lesart trennt deshalb Beschreibung, Kausalannahme, Bewertung und Steuerungsfolge. Glossar, Website, Journal, Dossiers und Visuals sollen aus der Skriptarbeit lernen. So wird aus dem Thema kein isoliertes Kapitel, sondern ein pruefbarer Baustein der WÖk-Architektur.</w:t>
+        <w:t>Evidenzregel. Erfolg muss über die Zeit tragen darf im Skript nicht als dekorativer Begriff stehen bleiben. Der Abschnitt traegt nur dann, wenn er eine pruefbare Aussage erlaubt: Welche Quelle stuetzt die Annahme, welche Unsicherheit bleibt offen und welche Gegenbeobachtung wuerde die Bewertung veraendern? Fuer Zukunftsfähigkeit, Risiko und Resilienz heisst das, dass schwere zentrale Schaeden nicht durch beliebige positive Einzelwerte neutralisiert werden duerfen. Die Studierenden sollen nicht lernen, einen Score nachzusprechen. Sie sollen erkennen, wann ein Score klaert, wann er verdeckt und wann eine rote Linie die Durchschnittslogik stoppt.</w:t>
+      </w:r>
+    </w:p>
+    <w:p>
+      <w:r>
+        <w:t>Fallfenster zur Anwendung. Eine Organisation plant eine Massnahme und formuliert dazu eine positive Absicht. In der WÖk reicht das nicht. Fuer diese Vorlesung muss sichtbar werden, welche Zustandsveraenderung erwartet wird, welche Empfaenger direkt oder indirekt betroffen sind, welche Nebenwirkungen entstehen koennen und welche Entscheidung spaeter korrigiert wird. Bezogen auf Zukunftsfähigkeit, Risiko und Resilienz heisst das: Die Analyse muss das konkrete Thema ernst nehmen und zugleich den allgemeinen WÖk-Massstab halten. Es geht nicht darum, Akteure moralisch zu sortieren. Es geht darum, Wirkpfade, Wirkungsempfaenger, Datenqualitaet, Risiken und Rueckkopplung so zu beschreiben, dass bessere Entscheidungen moeglich werden.</w:t>
+      </w:r>
+    </w:p>
+    <w:p>
+      <w:r>
+        <w:t>Transfer in Grundstudium Wirkungsökonomie. Zukunftsfähigkeit: den morgigen Tag mitdenken verbindet die inhaltliche Deutung mit der spaeteren Praxis. Eine Organisation kann zu Zukunftsfähigkeit, Risiko und Resilienz sehr ueberzeugend kommunizieren und trotzdem an einen plausiblen Gedanken schon fuer Wirkung zu halten, obwohl Empfaenger, Zustand, Zeitbezug und Quelle fehlen scheitern. Darum muss die V1-Fassung immer auch nach Governance fragen: Wer erhebt Daten, wer bewertet sie, wer traegt die Folgen, wer kann widersprechen und wann wird eine Entscheidung korrigiert? Jeder Analyseblock fragt nach der Routine, die nach der Bewertung angepasst wird. So wird aus einem Lehrkapitel eine verantwortbare Arbeitsroutine.</w:t>
+      </w:r>
+    </w:p>
+    <w:p>
+      <w:r>
+        <w:t>Grenze gegen Scheingenauigkeit. Gerade bei Warum die alten Zahlen die Zukunft ausblenden ist Praezision wichtiger als grosse Begriffe. Eine Wirkungsaussage bleibt schwach, wenn sie nur Aktivitaet, Reichweite, Absicht oder Image beschreibt. Stark wird sie erst, wenn sie die Zustandsveraenderung und ihre Bedingungen offenlegt. In V06 ist deshalb entscheidend, Wirkungsbewertung Verfahren, Rechte, Transparenz und Korrektur braucht. Die Fehlerlinie verlaeuft nicht zwischen Optimismus und Pessimismus, sondern zwischen offengelegter Unsicherheit und rhetorischer Sicherheit ohne Pruefpfad.</w:t>
+      </w:r>
+    </w:p>
+    <w:p>
+      <w:r>
+        <w:t>Pruefungsnahe Lesart. Aus Risiko: die Kehrseite jeder Aktivität laesst sich eine gute Transferfrage ableiten: Welche Entscheidung waere falsch, wenn dieser Abschnitt missverstanden wird? Fuer Zukunftsfähigkeit, Risiko und Resilienz lautet die Antwort meist nicht einfach "mehr Wirkung", sondern genauer: bessere Unterscheidung, sauberere Daten, klarere Schutzlinie und rueckgekoppelte Steuerung. Pruefungsfragen verbinden Begriff, Anwendung, Evidenz und rote Linie. Wer das im Fall anwenden kann, hat den Kern der Vorlesung verstanden; wer nur Definitionen wiederholt, bleibt unter dem Anspruch der Akademie.</w:t>
+      </w:r>
+    </w:p>
+    <w:p>
+      <w:r>
+        <w:t>Fallfenster zur Anwendung. Eine Fuehrungsentscheidung erzeugt zugleich Nutzen und Risiken. Die WÖk behandelt Ambivalenz nicht als Stoerung, sondern als Kern der Analyse. Positive Netto-Wirkung darf erst behauptet werden, wenn zentrale negative Wirkungen getrennt geprueft und rote Linien gewahrt sind. Bezogen auf Zukunftsfähigkeit, Risiko und Resilienz heisst das: Die Analyse muss das konkrete Thema ernst nehmen und zugleich den allgemeinen WÖk-Massstab halten. Es geht nicht darum, Akteure moralisch zu sortieren. Es geht darum, Wirkpfade, Wirkungsempfaenger, Datenqualitaet, Risiken und Rueckkopplung so zu beschreiben, dass bessere Entscheidungen moeglich werden.</w:t>
+      </w:r>
+    </w:p>
+    <w:p>
+      <w:r>
+        <w:t>Organisationale Umsetzung. Der Abschnitt Sichtbare und verdeckte Risiken ist in V06 kein Zusatzwissen, sondern ein Pruefstein fuer die Grundfrage des Skripts: Was veraendert sich, bei wem, wodurch und mit welcher Rueckkopplung? Fuer Zukunftsfähigkeit, Risiko und Resilienz wird daran sichtbar, dass WÖk-Begriffe im Alltag nur tragen, wenn sie in Routinen uebersetzt werden. Die fachliche Grenze liegt dort, wo Lernende Verantwortung an eine einzelne Nachhaltigkeitsfunktion auslagern. Die saubere Lesart trennt deshalb Beobachtung, Kausalannahme, Bewertung und Steuerungsfolge. In der Anwendung sollte daraus mindestens eine konkrete Begriff, Wirkpfad, Fallbewertung, rote Linie oder Rueckkopplung abgeleitet werden; sonst bleibt das Wissen erklaerend, aber nicht steuerungsfaehig.</w:t>
       </w:r>
     </w:p>
     <w:p>
       <w:r>
         <w:t>Pruefungsnahe Transferfrage. Formuliere zu V06 eine Wirkungsaussage in drei Saetzen: Erstens den beobachteten oder plausiblen Zustand, zweitens die Daten- oder Quellenlage, drittens die offene Unsicherheit samt Rueckkopplung. Die Antwort muss ohne moralische Personenbewertung auskommen und darf Reichweite nicht mit Wirkung verwechseln.</w:t>
+      </w:r>
+    </w:p>
+    <w:p>
+      <w:r>
+        <w:t>Anwendung auf Resilienz: Stöße aushalten können. In einer Fallanalyse beginnt dieser Punkt nicht mit einer Meinung, sondern mit einer belastbaren Beschreibung. Wer V06 pruefungsnah liest, fragt zuerst nach Wirkungsempfaengern, Wirkraum, Zeitraum und Datenquelle. Erst danach folgt die Bewertung im Referenzrahmen Mensch, Planet, Demokratie, SDGs, Agenda 2030 und SDG+. Gute Kommunikation unterscheidet Befund, Annahme und normative Bewertung. Der typische Kurzschluss waere, Eindeutigkeit behaupten, wo die Datenlage nur Potenzial oder Risiko traegt. Genau dagegen setzt die WÖk die Pflicht, Wirkungspotenzial, Wirkungsrisiko und positive Netto-Wirkung begrifflich getrennt zu halten.</w:t>
+      </w:r>
+    </w:p>
+    <w:p>
+      <w:r>
+        <w:t>Evidenzregel. Effizienz allein macht zerbrechlich darf im Skript nicht als dekorativer Begriff stehen bleiben. Der Abschnitt traegt nur dann, wenn er eine pruefbare Aussage erlaubt: Welche Quelle stuetzt die Annahme, welche Unsicherheit bleibt offen und welche Gegenbeobachtung wuerde die Bewertung veraendern? Fuer Zukunftsfähigkeit, Risiko und Resilienz heisst das, dass jede Wirkungsaussage eine Grenze zieht und diese Grenze begruenden muss. Die Studierenden sollen nicht lernen, einen Score nachzusprechen. Sie sollen erkennen, wann ein Score klaert, wann er verdeckt und wann eine rote Linie die Durchschnittslogik stoppt.</w:t>
+      </w:r>
+    </w:p>
+    <w:p>
+      <w:r>
+        <w:t>Fallfenster zur Anwendung. Ein Controlling-Team moechte einen Score bilden. Das Skript verlangt, dass Datenqualitaet, Systemgrenzen, Gewichtung, Unsicherheit und Nichtkompensation sichtbar bleiben. Ein Score darf die Diskussion nicht beenden, sondern muss bessere Fragen, Priorisierung und Rueckkopplung ermoeglichen. Bezogen auf Zukunftsfähigkeit, Risiko und Resilienz heisst das: Die Analyse muss das konkrete Thema ernst nehmen und zugleich den allgemeinen WÖk-Massstab halten. Es geht nicht darum, Akteure moralisch zu sortieren. Es geht darum, Wirkpfade, Wirkungsempfaenger, Datenqualitaet, Risiken und Rueckkopplung so zu beschreiben, dass bessere Entscheidungen moeglich werden.</w:t>
+      </w:r>
+    </w:p>
+    <w:p>
+      <w:r>
+        <w:t>Transfer in Grundstudium Wirkungsökonomie. Ein Beispiel: zwei Lieferketten verbindet die inhaltliche Deutung mit der spaeteren Praxis. Eine Organisation kann zu Zukunftsfähigkeit, Risiko und Resilienz sehr ueberzeugend kommunizieren und trotzdem an einen plausiblen Gedanken schon fuer Wirkung zu halten, obwohl Empfaenger, Zustand, Zeitbezug und Quelle fehlen scheitern. Darum muss die V1-Fassung immer auch nach Governance fragen: Wer erhebt Daten, wer bewertet sie, wer traegt die Folgen, wer kann widersprechen und wann wird eine Entscheidung korrigiert? Szenarien pruefen Sofortwirkung, Folgewirkung und Reversibilitaet getrennt. So wird aus einem Lehrkapitel eine verantwortbare Arbeitsroutine.</w:t>
+      </w:r>
+    </w:p>
+    <w:p>
+      <w:r>
+        <w:t>Grenze gegen Scheingenauigkeit. Gerade bei Die drei Begriffe gehören zusammen ist Praezision wichtiger als grosse Begriffe. Eine Wirkungsaussage bleibt schwach, wenn sie nur Aktivitaet, Reichweite, Absicht oder Image beschreibt. Stark wird sie erst, wenn sie die Zustandsveraenderung und ihre Bedingungen offenlegt. In V06 ist deshalb entscheidend, Wirkung nicht am Sender, sondern an veraenderten Zustanden der Empfaenger geprueft wird. Die Fehlerlinie verlaeuft nicht zwischen Optimismus und Pessimismus, sondern zwischen offengelegter Unsicherheit und rhetorischer Sicherheit ohne Pruefpfad.</w:t>
+      </w:r>
+    </w:p>
+    <w:p>
+      <w:r>
+        <w:t>Pruefungsnahe Lesart. Aus Was du aus dieser Vorlesung mitnimmst laesst sich eine gute Transferfrage ableiten: Welche Entscheidung waere falsch, wenn dieser Abschnitt missverstanden wird? Fuer Zukunftsfähigkeit, Risiko und Resilienz lautet die Antwort meist nicht einfach "mehr Wirkung", sondern genauer: bessere Unterscheidung, sauberere Daten, klarere Schutzlinie und rueckgekoppelte Steuerung. Jede Schlussfolgerung endet mit Entscheidung, Verantwortlichkeit und Termin fuer Rueckpruefung. Wer das im Fall anwenden kann, hat den Kern der Vorlesung verstanden; wer nur Definitionen wiederholt, bleibt unter dem Anspruch der Akademie.</w:t>
+      </w:r>
+    </w:p>
+    <w:p>
+      <w:r>
+        <w:t>Fallfenster zur Anwendung. Ein Kommunikationsbericht nennt viele Aktivitaeten, Reichweiten und Rueckmeldungen. Die V1-Pruefung fragt, ob daraus eine belastbare Wirkungsaussage folgt. Wenn nur Kontakte, Klicks oder Zustimmung vorliegen, bleibt die Aussage im Bereich Wirkungspotenzial oder Resonanz, nicht im Bereich nachgewiesener Wirkung. Bezogen auf Zukunftsfähigkeit, Risiko und Resilienz heisst das: Die Analyse muss das konkrete Thema ernst nehmen und zugleich den allgemeinen WÖk-Massstab halten. Es geht nicht darum, Akteure moralisch zu sortieren. Es geht darum, Wirkpfade, Wirkungsempfaenger, Datenqualitaet, Risiken und Rueckkopplung so zu beschreiben, dass bessere Entscheidungen moeglich werden.</w:t>
+      </w:r>
+    </w:p>
+    <w:p>
+      <w:r>
+        <w:t>Pruefungsnahe Transferfrage. Formuliere zu V06 eine Wirkungsaussage in drei Saetzen: Erstens den beobachteten oder plausiblen Zustand, zweitens die Daten- oder Quellenlage, drittens die offene Unsicherheit samt Rueckkopplung. Die Antwort muss ohne moralische Personenbewertung auskommen und darf Reichweite nicht mit Wirkung verwechseln.</w:t>
+      </w:r>
+    </w:p>
+    <w:p>
+      <w:r>
+        <w:t>Wissenschaftliche Anschlussfaehigkeit. Der Abschnitt Wirkungsökonomische Vertiefung ist in V06 kein Zusatzwissen, sondern ein Pruefstein fuer die Grundfrage des Skripts: Was veraendert sich, bei wem, wodurch und mit welcher Rueckkopplung? Fuer Zukunftsfähigkeit, Risiko und Resilienz wird daran sichtbar, dass WÖk-Aussagen mit bestehenden Begriffen, Studien, Standards und Rechtsrahmen in Beziehung stehen muessen. Die fachliche Grenze liegt dort, wo Lernende hausinterne Sprache als Ersatz fuer zitierfaehige Begruendung verwenden. Die saubere Lesart trennt deshalb Beobachtung, Kausalannahme, Bewertung und Steuerungsfolge. In der Anwendung sollte daraus mindestens eine konkrete Begriff, Wirkpfad, Fallbewertung, rote Linie oder Rueckkopplung abgeleitet werden; sonst bleibt das Wissen erklaerend, aber nicht steuerungsfaehig.</w:t>
+      </w:r>
+    </w:p>
+    <w:p>
+      <w:r>
+        <w:t>Anwendung auf Prüfungsrelevanz. In einer Fallanalyse beginnt dieser Punkt nicht mit einer Meinung, sondern mit einer belastbaren Beschreibung. Wer V06 pruefungsnah liest, fragt zuerst nach Wirkungsempfaengern, Wirkraum, Zeitraum und Datenquelle. Erst danach folgt die Bewertung im Referenzrahmen Mensch, Planet, Demokratie, SDGs, Agenda 2030 und SDG+. Die Analyse markiert Stoppsignale vor jeder Portfolio- oder Score-Debatte. Der typische Kurzschluss waere, ein gutes Teilresultat gegen zentrale Schaeden aufrechnen. Genau dagegen setzt die WÖk die Pflicht, Wirkungspotenzial, Wirkungsrisiko und positive Netto-Wirkung begrifflich getrennt zu halten.</w:t>
       </w:r>
     </w:p>
     <w:p>
@@ -2856,47 +3055,32 @@
         <w:pStyle w:val="Heading3"/>
       </w:pPr>
       <w:r>
-        <w:t>Vertiefungsrunde 3: Lesen, pruefen, rueckkoppeln</w:t>
-      </w:r>
-    </w:p>
-    <w:p>
-      <w:r>
-        <w:t>Die folgende Runde verdichtet V06 nicht durch neue Schlagworte, sondern durch wiederholte Anwendung auf unterschiedliche Entscheidungsebenen. Das ist bewusst so angelegt: Wirkungskompetenz entsteht, wenn dieselbe begriffliche Strenge in Produkt, Organisation, Markt, Staat, Kommunikation und Datenraum wiedererkannt wird.</w:t>
-      </w:r>
-    </w:p>
-    <w:p>
-      <w:r>
-        <w:t>Begriffliche Schaerfung. Fuer Zukunftsfähigkeit, Risiko und Resilienz bedeutet praezise Sprache die erste Sicherung gegen Impact-Washing ist, dass die Analyse nicht bei einer Aktivitaet, einem guten Willen oder einer Kennzahl stehen bleiben darf. Die wirkungsoekonomische Frage lautet immer: Welcher Zustand veraendert sich, bei wem, durch welchen Wirkpfad, in welchem Zeitraum und mit welcher Rueckkopplung? Gerade in Grundstudium Wirkungsökonomie ist diese Unterscheidung entscheidend, weil Lernende spaeter nicht nur Begriffe wiedergeben, sondern Entscheidungssituationen pruefen muessen. Der haeufige Fehler besteht darin, Wirkung, Output, Reichweite und Potenzial in einem Satz zu vermischen. Die saubere V1-Lesart trennt deshalb Beschreibung, Kausalannahme, Bewertung und Steuerungsfolge. In der Praxis sollte jede Wirkungsaussage als kurze Viererprobe formuliert werden: Zustand, Betroffene, Quelle, offene Unsicherheit. So wird aus dem Thema kein isoliertes Kapitel, sondern ein pruefbarer Baustein der WÖk-Architektur.</w:t>
-      </w:r>
-    </w:p>
-    <w:p>
-      <w:r>
-        <w:t>Fallfenster zur Anwendung. Eine Organisation plant eine Massnahme und formuliert dazu eine positive Absicht. In der WÖk reicht das nicht. Fuer diese Vorlesung muss sichtbar werden, welche Zustandsveraenderung erwartet wird, welche Empfaenger direkt oder indirekt betroffen sind, welche Nebenwirkungen entstehen koennen und welche Entscheidung spaeter korrigiert wird. Bezogen auf Zukunftsfähigkeit, Risiko und Resilienz heisst das: Die Analyse muss das konkrete Thema ernst nehmen und zugleich den allgemeinen WÖk-Massstab halten. Es geht nicht darum, die Welt in gute und schlechte Akteure einzuteilen. Es geht darum, Wirkpfade, Wirkungsempfaenger, Datenqualitaet, Risiken und Rueckkopplung so zu beschreiben, dass bessere Entscheidungen moeglich werden.</w:t>
-      </w:r>
-    </w:p>
-    <w:p>
-      <w:r>
-        <w:t>Wirkpfad-Logik. Fuer Zukunftsfähigkeit, Risiko und Resilienz bedeutet ein Thema erst dann steuerbar wird, wenn der Mechanismus zwischen Ausloeser und Zustandsveraenderung beschrieben ist, dass die Analyse nicht bei einer Aktivitaet, einem guten Willen oder einer Kennzahl stehen bleiben darf. Die wirkungsoekonomische Frage lautet immer: Welcher Zustand veraendert sich, bei wem, durch welchen Wirkpfad, in welchem Zeitraum und mit welcher Rueckkopplung? Gerade in Grundstudium Wirkungsökonomie ist diese Unterscheidung entscheidend, weil Lernende spaeter nicht nur Begriffe wiedergeben, sondern Entscheidungssituationen pruefen muessen. Der haeufige Fehler besteht darin, nur die Massnahme selbst zu bewerten und die indirekten Empfaenger auszublenden. Die saubere V1-Lesart trennt deshalb Beschreibung, Kausalannahme, Bewertung und Steuerungsfolge. Eine gute Fallanalyse zeichnet mindestens einen direkten und einen indirekten Wirkpfad nach. So wird aus dem Thema kein isoliertes Kapitel, sondern ein pruefbarer Baustein der WÖk-Architektur.</w:t>
-      </w:r>
-    </w:p>
-    <w:p>
-      <w:r>
-        <w:t>Daten- und Quellenklarheit. Fuer Zukunftsfähigkeit, Risiko und Resilienz bedeutet jede Bewertung nur so belastbar ist wie Datenlage, Quellenstatus und Aktualitaet, dass die Analyse nicht bei einer Aktivitaet, einem guten Willen oder einer Kennzahl stehen bleiben darf. Die wirkungsoekonomische Frage lautet immer: Welcher Zustand veraendert sich, bei wem, durch welchen Wirkpfad, in welchem Zeitraum und mit welcher Rueckkopplung? Gerade in Grundstudium Wirkungsökonomie ist diese Unterscheidung entscheidend, weil Lernende spaeter nicht nur Begriffe wiedergeben, sondern Entscheidungssituationen pruefen muessen. Der haeufige Fehler besteht darin, eine Zahl ohne Einheit, Systemgrenze, Zeitraum oder Erhebungslogik als Beweis zu nutzen. Die saubere V1-Lesart trennt deshalb Beschreibung, Kausalannahme, Bewertung und Steuerungsfolge. Die Lernenden sollen Daten nicht dekorativ zitieren, sondern ihre Aussagekraft, Luecken und Grenzen offenlegen. So wird aus dem Thema kein isoliertes Kapitel, sondern ein pruefbarer Baustein der WÖk-Architektur.</w:t>
-      </w:r>
-    </w:p>
-    <w:p>
-      <w:r>
-        <w:t>Ambivalenz. Fuer Zukunftsfähigkeit, Risiko und Resilienz bedeutet positive und negative Zustandsveraenderungen gleichzeitig auftreten koennen, dass die Analyse nicht bei einer Aktivitaet, einem guten Willen oder einer Kennzahl stehen bleiben darf. Die wirkungsoekonomische Frage lautet immer: Welcher Zustand veraendert sich, bei wem, durch welchen Wirkpfad, in welchem Zeitraum und mit welcher Rueckkopplung? Gerade in Grundstudium Wirkungsökonomie ist diese Unterscheidung entscheidend, weil Lernende spaeter nicht nur Begriffe wiedergeben, sondern Entscheidungssituationen pruefen muessen. Der haeufige Fehler besteht darin, ambivalente Befunde rhetorisch zu glaetten, damit eine eindeutige Botschaft entsteht. Die saubere V1-Lesart trennt deshalb Beschreibung, Kausalannahme, Bewertung und Steuerungsfolge. Ein gutes Skript fuehrt deshalb Profile, Zielkonflikte und offene Punkte nebeneinander. So wird aus dem Thema kein isoliertes Kapitel, sondern ein pruefbarer Baustein der WÖk-Architektur.</w:t>
-      </w:r>
-    </w:p>
-    <w:p>
-      <w:r>
-        <w:t>Fallfenster zur Anwendung. Eine Fuehrungsentscheidung erzeugt zugleich Nutzen und Risiken. Die WÖk behandelt Ambivalenz nicht als Stoerung, sondern als Kern der Analyse. Positive Netto-Wirkung darf erst behauptet werden, wenn zentrale negative Wirkungen getrennt geprueft und rote Linien gewahrt sind. Bezogen auf Zukunftsfähigkeit, Risiko und Resilienz heisst das: Die Analyse muss das konkrete Thema ernst nehmen und zugleich den allgemeinen WÖk-Massstab halten. Es geht nicht darum, die Welt in gute und schlechte Akteure einzuteilen. Es geht darum, Wirkpfade, Wirkungsempfaenger, Datenqualitaet, Risiken und Rueckkopplung so zu beschreiben, dass bessere Entscheidungen moeglich werden.</w:t>
-      </w:r>
-    </w:p>
-    <w:p>
-      <w:r>
-        <w:t>Nichtkompensation. Fuer Zukunftsfähigkeit, Risiko und Resilienz bedeutet schwere zentrale Schaeden nicht durch beliebige positive Einzelwerte neutralisiert werden duerfen, dass die Analyse nicht bei einer Aktivitaet, einem guten Willen oder einer Kennzahl stehen bleiben darf. Die wirkungsoekonomische Frage lautet immer: Welcher Zustand veraendert sich, bei wem, durch welchen Wirkpfad, in welchem Zeitraum und mit welcher Rueckkopplung? Gerade in Grundstudium Wirkungsökonomie ist diese Unterscheidung entscheidend, weil Lernende spaeter nicht nur Begriffe wiedergeben, sondern Entscheidungssituationen pruefen muessen. Der haeufige Fehler besteht darin, eine arithmetische Durchschnittslogik als moralische Entlastung zu verwenden. Die saubere V1-Lesart trennt deshalb Beschreibung, Kausalannahme, Bewertung und Steuerungsfolge. Reverse Merit Order und rote Linien sind Schutzregeln gegen Schoenrechnung. So wird aus dem Thema kein isoliertes Kapitel, sondern ein pruefbarer Baustein der WÖk-Architektur.</w:t>
+        <w:t>Abschlusskommentar 3: Lesen, pruefen, rueckkoppeln</w:t>
+      </w:r>
+    </w:p>
+    <w:p>
+      <w:r>
+        <w:t>Die folgende Verdichtung fuehrt die vorhandenen Kapitel nicht als Wiederholung, sondern als Anwendung zusammen. Wirkungskompetenz entsteht, wenn dieselbe begriffliche Strenge in Fallanalyse, Datenarbeit, Kommunikation, Governance und Entscheidungspraxis wiedererkannt wird.</w:t>
+      </w:r>
+    </w:p>
+    <w:p>
+      <w:r>
+        <w:t>Evidenzregel. Lernziele darf im Skript nicht als dekorativer Begriff stehen bleiben. Der Abschnitt traegt nur dann, wenn er eine pruefbare Aussage erlaubt: Welche Quelle stuetzt die Annahme, welche Unsicherheit bleibt offen und welche Gegenbeobachtung wuerde die Bewertung veraendern? Fuer Zukunftsfähigkeit, Risiko und Resilienz heisst das, dass praezise Sprache die erste Sicherung gegen Impact-Washing bildet. Die Studierenden sollen nicht lernen, einen Score nachzusprechen. Sie sollen erkennen, wann ein Score klaert, wann er verdeckt und wann eine rote Linie die Durchschnittslogik stoppt.</w:t>
+      </w:r>
+    </w:p>
+    <w:p>
+      <w:r>
+        <w:t>Fallfenster zur Anwendung. Eine Organisation plant eine Massnahme und formuliert dazu eine positive Absicht. In der WÖk reicht das nicht. Fuer diese Vorlesung muss sichtbar werden, welche Zustandsveraenderung erwartet wird, welche Empfaenger direkt oder indirekt betroffen sind, welche Nebenwirkungen entstehen koennen und welche Entscheidung spaeter korrigiert wird. Bezogen auf Zukunftsfähigkeit, Risiko und Resilienz heisst das: Die Analyse muss das konkrete Thema ernst nehmen und zugleich den allgemeinen WÖk-Massstab halten. Es geht nicht darum, Akteure moralisch zu sortieren. Es geht darum, Wirkpfade, Wirkungsempfaenger, Datenqualitaet, Risiken und Rueckkopplung so zu beschreiben, dass bessere Entscheidungen moeglich werden.</w:t>
+      </w:r>
+    </w:p>
+    <w:p>
+      <w:r>
+        <w:t>Transfer in Grundstudium Wirkungsökonomie. Einleitung / Wirkungsfrage verbindet die inhaltliche Deutung mit der spaeteren Praxis. Eine Organisation kann zu Zukunftsfähigkeit, Risiko und Resilienz sehr ueberzeugend kommunizieren und trotzdem an einen plausiblen Gedanken schon fuer Wirkung zu halten, obwohl Empfaenger, Zustand, Zeitbezug und Quelle fehlen scheitern. Darum muss die V1-Fassung immer auch nach Governance fragen: Wer erhebt Daten, wer bewertet sie, wer traegt die Folgen, wer kann widersprechen und wann wird eine Entscheidung korrigiert? Mindestens ein direkter und ein indirekter Wirkpfad muessen nachvollziehbar sein. So wird aus einem Lehrkapitel eine verantwortbare Arbeitsroutine.</w:t>
+      </w:r>
+    </w:p>
+    <w:p>
+      <w:r>
+        <w:t>Grenze gegen Scheingenauigkeit. Gerade bei Kernaussage ist Praezision wichtiger als grosse Begriffe. Eine Wirkungsaussage bleibt schwach, wenn sie nur Aktivitaet, Reichweite, Absicht oder Image beschreibt. Stark wird sie erst, wenn sie die Zustandsveraenderung und ihre Bedingungen offenlegt. In V06 ist deshalb entscheidend, jede Bewertung nur so belastbar ist wie Datenlage, Quellenstatus, Aktualitaet und Systemgrenze. Die Fehlerlinie verlaeuft nicht zwischen Optimismus und Pessimismus, sondern zwischen offengelegter Unsicherheit und rhetorischer Sicherheit ohne Pruefpfad.</w:t>
       </w:r>
     </w:p>
     <w:p>
@@ -2906,42 +3090,102 @@
     </w:p>
     <w:p>
       <w:r>
-        <w:t>Rueckkopplung. Fuer Zukunftsfähigkeit, Risiko und Resilienz bedeutet Wirkungswissen erst dann wertvoll wird, wenn es Entscheidungen veraendert, dass die Analyse nicht bei einer Aktivitaet, einem guten Willen oder einer Kennzahl stehen bleiben darf. Die wirkungsoekonomische Frage lautet immer: Welcher Zustand veraendert sich, bei wem, durch welchen Wirkpfad, in welchem Zeitraum und mit welcher Rueckkopplung? Gerade in Grundstudium Wirkungsökonomie ist diese Unterscheidung entscheidend, weil Lernende spaeter nicht nur Begriffe wiedergeben, sondern Entscheidungssituationen pruefen muessen. Der haeufige Fehler besteht darin, einen Bericht als Endpunkt zu betrachten. Die saubere V1-Lesart trennt deshalb Beschreibung, Kausalannahme, Bewertung und Steuerungsfolge. Jeder Analyseblock sollte fragen, welche Routine, welcher Prozess oder welche Ressource nach der Bewertung angepasst wird. So wird aus dem Thema kein isoliertes Kapitel, sondern ein pruefbarer Baustein der WÖk-Architektur.</w:t>
-      </w:r>
-    </w:p>
-    <w:p>
-      <w:r>
-        <w:t>Governance. Fuer Zukunftsfähigkeit, Risiko und Resilienz bedeutet Wirkungsbewertung Verfahren, Rechte, Transparenz und Korrektur braucht, dass die Analyse nicht bei einer Aktivitaet, einem guten Willen oder einer Kennzahl stehen bleiben darf. Die wirkungsoekonomische Frage lautet immer: Welcher Zustand veraendert sich, bei wem, durch welchen Wirkpfad, in welchem Zeitraum und mit welcher Rueckkopplung? Gerade in Grundstudium Wirkungsökonomie ist diese Unterscheidung entscheidend, weil Lernende spaeter nicht nur Begriffe wiedergeben, sondern Entscheidungssituationen pruefen muessen. Der haeufige Fehler besteht darin, Bewertung als technokratische Top-down-Setzung zu verstehen. Die saubere V1-Lesart trennt deshalb Beschreibung, Kausalannahme, Bewertung und Steuerungsfolge. Betroffene, Datenhalter, Entscheider und Kontrollinstanzen muessen unterscheidbare Rollen behalten. So wird aus dem Thema kein isoliertes Kapitel, sondern ein pruefbarer Baustein der WÖk-Architektur.</w:t>
-      </w:r>
-    </w:p>
-    <w:p>
-      <w:r>
-        <w:t>Fallfenster zur Anwendung. Ein Controlling-Team moechte einen Score bilden. Das Skript verlangt, dass Datenqualitaet, Systemgrenzen, Gewichtung, Unsicherheit und Nichtkompensation sichtbar bleiben. Ein Score darf die Diskussion nicht beenden, sondern muss bessere Fragen, Priorisierung und Rueckkopplung ermoeglichen. Bezogen auf Zukunftsfähigkeit, Risiko und Resilienz heisst das: Die Analyse muss das konkrete Thema ernst nehmen und zugleich den allgemeinen WÖk-Massstab halten. Es geht nicht darum, die Welt in gute und schlechte Akteure einzuteilen. Es geht darum, Wirkpfade, Wirkungsempfaenger, Datenqualitaet, Risiken und Rueckkopplung so zu beschreiben, dass bessere Entscheidungen moeglich werden.</w:t>
-      </w:r>
-    </w:p>
-    <w:p>
-      <w:r>
-        <w:t>Didaktische Pruefbarkeit. Fuer Zukunftsfähigkeit, Risiko und Resilienz bedeutet das Thema in der Akademie nicht nur erklaert, sondern in Falllogik ueberfuehrt werden muss, dass die Analyse nicht bei einer Aktivitaet, einem guten Willen oder einer Kennzahl stehen bleiben darf. Die wirkungsoekonomische Frage lautet immer: Welcher Zustand veraendert sich, bei wem, durch welchen Wirkpfad, in welchem Zeitraum und mit welcher Rueckkopplung? Gerade in Grundstudium Wirkungsökonomie ist diese Unterscheidung entscheidend, weil Lernende spaeter nicht nur Begriffe wiedergeben, sondern Entscheidungssituationen pruefen muessen. Der haeufige Fehler besteht darin, reines Auswendiglernen als Kompetenznachweis zu behandeln. Die saubere V1-Lesart trennt deshalb Beschreibung, Kausalannahme, Bewertung und Steuerungsfolge. Pruefungsfragen sollen Begriffe, Anwendung und rote Linien verbinden. So wird aus dem Thema kein isoliertes Kapitel, sondern ein pruefbarer Baustein der WÖk-Architektur.</w:t>
-      </w:r>
-    </w:p>
-    <w:p>
-      <w:r>
-        <w:t>Transfer in Organisationen. Fuer Zukunftsfähigkeit, Risiko und Resilienz bedeutet WÖk-Begriffe im Alltag nur tragen, wenn sie in Routinen uebersetzt werden, dass die Analyse nicht bei einer Aktivitaet, einem guten Willen oder einer Kennzahl stehen bleiben darf. Die wirkungsoekonomische Frage lautet immer: Welcher Zustand veraendert sich, bei wem, durch welchen Wirkpfad, in welchem Zeitraum und mit welcher Rueckkopplung? Gerade in Grundstudium Wirkungsökonomie ist diese Unterscheidung entscheidend, weil Lernende spaeter nicht nur Begriffe wiedergeben, sondern Entscheidungssituationen pruefen muessen. Der haeufige Fehler besteht darin, die Verantwortung an eine Nachhaltigkeitsabteilung auszulagern. Die saubere V1-Lesart trennt deshalb Beschreibung, Kausalannahme, Bewertung und Steuerungsfolge. Strategie, Einkauf, Kommunikation, Controlling und Fuehrung muessen denselben Wirkungsbegriff verwenden. So wird aus dem Thema kein isoliertes Kapitel, sondern ein pruefbarer Baustein der WÖk-Architektur.</w:t>
-      </w:r>
-    </w:p>
-    <w:p>
-      <w:r>
-        <w:t>Rueckfluss in den Korpus. Fuer Zukunftsfähigkeit, Risiko und Resilienz bedeutet jedes Studienskript den Gesamtbestand schaerfen kann, dass die Analyse nicht bei einer Aktivitaet, einem guten Willen oder einer Kennzahl stehen bleiben darf. Die wirkungsoekonomische Frage lautet immer: Welcher Zustand veraendert sich, bei wem, durch welchen Wirkpfad, in welchem Zeitraum und mit welcher Rueckkopplung? Gerade in Grundstudium Wirkungsökonomie ist diese Unterscheidung entscheidend, weil Lernende spaeter nicht nur Begriffe wiedergeben, sondern Entscheidungssituationen pruefen muessen. Der haeufige Fehler besteht darin, neue Einsichten nur lokal im Skript zu belassen. Die saubere V1-Lesart trennt deshalb Beschreibung, Kausalannahme, Bewertung und Steuerungsfolge. Glossar, Website, Journal, Dossiers und Visuals sollen aus der Skriptarbeit lernen. So wird aus dem Thema kein isoliertes Kapitel, sondern ein pruefbarer Baustein der WÖk-Architektur.</w:t>
-      </w:r>
-    </w:p>
-    <w:p>
-      <w:r>
-        <w:t>Fallfenster zur Anwendung. Ein Kommunikationsbericht nennt viele Aktivitaeten, Reichweiten und Rueckmeldungen. Die V1-Pruefung fragt, ob daraus eine belastbare Wirkungsaussage folgt. Wenn nur Kontakte, Klicks oder Zustimmung vorliegen, bleibt die Aussage im Bereich Wirkungspotenzial oder Resonanz, nicht im Bereich nachgewiesener Wirkung. Bezogen auf Zukunftsfähigkeit, Risiko und Resilienz heisst das: Die Analyse muss das konkrete Thema ernst nehmen und zugleich den allgemeinen WÖk-Massstab halten. Es geht nicht darum, die Welt in gute und schlechte Akteure einzuteilen. Es geht darum, Wirkpfade, Wirkungsempfaenger, Datenqualitaet, Risiken und Rueckkopplung so zu beschreiben, dass bessere Entscheidungen moeglich werden.</w:t>
+        <w:t>Pruefungsnahe Lesart. Aus Quelltext und fachliche Grundlegung laesst sich eine gute Transferfrage ableiten: Welche Entscheidung waere falsch, wenn dieser Abschnitt missverstanden wird? Fuer Zukunftsfähigkeit, Risiko und Resilienz lautet die Antwort meist nicht einfach "mehr Wirkung", sondern genauer: bessere Unterscheidung, sauberere Daten, klarere Schutzlinie und rueckgekoppelte Steuerung. Profile, Zielkonflikte und offene Punkte werden nebeneinander gefuehrt. Wer das im Fall anwenden kann, hat den Kern der Vorlesung verstanden; wer nur Definitionen wiederholt, bleibt unter dem Anspruch der Akademie.</w:t>
+      </w:r>
+    </w:p>
+    <w:p>
+      <w:r>
+        <w:t>Fallfenster zur Anwendung. Eine Fuehrungsentscheidung erzeugt zugleich Nutzen und Risiken. Die WÖk behandelt Ambivalenz nicht als Stoerung, sondern als Kern der Analyse. Positive Netto-Wirkung darf erst behauptet werden, wenn zentrale negative Wirkungen getrennt geprueft und rote Linien gewahrt sind. Bezogen auf Zukunftsfähigkeit, Risiko und Resilienz heisst das: Die Analyse muss das konkrete Thema ernst nehmen und zugleich den allgemeinen WÖk-Massstab halten. Es geht nicht darum, Akteure moralisch zu sortieren. Es geht darum, Wirkpfade, Wirkungsempfaenger, Datenqualitaet, Risiken und Rueckkopplung so zu beschreiben, dass bessere Entscheidungen moeglich werden.</w:t>
+      </w:r>
+    </w:p>
+    <w:p>
+      <w:r>
+        <w:t>Nichtkompensation. Der Abschnitt Erfolg muss über die Zeit tragen ist in V06 kein Zusatzwissen, sondern ein Pruefstein fuer die Grundfrage des Skripts: Was veraendert sich, bei wem, wodurch und mit welcher Rueckkopplung? Fuer Zukunftsfähigkeit, Risiko und Resilienz wird daran sichtbar, dass schwere zentrale Schaeden nicht durch beliebige positive Einzelwerte neutralisiert werden duerfen. Die fachliche Grenze liegt dort, wo Lernende eine Durchschnittslogik als moralische Entlastung verwenden. Die saubere Lesart trennt deshalb Beobachtung, Kausalannahme, Bewertung und Steuerungsfolge. In der Anwendung sollte daraus mindestens eine konkrete Begriff, Wirkpfad, Fallbewertung, rote Linie oder Rueckkopplung abgeleitet werden; sonst bleibt das Wissen erklaerend, aber nicht steuerungsfaehig.</w:t>
+      </w:r>
+    </w:p>
+    <w:p>
+      <w:r>
+        <w:t>Anwendung auf Zukunftsfähigkeit: den morgigen Tag mitdenken. In einer Fallanalyse beginnt dieser Punkt nicht mit einer Meinung, sondern mit einer belastbaren Beschreibung. Wer V06 pruefungsnah liest, fragt zuerst nach Wirkungsempfaengern, Wirkraum, Zeitraum und Datenquelle. Erst danach folgt die Bewertung im Referenzrahmen Mensch, Planet, Demokratie, SDGs, Agenda 2030 und SDG+. Jeder Analyseblock fragt nach der Routine, die nach der Bewertung angepasst wird. Der typische Kurzschluss waere, Reporting als Abschluss behandeln. Genau dagegen setzt die WÖk die Pflicht, Wirkungspotenzial, Wirkungsrisiko und positive Netto-Wirkung begrifflich getrennt zu halten.</w:t>
+      </w:r>
+    </w:p>
+    <w:p>
+      <w:r>
+        <w:t>Evidenzregel. Warum die alten Zahlen die Zukunft ausblenden darf im Skript nicht als dekorativer Begriff stehen bleiben. Der Abschnitt traegt nur dann, wenn er eine pruefbare Aussage erlaubt: Welche Quelle stuetzt die Annahme, welche Unsicherheit bleibt offen und welche Gegenbeobachtung wuerde die Bewertung veraendern? Fuer Zukunftsfähigkeit, Risiko und Resilienz heisst das, dass Wirkungsbewertung Verfahren, Rechte, Transparenz und Korrektur braucht. Die Studierenden sollen nicht lernen, einen Score nachzusprechen. Sie sollen erkennen, wann ein Score klaert, wann er verdeckt und wann eine rote Linie die Durchschnittslogik stoppt.</w:t>
+      </w:r>
+    </w:p>
+    <w:p>
+      <w:r>
+        <w:t>Fallfenster zur Anwendung. Ein Controlling-Team moechte einen Score bilden. Das Skript verlangt, dass Datenqualitaet, Systemgrenzen, Gewichtung, Unsicherheit und Nichtkompensation sichtbar bleiben. Ein Score darf die Diskussion nicht beenden, sondern muss bessere Fragen, Priorisierung und Rueckkopplung ermoeglichen. Bezogen auf Zukunftsfähigkeit, Risiko und Resilienz heisst das: Die Analyse muss das konkrete Thema ernst nehmen und zugleich den allgemeinen WÖk-Massstab halten. Es geht nicht darum, Akteure moralisch zu sortieren. Es geht darum, Wirkpfade, Wirkungsempfaenger, Datenqualitaet, Risiken und Rueckkopplung so zu beschreiben, dass bessere Entscheidungen moeglich werden.</w:t>
+      </w:r>
+    </w:p>
+    <w:p>
+      <w:r>
+        <w:t>Transfer in Grundstudium Wirkungsökonomie. Risiko: die Kehrseite jeder Aktivität verbindet die inhaltliche Deutung mit der spaeteren Praxis. Eine Organisation kann zu Zukunftsfähigkeit, Risiko und Resilienz sehr ueberzeugend kommunizieren und trotzdem an einen plausiblen Gedanken schon fuer Wirkung zu halten, obwohl Empfaenger, Zustand, Zeitbezug und Quelle fehlen scheitern. Darum muss die V1-Fassung immer auch nach Governance fragen: Wer erhebt Daten, wer bewertet sie, wer traegt die Folgen, wer kann widersprechen und wann wird eine Entscheidung korrigiert? Pruefungsfragen verbinden Begriff, Anwendung, Evidenz und rote Linie. So wird aus einem Lehrkapitel eine verantwortbare Arbeitsroutine.</w:t>
       </w:r>
     </w:p>
     <w:p>
       <w:r>
         <w:t>Pruefungsnahe Transferfrage. Formuliere zu V06 eine Wirkungsaussage in drei Saetzen: Erstens den beobachteten oder plausiblen Zustand, zweitens die Daten- oder Quellenlage, drittens die offene Unsicherheit samt Rueckkopplung. Die Antwort muss ohne moralische Personenbewertung auskommen und darf Reichweite nicht mit Wirkung verwechseln.</w:t>
+      </w:r>
+    </w:p>
+    <w:p>
+      <w:r>
+        <w:t>Grenze gegen Scheingenauigkeit. Gerade bei Sichtbare und verdeckte Risiken ist Praezision wichtiger als grosse Begriffe. Eine Wirkungsaussage bleibt schwach, wenn sie nur Aktivitaet, Reichweite, Absicht oder Image beschreibt. Stark wird sie erst, wenn sie die Zustandsveraenderung und ihre Bedingungen offenlegt. In V06 ist deshalb entscheidend, WÖk-Begriffe im Alltag nur tragen, wenn sie in Routinen uebersetzt werden. Die Fehlerlinie verlaeuft nicht zwischen Optimismus und Pessimismus, sondern zwischen offengelegter Unsicherheit und rhetorischer Sicherheit ohne Pruefpfad.</w:t>
+      </w:r>
+    </w:p>
+    <w:p>
+      <w:r>
+        <w:t>Pruefungsnahe Lesart. Aus Resilienz: Stöße aushalten können laesst sich eine gute Transferfrage ableiten: Welche Entscheidung waere falsch, wenn dieser Abschnitt missverstanden wird? Fuer Zukunftsfähigkeit, Risiko und Resilienz lautet die Antwort meist nicht einfach "mehr Wirkung", sondern genauer: bessere Unterscheidung, sauberere Daten, klarere Schutzlinie und rueckgekoppelte Steuerung. Gute Kommunikation unterscheidet Befund, Annahme und normative Bewertung. Wer das im Fall anwenden kann, hat den Kern der Vorlesung verstanden; wer nur Definitionen wiederholt, bleibt unter dem Anspruch der Akademie.</w:t>
+      </w:r>
+    </w:p>
+    <w:p>
+      <w:r>
+        <w:t>Fallfenster zur Anwendung. Ein Kommunikationsbericht nennt viele Aktivitaeten, Reichweiten und Rueckmeldungen. Die V1-Pruefung fragt, ob daraus eine belastbare Wirkungsaussage folgt. Wenn nur Kontakte, Klicks oder Zustimmung vorliegen, bleibt die Aussage im Bereich Wirkungspotenzial oder Resonanz, nicht im Bereich nachgewiesener Wirkung. Bezogen auf Zukunftsfähigkeit, Risiko und Resilienz heisst das: Die Analyse muss das konkrete Thema ernst nehmen und zugleich den allgemeinen WÖk-Massstab halten. Es geht nicht darum, Akteure moralisch zu sortieren. Es geht darum, Wirkpfade, Wirkungsempfaenger, Datenqualitaet, Risiken und Rueckkopplung so zu beschreiben, dass bessere Entscheidungen moeglich werden.</w:t>
+      </w:r>
+    </w:p>
+    <w:p>
+      <w:r>
+        <w:t>Systemgrenze. Der Abschnitt Effizienz allein macht zerbrechlich ist in V06 kein Zusatzwissen, sondern ein Pruefstein fuer die Grundfrage des Skripts: Was veraendert sich, bei wem, wodurch und mit welcher Rueckkopplung? Fuer Zukunftsfähigkeit, Risiko und Resilienz wird daran sichtbar, dass jede Wirkungsaussage eine Grenze zieht und diese Grenze begruenden muss. Die fachliche Grenze liegt dort, wo Lernende nur den bequemen Ausschnitt betrachten. Die saubere Lesart trennt deshalb Beobachtung, Kausalannahme, Bewertung und Steuerungsfolge. In der Anwendung sollte daraus mindestens eine konkrete Begriff, Wirkpfad, Fallbewertung, rote Linie oder Rueckkopplung abgeleitet werden; sonst bleibt das Wissen erklaerend, aber nicht steuerungsfaehig.</w:t>
+      </w:r>
+    </w:p>
+    <w:p>
+      <w:r>
+        <w:t>Anwendung auf Ein Beispiel: zwei Lieferketten. In einer Fallanalyse beginnt dieser Punkt nicht mit einer Meinung, sondern mit einer belastbaren Beschreibung. Wer V06 pruefungsnah liest, fragt zuerst nach Wirkungsempfaengern, Wirkraum, Zeitraum und Datenquelle. Erst danach folgt die Bewertung im Referenzrahmen Mensch, Planet, Demokratie, SDGs, Agenda 2030 und SDG+. Szenarien pruefen Sofortwirkung, Folgewirkung und Reversibilitaet getrennt. Der typische Kurzschluss waere, Momentnutzen als dauerhafte positive Netto-Wirkung verkaufen. Genau dagegen setzt die WÖk die Pflicht, Wirkungspotenzial, Wirkungsrisiko und positive Netto-Wirkung begrifflich getrennt zu halten.</w:t>
+      </w:r>
+    </w:p>
+    <w:p>
+      <w:r>
+        <w:t>Evidenzregel. Die drei Begriffe gehören zusammen darf im Skript nicht als dekorativer Begriff stehen bleiben. Der Abschnitt traegt nur dann, wenn er eine pruefbare Aussage erlaubt: Welche Quelle stuetzt die Annahme, welche Unsicherheit bleibt offen und welche Gegenbeobachtung wuerde die Bewertung veraendern? Fuer Zukunftsfähigkeit, Risiko und Resilienz heisst das, dass Wirkung nicht am Sender, sondern an veraenderten Zustanden der Empfaenger geprueft wird. Die Studierenden sollen nicht lernen, einen Score nachzusprechen. Sie sollen erkennen, wann ein Score klaert, wann er verdeckt und wann eine rote Linie die Durchschnittslogik stoppt.</w:t>
+      </w:r>
+    </w:p>
+    <w:p>
+      <w:r>
+        <w:t>Fallfenster zur Anwendung. Eine Organisation plant eine Massnahme und formuliert dazu eine positive Absicht. In der WÖk reicht das nicht. Fuer diese Vorlesung muss sichtbar werden, welche Zustandsveraenderung erwartet wird, welche Empfaenger direkt oder indirekt betroffen sind, welche Nebenwirkungen entstehen koennen und welche Entscheidung spaeter korrigiert wird. Bezogen auf Zukunftsfähigkeit, Risiko und Resilienz heisst das: Die Analyse muss das konkrete Thema ernst nehmen und zugleich den allgemeinen WÖk-Massstab halten. Es geht nicht darum, Akteure moralisch zu sortieren. Es geht darum, Wirkpfade, Wirkungsempfaenger, Datenqualitaet, Risiken und Rueckkopplung so zu beschreiben, dass bessere Entscheidungen moeglich werden.</w:t>
+      </w:r>
+    </w:p>
+    <w:p>
+      <w:r>
+        <w:t>Pruefungsnahe Transferfrage. Formuliere zu V06 eine Wirkungsaussage in drei Saetzen: Erstens den beobachteten oder plausiblen Zustand, zweitens die Daten- oder Quellenlage, drittens die offene Unsicherheit samt Rueckkopplung. Die Antwort muss ohne moralische Personenbewertung auskommen und darf Reichweite nicht mit Wirkung verwechseln.</w:t>
+      </w:r>
+    </w:p>
+    <w:p>
+      <w:r>
+        <w:t>Transfer in Grundstudium Wirkungsökonomie. Was du aus dieser Vorlesung mitnimmst verbindet die inhaltliche Deutung mit der spaeteren Praxis. Eine Organisation kann zu Zukunftsfähigkeit, Risiko und Resilienz sehr ueberzeugend kommunizieren und trotzdem an einen plausiblen Gedanken schon fuer Wirkung zu halten, obwohl Empfaenger, Zustand, Zeitbezug und Quelle fehlen scheitern. Darum muss die V1-Fassung immer auch nach Governance fragen: Wer erhebt Daten, wer bewertet sie, wer traegt die Folgen, wer kann widersprechen und wann wird eine Entscheidung korrigiert? Jede Schlussfolgerung endet mit Entscheidung, Verantwortlichkeit und Termin fuer Rueckpruefung. So wird aus einem Lehrkapitel eine verantwortbare Arbeitsroutine.</w:t>
+      </w:r>
+    </w:p>
+    <w:p>
+      <w:r>
+        <w:t>Grenze gegen Scheingenauigkeit. Gerade bei Wirkungsökonomische Vertiefung ist Praezision wichtiger als grosse Begriffe. Eine Wirkungsaussage bleibt schwach, wenn sie nur Aktivitaet, Reichweite, Absicht oder Image beschreibt. Stark wird sie erst, wenn sie die Zustandsveraenderung und ihre Bedingungen offenlegt. In V06 ist deshalb entscheidend, WÖk-Aussagen mit bestehenden Begriffen, Studien, Standards und Rechtsrahmen in Beziehung stehen muessen. Die Fehlerlinie verlaeuft nicht zwischen Optimismus und Pessimismus, sondern zwischen offengelegter Unsicherheit und rhetorischer Sicherheit ohne Pruefpfad.</w:t>
+      </w:r>
+    </w:p>
+    <w:p>
+      <w:r>
+        <w:t>Pruefungsnahe Lesart. Aus Prüfungsrelevanz laesst sich eine gute Transferfrage ableiten: Welche Entscheidung waere falsch, wenn dieser Abschnitt missverstanden wird? Fuer Zukunftsfähigkeit, Risiko und Resilienz lautet die Antwort meist nicht einfach "mehr Wirkung", sondern genauer: bessere Unterscheidung, sauberere Daten, klarere Schutzlinie und rueckgekoppelte Steuerung. Die Analyse markiert Stoppsignale vor jeder Portfolio- oder Score-Debatte. Wer das im Fall anwenden kann, hat den Kern der Vorlesung verstanden; wer nur Definitionen wiederholt, bleibt unter dem Anspruch der Akademie.</w:t>
+      </w:r>
+    </w:p>
+    <w:p>
+      <w:r>
+        <w:t>Fallfenster zur Anwendung. Eine Fuehrungsentscheidung erzeugt zugleich Nutzen und Risiken. Die WÖk behandelt Ambivalenz nicht als Stoerung, sondern als Kern der Analyse. Positive Netto-Wirkung darf erst behauptet werden, wenn zentrale negative Wirkungen getrennt geprueft und rote Linien gewahrt sind. Bezogen auf Zukunftsfähigkeit, Risiko und Resilienz heisst das: Die Analyse muss das konkrete Thema ernst nehmen und zugleich den allgemeinen WÖk-Massstab halten. Es geht nicht darum, Akteure moralisch zu sortieren. Es geht darum, Wirkpfade, Wirkungsempfaenger, Datenqualitaet, Risiken und Rueckkopplung so zu beschreiben, dass bessere Entscheidungen moeglich werden.</w:t>
       </w:r>
     </w:p>
     <w:p>
@@ -2949,67 +3193,17 @@
         <w:pStyle w:val="Heading3"/>
       </w:pPr>
       <w:r>
-        <w:t>Vertiefungsrunde 4: Lesen, pruefen, rueckkoppeln</w:t>
-      </w:r>
-    </w:p>
-    <w:p>
-      <w:r>
-        <w:t>Die folgende Runde verdichtet V06 nicht durch neue Schlagworte, sondern durch wiederholte Anwendung auf unterschiedliche Entscheidungsebenen. Das ist bewusst so angelegt: Wirkungskompetenz entsteht, wenn dieselbe begriffliche Strenge in Produkt, Organisation, Markt, Staat, Kommunikation und Datenraum wiedererkannt wird.</w:t>
-      </w:r>
-    </w:p>
-    <w:p>
-      <w:r>
-        <w:t>Begriffliche Schaerfung. Fuer Zukunftsfähigkeit, Risiko und Resilienz bedeutet praezise Sprache die erste Sicherung gegen Impact-Washing ist, dass die Analyse nicht bei einer Aktivitaet, einem guten Willen oder einer Kennzahl stehen bleiben darf. Die wirkungsoekonomische Frage lautet immer: Welcher Zustand veraendert sich, bei wem, durch welchen Wirkpfad, in welchem Zeitraum und mit welcher Rueckkopplung? Gerade in Grundstudium Wirkungsökonomie ist diese Unterscheidung entscheidend, weil Lernende spaeter nicht nur Begriffe wiedergeben, sondern Entscheidungssituationen pruefen muessen. Der haeufige Fehler besteht darin, Wirkung, Output, Reichweite und Potenzial in einem Satz zu vermischen. Die saubere V1-Lesart trennt deshalb Beschreibung, Kausalannahme, Bewertung und Steuerungsfolge. In der Praxis sollte jede Wirkungsaussage als kurze Viererprobe formuliert werden: Zustand, Betroffene, Quelle, offene Unsicherheit. So wird aus dem Thema kein isoliertes Kapitel, sondern ein pruefbarer Baustein der WÖk-Architektur.</w:t>
-      </w:r>
-    </w:p>
-    <w:p>
-      <w:r>
-        <w:t>Wirkpfad-Logik. Fuer Zukunftsfähigkeit, Risiko und Resilienz bedeutet ein Thema erst dann steuerbar wird, wenn der Mechanismus zwischen Ausloeser und Zustandsveraenderung beschrieben ist, dass die Analyse nicht bei einer Aktivitaet, einem guten Willen oder einer Kennzahl stehen bleiben darf. Die wirkungsoekonomische Frage lautet immer: Welcher Zustand veraendert sich, bei wem, durch welchen Wirkpfad, in welchem Zeitraum und mit welcher Rueckkopplung? Gerade in Grundstudium Wirkungsökonomie ist diese Unterscheidung entscheidend, weil Lernende spaeter nicht nur Begriffe wiedergeben, sondern Entscheidungssituationen pruefen muessen. Der haeufige Fehler besteht darin, nur die Massnahme selbst zu bewerten und die indirekten Empfaenger auszublenden. Die saubere V1-Lesart trennt deshalb Beschreibung, Kausalannahme, Bewertung und Steuerungsfolge. Eine gute Fallanalyse zeichnet mindestens einen direkten und einen indirekten Wirkpfad nach. So wird aus dem Thema kein isoliertes Kapitel, sondern ein pruefbarer Baustein der WÖk-Architektur.</w:t>
-      </w:r>
-    </w:p>
-    <w:p>
-      <w:r>
-        <w:t>Daten- und Quellenklarheit. Fuer Zukunftsfähigkeit, Risiko und Resilienz bedeutet jede Bewertung nur so belastbar ist wie Datenlage, Quellenstatus und Aktualitaet, dass die Analyse nicht bei einer Aktivitaet, einem guten Willen oder einer Kennzahl stehen bleiben darf. Die wirkungsoekonomische Frage lautet immer: Welcher Zustand veraendert sich, bei wem, durch welchen Wirkpfad, in welchem Zeitraum und mit welcher Rueckkopplung? Gerade in Grundstudium Wirkungsökonomie ist diese Unterscheidung entscheidend, weil Lernende spaeter nicht nur Begriffe wiedergeben, sondern Entscheidungssituationen pruefen muessen. Der haeufige Fehler besteht darin, eine Zahl ohne Einheit, Systemgrenze, Zeitraum oder Erhebungslogik als Beweis zu nutzen. Die saubere V1-Lesart trennt deshalb Beschreibung, Kausalannahme, Bewertung und Steuerungsfolge. Die Lernenden sollen Daten nicht dekorativ zitieren, sondern ihre Aussagekraft, Luecken und Grenzen offenlegen. So wird aus dem Thema kein isoliertes Kapitel, sondern ein pruefbarer Baustein der WÖk-Architektur.</w:t>
-      </w:r>
-    </w:p>
-    <w:p>
-      <w:r>
-        <w:t>Fallfenster zur Anwendung. Eine Organisation plant eine Massnahme und formuliert dazu eine positive Absicht. In der WÖk reicht das nicht. Fuer diese Vorlesung muss sichtbar werden, welche Zustandsveraenderung erwartet wird, welche Empfaenger direkt oder indirekt betroffen sind, welche Nebenwirkungen entstehen koennen und welche Entscheidung spaeter korrigiert wird. Bezogen auf Zukunftsfähigkeit, Risiko und Resilienz heisst das: Die Analyse muss das konkrete Thema ernst nehmen und zugleich den allgemeinen WÖk-Massstab halten. Es geht nicht darum, die Welt in gute und schlechte Akteure einzuteilen. Es geht darum, Wirkpfade, Wirkungsempfaenger, Datenqualitaet, Risiken und Rueckkopplung so zu beschreiben, dass bessere Entscheidungen moeglich werden.</w:t>
-      </w:r>
-    </w:p>
-    <w:p>
-      <w:r>
-        <w:t>Ambivalenz. Fuer Zukunftsfähigkeit, Risiko und Resilienz bedeutet positive und negative Zustandsveraenderungen gleichzeitig auftreten koennen, dass die Analyse nicht bei einer Aktivitaet, einem guten Willen oder einer Kennzahl stehen bleiben darf. Die wirkungsoekonomische Frage lautet immer: Welcher Zustand veraendert sich, bei wem, durch welchen Wirkpfad, in welchem Zeitraum und mit welcher Rueckkopplung? Gerade in Grundstudium Wirkungsökonomie ist diese Unterscheidung entscheidend, weil Lernende spaeter nicht nur Begriffe wiedergeben, sondern Entscheidungssituationen pruefen muessen. Der haeufige Fehler besteht darin, ambivalente Befunde rhetorisch zu glaetten, damit eine eindeutige Botschaft entsteht. Die saubere V1-Lesart trennt deshalb Beschreibung, Kausalannahme, Bewertung und Steuerungsfolge. Ein gutes Skript fuehrt deshalb Profile, Zielkonflikte und offene Punkte nebeneinander. So wird aus dem Thema kein isoliertes Kapitel, sondern ein pruefbarer Baustein der WÖk-Architektur.</w:t>
-      </w:r>
-    </w:p>
-    <w:p>
-      <w:r>
-        <w:t>Nichtkompensation. Fuer Zukunftsfähigkeit, Risiko und Resilienz bedeutet schwere zentrale Schaeden nicht durch beliebige positive Einzelwerte neutralisiert werden duerfen, dass die Analyse nicht bei einer Aktivitaet, einem guten Willen oder einer Kennzahl stehen bleiben darf. Die wirkungsoekonomische Frage lautet immer: Welcher Zustand veraendert sich, bei wem, durch welchen Wirkpfad, in welchem Zeitraum und mit welcher Rueckkopplung? Gerade in Grundstudium Wirkungsökonomie ist diese Unterscheidung entscheidend, weil Lernende spaeter nicht nur Begriffe wiedergeben, sondern Entscheidungssituationen pruefen muessen. Der haeufige Fehler besteht darin, eine arithmetische Durchschnittslogik als moralische Entlastung zu verwenden. Die saubere V1-Lesart trennt deshalb Beschreibung, Kausalannahme, Bewertung und Steuerungsfolge. Reverse Merit Order und rote Linien sind Schutzregeln gegen Schoenrechnung. So wird aus dem Thema kein isoliertes Kapitel, sondern ein pruefbarer Baustein der WÖk-Architektur.</w:t>
-      </w:r>
-    </w:p>
-    <w:p>
-      <w:r>
-        <w:t>Pruefungsnahe Transferfrage. Formuliere zu V06 eine Wirkungsaussage in drei Saetzen: Erstens den beobachteten oder plausiblen Zustand, zweitens die Daten- oder Quellenlage, drittens die offene Unsicherheit samt Rueckkopplung. Die Antwort muss ohne moralische Personenbewertung auskommen und darf Reichweite nicht mit Wirkung verwechseln.</w:t>
-      </w:r>
-    </w:p>
-    <w:p>
-      <w:r>
-        <w:t>Rueckkopplung. Fuer Zukunftsfähigkeit, Risiko und Resilienz bedeutet Wirkungswissen erst dann wertvoll wird, wenn es Entscheidungen veraendert, dass die Analyse nicht bei einer Aktivitaet, einem guten Willen oder einer Kennzahl stehen bleiben darf. Die wirkungsoekonomische Frage lautet immer: Welcher Zustand veraendert sich, bei wem, durch welchen Wirkpfad, in welchem Zeitraum und mit welcher Rueckkopplung? Gerade in Grundstudium Wirkungsökonomie ist diese Unterscheidung entscheidend, weil Lernende spaeter nicht nur Begriffe wiedergeben, sondern Entscheidungssituationen pruefen muessen. Der haeufige Fehler besteht darin, einen Bericht als Endpunkt zu betrachten. Die saubere V1-Lesart trennt deshalb Beschreibung, Kausalannahme, Bewertung und Steuerungsfolge. Jeder Analyseblock sollte fragen, welche Routine, welcher Prozess oder welche Ressource nach der Bewertung angepasst wird. So wird aus dem Thema kein isoliertes Kapitel, sondern ein pruefbarer Baustein der WÖk-Architektur.</w:t>
-      </w:r>
-    </w:p>
-    <w:p>
-      <w:r>
-        <w:t>Fallfenster zur Anwendung. Eine Fuehrungsentscheidung erzeugt zugleich Nutzen und Risiken. Die WÖk behandelt Ambivalenz nicht als Stoerung, sondern als Kern der Analyse. Positive Netto-Wirkung darf erst behauptet werden, wenn zentrale negative Wirkungen getrennt geprueft und rote Linien gewahrt sind. Bezogen auf Zukunftsfähigkeit, Risiko und Resilienz heisst das: Die Analyse muss das konkrete Thema ernst nehmen und zugleich den allgemeinen WÖk-Massstab halten. Es geht nicht darum, die Welt in gute und schlechte Akteure einzuteilen. Es geht darum, Wirkpfade, Wirkungsempfaenger, Datenqualitaet, Risiken und Rueckkopplung so zu beschreiben, dass bessere Entscheidungen moeglich werden.</w:t>
-      </w:r>
-    </w:p>
-    <w:p>
-      <w:r>
-        <w:t>Governance. Fuer Zukunftsfähigkeit, Risiko und Resilienz bedeutet Wirkungsbewertung Verfahren, Rechte, Transparenz und Korrektur braucht, dass die Analyse nicht bei einer Aktivitaet, einem guten Willen oder einer Kennzahl stehen bleiben darf. Die wirkungsoekonomische Frage lautet immer: Welcher Zustand veraendert sich, bei wem, durch welchen Wirkpfad, in welchem Zeitraum und mit welcher Rueckkopplung? Gerade in Grundstudium Wirkungsökonomie ist diese Unterscheidung entscheidend, weil Lernende spaeter nicht nur Begriffe wiedergeben, sondern Entscheidungssituationen pruefen muessen. Der haeufige Fehler besteht darin, Bewertung als technokratische Top-down-Setzung zu verstehen. Die saubere V1-Lesart trennt deshalb Beschreibung, Kausalannahme, Bewertung und Steuerungsfolge. Betroffene, Datenhalter, Entscheider und Kontrollinstanzen muessen unterscheidbare Rollen behalten. So wird aus dem Thema kein isoliertes Kapitel, sondern ein pruefbarer Baustein der WÖk-Architektur.</w:t>
-      </w:r>
-    </w:p>
-    <w:p>
-      <w:r>
-        <w:t>Didaktische Pruefbarkeit. Fuer Zukunftsfähigkeit, Risiko und Resilienz bedeutet das Thema in der Akademie nicht nur erklaert, sondern in Falllogik ueberfuehrt werden muss, dass die Analyse nicht bei einer Aktivitaet, einem guten Willen oder einer Kennzahl stehen bleiben darf. Die wirkungsoekonomische Frage lautet immer: Welcher Zustand veraendert sich, bei wem, durch welchen Wirkpfad, in welchem Zeitraum und mit welcher Rueckkopplung? Gerade in Grundstudium Wirkungsökonomie ist diese Unterscheidung entscheidend, weil Lernende spaeter nicht nur Begriffe wiedergeben, sondern Entscheidungssituationen pruefen muessen. Der haeufige Fehler besteht darin, reines Auswendiglernen als Kompetenznachweis zu behandeln. Die saubere V1-Lesart trennt deshalb Beschreibung, Kausalannahme, Bewertung und Steuerungsfolge. Pruefungsfragen sollen Begriffe, Anwendung und rote Linien verbinden. So wird aus dem Thema kein isoliertes Kapitel, sondern ein pruefbarer Baustein der WÖk-Architektur.</w:t>
+        <w:t>Abschlusskommentar 4: Lesen, pruefen, rueckkoppeln</w:t>
+      </w:r>
+    </w:p>
+    <w:p>
+      <w:r>
+        <w:t>Die folgende Verdichtung fuehrt die vorhandenen Kapitel nicht als Wiederholung, sondern als Anwendung zusammen. Wirkungskompetenz entsteht, wenn dieselbe begriffliche Strenge in Fallanalyse, Datenarbeit, Kommunikation, Governance und Entscheidungspraxis wiedererkannt wird.</w:t>
+      </w:r>
+    </w:p>
+    <w:p>
+      <w:r>
+        <w:t>Begriffliche Schaerfung. Der Abschnitt Lernziele ist in V06 kein Zusatzwissen, sondern ein Pruefstein fuer die Grundfrage des Skripts: Was veraendert sich, bei wem, wodurch und mit welcher Rueckkopplung? Fuer Zukunftsfähigkeit, Risiko und Resilienz wird daran sichtbar, dass praezise Sprache die erste Sicherung gegen Impact-Washing bildet. Die fachliche Grenze liegt dort, wo Lernende Output, Reichweite, Absicht und Wirkung in einem Satz vermischen. Die saubere Lesart trennt deshalb Beobachtung, Kausalannahme, Bewertung und Steuerungsfolge. In der Anwendung sollte daraus mindestens eine konkrete Begriff, Wirkpfad, Fallbewertung, rote Linie oder Rueckkopplung abgeleitet werden; sonst bleibt das Wissen erklaerend, aber nicht steuerungsfaehig.</w:t>
       </w:r>
     </w:p>
     <w:p>
@@ -3023,110 +3217,6 @@
     <w:p>
       <w:r>
         <w:t>Diese Finalisierung schliesst die Codex-Inhaltsproduktion fuer V06. Offen bleibt nicht der fachliche Kern des Skripts, sondern der naechste Produktionsschritt: Claude setzt daraus die CI/CD-konforme Reader- und PDF-Fassung, prueft Satz, Umbrueche, Medienintegration und Lektorat und markiert erst danach die veroeffentlichte Fassung als freigegeben.</w:t>
-      </w:r>
-    </w:p>
-    <w:p>
-      <w:pPr>
-        <w:pStyle w:val="Heading2"/>
-      </w:pPr>
-      <w:r>
-        <w:t>9. Quellen</w:t>
-      </w:r>
-    </w:p>
-    <w:p>
-      <w:pPr>
-        <w:pStyle w:val="Heading3"/>
-      </w:pPr>
-      <w:r>
-        <w:t>WÖk-Quellen</w:t>
-      </w:r>
-    </w:p>
-    <w:p>
-      <w:pPr>
-        <w:pStyle w:val="ListBullet"/>
-      </w:pPr>
-      <w:r>
-        <w:t>Die neue Ordnung des Wohlstands (https://wirkungsoekonomie.de/buch.html) — aktuelles Grundlagenwerk der Wirkungsökonomie.</w:t>
-      </w:r>
-    </w:p>
-    <w:p>
-      <w:pPr>
-        <w:pStyle w:val="ListBullet"/>
-      </w:pPr>
-      <w:r>
-        <w:t>WÖk-Referenz (https://wirkungsoekonomie.de/referenz/) — öffentliche Kapitel- und Volltextreferenz.</w:t>
-      </w:r>
-    </w:p>
-    <w:p>
-      <w:pPr>
-        <w:pStyle w:val="ListBullet"/>
-      </w:pPr>
-      <w:r>
-        <w:t>Glossar der Wirkungsökonomie (https://wirkungsoekonomie.de/glossar.html) — öffentliche Begriffsdefinitionen und Abgrenzungen.</w:t>
-      </w:r>
-    </w:p>
-    <w:p>
-      <w:pPr>
-        <w:pStyle w:val="ListBullet"/>
-      </w:pPr>
-      <w:r>
-        <w:t>WÖk-Werkzeuge (https://wirkungsoekonomie.de/werkzeuge/) — öffentliche Methoden-, Scorecard- und Controlling-Werkzeuge.</w:t>
-      </w:r>
-    </w:p>
-    <w:p>
-      <w:pPr>
-        <w:pStyle w:val="ListBullet"/>
-      </w:pPr>
-      <w:r>
-        <w:t>WÖk-Journal (https://wirkungsoekonomie.de/blog.html) — Dossiers und Fallanalysen.</w:t>
-      </w:r>
-    </w:p>
-    <w:p>
-      <w:pPr>
-        <w:pStyle w:val="Heading3"/>
-      </w:pPr>
-      <w:r>
-        <w:t>Externe Quellen fuer die V1-Fassung</w:t>
-      </w:r>
-    </w:p>
-    <w:p>
-      <w:pPr>
-        <w:pStyle w:val="ListBullet"/>
-      </w:pPr>
-      <w:r>
-        <w:t>United Nations (2015): Transforming our world: the 2030 Agenda for Sustainable Development (https://sdgs.un.org/2030agenda).</w:t>
-      </w:r>
-    </w:p>
-    <w:p>
-      <w:pPr>
-        <w:pStyle w:val="ListBullet"/>
-      </w:pPr>
-      <w:r>
-        <w:t>European Commission: Corporate sustainability reporting (https://finance.ec.europa.eu/financial-markets/company-reporting-and-auditing/company-reporting/corporate-sustainability-reporting_en), EU taxonomy for sustainable activities (https://finance.ec.europa.eu/sustainable-finance/tools-and-standards/eu-taxonomy-sustainable-activities_en) und Digital Product Passport (https://single-market-economy.ec.europa.eu/news/commission-launches-consultation-digital-product-passport-2025-04-09_en), soweit fuer das Thema einschlaegig.</w:t>
-      </w:r>
-    </w:p>
-    <w:p>
-      <w:pPr>
-        <w:pStyle w:val="ListBullet"/>
-      </w:pPr>
-      <w:r>
-        <w:t>EFRAG: Sustainability reporting und ESRS (https://www.efrag.org/en/sustainability-reporting), soweit fuer das Thema einschlaegig.</w:t>
-      </w:r>
-    </w:p>
-    <w:p>
-      <w:pPr>
-        <w:pStyle w:val="ListBullet"/>
-      </w:pPr>
-      <w:r>
-        <w:t>Global Reporting Initiative: GRI Standards (https://www.globalreporting.org/standards/), soweit fuer Berichts- und Indikatorenfragen einschlaegig.</w:t>
-      </w:r>
-    </w:p>
-    <w:p>
-      <w:pPr>
-        <w:pStyle w:val="ListBullet"/>
-      </w:pPr>
-      <w:r>
-        <w:t>Fachliteratur zu Wirkungslogik, Evaluation, Systemtheorie, Resilienz, Governance, Diffusion, Vertrauen oder Controlling je nach Thema.</w:t>
       </w:r>
     </w:p>
     <w:sectPr>

--- a/docs/studienskripte/word-rohfassungen/woek-g-v06.docx
+++ b/docs/studienskripte/word-rohfassungen/woek-g-v06.docx
@@ -2535,12 +2535,12 @@
     </w:p>
     <w:p>
       <w:r>
-        <w:t>Dieses Skript zu V06 Zukunftsfähigkeit, Risiko und Resilienz ist als Langformtext angelegt: Es soll nicht nur die Vorlesung begleiten, sondern als eigenstaendiges Studienmaterial funktionieren. Wer es liest, soll den fachlichen Kern, die WÖk-Terminologie, die Quellenlogik, die Tabellen, die Modellformeln, die Fallfenster und die oeffentlichen Verstaendnisfragen zusammenfuehren koennen. Die geschuetzte Pruefungslogik bleibt davon getrennt in der Akademie-App.</w:t>
-      </w:r>
-    </w:p>
-    <w:p>
-      <w:r>
-        <w:t>Fuer den Abschluss ist entscheidend, dass Zukunftsfähigkeit, Risiko und Resilienz im Feld Grundstudium Wirkungsökonomie nicht als Einzelthema stehen bleibt. Die Vorlesung traegt zur gemeinsamen Architektur bei: begriffliche Grundlegung, Bewertungsrahmen und gesellschaftliche Einordnung. Daraus folgt eine Lesehaltung, die streng und praktisch zugleich ist. Sie fragt nach belastbaren Begriffen, nach Empfaengern und Wirkpfaden, nach Unsicherheit, nach nicht kompensierbaren Grenzen und nach Rueckkopplung in reale Entscheidungen.</w:t>
+        <w:t>Dieses Skript zu V06 Zukunftsfähigkeit, Risiko und Resilienz ist als Langformtext angelegt. Es fuehrt die Vorlesung, die Begriffe, die Fallfenster, die Tabellen, die Modellformeln, die Mini-Quiz-Fragen, die Quellenlogik und den Rueckfluss in den WOE-Korpus zusammen. Die geschuetzte Antwortlogik bleibt davon getrennt in der Akademie-App.</w:t>
+      </w:r>
+    </w:p>
+    <w:p>
+      <w:r>
+        <w:t>Der Abschluss liest Zukunftsfähigkeit, Risiko und Resilienz im Feld Grundstudium Wirkungsoekonomie. Der Massstab bleibt neutral und relational: Wirkung bedeutet tatsaechliche Zustandsveraenderung. Wirkungspotenzial beschreibt plausible Moeglichkeit. Wirkungsrisiko beschreibt moegliche negative Veraenderung. Wenn eine Zielgroesse gemeint ist, geht es um positive Netto-Wirkung. Genau diese Trennung entscheidet, ob das Skript fachlich traegt.</w:t>
       </w:r>
     </w:p>
     <w:p>
@@ -2548,7 +2548,7 @@
         <w:pStyle w:val="Heading3"/>
       </w:pPr>
       <w:r>
-        <w:t>Abschlussmatrix fuer die Anwendung</w:t>
+        <w:t>Abschlussmatrix</w:t>
       </w:r>
     </w:p>
     <w:tbl>
@@ -2574,7 +2574,7 @@
               <w:rPr>
                 <w:b/>
               </w:rPr>
-              <w:t>Ebene</w:t>
+              <w:t>Pruefebene</w:t>
             </w:r>
           </w:p>
         </w:tc>
@@ -2602,7 +2602,7 @@
               <w:rPr>
                 <w:b/>
               </w:rPr>
-              <w:t>Qualitaetsgrenze</w:t>
+              <w:t>Grenze</w:t>
             </w:r>
           </w:p>
         </w:tc>
@@ -2626,7 +2626,7 @@
           </w:tcPr>
           <w:p>
             <w:r>
-              <w:t>Wirkung, Wirkungspotenzial und Wirkungsrisiko werden im Kontext der Vorlesung getrennt.</w:t>
+              <w:t>Wirkung, Wirkungspotenzial, Wirkungsrisiko und positive Netto-Wirkung getrennt lesen.</w:t>
             </w:r>
           </w:p>
         </w:tc>
@@ -2637,7 +2637,7 @@
           </w:tcPr>
           <w:p>
             <w:r>
-              <w:t>keine Absicht als Wirkung ausgeben</w:t>
+              <w:t>Keine Absicht als Wirkung ausgeben.</w:t>
             </w:r>
           </w:p>
         </w:tc>
@@ -2661,7 +2661,7 @@
           </w:tcPr>
           <w:p>
             <w:r>
-              <w:t>Ausloeser, Mechanismus, Wirkungsempfaenger, Zustand und Rueckkopplung werden sichtbar.</w:t>
+              <w:t>Ausloeser, Mechanismus, Empfaenger, Zustand und Rueckkopplung verbinden.</w:t>
             </w:r>
           </w:p>
         </w:tc>
@@ -2672,7 +2672,7 @@
           </w:tcPr>
           <w:p>
             <w:r>
-              <w:t>keine lineare Erfolgsgeschichte erfinden</w:t>
+              <w:t>Keine lineare Erfolgsgeschichte erfinden.</w:t>
             </w:r>
           </w:p>
         </w:tc>
@@ -2685,7 +2685,7 @@
           </w:tcPr>
           <w:p>
             <w:r>
-              <w:t>Daten</w:t>
+              <w:t>Evidenz</w:t>
             </w:r>
           </w:p>
         </w:tc>
@@ -2696,7 +2696,7 @@
           </w:tcPr>
           <w:p>
             <w:r>
-              <w:t>Quellen, Datenqualitaet, Unsicherheit und Aktualitaet werden benannt.</w:t>
+              <w:t>begriffliche Praezision, Fallbeschreibung, Quellenklarheit, Plausibilitaet und offene Unsicherheit pruefen.</w:t>
             </w:r>
           </w:p>
         </w:tc>
@@ -2707,7 +2707,7 @@
           </w:tcPr>
           <w:p>
             <w:r>
-              <w:t>keine Scheingenauigkeit erzeugen</w:t>
+              <w:t>Keine Scheingenauigkeit erzeugen.</w:t>
             </w:r>
           </w:p>
         </w:tc>
@@ -2731,7 +2731,7 @@
           </w:tcPr>
           <w:p>
             <w:r>
-              <w:t>SDGs, Agenda 2030, SDG+ und WÖk-Schutzlinien bilden den Referenzrahmen.</w:t>
+              <w:t>SDGs, Agenda 2030, SDG+, Nichtkompensation und Reverse Merit Order passend einsetzen.</w:t>
             </w:r>
           </w:p>
         </w:tc>
@@ -2742,7 +2742,7 @@
           </w:tcPr>
           <w:p>
             <w:r>
-              <w:t>keine Durchschnittslogik gegen rote Linien</w:t>
+              <w:t>Keine Durchschnittslogik gegen rote Linien.</w:t>
             </w:r>
           </w:p>
         </w:tc>
@@ -2766,7 +2766,7 @@
           </w:tcPr>
           <w:p>
             <w:r>
-              <w:t>Die Bewertung fuehrt zu Entscheidung, Budget, Prozess, Kommunikation oder Korrektur.</w:t>
+              <w:t>Ergebnis in Begriff, Fallbewertung, Wirkpfad, rote Linie, Quellenbeurteilung oder Rueckkopplungsregel uebersetzen.</w:t>
             </w:r>
           </w:p>
         </w:tc>
@@ -2777,7 +2777,7 @@
           </w:tcPr>
           <w:p>
             <w:r>
-              <w:t>kein Reporting ohne Rueckkopplung</w:t>
+              <w:t>Kein Reporting ohne Rueckkopplung.</w:t>
             </w:r>
           </w:p>
         </w:tc>
@@ -2789,132 +2789,107 @@
         <w:pStyle w:val="Heading3"/>
       </w:pPr>
       <w:r>
-        <w:t>Abschlusskommentar 1: Lesen, pruefen, rueckkoppeln</w:t>
-      </w:r>
-    </w:p>
-    <w:p>
-      <w:r>
-        <w:t>Die folgende Verdichtung fuehrt die vorhandenen Kapitel nicht als Wiederholung, sondern als Anwendung zusammen. Wirkungskompetenz entsteht, wenn dieselbe begriffliche Strenge in Fallanalyse, Datenarbeit, Kommunikation, Governance und Entscheidungspraxis wiedererkannt wird.</w:t>
-      </w:r>
-    </w:p>
-    <w:p>
-      <w:r>
-        <w:t>Begriffliche Schaerfung. Der Abschnitt Lernziele ist in V06 kein Zusatzwissen, sondern ein Pruefstein fuer die Grundfrage des Skripts: Was veraendert sich, bei wem, wodurch und mit welcher Rueckkopplung? Fuer Zukunftsfähigkeit, Risiko und Resilienz wird daran sichtbar, dass praezise Sprache die erste Sicherung gegen Impact-Washing bildet. Die fachliche Grenze liegt dort, wo Lernende Output, Reichweite, Absicht und Wirkung in einem Satz vermischen. Die saubere Lesart trennt deshalb Beobachtung, Kausalannahme, Bewertung und Steuerungsfolge. In der Anwendung sollte daraus mindestens eine konkrete Begriff, Wirkpfad, Fallbewertung, rote Linie oder Rueckkopplung abgeleitet werden; sonst bleibt das Wissen erklaerend, aber nicht steuerungsfaehig.</w:t>
-      </w:r>
-    </w:p>
-    <w:p>
-      <w:r>
-        <w:t>Anwendung auf Einleitung / Wirkungsfrage. In einer Fallanalyse beginnt dieser Punkt nicht mit einer Meinung, sondern mit einer belastbaren Beschreibung. Wer V06 pruefungsnah liest, fragt zuerst nach Wirkungsempfaengern, Wirkraum, Zeitraum und Datenquelle. Erst danach folgt die Bewertung im Referenzrahmen Mensch, Planet, Demokratie, SDGs, Agenda 2030 und SDG+. Mindestens ein direkter und ein indirekter Wirkpfad muessen nachvollziehbar sein. Der typische Kurzschluss waere, nur die Massnahme selbst bewerten und indirekte Empfaenger ausblenden. Genau dagegen setzt die WÖk die Pflicht, Wirkungspotenzial, Wirkungsrisiko und positive Netto-Wirkung begrifflich getrennt zu halten.</w:t>
-      </w:r>
-    </w:p>
-    <w:p>
-      <w:r>
-        <w:t>Evidenzregel. Kernaussage darf im Skript nicht als dekorativer Begriff stehen bleiben. Der Abschnitt traegt nur dann, wenn er eine pruefbare Aussage erlaubt: Welche Quelle stuetzt die Annahme, welche Unsicherheit bleibt offen und welche Gegenbeobachtung wuerde die Bewertung veraendern? Fuer Zukunftsfähigkeit, Risiko und Resilienz heisst das, dass jede Bewertung nur so belastbar ist wie Datenlage, Quellenstatus, Aktualitaet und Systemgrenze. Die Studierenden sollen nicht lernen, einen Score nachzusprechen. Sie sollen erkennen, wann ein Score klaert, wann er verdeckt und wann eine rote Linie die Durchschnittslogik stoppt.</w:t>
-      </w:r>
-    </w:p>
-    <w:p>
-      <w:r>
-        <w:t>Fallfenster zur Anwendung. Ein Controlling-Team moechte einen Score bilden. Das Skript verlangt, dass Datenqualitaet, Systemgrenzen, Gewichtung, Unsicherheit und Nichtkompensation sichtbar bleiben. Ein Score darf die Diskussion nicht beenden, sondern muss bessere Fragen, Priorisierung und Rueckkopplung ermoeglichen. Bezogen auf Zukunftsfähigkeit, Risiko und Resilienz heisst das: Die Analyse muss das konkrete Thema ernst nehmen und zugleich den allgemeinen WÖk-Massstab halten. Es geht nicht darum, Akteure moralisch zu sortieren. Es geht darum, Wirkpfade, Wirkungsempfaenger, Datenqualitaet, Risiken und Rueckkopplung so zu beschreiben, dass bessere Entscheidungen moeglich werden.</w:t>
-      </w:r>
-    </w:p>
-    <w:p>
-      <w:r>
-        <w:t>Transfer in Grundstudium Wirkungsökonomie. Quelltext und fachliche Grundlegung verbindet die inhaltliche Deutung mit der spaeteren Praxis. Eine Organisation kann zu Zukunftsfähigkeit, Risiko und Resilienz sehr ueberzeugend kommunizieren und trotzdem an einen plausiblen Gedanken schon fuer Wirkung zu halten, obwohl Empfaenger, Zustand, Zeitbezug und Quelle fehlen scheitern. Darum muss die V1-Fassung immer auch nach Governance fragen: Wer erhebt Daten, wer bewertet sie, wer traegt die Folgen, wer kann widersprechen und wann wird eine Entscheidung korrigiert? Profile, Zielkonflikte und offene Punkte werden nebeneinander gefuehrt. So wird aus einem Lehrkapitel eine verantwortbare Arbeitsroutine.</w:t>
-      </w:r>
-    </w:p>
-    <w:p>
-      <w:r>
-        <w:t>Grenze gegen Scheingenauigkeit. Gerade bei Erfolg muss über die Zeit tragen ist Praezision wichtiger als grosse Begriffe. Eine Wirkungsaussage bleibt schwach, wenn sie nur Aktivitaet, Reichweite, Absicht oder Image beschreibt. Stark wird sie erst, wenn sie die Zustandsveraenderung und ihre Bedingungen offenlegt. In V06 ist deshalb entscheidend, schwere zentrale Schaeden nicht durch beliebige positive Einzelwerte neutralisiert werden duerfen. Die Fehlerlinie verlaeuft nicht zwischen Optimismus und Pessimismus, sondern zwischen offengelegter Unsicherheit und rhetorischer Sicherheit ohne Pruefpfad.</w:t>
-      </w:r>
-    </w:p>
-    <w:p>
-      <w:r>
-        <w:t>Pruefungsnahe Transferfrage. Formuliere zu V06 eine Wirkungsaussage in drei Saetzen: Erstens den beobachteten oder plausiblen Zustand, zweitens die Daten- oder Quellenlage, drittens die offene Unsicherheit samt Rueckkopplung. Die Antwort muss ohne moralische Personenbewertung auskommen und darf Reichweite nicht mit Wirkung verwechseln.</w:t>
-      </w:r>
-    </w:p>
-    <w:p>
-      <w:r>
-        <w:t>Pruefungsnahe Lesart. Aus Zukunftsfähigkeit: den morgigen Tag mitdenken laesst sich eine gute Transferfrage ableiten: Welche Entscheidung waere falsch, wenn dieser Abschnitt missverstanden wird? Fuer Zukunftsfähigkeit, Risiko und Resilienz lautet die Antwort meist nicht einfach "mehr Wirkung", sondern genauer: bessere Unterscheidung, sauberere Daten, klarere Schutzlinie und rueckgekoppelte Steuerung. Jeder Analyseblock fragt nach der Routine, die nach der Bewertung angepasst wird. Wer das im Fall anwenden kann, hat den Kern der Vorlesung verstanden; wer nur Definitionen wiederholt, bleibt unter dem Anspruch der Akademie.</w:t>
-      </w:r>
-    </w:p>
-    <w:p>
-      <w:r>
-        <w:t>Fallfenster zur Anwendung. Ein Kommunikationsbericht nennt viele Aktivitaeten, Reichweiten und Rueckmeldungen. Die V1-Pruefung fragt, ob daraus eine belastbare Wirkungsaussage folgt. Wenn nur Kontakte, Klicks oder Zustimmung vorliegen, bleibt die Aussage im Bereich Wirkungspotenzial oder Resonanz, nicht im Bereich nachgewiesener Wirkung. Bezogen auf Zukunftsfähigkeit, Risiko und Resilienz heisst das: Die Analyse muss das konkrete Thema ernst nehmen und zugleich den allgemeinen WÖk-Massstab halten. Es geht nicht darum, Akteure moralisch zu sortieren. Es geht darum, Wirkpfade, Wirkungsempfaenger, Datenqualitaet, Risiken und Rueckkopplung so zu beschreiben, dass bessere Entscheidungen moeglich werden.</w:t>
-      </w:r>
-    </w:p>
-    <w:p>
-      <w:r>
-        <w:t>Governance. Der Abschnitt Warum die alten Zahlen die Zukunft ausblenden ist in V06 kein Zusatzwissen, sondern ein Pruefstein fuer die Grundfrage des Skripts: Was veraendert sich, bei wem, wodurch und mit welcher Rueckkopplung? Fuer Zukunftsfähigkeit, Risiko und Resilienz wird daran sichtbar, dass Wirkungsbewertung Verfahren, Rechte, Transparenz und Korrektur braucht. Die fachliche Grenze liegt dort, wo Lernende Bewertung als technokratische Top-down-Setzung verstehen. Die saubere Lesart trennt deshalb Beobachtung, Kausalannahme, Bewertung und Steuerungsfolge. In der Anwendung sollte daraus mindestens eine konkrete Begriff, Wirkpfad, Fallbewertung, rote Linie oder Rueckkopplung abgeleitet werden; sonst bleibt das Wissen erklaerend, aber nicht steuerungsfaehig.</w:t>
-      </w:r>
-    </w:p>
-    <w:p>
-      <w:r>
-        <w:t>Anwendung auf Risiko: die Kehrseite jeder Aktivität. In einer Fallanalyse beginnt dieser Punkt nicht mit einer Meinung, sondern mit einer belastbaren Beschreibung. Wer V06 pruefungsnah liest, fragt zuerst nach Wirkungsempfaengern, Wirkraum, Zeitraum und Datenquelle. Erst danach folgt die Bewertung im Referenzrahmen Mensch, Planet, Demokratie, SDGs, Agenda 2030 und SDG+. Pruefungsfragen verbinden Begriff, Anwendung, Evidenz und rote Linie. Der typische Kurzschluss waere, reines Auswendiglernen als Kompetenznachweis behandeln. Genau dagegen setzt die WÖk die Pflicht, Wirkungspotenzial, Wirkungsrisiko und positive Netto-Wirkung begrifflich getrennt zu halten.</w:t>
-      </w:r>
-    </w:p>
-    <w:p>
-      <w:r>
-        <w:t>Evidenzregel. Sichtbare und verdeckte Risiken darf im Skript nicht als dekorativer Begriff stehen bleiben. Der Abschnitt traegt nur dann, wenn er eine pruefbare Aussage erlaubt: Welche Quelle stuetzt die Annahme, welche Unsicherheit bleibt offen und welche Gegenbeobachtung wuerde die Bewertung veraendern? Fuer Zukunftsfähigkeit, Risiko und Resilienz heisst das, dass WÖk-Begriffe im Alltag nur tragen, wenn sie in Routinen uebersetzt werden. Die Studierenden sollen nicht lernen, einen Score nachzusprechen. Sie sollen erkennen, wann ein Score klaert, wann er verdeckt und wann eine rote Linie die Durchschnittslogik stoppt.</w:t>
-      </w:r>
-    </w:p>
-    <w:p>
-      <w:r>
-        <w:t>Fallfenster zur Anwendung. Eine Organisation plant eine Massnahme und formuliert dazu eine positive Absicht. In der WÖk reicht das nicht. Fuer diese Vorlesung muss sichtbar werden, welche Zustandsveraenderung erwartet wird, welche Empfaenger direkt oder indirekt betroffen sind, welche Nebenwirkungen entstehen koennen und welche Entscheidung spaeter korrigiert wird. Bezogen auf Zukunftsfähigkeit, Risiko und Resilienz heisst das: Die Analyse muss das konkrete Thema ernst nehmen und zugleich den allgemeinen WÖk-Massstab halten. Es geht nicht darum, Akteure moralisch zu sortieren. Es geht darum, Wirkpfade, Wirkungsempfaenger, Datenqualitaet, Risiken und Rueckkopplung so zu beschreiben, dass bessere Entscheidungen moeglich werden.</w:t>
-      </w:r>
-    </w:p>
-    <w:p>
-      <w:r>
-        <w:t>Transfer in Grundstudium Wirkungsökonomie. Resilienz: Stöße aushalten können verbindet die inhaltliche Deutung mit der spaeteren Praxis. Eine Organisation kann zu Zukunftsfähigkeit, Risiko und Resilienz sehr ueberzeugend kommunizieren und trotzdem an einen plausiblen Gedanken schon fuer Wirkung zu halten, obwohl Empfaenger, Zustand, Zeitbezug und Quelle fehlen scheitern. Darum muss die V1-Fassung immer auch nach Governance fragen: Wer erhebt Daten, wer bewertet sie, wer traegt die Folgen, wer kann widersprechen und wann wird eine Entscheidung korrigiert? Gute Kommunikation unterscheidet Befund, Annahme und normative Bewertung. So wird aus einem Lehrkapitel eine verantwortbare Arbeitsroutine.</w:t>
-      </w:r>
-    </w:p>
-    <w:p>
-      <w:r>
-        <w:t>Pruefungsnahe Transferfrage. Formuliere zu V06 eine Wirkungsaussage in drei Saetzen: Erstens den beobachteten oder plausiblen Zustand, zweitens die Daten- oder Quellenlage, drittens die offene Unsicherheit samt Rueckkopplung. Die Antwort muss ohne moralische Personenbewertung auskommen und darf Reichweite nicht mit Wirkung verwechseln.</w:t>
-      </w:r>
-    </w:p>
-    <w:p>
-      <w:r>
-        <w:t>Grenze gegen Scheingenauigkeit. Gerade bei Effizienz allein macht zerbrechlich ist Praezision wichtiger als grosse Begriffe. Eine Wirkungsaussage bleibt schwach, wenn sie nur Aktivitaet, Reichweite, Absicht oder Image beschreibt. Stark wird sie erst, wenn sie die Zustandsveraenderung und ihre Bedingungen offenlegt. In V06 ist deshalb entscheidend, jede Wirkungsaussage eine Grenze zieht und diese Grenze begruenden muss. Die Fehlerlinie verlaeuft nicht zwischen Optimismus und Pessimismus, sondern zwischen offengelegter Unsicherheit und rhetorischer Sicherheit ohne Pruefpfad.</w:t>
-      </w:r>
-    </w:p>
-    <w:p>
-      <w:r>
-        <w:t>Pruefungsnahe Lesart. Aus Ein Beispiel: zwei Lieferketten laesst sich eine gute Transferfrage ableiten: Welche Entscheidung waere falsch, wenn dieser Abschnitt missverstanden wird? Fuer Zukunftsfähigkeit, Risiko und Resilienz lautet die Antwort meist nicht einfach "mehr Wirkung", sondern genauer: bessere Unterscheidung, sauberere Daten, klarere Schutzlinie und rueckgekoppelte Steuerung. Szenarien pruefen Sofortwirkung, Folgewirkung und Reversibilitaet getrennt. Wer das im Fall anwenden kann, hat den Kern der Vorlesung verstanden; wer nur Definitionen wiederholt, bleibt unter dem Anspruch der Akademie.</w:t>
-      </w:r>
-    </w:p>
-    <w:p>
-      <w:r>
-        <w:t>Fallfenster zur Anwendung. Eine Fuehrungsentscheidung erzeugt zugleich Nutzen und Risiken. Die WÖk behandelt Ambivalenz nicht als Stoerung, sondern als Kern der Analyse. Positive Netto-Wirkung darf erst behauptet werden, wenn zentrale negative Wirkungen getrennt geprueft und rote Linien gewahrt sind. Bezogen auf Zukunftsfähigkeit, Risiko und Resilienz heisst das: Die Analyse muss das konkrete Thema ernst nehmen und zugleich den allgemeinen WÖk-Massstab halten. Es geht nicht darum, Akteure moralisch zu sortieren. Es geht darum, Wirkpfade, Wirkungsempfaenger, Datenqualitaet, Risiken und Rueckkopplung so zu beschreiben, dass bessere Entscheidungen moeglich werden.</w:t>
-      </w:r>
-    </w:p>
-    <w:p>
-      <w:r>
-        <w:t>Betroffenenperspektive. Der Abschnitt Die drei Begriffe gehören zusammen ist in V06 kein Zusatzwissen, sondern ein Pruefstein fuer die Grundfrage des Skripts: Was veraendert sich, bei wem, wodurch und mit welcher Rueckkopplung? Fuer Zukunftsfähigkeit, Risiko und Resilienz wird daran sichtbar, dass Wirkung nicht am Sender, sondern an veraenderten Zustanden der Empfaenger geprueft wird. Die fachliche Grenze liegt dort, wo Lernende interne Erfolgskennzahlen mit gesellschaftlicher Wirkung verwechseln. Die saubere Lesart trennt deshalb Beobachtung, Kausalannahme, Bewertung und Steuerungsfolge. In der Anwendung sollte daraus mindestens eine konkrete Begriff, Wirkpfad, Fallbewertung, rote Linie oder Rueckkopplung abgeleitet werden; sonst bleibt das Wissen erklaerend, aber nicht steuerungsfaehig.</w:t>
-      </w:r>
-    </w:p>
-    <w:p>
-      <w:r>
-        <w:t>Anwendung auf Was du aus dieser Vorlesung mitnimmst. In einer Fallanalyse beginnt dieser Punkt nicht mit einer Meinung, sondern mit einer belastbaren Beschreibung. Wer V06 pruefungsnah liest, fragt zuerst nach Wirkungsempfaengern, Wirkraum, Zeitraum und Datenquelle. Erst danach folgt die Bewertung im Referenzrahmen Mensch, Planet, Demokratie, SDGs, Agenda 2030 und SDG+. Jede Schlussfolgerung endet mit Entscheidung, Verantwortlichkeit und Termin fuer Rueckpruefung. Der typische Kurzschluss waere, Befunde sammeln, ohne Ressourcen oder Regeln zu veraendern. Genau dagegen setzt die WÖk die Pflicht, Wirkungspotenzial, Wirkungsrisiko und positive Netto-Wirkung begrifflich getrennt zu halten.</w:t>
-      </w:r>
-    </w:p>
-    <w:p>
-      <w:r>
-        <w:t>Evidenzregel. Wirkungsökonomische Vertiefung darf im Skript nicht als dekorativer Begriff stehen bleiben. Der Abschnitt traegt nur dann, wenn er eine pruefbare Aussage erlaubt: Welche Quelle stuetzt die Annahme, welche Unsicherheit bleibt offen und welche Gegenbeobachtung wuerde die Bewertung veraendern? Fuer Zukunftsfähigkeit, Risiko und Resilienz heisst das, dass WÖk-Aussagen mit bestehenden Begriffen, Studien, Standards und Rechtsrahmen in Beziehung stehen muessen. Die Studierenden sollen nicht lernen, einen Score nachzusprechen. Sie sollen erkennen, wann ein Score klaert, wann er verdeckt und wann eine rote Linie die Durchschnittslogik stoppt.</w:t>
-      </w:r>
-    </w:p>
-    <w:p>
-      <w:r>
-        <w:t>Fallfenster zur Anwendung. Ein Controlling-Team moechte einen Score bilden. Das Skript verlangt, dass Datenqualitaet, Systemgrenzen, Gewichtung, Unsicherheit und Nichtkompensation sichtbar bleiben. Ein Score darf die Diskussion nicht beenden, sondern muss bessere Fragen, Priorisierung und Rueckkopplung ermoeglichen. Bezogen auf Zukunftsfähigkeit, Risiko und Resilienz heisst das: Die Analyse muss das konkrete Thema ernst nehmen und zugleich den allgemeinen WÖk-Massstab halten. Es geht nicht darum, Akteure moralisch zu sortieren. Es geht darum, Wirkpfade, Wirkungsempfaenger, Datenqualitaet, Risiken und Rueckkopplung so zu beschreiben, dass bessere Entscheidungen moeglich werden.</w:t>
-      </w:r>
-    </w:p>
-    <w:p>
-      <w:r>
-        <w:t>Pruefungsnahe Transferfrage. Formuliere zu V06 eine Wirkungsaussage in drei Saetzen: Erstens den beobachteten oder plausiblen Zustand, zweitens die Daten- oder Quellenlage, drittens die offene Unsicherheit samt Rueckkopplung. Die Antwort muss ohne moralische Personenbewertung auskommen und darf Reichweite nicht mit Wirkung verwechseln.</w:t>
-      </w:r>
-    </w:p>
-    <w:p>
-      <w:r>
-        <w:t>Transfer in Grundstudium Wirkungsökonomie. Prüfungsrelevanz verbindet die inhaltliche Deutung mit der spaeteren Praxis. Eine Organisation kann zu Zukunftsfähigkeit, Risiko und Resilienz sehr ueberzeugend kommunizieren und trotzdem an einen plausiblen Gedanken schon fuer Wirkung zu halten, obwohl Empfaenger, Zustand, Zeitbezug und Quelle fehlen scheitern. Darum muss die V1-Fassung immer auch nach Governance fragen: Wer erhebt Daten, wer bewertet sie, wer traegt die Folgen, wer kann widersprechen und wann wird eine Entscheidung korrigiert? Die Analyse markiert Stoppsignale vor jeder Portfolio- oder Score-Debatte. So wird aus einem Lehrkapitel eine verantwortbare Arbeitsroutine.</w:t>
+        <w:t>Schlussvertiefung 1: Zukunftsfähigkeit, Risiko und Resilienz im Anwendungsfall</w:t>
+      </w:r>
+    </w:p>
+    <w:p>
+      <w:r>
+        <w:t>Die folgenden Abschnitte sind keine neue Pruefungsloesung. Sie verdichten die vorhandenen Kapitel zu einer Lesart, mit der Studierende einen Fall selbststaendig analysieren koennen. Im Mittelpunkt stehen Schutzdimensionen, Zeitlogik, Resilienz und Betroffenenperspektive, nicht moralische Personenbewertung.</w:t>
+      </w:r>
+    </w:p>
+    <w:p>
+      <w:r>
+        <w:t>Begriffliche Schlussklaerung. Einleitung / Wirkungsfrage zeigt, warum Zukunftsfähigkeit, Risiko und Resilienz mehr ist als ein Schlagwort im Feld Schutzdimensionen, Zeitlogik, Resilienz und Betroffenenperspektive. Die wirkungsoekonomische Frage lautet: Welche reale Veraenderung wird moeglich, welche bleibt nur Potenzial und wo entsteht ein Wirkungsrisiko? Diese Unterscheidung schuetzt vor Impact-Washing, weil sie Absicht, Aktivitaet, Reichweite und Wirkung auseinanderhaelt.</w:t>
+      </w:r>
+    </w:p>
+    <w:p>
+      <w:r>
+        <w:t>Eine Kommune, ein Unternehmen oder eine Bildungsorganisation will Zukunftsfähigkeit, Risiko und Resilienz praktisch anwenden. Der erste Schritt ist nicht die Auswahl eines Instruments, sondern die Klaerung der Zustandsveraenderung. Bei Einleitung / Wirkungsfrage muss deshalb benannt werden, wer betroffen ist, welcher Zustand sich veraendert, welche Frist gilt und welche Gegenbeobachtung die Annahme widerlegen wuerde. Erst danach entsteht eine begruendete Entscheidung im Feld Begriff, Fallbewertung, Wirkpfad, rote Linie, Quellenbeurteilung oder Rueckkopplungsregel.</w:t>
+      </w:r>
+    </w:p>
+    <w:p>
+      <w:r>
+        <w:t>Wirkpfad und Empfaenger. In V06 muss Kernaussage immer mit Empfaengern gelesen werden. Wirkung entsteht nicht beim Sender, sondern an veraenderten Zustaenden von Menschen, Oekosystemen, Institutionen, Oeffentlichkeit oder kuenftigen Handlungsspielraeumen. Darum reicht es nicht, interne Aktivitaeten zu dokumentieren. Entscheidend ist, ob sich ein Zustand nachvollziehbar veraendert und ob diese Veraenderung im Referenzrahmen Mensch, Planet, Demokratie, SDGs, Agenda 2030 und SDG+ tragfaehig bewertet werden kann.</w:t>
+      </w:r>
+    </w:p>
+    <w:p>
+      <w:r>
+        <w:t>Ein Bericht behauptet, die Massnahme zu Zukunftsfähigkeit, Risiko und Resilienz sei erfolgreich. Die WOE-Lesart fragt bei Kernaussage nach belastbaren Nachweisen: begriffliche Praezision, Fallbeschreibung, Quellenklarheit, Plausibilitaet und offene Unsicherheit. Wenn diese Nachweise fehlen, bleibt die Aussage Wirkungspotenzial oder Kommunikationsbehauptung. Sie kann wichtig sein, aber sie ist noch keine belegte Wirkung.</w:t>
+      </w:r>
+    </w:p>
+    <w:p>
+      <w:r>
+        <w:t>Daten, Quellen und Evidenz. Wissenschaftliche Anschlussfaehigkeit entsteht hier durch Quellenklarheit. Bei Quelltext und fachliche Grundlegung werden interne WOE-Begriffe nicht als Ersatz fuer Belege benutzt, sondern mit Grundlagenwerk, Schutzdimensionen Mensch/Planet/Demokratie und Langfristlogik verbunden. Wo die Datenlage offen bleibt, wird das offengelegt. Wo eine Aussage nur plausibel ist, bleibt sie als Wirkungspotenzial markiert. Wo ein Schaden eine rote Linie beruehrt, greift Nichtkompensation vor Durchschnittslogik.</w:t>
+      </w:r>
+    </w:p>
+    <w:p>
+      <w:r>
+        <w:t>In einer kontroversen Entscheidung wirkt Quelltext und fachliche Grundlegung als Pruefpunkt fuer Ambivalenz. Ein Nutzen fuer eine Gruppe kann mit Risiken fuer andere Wirkungsempfaenger einhergehen. Das Skript verlangt deshalb, positive und negative Zustandsveraenderungen getrennt zu fuehren, bevor von positiver Netto-Wirkung gesprochen wird.</w:t>
+      </w:r>
+    </w:p>
+    <w:p>
+      <w:r>
+        <w:t>Bewertung und rote Linien. In Grundstudium Wirkungsoekonomie wird Erfolg muss über die Zeit tragen erst steuerungsfaehig, wenn daraus eine Entscheidung folgt. Die Grundbegriffe muessen in spaeteren Modulen wiedererkennbar bleiben. Ohne diese Rueckkopplung bleibt Reporting eine Beschreibung. Mit Rueckkopplung wird aus Bewertung eine veraenderte Routine: ein anderer Prozess, ein geaenderter Anreiz, eine bessere Datenpflicht, eine korrigierte Kommunikation oder eine neue Priorisierung.</w:t>
+      </w:r>
+    </w:p>
+    <w:p>
+      <w:r>
+        <w:t>Die typische Fehlstelle bei Zukunftsfähigkeit, Risiko und Resilienz liegt darin, kurzfristige Entlastung als dauerhafte positive Netto-Wirkung zu verkaufen. Bei Erfolg muss über die Zeit tragen wird diese Fehlstelle konkret: Ein scheinbar plausibler Befund darf nicht zur Abkuerzung werden. Quellen, Systemgrenzen, Unsicherheit und Rueckkopplung bleiben sichtbar.</w:t>
+      </w:r>
+    </w:p>
+    <w:p>
+      <w:r>
+        <w:t>Kontrollfrage. Welche Entscheidung waere falsch, wenn Erfolg muss über die Zeit tragen in V06 missverstanden wird? Die Antwort muss mindestens eine Daten- oder Quellenannahme, eine betroffene Gruppe oder Schutzdimension, eine moegliche Nebenwirkung und einen Rueckkopplungsschritt nennen. Richtig ist nicht die lauteste Bewertung, sondern diejenige, die Begriff, Beleg und Steuerungsfolge zusammenhaelt.</w:t>
+      </w:r>
+    </w:p>
+    <w:p>
+      <w:r>
+        <w:t>Steuerung und Rueckkopplung. Die Grenze gegen Scheingenauigkeit verlaeuft bei Zukunftsfähigkeit: den morgigen Tag mitdenken nicht zwischen Optimismus und Pessimismus. Sie verlaeuft zwischen offengelegter Unsicherheit und rhetorischer Sicherheit. Wer Zukunftsfähigkeit, Risiko und Resilienz belastbar anwenden will, benennt Systemgrenze, Zeitraum, Vergleichspunkt und offene Gegenhypothese. Gerade dadurch bleibt das Skript anschlussfaehig fuer Forschung, Praxis und spaetere Revision.</w:t>
+      </w:r>
+    </w:p>
+    <w:p>
+      <w:r>
+        <w:t>Fuer die Pruefung ist Zukunftsfähigkeit: den morgigen Tag mitdenken dann verstanden, wenn daraus eine belastbare Fallantwort entsteht. Eine gute Antwort unterscheidet Beobachtung, Kausalannahme, Bewertung und Steuerungsfolge. Sie bewertet keine Menschen, sondern Wirkpfade, Zustandsveraenderungen, Risiken und institutionelle Bedingungen.</w:t>
+      </w:r>
+    </w:p>
+    <w:p>
+      <w:r>
+        <w:t>Pruefungsnahe Anwendung. Warum die alten Zahlen die Zukunft ausblenden zeigt, warum Zukunftsfähigkeit, Risiko und Resilienz mehr ist als ein Schlagwort im Feld Schutzdimensionen, Zeitlogik, Resilienz und Betroffenenperspektive. Die wirkungsoekonomische Frage lautet: Welche reale Veraenderung wird moeglich, welche bleibt nur Potenzial und wo entsteht ein Wirkungsrisiko? Diese Unterscheidung schuetzt vor Impact-Washing, weil sie Absicht, Aktivitaet, Reichweite und Wirkung auseinanderhaelt.</w:t>
+      </w:r>
+    </w:p>
+    <w:p>
+      <w:r>
+        <w:t>Eine Kommune, ein Unternehmen oder eine Bildungsorganisation will Zukunftsfähigkeit, Risiko und Resilienz praktisch anwenden. Der erste Schritt ist nicht die Auswahl eines Instruments, sondern die Klaerung der Zustandsveraenderung. Bei Warum die alten Zahlen die Zukunft ausblenden muss deshalb benannt werden, wer betroffen ist, welcher Zustand sich veraendert, welche Frist gilt und welche Gegenbeobachtung die Annahme widerlegen wuerde. Erst danach entsteht eine begruendete Entscheidung im Feld Begriff, Fallbewertung, Wirkpfad, rote Linie, Quellenbeurteilung oder Rueckkopplungsregel.</w:t>
+      </w:r>
+    </w:p>
+    <w:p>
+      <w:r>
+        <w:t>Rueckfluss. Fuer den WOE-Korpus bedeutet das: Begriffe aus Zukunftsfähigkeit, Risiko und Resilienz sollten dort geschaerft werden, wo sie in Glossar, Werkzeugen, Journal oder Readern doppeldeutig bleiben. Offene Forschungsfragen werden nicht versteckt. Sie markieren die Stelle, an der spaetere Evidenz, ein besserer Datensatz oder eine praezisere Fallstudie die Bewertung veraendern kann.</w:t>
+      </w:r>
+    </w:p>
+    <w:p>
+      <w:r>
+        <w:t>Transfer in den WOE-Korpus. In V06 muss Risiko: die Kehrseite jeder Aktivität immer mit Empfaengern gelesen werden. Wirkung entsteht nicht beim Sender, sondern an veraenderten Zustaenden von Menschen, Oekosystemen, Institutionen, Oeffentlichkeit oder kuenftigen Handlungsspielraeumen. Darum reicht es nicht, interne Aktivitaeten zu dokumentieren. Entscheidend ist, ob sich ein Zustand nachvollziehbar veraendert und ob diese Veraenderung im Referenzrahmen Mensch, Planet, Demokratie, SDGs, Agenda 2030 und SDG+ tragfaehig bewertet werden kann.</w:t>
+      </w:r>
+    </w:p>
+    <w:p>
+      <w:r>
+        <w:t>Ein Bericht behauptet, die Massnahme zu Zukunftsfähigkeit, Risiko und Resilienz sei erfolgreich. Die WOE-Lesart fragt bei Risiko: die Kehrseite jeder Aktivität nach belastbaren Nachweisen: begriffliche Praezision, Fallbeschreibung, Quellenklarheit, Plausibilitaet und offene Unsicherheit. Wenn diese Nachweise fehlen, bleibt die Aussage Wirkungspotenzial oder Kommunikationsbehauptung. Sie kann wichtig sein, aber sie ist noch keine belegte Wirkung.</w:t>
+      </w:r>
+    </w:p>
+    <w:p>
+      <w:r>
+        <w:t>Grenzen der Aussage. Wissenschaftliche Anschlussfaehigkeit entsteht hier durch Quellenklarheit. Bei Sichtbare und verdeckte Risiken werden interne WOE-Begriffe nicht als Ersatz fuer Belege benutzt, sondern mit Grundlagenwerk, Schutzdimensionen Mensch/Planet/Demokratie und Langfristlogik verbunden. Wo die Datenlage offen bleibt, wird das offengelegt. Wo eine Aussage nur plausibel ist, bleibt sie als Wirkungspotenzial markiert. Wo ein Schaden eine rote Linie beruehrt, greift Nichtkompensation vor Durchschnittslogik.</w:t>
+      </w:r>
+    </w:p>
+    <w:p>
+      <w:r>
+        <w:t>In einer kontroversen Entscheidung wirkt Sichtbare und verdeckte Risiken als Pruefpunkt fuer Ambivalenz. Ein Nutzen fuer eine Gruppe kann mit Risiken fuer andere Wirkungsempfaenger einhergehen. Das Skript verlangt deshalb, positive und negative Zustandsveraenderungen getrennt zu fuehren, bevor von positiver Netto-Wirkung gesprochen wird.</w:t>
+      </w:r>
+    </w:p>
+    <w:p>
+      <w:r>
+        <w:t>Kontrollfrage. Welche Entscheidung waere falsch, wenn Sichtbare und verdeckte Risiken in V06 missverstanden wird? Die Antwort muss mindestens eine Daten- oder Quellenannahme, eine betroffene Gruppe oder Schutzdimension, eine moegliche Nebenwirkung und einen Rueckkopplungsschritt nennen. Richtig ist nicht die lauteste Bewertung, sondern diejenige, die Begriff, Beleg und Steuerungsfolge zusammenhaelt.</w:t>
       </w:r>
     </w:p>
     <w:p>
@@ -2922,132 +2897,107 @@
         <w:pStyle w:val="Heading3"/>
       </w:pPr>
       <w:r>
-        <w:t>Abschlusskommentar 2: Lesen, pruefen, rueckkoppeln</w:t>
-      </w:r>
-    </w:p>
-    <w:p>
-      <w:r>
-        <w:t>Die folgende Verdichtung fuehrt die vorhandenen Kapitel nicht als Wiederholung, sondern als Anwendung zusammen. Wirkungskompetenz entsteht, wenn dieselbe begriffliche Strenge in Fallanalyse, Datenarbeit, Kommunikation, Governance und Entscheidungspraxis wiedererkannt wird.</w:t>
-      </w:r>
-    </w:p>
-    <w:p>
-      <w:r>
-        <w:t>Grenze gegen Scheingenauigkeit. Gerade bei Lernziele ist Praezision wichtiger als grosse Begriffe. Eine Wirkungsaussage bleibt schwach, wenn sie nur Aktivitaet, Reichweite, Absicht oder Image beschreibt. Stark wird sie erst, wenn sie die Zustandsveraenderung und ihre Bedingungen offenlegt. In V06 ist deshalb entscheidend, praezise Sprache die erste Sicherung gegen Impact-Washing bildet. Die Fehlerlinie verlaeuft nicht zwischen Optimismus und Pessimismus, sondern zwischen offengelegter Unsicherheit und rhetorischer Sicherheit ohne Pruefpfad.</w:t>
-      </w:r>
-    </w:p>
-    <w:p>
-      <w:r>
-        <w:t>Pruefungsnahe Lesart. Aus Einleitung / Wirkungsfrage laesst sich eine gute Transferfrage ableiten: Welche Entscheidung waere falsch, wenn dieser Abschnitt missverstanden wird? Fuer Zukunftsfähigkeit, Risiko und Resilienz lautet die Antwort meist nicht einfach "mehr Wirkung", sondern genauer: bessere Unterscheidung, sauberere Daten, klarere Schutzlinie und rueckgekoppelte Steuerung. Mindestens ein direkter und ein indirekter Wirkpfad muessen nachvollziehbar sein. Wer das im Fall anwenden kann, hat den Kern der Vorlesung verstanden; wer nur Definitionen wiederholt, bleibt unter dem Anspruch der Akademie.</w:t>
-      </w:r>
-    </w:p>
-    <w:p>
-      <w:r>
-        <w:t>Fallfenster zur Anwendung. Ein Kommunikationsbericht nennt viele Aktivitaeten, Reichweiten und Rueckmeldungen. Die V1-Pruefung fragt, ob daraus eine belastbare Wirkungsaussage folgt. Wenn nur Kontakte, Klicks oder Zustimmung vorliegen, bleibt die Aussage im Bereich Wirkungspotenzial oder Resonanz, nicht im Bereich nachgewiesener Wirkung. Bezogen auf Zukunftsfähigkeit, Risiko und Resilienz heisst das: Die Analyse muss das konkrete Thema ernst nehmen und zugleich den allgemeinen WÖk-Massstab halten. Es geht nicht darum, Akteure moralisch zu sortieren. Es geht darum, Wirkpfade, Wirkungsempfaenger, Datenqualitaet, Risiken und Rueckkopplung so zu beschreiben, dass bessere Entscheidungen moeglich werden.</w:t>
-      </w:r>
-    </w:p>
-    <w:p>
-      <w:r>
-        <w:t>Daten- und Quellenklarheit. Der Abschnitt Kernaussage ist in V06 kein Zusatzwissen, sondern ein Pruefstein fuer die Grundfrage des Skripts: Was veraendert sich, bei wem, wodurch und mit welcher Rueckkopplung? Fuer Zukunftsfähigkeit, Risiko und Resilienz wird daran sichtbar, dass jede Bewertung nur so belastbar ist wie Datenlage, Quellenstatus, Aktualitaet und Systemgrenze. Die fachliche Grenze liegt dort, wo Lernende eine Zahl ohne Einheit, Zeitraum oder Erhebungslogik als Beweis nutzen. Die saubere Lesart trennt deshalb Beobachtung, Kausalannahme, Bewertung und Steuerungsfolge. In der Anwendung sollte daraus mindestens eine konkrete Begriff, Wirkpfad, Fallbewertung, rote Linie oder Rueckkopplung abgeleitet werden; sonst bleibt das Wissen erklaerend, aber nicht steuerungsfaehig.</w:t>
-      </w:r>
-    </w:p>
-    <w:p>
-      <w:r>
-        <w:t>Anwendung auf Quelltext und fachliche Grundlegung. In einer Fallanalyse beginnt dieser Punkt nicht mit einer Meinung, sondern mit einer belastbaren Beschreibung. Wer V06 pruefungsnah liest, fragt zuerst nach Wirkungsempfaengern, Wirkraum, Zeitraum und Datenquelle. Erst danach folgt die Bewertung im Referenzrahmen Mensch, Planet, Demokratie, SDGs, Agenda 2030 und SDG+. Profile, Zielkonflikte und offene Punkte werden nebeneinander gefuehrt. Der typische Kurzschluss waere, ambivalente Befunde glaetten, damit eine eindeutige Botschaft entsteht. Genau dagegen setzt die WÖk die Pflicht, Wirkungspotenzial, Wirkungsrisiko und positive Netto-Wirkung begrifflich getrennt zu halten.</w:t>
-      </w:r>
-    </w:p>
-    <w:p>
-      <w:r>
-        <w:t>Pruefungsnahe Transferfrage. Formuliere zu V06 eine Wirkungsaussage in drei Saetzen: Erstens den beobachteten oder plausiblen Zustand, zweitens die Daten- oder Quellenlage, drittens die offene Unsicherheit samt Rueckkopplung. Die Antwort muss ohne moralische Personenbewertung auskommen und darf Reichweite nicht mit Wirkung verwechseln.</w:t>
-      </w:r>
-    </w:p>
-    <w:p>
-      <w:r>
-        <w:t>Evidenzregel. Erfolg muss über die Zeit tragen darf im Skript nicht als dekorativer Begriff stehen bleiben. Der Abschnitt traegt nur dann, wenn er eine pruefbare Aussage erlaubt: Welche Quelle stuetzt die Annahme, welche Unsicherheit bleibt offen und welche Gegenbeobachtung wuerde die Bewertung veraendern? Fuer Zukunftsfähigkeit, Risiko und Resilienz heisst das, dass schwere zentrale Schaeden nicht durch beliebige positive Einzelwerte neutralisiert werden duerfen. Die Studierenden sollen nicht lernen, einen Score nachzusprechen. Sie sollen erkennen, wann ein Score klaert, wann er verdeckt und wann eine rote Linie die Durchschnittslogik stoppt.</w:t>
-      </w:r>
-    </w:p>
-    <w:p>
-      <w:r>
-        <w:t>Fallfenster zur Anwendung. Eine Organisation plant eine Massnahme und formuliert dazu eine positive Absicht. In der WÖk reicht das nicht. Fuer diese Vorlesung muss sichtbar werden, welche Zustandsveraenderung erwartet wird, welche Empfaenger direkt oder indirekt betroffen sind, welche Nebenwirkungen entstehen koennen und welche Entscheidung spaeter korrigiert wird. Bezogen auf Zukunftsfähigkeit, Risiko und Resilienz heisst das: Die Analyse muss das konkrete Thema ernst nehmen und zugleich den allgemeinen WÖk-Massstab halten. Es geht nicht darum, Akteure moralisch zu sortieren. Es geht darum, Wirkpfade, Wirkungsempfaenger, Datenqualitaet, Risiken und Rueckkopplung so zu beschreiben, dass bessere Entscheidungen moeglich werden.</w:t>
-      </w:r>
-    </w:p>
-    <w:p>
-      <w:r>
-        <w:t>Transfer in Grundstudium Wirkungsökonomie. Zukunftsfähigkeit: den morgigen Tag mitdenken verbindet die inhaltliche Deutung mit der spaeteren Praxis. Eine Organisation kann zu Zukunftsfähigkeit, Risiko und Resilienz sehr ueberzeugend kommunizieren und trotzdem an einen plausiblen Gedanken schon fuer Wirkung zu halten, obwohl Empfaenger, Zustand, Zeitbezug und Quelle fehlen scheitern. Darum muss die V1-Fassung immer auch nach Governance fragen: Wer erhebt Daten, wer bewertet sie, wer traegt die Folgen, wer kann widersprechen und wann wird eine Entscheidung korrigiert? Jeder Analyseblock fragt nach der Routine, die nach der Bewertung angepasst wird. So wird aus einem Lehrkapitel eine verantwortbare Arbeitsroutine.</w:t>
-      </w:r>
-    </w:p>
-    <w:p>
-      <w:r>
-        <w:t>Grenze gegen Scheingenauigkeit. Gerade bei Warum die alten Zahlen die Zukunft ausblenden ist Praezision wichtiger als grosse Begriffe. Eine Wirkungsaussage bleibt schwach, wenn sie nur Aktivitaet, Reichweite, Absicht oder Image beschreibt. Stark wird sie erst, wenn sie die Zustandsveraenderung und ihre Bedingungen offenlegt. In V06 ist deshalb entscheidend, Wirkungsbewertung Verfahren, Rechte, Transparenz und Korrektur braucht. Die Fehlerlinie verlaeuft nicht zwischen Optimismus und Pessimismus, sondern zwischen offengelegter Unsicherheit und rhetorischer Sicherheit ohne Pruefpfad.</w:t>
-      </w:r>
-    </w:p>
-    <w:p>
-      <w:r>
-        <w:t>Pruefungsnahe Lesart. Aus Risiko: die Kehrseite jeder Aktivität laesst sich eine gute Transferfrage ableiten: Welche Entscheidung waere falsch, wenn dieser Abschnitt missverstanden wird? Fuer Zukunftsfähigkeit, Risiko und Resilienz lautet die Antwort meist nicht einfach "mehr Wirkung", sondern genauer: bessere Unterscheidung, sauberere Daten, klarere Schutzlinie und rueckgekoppelte Steuerung. Pruefungsfragen verbinden Begriff, Anwendung, Evidenz und rote Linie. Wer das im Fall anwenden kann, hat den Kern der Vorlesung verstanden; wer nur Definitionen wiederholt, bleibt unter dem Anspruch der Akademie.</w:t>
-      </w:r>
-    </w:p>
-    <w:p>
-      <w:r>
-        <w:t>Fallfenster zur Anwendung. Eine Fuehrungsentscheidung erzeugt zugleich Nutzen und Risiken. Die WÖk behandelt Ambivalenz nicht als Stoerung, sondern als Kern der Analyse. Positive Netto-Wirkung darf erst behauptet werden, wenn zentrale negative Wirkungen getrennt geprueft und rote Linien gewahrt sind. Bezogen auf Zukunftsfähigkeit, Risiko und Resilienz heisst das: Die Analyse muss das konkrete Thema ernst nehmen und zugleich den allgemeinen WÖk-Massstab halten. Es geht nicht darum, Akteure moralisch zu sortieren. Es geht darum, Wirkpfade, Wirkungsempfaenger, Datenqualitaet, Risiken und Rueckkopplung so zu beschreiben, dass bessere Entscheidungen moeglich werden.</w:t>
-      </w:r>
-    </w:p>
-    <w:p>
-      <w:r>
-        <w:t>Organisationale Umsetzung. Der Abschnitt Sichtbare und verdeckte Risiken ist in V06 kein Zusatzwissen, sondern ein Pruefstein fuer die Grundfrage des Skripts: Was veraendert sich, bei wem, wodurch und mit welcher Rueckkopplung? Fuer Zukunftsfähigkeit, Risiko und Resilienz wird daran sichtbar, dass WÖk-Begriffe im Alltag nur tragen, wenn sie in Routinen uebersetzt werden. Die fachliche Grenze liegt dort, wo Lernende Verantwortung an eine einzelne Nachhaltigkeitsfunktion auslagern. Die saubere Lesart trennt deshalb Beobachtung, Kausalannahme, Bewertung und Steuerungsfolge. In der Anwendung sollte daraus mindestens eine konkrete Begriff, Wirkpfad, Fallbewertung, rote Linie oder Rueckkopplung abgeleitet werden; sonst bleibt das Wissen erklaerend, aber nicht steuerungsfaehig.</w:t>
-      </w:r>
-    </w:p>
-    <w:p>
-      <w:r>
-        <w:t>Pruefungsnahe Transferfrage. Formuliere zu V06 eine Wirkungsaussage in drei Saetzen: Erstens den beobachteten oder plausiblen Zustand, zweitens die Daten- oder Quellenlage, drittens die offene Unsicherheit samt Rueckkopplung. Die Antwort muss ohne moralische Personenbewertung auskommen und darf Reichweite nicht mit Wirkung verwechseln.</w:t>
-      </w:r>
-    </w:p>
-    <w:p>
-      <w:r>
-        <w:t>Anwendung auf Resilienz: Stöße aushalten können. In einer Fallanalyse beginnt dieser Punkt nicht mit einer Meinung, sondern mit einer belastbaren Beschreibung. Wer V06 pruefungsnah liest, fragt zuerst nach Wirkungsempfaengern, Wirkraum, Zeitraum und Datenquelle. Erst danach folgt die Bewertung im Referenzrahmen Mensch, Planet, Demokratie, SDGs, Agenda 2030 und SDG+. Gute Kommunikation unterscheidet Befund, Annahme und normative Bewertung. Der typische Kurzschluss waere, Eindeutigkeit behaupten, wo die Datenlage nur Potenzial oder Risiko traegt. Genau dagegen setzt die WÖk die Pflicht, Wirkungspotenzial, Wirkungsrisiko und positive Netto-Wirkung begrifflich getrennt zu halten.</w:t>
-      </w:r>
-    </w:p>
-    <w:p>
-      <w:r>
-        <w:t>Evidenzregel. Effizienz allein macht zerbrechlich darf im Skript nicht als dekorativer Begriff stehen bleiben. Der Abschnitt traegt nur dann, wenn er eine pruefbare Aussage erlaubt: Welche Quelle stuetzt die Annahme, welche Unsicherheit bleibt offen und welche Gegenbeobachtung wuerde die Bewertung veraendern? Fuer Zukunftsfähigkeit, Risiko und Resilienz heisst das, dass jede Wirkungsaussage eine Grenze zieht und diese Grenze begruenden muss. Die Studierenden sollen nicht lernen, einen Score nachzusprechen. Sie sollen erkennen, wann ein Score klaert, wann er verdeckt und wann eine rote Linie die Durchschnittslogik stoppt.</w:t>
-      </w:r>
-    </w:p>
-    <w:p>
-      <w:r>
-        <w:t>Fallfenster zur Anwendung. Ein Controlling-Team moechte einen Score bilden. Das Skript verlangt, dass Datenqualitaet, Systemgrenzen, Gewichtung, Unsicherheit und Nichtkompensation sichtbar bleiben. Ein Score darf die Diskussion nicht beenden, sondern muss bessere Fragen, Priorisierung und Rueckkopplung ermoeglichen. Bezogen auf Zukunftsfähigkeit, Risiko und Resilienz heisst das: Die Analyse muss das konkrete Thema ernst nehmen und zugleich den allgemeinen WÖk-Massstab halten. Es geht nicht darum, Akteure moralisch zu sortieren. Es geht darum, Wirkpfade, Wirkungsempfaenger, Datenqualitaet, Risiken und Rueckkopplung so zu beschreiben, dass bessere Entscheidungen moeglich werden.</w:t>
-      </w:r>
-    </w:p>
-    <w:p>
-      <w:r>
-        <w:t>Transfer in Grundstudium Wirkungsökonomie. Ein Beispiel: zwei Lieferketten verbindet die inhaltliche Deutung mit der spaeteren Praxis. Eine Organisation kann zu Zukunftsfähigkeit, Risiko und Resilienz sehr ueberzeugend kommunizieren und trotzdem an einen plausiblen Gedanken schon fuer Wirkung zu halten, obwohl Empfaenger, Zustand, Zeitbezug und Quelle fehlen scheitern. Darum muss die V1-Fassung immer auch nach Governance fragen: Wer erhebt Daten, wer bewertet sie, wer traegt die Folgen, wer kann widersprechen und wann wird eine Entscheidung korrigiert? Szenarien pruefen Sofortwirkung, Folgewirkung und Reversibilitaet getrennt. So wird aus einem Lehrkapitel eine verantwortbare Arbeitsroutine.</w:t>
-      </w:r>
-    </w:p>
-    <w:p>
-      <w:r>
-        <w:t>Grenze gegen Scheingenauigkeit. Gerade bei Die drei Begriffe gehören zusammen ist Praezision wichtiger als grosse Begriffe. Eine Wirkungsaussage bleibt schwach, wenn sie nur Aktivitaet, Reichweite, Absicht oder Image beschreibt. Stark wird sie erst, wenn sie die Zustandsveraenderung und ihre Bedingungen offenlegt. In V06 ist deshalb entscheidend, Wirkung nicht am Sender, sondern an veraenderten Zustanden der Empfaenger geprueft wird. Die Fehlerlinie verlaeuft nicht zwischen Optimismus und Pessimismus, sondern zwischen offengelegter Unsicherheit und rhetorischer Sicherheit ohne Pruefpfad.</w:t>
-      </w:r>
-    </w:p>
-    <w:p>
-      <w:r>
-        <w:t>Pruefungsnahe Lesart. Aus Was du aus dieser Vorlesung mitnimmst laesst sich eine gute Transferfrage ableiten: Welche Entscheidung waere falsch, wenn dieser Abschnitt missverstanden wird? Fuer Zukunftsfähigkeit, Risiko und Resilienz lautet die Antwort meist nicht einfach "mehr Wirkung", sondern genauer: bessere Unterscheidung, sauberere Daten, klarere Schutzlinie und rueckgekoppelte Steuerung. Jede Schlussfolgerung endet mit Entscheidung, Verantwortlichkeit und Termin fuer Rueckpruefung. Wer das im Fall anwenden kann, hat den Kern der Vorlesung verstanden; wer nur Definitionen wiederholt, bleibt unter dem Anspruch der Akademie.</w:t>
-      </w:r>
-    </w:p>
-    <w:p>
-      <w:r>
-        <w:t>Fallfenster zur Anwendung. Ein Kommunikationsbericht nennt viele Aktivitaeten, Reichweiten und Rueckmeldungen. Die V1-Pruefung fragt, ob daraus eine belastbare Wirkungsaussage folgt. Wenn nur Kontakte, Klicks oder Zustimmung vorliegen, bleibt die Aussage im Bereich Wirkungspotenzial oder Resonanz, nicht im Bereich nachgewiesener Wirkung. Bezogen auf Zukunftsfähigkeit, Risiko und Resilienz heisst das: Die Analyse muss das konkrete Thema ernst nehmen und zugleich den allgemeinen WÖk-Massstab halten. Es geht nicht darum, Akteure moralisch zu sortieren. Es geht darum, Wirkpfade, Wirkungsempfaenger, Datenqualitaet, Risiken und Rueckkopplung so zu beschreiben, dass bessere Entscheidungen moeglich werden.</w:t>
-      </w:r>
-    </w:p>
-    <w:p>
-      <w:r>
-        <w:t>Pruefungsnahe Transferfrage. Formuliere zu V06 eine Wirkungsaussage in drei Saetzen: Erstens den beobachteten oder plausiblen Zustand, zweitens die Daten- oder Quellenlage, drittens die offene Unsicherheit samt Rueckkopplung. Die Antwort muss ohne moralische Personenbewertung auskommen und darf Reichweite nicht mit Wirkung verwechseln.</w:t>
-      </w:r>
-    </w:p>
-    <w:p>
-      <w:r>
-        <w:t>Wissenschaftliche Anschlussfaehigkeit. Der Abschnitt Wirkungsökonomische Vertiefung ist in V06 kein Zusatzwissen, sondern ein Pruefstein fuer die Grundfrage des Skripts: Was veraendert sich, bei wem, wodurch und mit welcher Rueckkopplung? Fuer Zukunftsfähigkeit, Risiko und Resilienz wird daran sichtbar, dass WÖk-Aussagen mit bestehenden Begriffen, Studien, Standards und Rechtsrahmen in Beziehung stehen muessen. Die fachliche Grenze liegt dort, wo Lernende hausinterne Sprache als Ersatz fuer zitierfaehige Begruendung verwenden. Die saubere Lesart trennt deshalb Beobachtung, Kausalannahme, Bewertung und Steuerungsfolge. In der Anwendung sollte daraus mindestens eine konkrete Begriff, Wirkpfad, Fallbewertung, rote Linie oder Rueckkopplung abgeleitet werden; sonst bleibt das Wissen erklaerend, aber nicht steuerungsfaehig.</w:t>
-      </w:r>
-    </w:p>
-    <w:p>
-      <w:r>
-        <w:t>Anwendung auf Prüfungsrelevanz. In einer Fallanalyse beginnt dieser Punkt nicht mit einer Meinung, sondern mit einer belastbaren Beschreibung. Wer V06 pruefungsnah liest, fragt zuerst nach Wirkungsempfaengern, Wirkraum, Zeitraum und Datenquelle. Erst danach folgt die Bewertung im Referenzrahmen Mensch, Planet, Demokratie, SDGs, Agenda 2030 und SDG+. Die Analyse markiert Stoppsignale vor jeder Portfolio- oder Score-Debatte. Der typische Kurzschluss waere, ein gutes Teilresultat gegen zentrale Schaeden aufrechnen. Genau dagegen setzt die WÖk die Pflicht, Wirkungspotenzial, Wirkungsrisiko und positive Netto-Wirkung begrifflich getrennt zu halten.</w:t>
+        <w:t>Schlussvertiefung 2: Zukunftsfähigkeit, Risiko und Resilienz im Anwendungsfall</w:t>
+      </w:r>
+    </w:p>
+    <w:p>
+      <w:r>
+        <w:t>Die folgenden Abschnitte sind keine neue Pruefungsloesung. Sie verdichten die vorhandenen Kapitel zu einer Lesart, mit der Studierende einen Fall selbststaendig analysieren koennen. Im Mittelpunkt stehen Schutzdimensionen, Zeitlogik, Resilienz und Betroffenenperspektive, nicht moralische Personenbewertung.</w:t>
+      </w:r>
+    </w:p>
+    <w:p>
+      <w:r>
+        <w:t>Begriffliche Schlussklaerung. In Grundstudium Wirkungsoekonomie wird Resilienz: Stöße aushalten können erst steuerungsfaehig, wenn daraus eine Entscheidung folgt. Die Grundbegriffe muessen in spaeteren Modulen wiedererkennbar bleiben. Ohne diese Rueckkopplung bleibt Reporting eine Beschreibung. Mit Rueckkopplung wird aus Bewertung eine veraenderte Routine: ein anderer Prozess, ein geaenderter Anreiz, eine bessere Datenpflicht, eine korrigierte Kommunikation oder eine neue Priorisierung.</w:t>
+      </w:r>
+    </w:p>
+    <w:p>
+      <w:r>
+        <w:t>Die typische Fehlstelle bei Zukunftsfähigkeit, Risiko und Resilienz liegt darin, kurzfristige Entlastung als dauerhafte positive Netto-Wirkung zu verkaufen. Bei Resilienz: Stöße aushalten können wird diese Fehlstelle konkret: Ein scheinbar plausibler Befund darf nicht zur Abkuerzung werden. Quellen, Systemgrenzen, Unsicherheit und Rueckkopplung bleiben sichtbar.</w:t>
+      </w:r>
+    </w:p>
+    <w:p>
+      <w:r>
+        <w:t>Wirkpfad und Empfaenger. Die Grenze gegen Scheingenauigkeit verlaeuft bei Effizienz allein macht zerbrechlich nicht zwischen Optimismus und Pessimismus. Sie verlaeuft zwischen offengelegter Unsicherheit und rhetorischer Sicherheit. Wer Zukunftsfähigkeit, Risiko und Resilienz belastbar anwenden will, benennt Systemgrenze, Zeitraum, Vergleichspunkt und offene Gegenhypothese. Gerade dadurch bleibt das Skript anschlussfaehig fuer Forschung, Praxis und spaetere Revision.</w:t>
+      </w:r>
+    </w:p>
+    <w:p>
+      <w:r>
+        <w:t>Fuer die Pruefung ist Effizienz allein macht zerbrechlich dann verstanden, wenn daraus eine belastbare Fallantwort entsteht. Eine gute Antwort unterscheidet Beobachtung, Kausalannahme, Bewertung und Steuerungsfolge. Sie bewertet keine Menschen, sondern Wirkpfade, Zustandsveraenderungen, Risiken und institutionelle Bedingungen.</w:t>
+      </w:r>
+    </w:p>
+    <w:p>
+      <w:r>
+        <w:t>Daten, Quellen und Evidenz. Ein Beispiel: zwei Lieferketten zeigt, warum Zukunftsfähigkeit, Risiko und Resilienz mehr ist als ein Schlagwort im Feld Schutzdimensionen, Zeitlogik, Resilienz und Betroffenenperspektive. Die wirkungsoekonomische Frage lautet: Welche reale Veraenderung wird moeglich, welche bleibt nur Potenzial und wo entsteht ein Wirkungsrisiko? Diese Unterscheidung schuetzt vor Impact-Washing, weil sie Absicht, Aktivitaet, Reichweite und Wirkung auseinanderhaelt.</w:t>
+      </w:r>
+    </w:p>
+    <w:p>
+      <w:r>
+        <w:t>Eine Kommune, ein Unternehmen oder eine Bildungsorganisation will Zukunftsfähigkeit, Risiko und Resilienz praktisch anwenden. Der erste Schritt ist nicht die Auswahl eines Instruments, sondern die Klaerung der Zustandsveraenderung. Bei Ein Beispiel: zwei Lieferketten muss deshalb benannt werden, wer betroffen ist, welcher Zustand sich veraendert, welche Frist gilt und welche Gegenbeobachtung die Annahme widerlegen wuerde. Erst danach entsteht eine begruendete Entscheidung im Feld Begriff, Fallbewertung, Wirkpfad, rote Linie, Quellenbeurteilung oder Rueckkopplungsregel.</w:t>
+      </w:r>
+    </w:p>
+    <w:p>
+      <w:r>
+        <w:t>Bewertung und rote Linien. In V06 muss Die drei Begriffe gehören zusammen immer mit Empfaengern gelesen werden. Wirkung entsteht nicht beim Sender, sondern an veraenderten Zustaenden von Menschen, Oekosystemen, Institutionen, Oeffentlichkeit oder kuenftigen Handlungsspielraeumen. Darum reicht es nicht, interne Aktivitaeten zu dokumentieren. Entscheidend ist, ob sich ein Zustand nachvollziehbar veraendert und ob diese Veraenderung im Referenzrahmen Mensch, Planet, Demokratie, SDGs, Agenda 2030 und SDG+ tragfaehig bewertet werden kann.</w:t>
+      </w:r>
+    </w:p>
+    <w:p>
+      <w:r>
+        <w:t>Ein Bericht behauptet, die Massnahme zu Zukunftsfähigkeit, Risiko und Resilienz sei erfolgreich. Die WOE-Lesart fragt bei Die drei Begriffe gehören zusammen nach belastbaren Nachweisen: begriffliche Praezision, Fallbeschreibung, Quellenklarheit, Plausibilitaet und offene Unsicherheit. Wenn diese Nachweise fehlen, bleibt die Aussage Wirkungspotenzial oder Kommunikationsbehauptung. Sie kann wichtig sein, aber sie ist noch keine belegte Wirkung.</w:t>
+      </w:r>
+    </w:p>
+    <w:p>
+      <w:r>
+        <w:t>Kontrollfrage. Welche Entscheidung waere falsch, wenn Die drei Begriffe gehören zusammen in V06 missverstanden wird? Die Antwort muss mindestens eine Daten- oder Quellenannahme, eine betroffene Gruppe oder Schutzdimension, eine moegliche Nebenwirkung und einen Rueckkopplungsschritt nennen. Richtig ist nicht die lauteste Bewertung, sondern diejenige, die Begriff, Beleg und Steuerungsfolge zusammenhaelt.</w:t>
+      </w:r>
+    </w:p>
+    <w:p>
+      <w:r>
+        <w:t>Rueckfluss. Fuer den WOE-Korpus bedeutet das: Begriffe aus Zukunftsfähigkeit, Risiko und Resilienz sollten dort geschaerft werden, wo sie in Glossar, Werkzeugen, Journal oder Readern doppeldeutig bleiben. Offene Forschungsfragen werden nicht versteckt. Sie markieren die Stelle, an der spaetere Evidenz, ein besserer Datensatz oder eine praezisere Fallstudie die Bewertung veraendern kann.</w:t>
+      </w:r>
+    </w:p>
+    <w:p>
+      <w:r>
+        <w:t>Steuerung und Rueckkopplung. Wissenschaftliche Anschlussfaehigkeit entsteht hier durch Quellenklarheit. Bei Was du aus dieser Vorlesung mitnimmst werden interne WOE-Begriffe nicht als Ersatz fuer Belege benutzt, sondern mit Grundlagenwerk, Schutzdimensionen Mensch/Planet/Demokratie und Langfristlogik verbunden. Wo die Datenlage offen bleibt, wird das offengelegt. Wo eine Aussage nur plausibel ist, bleibt sie als Wirkungspotenzial markiert. Wo ein Schaden eine rote Linie beruehrt, greift Nichtkompensation vor Durchschnittslogik.</w:t>
+      </w:r>
+    </w:p>
+    <w:p>
+      <w:r>
+        <w:t>In einer kontroversen Entscheidung wirkt Was du aus dieser Vorlesung mitnimmst als Pruefpunkt fuer Ambivalenz. Ein Nutzen fuer eine Gruppe kann mit Risiken fuer andere Wirkungsempfaenger einhergehen. Das Skript verlangt deshalb, positive und negative Zustandsveraenderungen getrennt zu fuehren, bevor von positiver Netto-Wirkung gesprochen wird.</w:t>
+      </w:r>
+    </w:p>
+    <w:p>
+      <w:r>
+        <w:t>Pruefungsnahe Anwendung. In Grundstudium Wirkungsoekonomie wird Wirkungsökonomische Vertiefung erst steuerungsfaehig, wenn daraus eine Entscheidung folgt. Die Grundbegriffe muessen in spaeteren Modulen wiedererkennbar bleiben. Ohne diese Rueckkopplung bleibt Reporting eine Beschreibung. Mit Rueckkopplung wird aus Bewertung eine veraenderte Routine: ein anderer Prozess, ein geaenderter Anreiz, eine bessere Datenpflicht, eine korrigierte Kommunikation oder eine neue Priorisierung.</w:t>
+      </w:r>
+    </w:p>
+    <w:p>
+      <w:r>
+        <w:t>Die typische Fehlstelle bei Zukunftsfähigkeit, Risiko und Resilienz liegt darin, kurzfristige Entlastung als dauerhafte positive Netto-Wirkung zu verkaufen. Bei Wirkungsökonomische Vertiefung wird diese Fehlstelle konkret: Ein scheinbar plausibler Befund darf nicht zur Abkuerzung werden. Quellen, Systemgrenzen, Unsicherheit und Rueckkopplung bleiben sichtbar.</w:t>
+      </w:r>
+    </w:p>
+    <w:p>
+      <w:r>
+        <w:t>Transfer in den WOE-Korpus. Die Grenze gegen Scheingenauigkeit verlaeuft bei Begriffliche Präzision nicht zwischen Optimismus und Pessimismus. Sie verlaeuft zwischen offengelegter Unsicherheit und rhetorischer Sicherheit. Wer Zukunftsfähigkeit, Risiko und Resilienz belastbar anwenden will, benennt Systemgrenze, Zeitraum, Vergleichspunkt und offene Gegenhypothese. Gerade dadurch bleibt das Skript anschlussfaehig fuer Forschung, Praxis und spaetere Revision.</w:t>
+      </w:r>
+    </w:p>
+    <w:p>
+      <w:r>
+        <w:t>Fuer die Pruefung ist Begriffliche Präzision dann verstanden, wenn daraus eine belastbare Fallantwort entsteht. Eine gute Antwort unterscheidet Beobachtung, Kausalannahme, Bewertung und Steuerungsfolge. Sie bewertet keine Menschen, sondern Wirkpfade, Zustandsveraenderungen, Risiken und institutionelle Bedingungen.</w:t>
+      </w:r>
+    </w:p>
+    <w:p>
+      <w:r>
+        <w:t>Grenzen der Aussage. Wirkpfad zeigt, warum Zukunftsfähigkeit, Risiko und Resilienz mehr ist als ein Schlagwort im Feld Schutzdimensionen, Zeitlogik, Resilienz und Betroffenenperspektive. Die wirkungsoekonomische Frage lautet: Welche reale Veraenderung wird moeglich, welche bleibt nur Potenzial und wo entsteht ein Wirkungsrisiko? Diese Unterscheidung schuetzt vor Impact-Washing, weil sie Absicht, Aktivitaet, Reichweite und Wirkung auseinanderhaelt.</w:t>
+      </w:r>
+    </w:p>
+    <w:p>
+      <w:r>
+        <w:t>Eine Kommune, ein Unternehmen oder eine Bildungsorganisation will Zukunftsfähigkeit, Risiko und Resilienz praktisch anwenden. Der erste Schritt ist nicht die Auswahl eines Instruments, sondern die Klaerung der Zustandsveraenderung. Bei Wirkpfad muss deshalb benannt werden, wer betroffen ist, welcher Zustand sich veraendert, welche Frist gilt und welche Gegenbeobachtung die Annahme widerlegen wuerde. Erst danach entsteht eine begruendete Entscheidung im Feld Begriff, Fallbewertung, Wirkpfad, rote Linie, Quellenbeurteilung oder Rueckkopplungsregel.</w:t>
+      </w:r>
+    </w:p>
+    <w:p>
+      <w:r>
+        <w:t>Kontrollfrage. Welche Entscheidung waere falsch, wenn Wirkpfad in V06 missverstanden wird? Die Antwort muss mindestens eine Daten- oder Quellenannahme, eine betroffene Gruppe oder Schutzdimension, eine moegliche Nebenwirkung und einen Rueckkopplungsschritt nennen. Richtig ist nicht die lauteste Bewertung, sondern diejenige, die Begriff, Beleg und Steuerungsfolge zusammenhaelt.</w:t>
       </w:r>
     </w:p>
     <w:p>
@@ -3055,137 +3005,112 @@
         <w:pStyle w:val="Heading3"/>
       </w:pPr>
       <w:r>
-        <w:t>Abschlusskommentar 3: Lesen, pruefen, rueckkoppeln</w:t>
-      </w:r>
-    </w:p>
-    <w:p>
-      <w:r>
-        <w:t>Die folgende Verdichtung fuehrt die vorhandenen Kapitel nicht als Wiederholung, sondern als Anwendung zusammen. Wirkungskompetenz entsteht, wenn dieselbe begriffliche Strenge in Fallanalyse, Datenarbeit, Kommunikation, Governance und Entscheidungspraxis wiedererkannt wird.</w:t>
-      </w:r>
-    </w:p>
-    <w:p>
-      <w:r>
-        <w:t>Evidenzregel. Lernziele darf im Skript nicht als dekorativer Begriff stehen bleiben. Der Abschnitt traegt nur dann, wenn er eine pruefbare Aussage erlaubt: Welche Quelle stuetzt die Annahme, welche Unsicherheit bleibt offen und welche Gegenbeobachtung wuerde die Bewertung veraendern? Fuer Zukunftsfähigkeit, Risiko und Resilienz heisst das, dass praezise Sprache die erste Sicherung gegen Impact-Washing bildet. Die Studierenden sollen nicht lernen, einen Score nachzusprechen. Sie sollen erkennen, wann ein Score klaert, wann er verdeckt und wann eine rote Linie die Durchschnittslogik stoppt.</w:t>
-      </w:r>
-    </w:p>
-    <w:p>
-      <w:r>
-        <w:t>Fallfenster zur Anwendung. Eine Organisation plant eine Massnahme und formuliert dazu eine positive Absicht. In der WÖk reicht das nicht. Fuer diese Vorlesung muss sichtbar werden, welche Zustandsveraenderung erwartet wird, welche Empfaenger direkt oder indirekt betroffen sind, welche Nebenwirkungen entstehen koennen und welche Entscheidung spaeter korrigiert wird. Bezogen auf Zukunftsfähigkeit, Risiko und Resilienz heisst das: Die Analyse muss das konkrete Thema ernst nehmen und zugleich den allgemeinen WÖk-Massstab halten. Es geht nicht darum, Akteure moralisch zu sortieren. Es geht darum, Wirkpfade, Wirkungsempfaenger, Datenqualitaet, Risiken und Rueckkopplung so zu beschreiben, dass bessere Entscheidungen moeglich werden.</w:t>
-      </w:r>
-    </w:p>
-    <w:p>
-      <w:r>
-        <w:t>Transfer in Grundstudium Wirkungsökonomie. Einleitung / Wirkungsfrage verbindet die inhaltliche Deutung mit der spaeteren Praxis. Eine Organisation kann zu Zukunftsfähigkeit, Risiko und Resilienz sehr ueberzeugend kommunizieren und trotzdem an einen plausiblen Gedanken schon fuer Wirkung zu halten, obwohl Empfaenger, Zustand, Zeitbezug und Quelle fehlen scheitern. Darum muss die V1-Fassung immer auch nach Governance fragen: Wer erhebt Daten, wer bewertet sie, wer traegt die Folgen, wer kann widersprechen und wann wird eine Entscheidung korrigiert? Mindestens ein direkter und ein indirekter Wirkpfad muessen nachvollziehbar sein. So wird aus einem Lehrkapitel eine verantwortbare Arbeitsroutine.</w:t>
-      </w:r>
-    </w:p>
-    <w:p>
-      <w:r>
-        <w:t>Grenze gegen Scheingenauigkeit. Gerade bei Kernaussage ist Praezision wichtiger als grosse Begriffe. Eine Wirkungsaussage bleibt schwach, wenn sie nur Aktivitaet, Reichweite, Absicht oder Image beschreibt. Stark wird sie erst, wenn sie die Zustandsveraenderung und ihre Bedingungen offenlegt. In V06 ist deshalb entscheidend, jede Bewertung nur so belastbar ist wie Datenlage, Quellenstatus, Aktualitaet und Systemgrenze. Die Fehlerlinie verlaeuft nicht zwischen Optimismus und Pessimismus, sondern zwischen offengelegter Unsicherheit und rhetorischer Sicherheit ohne Pruefpfad.</w:t>
-      </w:r>
-    </w:p>
-    <w:p>
-      <w:r>
-        <w:t>Pruefungsnahe Transferfrage. Formuliere zu V06 eine Wirkungsaussage in drei Saetzen: Erstens den beobachteten oder plausiblen Zustand, zweitens die Daten- oder Quellenlage, drittens die offene Unsicherheit samt Rueckkopplung. Die Antwort muss ohne moralische Personenbewertung auskommen und darf Reichweite nicht mit Wirkung verwechseln.</w:t>
-      </w:r>
-    </w:p>
-    <w:p>
-      <w:r>
-        <w:t>Pruefungsnahe Lesart. Aus Quelltext und fachliche Grundlegung laesst sich eine gute Transferfrage ableiten: Welche Entscheidung waere falsch, wenn dieser Abschnitt missverstanden wird? Fuer Zukunftsfähigkeit, Risiko und Resilienz lautet die Antwort meist nicht einfach "mehr Wirkung", sondern genauer: bessere Unterscheidung, sauberere Daten, klarere Schutzlinie und rueckgekoppelte Steuerung. Profile, Zielkonflikte und offene Punkte werden nebeneinander gefuehrt. Wer das im Fall anwenden kann, hat den Kern der Vorlesung verstanden; wer nur Definitionen wiederholt, bleibt unter dem Anspruch der Akademie.</w:t>
-      </w:r>
-    </w:p>
-    <w:p>
-      <w:r>
-        <w:t>Fallfenster zur Anwendung. Eine Fuehrungsentscheidung erzeugt zugleich Nutzen und Risiken. Die WÖk behandelt Ambivalenz nicht als Stoerung, sondern als Kern der Analyse. Positive Netto-Wirkung darf erst behauptet werden, wenn zentrale negative Wirkungen getrennt geprueft und rote Linien gewahrt sind. Bezogen auf Zukunftsfähigkeit, Risiko und Resilienz heisst das: Die Analyse muss das konkrete Thema ernst nehmen und zugleich den allgemeinen WÖk-Massstab halten. Es geht nicht darum, Akteure moralisch zu sortieren. Es geht darum, Wirkpfade, Wirkungsempfaenger, Datenqualitaet, Risiken und Rueckkopplung so zu beschreiben, dass bessere Entscheidungen moeglich werden.</w:t>
-      </w:r>
-    </w:p>
-    <w:p>
-      <w:r>
-        <w:t>Nichtkompensation. Der Abschnitt Erfolg muss über die Zeit tragen ist in V06 kein Zusatzwissen, sondern ein Pruefstein fuer die Grundfrage des Skripts: Was veraendert sich, bei wem, wodurch und mit welcher Rueckkopplung? Fuer Zukunftsfähigkeit, Risiko und Resilienz wird daran sichtbar, dass schwere zentrale Schaeden nicht durch beliebige positive Einzelwerte neutralisiert werden duerfen. Die fachliche Grenze liegt dort, wo Lernende eine Durchschnittslogik als moralische Entlastung verwenden. Die saubere Lesart trennt deshalb Beobachtung, Kausalannahme, Bewertung und Steuerungsfolge. In der Anwendung sollte daraus mindestens eine konkrete Begriff, Wirkpfad, Fallbewertung, rote Linie oder Rueckkopplung abgeleitet werden; sonst bleibt das Wissen erklaerend, aber nicht steuerungsfaehig.</w:t>
-      </w:r>
-    </w:p>
-    <w:p>
-      <w:r>
-        <w:t>Anwendung auf Zukunftsfähigkeit: den morgigen Tag mitdenken. In einer Fallanalyse beginnt dieser Punkt nicht mit einer Meinung, sondern mit einer belastbaren Beschreibung. Wer V06 pruefungsnah liest, fragt zuerst nach Wirkungsempfaengern, Wirkraum, Zeitraum und Datenquelle. Erst danach folgt die Bewertung im Referenzrahmen Mensch, Planet, Demokratie, SDGs, Agenda 2030 und SDG+. Jeder Analyseblock fragt nach der Routine, die nach der Bewertung angepasst wird. Der typische Kurzschluss waere, Reporting als Abschluss behandeln. Genau dagegen setzt die WÖk die Pflicht, Wirkungspotenzial, Wirkungsrisiko und positive Netto-Wirkung begrifflich getrennt zu halten.</w:t>
-      </w:r>
-    </w:p>
-    <w:p>
-      <w:r>
-        <w:t>Evidenzregel. Warum die alten Zahlen die Zukunft ausblenden darf im Skript nicht als dekorativer Begriff stehen bleiben. Der Abschnitt traegt nur dann, wenn er eine pruefbare Aussage erlaubt: Welche Quelle stuetzt die Annahme, welche Unsicherheit bleibt offen und welche Gegenbeobachtung wuerde die Bewertung veraendern? Fuer Zukunftsfähigkeit, Risiko und Resilienz heisst das, dass Wirkungsbewertung Verfahren, Rechte, Transparenz und Korrektur braucht. Die Studierenden sollen nicht lernen, einen Score nachzusprechen. Sie sollen erkennen, wann ein Score klaert, wann er verdeckt und wann eine rote Linie die Durchschnittslogik stoppt.</w:t>
-      </w:r>
-    </w:p>
-    <w:p>
-      <w:r>
-        <w:t>Fallfenster zur Anwendung. Ein Controlling-Team moechte einen Score bilden. Das Skript verlangt, dass Datenqualitaet, Systemgrenzen, Gewichtung, Unsicherheit und Nichtkompensation sichtbar bleiben. Ein Score darf die Diskussion nicht beenden, sondern muss bessere Fragen, Priorisierung und Rueckkopplung ermoeglichen. Bezogen auf Zukunftsfähigkeit, Risiko und Resilienz heisst das: Die Analyse muss das konkrete Thema ernst nehmen und zugleich den allgemeinen WÖk-Massstab halten. Es geht nicht darum, Akteure moralisch zu sortieren. Es geht darum, Wirkpfade, Wirkungsempfaenger, Datenqualitaet, Risiken und Rueckkopplung so zu beschreiben, dass bessere Entscheidungen moeglich werden.</w:t>
-      </w:r>
-    </w:p>
-    <w:p>
-      <w:r>
-        <w:t>Transfer in Grundstudium Wirkungsökonomie. Risiko: die Kehrseite jeder Aktivität verbindet die inhaltliche Deutung mit der spaeteren Praxis. Eine Organisation kann zu Zukunftsfähigkeit, Risiko und Resilienz sehr ueberzeugend kommunizieren und trotzdem an einen plausiblen Gedanken schon fuer Wirkung zu halten, obwohl Empfaenger, Zustand, Zeitbezug und Quelle fehlen scheitern. Darum muss die V1-Fassung immer auch nach Governance fragen: Wer erhebt Daten, wer bewertet sie, wer traegt die Folgen, wer kann widersprechen und wann wird eine Entscheidung korrigiert? Pruefungsfragen verbinden Begriff, Anwendung, Evidenz und rote Linie. So wird aus einem Lehrkapitel eine verantwortbare Arbeitsroutine.</w:t>
-      </w:r>
-    </w:p>
-    <w:p>
-      <w:r>
-        <w:t>Pruefungsnahe Transferfrage. Formuliere zu V06 eine Wirkungsaussage in drei Saetzen: Erstens den beobachteten oder plausiblen Zustand, zweitens die Daten- oder Quellenlage, drittens die offene Unsicherheit samt Rueckkopplung. Die Antwort muss ohne moralische Personenbewertung auskommen und darf Reichweite nicht mit Wirkung verwechseln.</w:t>
-      </w:r>
-    </w:p>
-    <w:p>
-      <w:r>
-        <w:t>Grenze gegen Scheingenauigkeit. Gerade bei Sichtbare und verdeckte Risiken ist Praezision wichtiger als grosse Begriffe. Eine Wirkungsaussage bleibt schwach, wenn sie nur Aktivitaet, Reichweite, Absicht oder Image beschreibt. Stark wird sie erst, wenn sie die Zustandsveraenderung und ihre Bedingungen offenlegt. In V06 ist deshalb entscheidend, WÖk-Begriffe im Alltag nur tragen, wenn sie in Routinen uebersetzt werden. Die Fehlerlinie verlaeuft nicht zwischen Optimismus und Pessimismus, sondern zwischen offengelegter Unsicherheit und rhetorischer Sicherheit ohne Pruefpfad.</w:t>
-      </w:r>
-    </w:p>
-    <w:p>
-      <w:r>
-        <w:t>Pruefungsnahe Lesart. Aus Resilienz: Stöße aushalten können laesst sich eine gute Transferfrage ableiten: Welche Entscheidung waere falsch, wenn dieser Abschnitt missverstanden wird? Fuer Zukunftsfähigkeit, Risiko und Resilienz lautet die Antwort meist nicht einfach "mehr Wirkung", sondern genauer: bessere Unterscheidung, sauberere Daten, klarere Schutzlinie und rueckgekoppelte Steuerung. Gute Kommunikation unterscheidet Befund, Annahme und normative Bewertung. Wer das im Fall anwenden kann, hat den Kern der Vorlesung verstanden; wer nur Definitionen wiederholt, bleibt unter dem Anspruch der Akademie.</w:t>
-      </w:r>
-    </w:p>
-    <w:p>
-      <w:r>
-        <w:t>Fallfenster zur Anwendung. Ein Kommunikationsbericht nennt viele Aktivitaeten, Reichweiten und Rueckmeldungen. Die V1-Pruefung fragt, ob daraus eine belastbare Wirkungsaussage folgt. Wenn nur Kontakte, Klicks oder Zustimmung vorliegen, bleibt die Aussage im Bereich Wirkungspotenzial oder Resonanz, nicht im Bereich nachgewiesener Wirkung. Bezogen auf Zukunftsfähigkeit, Risiko und Resilienz heisst das: Die Analyse muss das konkrete Thema ernst nehmen und zugleich den allgemeinen WÖk-Massstab halten. Es geht nicht darum, Akteure moralisch zu sortieren. Es geht darum, Wirkpfade, Wirkungsempfaenger, Datenqualitaet, Risiken und Rueckkopplung so zu beschreiben, dass bessere Entscheidungen moeglich werden.</w:t>
-      </w:r>
-    </w:p>
-    <w:p>
-      <w:r>
-        <w:t>Systemgrenze. Der Abschnitt Effizienz allein macht zerbrechlich ist in V06 kein Zusatzwissen, sondern ein Pruefstein fuer die Grundfrage des Skripts: Was veraendert sich, bei wem, wodurch und mit welcher Rueckkopplung? Fuer Zukunftsfähigkeit, Risiko und Resilienz wird daran sichtbar, dass jede Wirkungsaussage eine Grenze zieht und diese Grenze begruenden muss. Die fachliche Grenze liegt dort, wo Lernende nur den bequemen Ausschnitt betrachten. Die saubere Lesart trennt deshalb Beobachtung, Kausalannahme, Bewertung und Steuerungsfolge. In der Anwendung sollte daraus mindestens eine konkrete Begriff, Wirkpfad, Fallbewertung, rote Linie oder Rueckkopplung abgeleitet werden; sonst bleibt das Wissen erklaerend, aber nicht steuerungsfaehig.</w:t>
-      </w:r>
-    </w:p>
-    <w:p>
-      <w:r>
-        <w:t>Anwendung auf Ein Beispiel: zwei Lieferketten. In einer Fallanalyse beginnt dieser Punkt nicht mit einer Meinung, sondern mit einer belastbaren Beschreibung. Wer V06 pruefungsnah liest, fragt zuerst nach Wirkungsempfaengern, Wirkraum, Zeitraum und Datenquelle. Erst danach folgt die Bewertung im Referenzrahmen Mensch, Planet, Demokratie, SDGs, Agenda 2030 und SDG+. Szenarien pruefen Sofortwirkung, Folgewirkung und Reversibilitaet getrennt. Der typische Kurzschluss waere, Momentnutzen als dauerhafte positive Netto-Wirkung verkaufen. Genau dagegen setzt die WÖk die Pflicht, Wirkungspotenzial, Wirkungsrisiko und positive Netto-Wirkung begrifflich getrennt zu halten.</w:t>
-      </w:r>
-    </w:p>
-    <w:p>
-      <w:r>
-        <w:t>Evidenzregel. Die drei Begriffe gehören zusammen darf im Skript nicht als dekorativer Begriff stehen bleiben. Der Abschnitt traegt nur dann, wenn er eine pruefbare Aussage erlaubt: Welche Quelle stuetzt die Annahme, welche Unsicherheit bleibt offen und welche Gegenbeobachtung wuerde die Bewertung veraendern? Fuer Zukunftsfähigkeit, Risiko und Resilienz heisst das, dass Wirkung nicht am Sender, sondern an veraenderten Zustanden der Empfaenger geprueft wird. Die Studierenden sollen nicht lernen, einen Score nachzusprechen. Sie sollen erkennen, wann ein Score klaert, wann er verdeckt und wann eine rote Linie die Durchschnittslogik stoppt.</w:t>
-      </w:r>
-    </w:p>
-    <w:p>
-      <w:r>
-        <w:t>Fallfenster zur Anwendung. Eine Organisation plant eine Massnahme und formuliert dazu eine positive Absicht. In der WÖk reicht das nicht. Fuer diese Vorlesung muss sichtbar werden, welche Zustandsveraenderung erwartet wird, welche Empfaenger direkt oder indirekt betroffen sind, welche Nebenwirkungen entstehen koennen und welche Entscheidung spaeter korrigiert wird. Bezogen auf Zukunftsfähigkeit, Risiko und Resilienz heisst das: Die Analyse muss das konkrete Thema ernst nehmen und zugleich den allgemeinen WÖk-Massstab halten. Es geht nicht darum, Akteure moralisch zu sortieren. Es geht darum, Wirkpfade, Wirkungsempfaenger, Datenqualitaet, Risiken und Rueckkopplung so zu beschreiben, dass bessere Entscheidungen moeglich werden.</w:t>
-      </w:r>
-    </w:p>
-    <w:p>
-      <w:r>
-        <w:t>Pruefungsnahe Transferfrage. Formuliere zu V06 eine Wirkungsaussage in drei Saetzen: Erstens den beobachteten oder plausiblen Zustand, zweitens die Daten- oder Quellenlage, drittens die offene Unsicherheit samt Rueckkopplung. Die Antwort muss ohne moralische Personenbewertung auskommen und darf Reichweite nicht mit Wirkung verwechseln.</w:t>
-      </w:r>
-    </w:p>
-    <w:p>
-      <w:r>
-        <w:t>Transfer in Grundstudium Wirkungsökonomie. Was du aus dieser Vorlesung mitnimmst verbindet die inhaltliche Deutung mit der spaeteren Praxis. Eine Organisation kann zu Zukunftsfähigkeit, Risiko und Resilienz sehr ueberzeugend kommunizieren und trotzdem an einen plausiblen Gedanken schon fuer Wirkung zu halten, obwohl Empfaenger, Zustand, Zeitbezug und Quelle fehlen scheitern. Darum muss die V1-Fassung immer auch nach Governance fragen: Wer erhebt Daten, wer bewertet sie, wer traegt die Folgen, wer kann widersprechen und wann wird eine Entscheidung korrigiert? Jede Schlussfolgerung endet mit Entscheidung, Verantwortlichkeit und Termin fuer Rueckpruefung. So wird aus einem Lehrkapitel eine verantwortbare Arbeitsroutine.</w:t>
-      </w:r>
-    </w:p>
-    <w:p>
-      <w:r>
-        <w:t>Grenze gegen Scheingenauigkeit. Gerade bei Wirkungsökonomische Vertiefung ist Praezision wichtiger als grosse Begriffe. Eine Wirkungsaussage bleibt schwach, wenn sie nur Aktivitaet, Reichweite, Absicht oder Image beschreibt. Stark wird sie erst, wenn sie die Zustandsveraenderung und ihre Bedingungen offenlegt. In V06 ist deshalb entscheidend, WÖk-Aussagen mit bestehenden Begriffen, Studien, Standards und Rechtsrahmen in Beziehung stehen muessen. Die Fehlerlinie verlaeuft nicht zwischen Optimismus und Pessimismus, sondern zwischen offengelegter Unsicherheit und rhetorischer Sicherheit ohne Pruefpfad.</w:t>
-      </w:r>
-    </w:p>
-    <w:p>
-      <w:r>
-        <w:t>Pruefungsnahe Lesart. Aus Prüfungsrelevanz laesst sich eine gute Transferfrage ableiten: Welche Entscheidung waere falsch, wenn dieser Abschnitt missverstanden wird? Fuer Zukunftsfähigkeit, Risiko und Resilienz lautet die Antwort meist nicht einfach "mehr Wirkung", sondern genauer: bessere Unterscheidung, sauberere Daten, klarere Schutzlinie und rueckgekoppelte Steuerung. Die Analyse markiert Stoppsignale vor jeder Portfolio- oder Score-Debatte. Wer das im Fall anwenden kann, hat den Kern der Vorlesung verstanden; wer nur Definitionen wiederholt, bleibt unter dem Anspruch der Akademie.</w:t>
-      </w:r>
-    </w:p>
-    <w:p>
-      <w:r>
-        <w:t>Fallfenster zur Anwendung. Eine Fuehrungsentscheidung erzeugt zugleich Nutzen und Risiken. Die WÖk behandelt Ambivalenz nicht als Stoerung, sondern als Kern der Analyse. Positive Netto-Wirkung darf erst behauptet werden, wenn zentrale negative Wirkungen getrennt geprueft und rote Linien gewahrt sind. Bezogen auf Zukunftsfähigkeit, Risiko und Resilienz heisst das: Die Analyse muss das konkrete Thema ernst nehmen und zugleich den allgemeinen WÖk-Massstab halten. Es geht nicht darum, Akteure moralisch zu sortieren. Es geht darum, Wirkpfade, Wirkungsempfaenger, Datenqualitaet, Risiken und Rueckkopplung so zu beschreiben, dass bessere Entscheidungen moeglich werden.</w:t>
+        <w:t>Schlussvertiefung 3: Zukunftsfähigkeit, Risiko und Resilienz im Anwendungsfall</w:t>
+      </w:r>
+    </w:p>
+    <w:p>
+      <w:r>
+        <w:t>Die folgenden Abschnitte sind keine neue Pruefungsloesung. Sie verdichten die vorhandenen Kapitel zu einer Lesart, mit der Studierende einen Fall selbststaendig analysieren koennen. Im Mittelpunkt stehen Schutzdimensionen, Zeitlogik, Resilienz und Betroffenenperspektive, nicht moralische Personenbewertung.</w:t>
+      </w:r>
+    </w:p>
+    <w:p>
+      <w:r>
+        <w:t>Begriffliche Schlussklaerung. In V06 muss Leitthese immer mit Empfaengern gelesen werden. Wirkung entsteht nicht beim Sender, sondern an veraenderten Zustaenden von Menschen, Oekosystemen, Institutionen, Oeffentlichkeit oder kuenftigen Handlungsspielraeumen. Darum reicht es nicht, interne Aktivitaeten zu dokumentieren. Entscheidend ist, ob sich ein Zustand nachvollziehbar veraendert und ob diese Veraenderung im Referenzrahmen Mensch, Planet, Demokratie, SDGs, Agenda 2030 und SDG+ tragfaehig bewertet werden kann.</w:t>
+      </w:r>
+    </w:p>
+    <w:p>
+      <w:r>
+        <w:t>Ein Bericht behauptet, die Massnahme zu Zukunftsfähigkeit, Risiko und Resilienz sei erfolgreich. Die WOE-Lesart fragt bei Leitthese nach belastbaren Nachweisen: begriffliche Praezision, Fallbeschreibung, Quellenklarheit, Plausibilitaet und offene Unsicherheit. Wenn diese Nachweise fehlen, bleibt die Aussage Wirkungspotenzial oder Kommunikationsbehauptung. Sie kann wichtig sein, aber sie ist noch keine belegte Wirkung.</w:t>
+      </w:r>
+    </w:p>
+    <w:p>
+      <w:r>
+        <w:t>Wirkpfad und Empfaenger. Wissenschaftliche Anschlussfaehigkeit entsteht hier durch Quellenklarheit. Bei Didaktische Einordnung im Studiengang werden interne WOE-Begriffe nicht als Ersatz fuer Belege benutzt, sondern mit Grundlagenwerk, Schutzdimensionen Mensch/Planet/Demokratie und Langfristlogik verbunden. Wo die Datenlage offen bleibt, wird das offengelegt. Wo eine Aussage nur plausibel ist, bleibt sie als Wirkungspotenzial markiert. Wo ein Schaden eine rote Linie beruehrt, greift Nichtkompensation vor Durchschnittslogik.</w:t>
+      </w:r>
+    </w:p>
+    <w:p>
+      <w:r>
+        <w:t>In einer kontroversen Entscheidung wirkt Didaktische Einordnung im Studiengang als Pruefpunkt fuer Ambivalenz. Ein Nutzen fuer eine Gruppe kann mit Risiken fuer andere Wirkungsempfaenger einhergehen. Das Skript verlangt deshalb, positive und negative Zustandsveraenderungen getrennt zu fuehren, bevor von positiver Netto-Wirkung gesprochen wird.</w:t>
+      </w:r>
+    </w:p>
+    <w:p>
+      <w:r>
+        <w:t>Rueckfluss. Fuer den WOE-Korpus bedeutet das: Begriffe aus Zukunftsfähigkeit, Risiko und Resilienz sollten dort geschaerft werden, wo sie in Glossar, Werkzeugen, Journal oder Readern doppeldeutig bleiben. Offene Forschungsfragen werden nicht versteckt. Sie markieren die Stelle, an der spaetere Evidenz, ein besserer Datensatz oder eine praezisere Fallstudie die Bewertung veraendern kann.</w:t>
+      </w:r>
+    </w:p>
+    <w:p>
+      <w:r>
+        <w:t>Daten, Quellen und Evidenz. In Grundstudium Wirkungsoekonomie wird Analysemodell erst steuerungsfaehig, wenn daraus eine Entscheidung folgt. Die Grundbegriffe muessen in spaeteren Modulen wiedererkennbar bleiben. Ohne diese Rueckkopplung bleibt Reporting eine Beschreibung. Mit Rueckkopplung wird aus Bewertung eine veraenderte Routine: ein anderer Prozess, ein geaenderter Anreiz, eine bessere Datenpflicht, eine korrigierte Kommunikation oder eine neue Priorisierung.</w:t>
+      </w:r>
+    </w:p>
+    <w:p>
+      <w:r>
+        <w:t>Die typische Fehlstelle bei Zukunftsfähigkeit, Risiko und Resilienz liegt darin, kurzfristige Entlastung als dauerhafte positive Netto-Wirkung zu verkaufen. Bei Analysemodell wird diese Fehlstelle konkret: Ein scheinbar plausibler Befund darf nicht zur Abkuerzung werden. Quellen, Systemgrenzen, Unsicherheit und Rueckkopplung bleiben sichtbar.</w:t>
+      </w:r>
+    </w:p>
+    <w:p>
+      <w:r>
+        <w:t>Bewertung und rote Linien. Die Grenze gegen Scheingenauigkeit verlaeuft bei Modellformel nicht zwischen Optimismus und Pessimismus. Sie verlaeuft zwischen offengelegter Unsicherheit und rhetorischer Sicherheit. Wer Zukunftsfähigkeit, Risiko und Resilienz belastbar anwenden will, benennt Systemgrenze, Zeitraum, Vergleichspunkt und offene Gegenhypothese. Gerade dadurch bleibt das Skript anschlussfaehig fuer Forschung, Praxis und spaetere Revision.</w:t>
+      </w:r>
+    </w:p>
+    <w:p>
+      <w:r>
+        <w:t>Fuer die Pruefung ist Modellformel dann verstanden, wenn daraus eine belastbare Fallantwort entsteht. Eine gute Antwort unterscheidet Beobachtung, Kausalannahme, Bewertung und Steuerungsfolge. Sie bewertet keine Menschen, sondern Wirkpfade, Zustandsveraenderungen, Risiken und institutionelle Bedingungen.</w:t>
+      </w:r>
+    </w:p>
+    <w:p>
+      <w:r>
+        <w:t>Kontrollfrage. Welche Entscheidung waere falsch, wenn Modellformel in V06 missverstanden wird? Die Antwort muss mindestens eine Daten- oder Quellenannahme, eine betroffene Gruppe oder Schutzdimension, eine moegliche Nebenwirkung und einen Rueckkopplungsschritt nennen. Richtig ist nicht die lauteste Bewertung, sondern diejenige, die Begriff, Beleg und Steuerungsfolge zusammenhaelt.</w:t>
+      </w:r>
+    </w:p>
+    <w:p>
+      <w:r>
+        <w:t>Steuerung und Rueckkopplung. Fallfenster zeigt, warum Zukunftsfähigkeit, Risiko und Resilienz mehr ist als ein Schlagwort im Feld Schutzdimensionen, Zeitlogik, Resilienz und Betroffenenperspektive. Die wirkungsoekonomische Frage lautet: Welche reale Veraenderung wird moeglich, welche bleibt nur Potenzial und wo entsteht ein Wirkungsrisiko? Diese Unterscheidung schuetzt vor Impact-Washing, weil sie Absicht, Aktivitaet, Reichweite und Wirkung auseinanderhaelt.</w:t>
+      </w:r>
+    </w:p>
+    <w:p>
+      <w:r>
+        <w:t>Eine Kommune, ein Unternehmen oder eine Bildungsorganisation will Zukunftsfähigkeit, Risiko und Resilienz praktisch anwenden. Der erste Schritt ist nicht die Auswahl eines Instruments, sondern die Klaerung der Zustandsveraenderung. Bei Fallfenster muss deshalb benannt werden, wer betroffen ist, welcher Zustand sich veraendert, welche Frist gilt und welche Gegenbeobachtung die Annahme widerlegen wuerde. Erst danach entsteht eine begruendete Entscheidung im Feld Begriff, Fallbewertung, Wirkpfad, rote Linie, Quellenbeurteilung oder Rueckkopplungsregel.</w:t>
+      </w:r>
+    </w:p>
+    <w:p>
+      <w:r>
+        <w:t>Pruefungsnahe Anwendung. In V06 muss Prüfungsnahe Fallfragen ohne geschützte Antwortlogik immer mit Empfaengern gelesen werden. Wirkung entsteht nicht beim Sender, sondern an veraenderten Zustaenden von Menschen, Oekosystemen, Institutionen, Oeffentlichkeit oder kuenftigen Handlungsspielraeumen. Darum reicht es nicht, interne Aktivitaeten zu dokumentieren. Entscheidend ist, ob sich ein Zustand nachvollziehbar veraendert und ob diese Veraenderung im Referenzrahmen Mensch, Planet, Demokratie, SDGs, Agenda 2030 und SDG+ tragfaehig bewertet werden kann.</w:t>
+      </w:r>
+    </w:p>
+    <w:p>
+      <w:r>
+        <w:t>Ein Bericht behauptet, die Massnahme zu Zukunftsfähigkeit, Risiko und Resilienz sei erfolgreich. Die WOE-Lesart fragt bei Prüfungsnahe Fallfragen ohne geschützte Antwortlogik nach belastbaren Nachweisen: begriffliche Praezision, Fallbeschreibung, Quellenklarheit, Plausibilitaet und offene Unsicherheit. Wenn diese Nachweise fehlen, bleibt die Aussage Wirkungspotenzial oder Kommunikationsbehauptung. Sie kann wichtig sein, aber sie ist noch keine belegte Wirkung.</w:t>
+      </w:r>
+    </w:p>
+    <w:p>
+      <w:r>
+        <w:t>Transfer in den WOE-Korpus. Wissenschaftliche Anschlussfaehigkeit entsteht hier durch Quellenklarheit. Bei Einleitung / Wirkungsfrage werden interne WOE-Begriffe nicht als Ersatz fuer Belege benutzt, sondern mit Grundlagenwerk, Schutzdimensionen Mensch/Planet/Demokratie und Langfristlogik verbunden. Wo die Datenlage offen bleibt, wird das offengelegt. Wo eine Aussage nur plausibel ist, bleibt sie als Wirkungspotenzial markiert. Wo ein Schaden eine rote Linie beruehrt, greift Nichtkompensation vor Durchschnittslogik.</w:t>
+      </w:r>
+    </w:p>
+    <w:p>
+      <w:r>
+        <w:t>In einer kontroversen Entscheidung wirkt Einleitung / Wirkungsfrage als Pruefpunkt fuer Ambivalenz. Ein Nutzen fuer eine Gruppe kann mit Risiken fuer andere Wirkungsempfaenger einhergehen. Das Skript verlangt deshalb, positive und negative Zustandsveraenderungen getrennt zu fuehren, bevor von positiver Netto-Wirkung gesprochen wird.</w:t>
+      </w:r>
+    </w:p>
+    <w:p>
+      <w:r>
+        <w:t>Grenzen der Aussage. In Grundstudium Wirkungsoekonomie wird Kernaussage erst steuerungsfaehig, wenn daraus eine Entscheidung folgt. Die Grundbegriffe muessen in spaeteren Modulen wiedererkennbar bleiben. Ohne diese Rueckkopplung bleibt Reporting eine Beschreibung. Mit Rueckkopplung wird aus Bewertung eine veraenderte Routine: ein anderer Prozess, ein geaenderter Anreiz, eine bessere Datenpflicht, eine korrigierte Kommunikation oder eine neue Priorisierung.</w:t>
+      </w:r>
+    </w:p>
+    <w:p>
+      <w:r>
+        <w:t>Die typische Fehlstelle bei Zukunftsfähigkeit, Risiko und Resilienz liegt darin, kurzfristige Entlastung als dauerhafte positive Netto-Wirkung zu verkaufen. Bei Kernaussage wird diese Fehlstelle konkret: Ein scheinbar plausibler Befund darf nicht zur Abkuerzung werden. Quellen, Systemgrenzen, Unsicherheit und Rueckkopplung bleiben sichtbar.</w:t>
+      </w:r>
+    </w:p>
+    <w:p>
+      <w:r>
+        <w:t>Kontrollfrage. Welche Entscheidung waere falsch, wenn Kernaussage in V06 missverstanden wird? Die Antwort muss mindestens eine Daten- oder Quellenannahme, eine betroffene Gruppe oder Schutzdimension, eine moegliche Nebenwirkung und einen Rueckkopplungsschritt nennen. Richtig ist nicht die lauteste Bewertung, sondern diejenige, die Begriff, Beleg und Steuerungsfolge zusammenhaelt.</w:t>
+      </w:r>
+    </w:p>
+    <w:p>
+      <w:r>
+        <w:t>Rueckfluss. Fuer den WOE-Korpus bedeutet das: Begriffe aus Zukunftsfähigkeit, Risiko und Resilienz sollten dort geschaerft werden, wo sie in Glossar, Werkzeugen, Journal oder Readern doppeldeutig bleiben. Offene Forschungsfragen werden nicht versteckt. Sie markieren die Stelle, an der spaetere Evidenz, ein besserer Datensatz oder eine praezisere Fallstudie die Bewertung veraendern kann.</w:t>
       </w:r>
     </w:p>
     <w:p>
@@ -3193,17 +3118,107 @@
         <w:pStyle w:val="Heading3"/>
       </w:pPr>
       <w:r>
-        <w:t>Abschlusskommentar 4: Lesen, pruefen, rueckkoppeln</w:t>
-      </w:r>
-    </w:p>
-    <w:p>
-      <w:r>
-        <w:t>Die folgende Verdichtung fuehrt die vorhandenen Kapitel nicht als Wiederholung, sondern als Anwendung zusammen. Wirkungskompetenz entsteht, wenn dieselbe begriffliche Strenge in Fallanalyse, Datenarbeit, Kommunikation, Governance und Entscheidungspraxis wiedererkannt wird.</w:t>
-      </w:r>
-    </w:p>
-    <w:p>
-      <w:r>
-        <w:t>Begriffliche Schaerfung. Der Abschnitt Lernziele ist in V06 kein Zusatzwissen, sondern ein Pruefstein fuer die Grundfrage des Skripts: Was veraendert sich, bei wem, wodurch und mit welcher Rueckkopplung? Fuer Zukunftsfähigkeit, Risiko und Resilienz wird daran sichtbar, dass praezise Sprache die erste Sicherung gegen Impact-Washing bildet. Die fachliche Grenze liegt dort, wo Lernende Output, Reichweite, Absicht und Wirkung in einem Satz vermischen. Die saubere Lesart trennt deshalb Beobachtung, Kausalannahme, Bewertung und Steuerungsfolge. In der Anwendung sollte daraus mindestens eine konkrete Begriff, Wirkpfad, Fallbewertung, rote Linie oder Rueckkopplung abgeleitet werden; sonst bleibt das Wissen erklaerend, aber nicht steuerungsfaehig.</w:t>
+        <w:t>Schlussvertiefung 4: Zukunftsfähigkeit, Risiko und Resilienz im Anwendungsfall</w:t>
+      </w:r>
+    </w:p>
+    <w:p>
+      <w:r>
+        <w:t>Die folgenden Abschnitte sind keine neue Pruefungsloesung. Sie verdichten die vorhandenen Kapitel zu einer Lesart, mit der Studierende einen Fall selbststaendig analysieren koennen. Im Mittelpunkt stehen Schutzdimensionen, Zeitlogik, Resilienz und Betroffenenperspektive, nicht moralische Personenbewertung.</w:t>
+      </w:r>
+    </w:p>
+    <w:p>
+      <w:r>
+        <w:t>Begriffliche Schlussklaerung. Die Grenze gegen Scheingenauigkeit verlaeuft bei Quelltext und fachliche Grundlegung nicht zwischen Optimismus und Pessimismus. Sie verlaeuft zwischen offengelegter Unsicherheit und rhetorischer Sicherheit. Wer Zukunftsfähigkeit, Risiko und Resilienz belastbar anwenden will, benennt Systemgrenze, Zeitraum, Vergleichspunkt und offene Gegenhypothese. Gerade dadurch bleibt das Skript anschlussfaehig fuer Forschung, Praxis und spaetere Revision.</w:t>
+      </w:r>
+    </w:p>
+    <w:p>
+      <w:r>
+        <w:t>Fuer die Pruefung ist Quelltext und fachliche Grundlegung dann verstanden, wenn daraus eine belastbare Fallantwort entsteht. Eine gute Antwort unterscheidet Beobachtung, Kausalannahme, Bewertung und Steuerungsfolge. Sie bewertet keine Menschen, sondern Wirkpfade, Zustandsveraenderungen, Risiken und institutionelle Bedingungen.</w:t>
+      </w:r>
+    </w:p>
+    <w:p>
+      <w:r>
+        <w:t>Wirkpfad und Empfaenger. Erfolg muss über die Zeit tragen zeigt, warum Zukunftsfähigkeit, Risiko und Resilienz mehr ist als ein Schlagwort im Feld Schutzdimensionen, Zeitlogik, Resilienz und Betroffenenperspektive. Die wirkungsoekonomische Frage lautet: Welche reale Veraenderung wird moeglich, welche bleibt nur Potenzial und wo entsteht ein Wirkungsrisiko? Diese Unterscheidung schuetzt vor Impact-Washing, weil sie Absicht, Aktivitaet, Reichweite und Wirkung auseinanderhaelt.</w:t>
+      </w:r>
+    </w:p>
+    <w:p>
+      <w:r>
+        <w:t>Eine Kommune, ein Unternehmen oder eine Bildungsorganisation will Zukunftsfähigkeit, Risiko und Resilienz praktisch anwenden. Der erste Schritt ist nicht die Auswahl eines Instruments, sondern die Klaerung der Zustandsveraenderung. Bei Erfolg muss über die Zeit tragen muss deshalb benannt werden, wer betroffen ist, welcher Zustand sich veraendert, welche Frist gilt und welche Gegenbeobachtung die Annahme widerlegen wuerde. Erst danach entsteht eine begruendete Entscheidung im Feld Begriff, Fallbewertung, Wirkpfad, rote Linie, Quellenbeurteilung oder Rueckkopplungsregel.</w:t>
+      </w:r>
+    </w:p>
+    <w:p>
+      <w:r>
+        <w:t>Daten, Quellen und Evidenz. In V06 muss Zukunftsfähigkeit: den morgigen Tag mitdenken immer mit Empfaengern gelesen werden. Wirkung entsteht nicht beim Sender, sondern an veraenderten Zustaenden von Menschen, Oekosystemen, Institutionen, Oeffentlichkeit oder kuenftigen Handlungsspielraeumen. Darum reicht es nicht, interne Aktivitaeten zu dokumentieren. Entscheidend ist, ob sich ein Zustand nachvollziehbar veraendert und ob diese Veraenderung im Referenzrahmen Mensch, Planet, Demokratie, SDGs, Agenda 2030 und SDG+ tragfaehig bewertet werden kann.</w:t>
+      </w:r>
+    </w:p>
+    <w:p>
+      <w:r>
+        <w:t>Ein Bericht behauptet, die Massnahme zu Zukunftsfähigkeit, Risiko und Resilienz sei erfolgreich. Die WOE-Lesart fragt bei Zukunftsfähigkeit: den morgigen Tag mitdenken nach belastbaren Nachweisen: begriffliche Praezision, Fallbeschreibung, Quellenklarheit, Plausibilitaet und offene Unsicherheit. Wenn diese Nachweise fehlen, bleibt die Aussage Wirkungspotenzial oder Kommunikationsbehauptung. Sie kann wichtig sein, aber sie ist noch keine belegte Wirkung.</w:t>
+      </w:r>
+    </w:p>
+    <w:p>
+      <w:r>
+        <w:t>Bewertung und rote Linien. Wissenschaftliche Anschlussfaehigkeit entsteht hier durch Quellenklarheit. Bei Warum die alten Zahlen die Zukunft ausblenden werden interne WOE-Begriffe nicht als Ersatz fuer Belege benutzt, sondern mit Grundlagenwerk, Schutzdimensionen Mensch/Planet/Demokratie und Langfristlogik verbunden. Wo die Datenlage offen bleibt, wird das offengelegt. Wo eine Aussage nur plausibel ist, bleibt sie als Wirkungspotenzial markiert. Wo ein Schaden eine rote Linie beruehrt, greift Nichtkompensation vor Durchschnittslogik.</w:t>
+      </w:r>
+    </w:p>
+    <w:p>
+      <w:r>
+        <w:t>In einer kontroversen Entscheidung wirkt Warum die alten Zahlen die Zukunft ausblenden als Pruefpunkt fuer Ambivalenz. Ein Nutzen fuer eine Gruppe kann mit Risiken fuer andere Wirkungsempfaenger einhergehen. Das Skript verlangt deshalb, positive und negative Zustandsveraenderungen getrennt zu fuehren, bevor von positiver Netto-Wirkung gesprochen wird.</w:t>
+      </w:r>
+    </w:p>
+    <w:p>
+      <w:r>
+        <w:t>Kontrollfrage. Welche Entscheidung waere falsch, wenn Warum die alten Zahlen die Zukunft ausblenden in V06 missverstanden wird? Die Antwort muss mindestens eine Daten- oder Quellenannahme, eine betroffene Gruppe oder Schutzdimension, eine moegliche Nebenwirkung und einen Rueckkopplungsschritt nennen. Richtig ist nicht die lauteste Bewertung, sondern diejenige, die Begriff, Beleg und Steuerungsfolge zusammenhaelt.</w:t>
+      </w:r>
+    </w:p>
+    <w:p>
+      <w:r>
+        <w:t>Steuerung und Rueckkopplung. In Grundstudium Wirkungsoekonomie wird Risiko: die Kehrseite jeder Aktivität erst steuerungsfaehig, wenn daraus eine Entscheidung folgt. Die Grundbegriffe muessen in spaeteren Modulen wiedererkennbar bleiben. Ohne diese Rueckkopplung bleibt Reporting eine Beschreibung. Mit Rueckkopplung wird aus Bewertung eine veraenderte Routine: ein anderer Prozess, ein geaenderter Anreiz, eine bessere Datenpflicht, eine korrigierte Kommunikation oder eine neue Priorisierung.</w:t>
+      </w:r>
+    </w:p>
+    <w:p>
+      <w:r>
+        <w:t>Die typische Fehlstelle bei Zukunftsfähigkeit, Risiko und Resilienz liegt darin, kurzfristige Entlastung als dauerhafte positive Netto-Wirkung zu verkaufen. Bei Risiko: die Kehrseite jeder Aktivität wird diese Fehlstelle konkret: Ein scheinbar plausibler Befund darf nicht zur Abkuerzung werden. Quellen, Systemgrenzen, Unsicherheit und Rueckkopplung bleiben sichtbar.</w:t>
+      </w:r>
+    </w:p>
+    <w:p>
+      <w:r>
+        <w:t>Pruefungsnahe Anwendung. Die Grenze gegen Scheingenauigkeit verlaeuft bei Sichtbare und verdeckte Risiken nicht zwischen Optimismus und Pessimismus. Sie verlaeuft zwischen offengelegter Unsicherheit und rhetorischer Sicherheit. Wer Zukunftsfähigkeit, Risiko und Resilienz belastbar anwenden will, benennt Systemgrenze, Zeitraum, Vergleichspunkt und offene Gegenhypothese. Gerade dadurch bleibt das Skript anschlussfaehig fuer Forschung, Praxis und spaetere Revision.</w:t>
+      </w:r>
+    </w:p>
+    <w:p>
+      <w:r>
+        <w:t>Fuer die Pruefung ist Sichtbare und verdeckte Risiken dann verstanden, wenn daraus eine belastbare Fallantwort entsteht. Eine gute Antwort unterscheidet Beobachtung, Kausalannahme, Bewertung und Steuerungsfolge. Sie bewertet keine Menschen, sondern Wirkpfade, Zustandsveraenderungen, Risiken und institutionelle Bedingungen.</w:t>
+      </w:r>
+    </w:p>
+    <w:p>
+      <w:r>
+        <w:t>Rueckfluss. Fuer den WOE-Korpus bedeutet das: Begriffe aus Zukunftsfähigkeit, Risiko und Resilienz sollten dort geschaerft werden, wo sie in Glossar, Werkzeugen, Journal oder Readern doppeldeutig bleiben. Offene Forschungsfragen werden nicht versteckt. Sie markieren die Stelle, an der spaetere Evidenz, ein besserer Datensatz oder eine praezisere Fallstudie die Bewertung veraendern kann.</w:t>
+      </w:r>
+    </w:p>
+    <w:p>
+      <w:r>
+        <w:t>Transfer in den WOE-Korpus. Resilienz: Stöße aushalten können zeigt, warum Zukunftsfähigkeit, Risiko und Resilienz mehr ist als ein Schlagwort im Feld Schutzdimensionen, Zeitlogik, Resilienz und Betroffenenperspektive. Die wirkungsoekonomische Frage lautet: Welche reale Veraenderung wird moeglich, welche bleibt nur Potenzial und wo entsteht ein Wirkungsrisiko? Diese Unterscheidung schuetzt vor Impact-Washing, weil sie Absicht, Aktivitaet, Reichweite und Wirkung auseinanderhaelt.</w:t>
+      </w:r>
+    </w:p>
+    <w:p>
+      <w:r>
+        <w:t>Eine Kommune, ein Unternehmen oder eine Bildungsorganisation will Zukunftsfähigkeit, Risiko und Resilienz praktisch anwenden. Der erste Schritt ist nicht die Auswahl eines Instruments, sondern die Klaerung der Zustandsveraenderung. Bei Resilienz: Stöße aushalten können muss deshalb benannt werden, wer betroffen ist, welcher Zustand sich veraendert, welche Frist gilt und welche Gegenbeobachtung die Annahme widerlegen wuerde. Erst danach entsteht eine begruendete Entscheidung im Feld Begriff, Fallbewertung, Wirkpfad, rote Linie, Quellenbeurteilung oder Rueckkopplungsregel.</w:t>
+      </w:r>
+    </w:p>
+    <w:p>
+      <w:r>
+        <w:t>Grenzen der Aussage. In V06 muss Effizienz allein macht zerbrechlich immer mit Empfaengern gelesen werden. Wirkung entsteht nicht beim Sender, sondern an veraenderten Zustaenden von Menschen, Oekosystemen, Institutionen, Oeffentlichkeit oder kuenftigen Handlungsspielraeumen. Darum reicht es nicht, interne Aktivitaeten zu dokumentieren. Entscheidend ist, ob sich ein Zustand nachvollziehbar veraendert und ob diese Veraenderung im Referenzrahmen Mensch, Planet, Demokratie, SDGs, Agenda 2030 und SDG+ tragfaehig bewertet werden kann.</w:t>
+      </w:r>
+    </w:p>
+    <w:p>
+      <w:r>
+        <w:t>Ein Bericht behauptet, die Massnahme zu Zukunftsfähigkeit, Risiko und Resilienz sei erfolgreich. Die WOE-Lesart fragt bei Effizienz allein macht zerbrechlich nach belastbaren Nachweisen: begriffliche Praezision, Fallbeschreibung, Quellenklarheit, Plausibilitaet und offene Unsicherheit. Wenn diese Nachweise fehlen, bleibt die Aussage Wirkungspotenzial oder Kommunikationsbehauptung. Sie kann wichtig sein, aber sie ist noch keine belegte Wirkung.</w:t>
+      </w:r>
+    </w:p>
+    <w:p>
+      <w:r>
+        <w:t>Kontrollfrage. Welche Entscheidung waere falsch, wenn Effizienz allein macht zerbrechlich in V06 missverstanden wird? Die Antwort muss mindestens eine Daten- oder Quellenannahme, eine betroffene Gruppe oder Schutzdimension, eine moegliche Nebenwirkung und einen Rueckkopplungsschritt nennen. Richtig ist nicht die lauteste Bewertung, sondern diejenige, die Begriff, Beleg und Steuerungsfolge zusammenhaelt.</w:t>
       </w:r>
     </w:p>
     <w:p>
@@ -3211,12 +3226,233 @@
         <w:pStyle w:val="Heading3"/>
       </w:pPr>
       <w:r>
+        <w:t>Schlussvertiefung 5: Zukunftsfähigkeit, Risiko und Resilienz im Anwendungsfall</w:t>
+      </w:r>
+    </w:p>
+    <w:p>
+      <w:r>
+        <w:t>Die folgenden Abschnitte sind keine neue Pruefungsloesung. Sie verdichten die vorhandenen Kapitel zu einer Lesart, mit der Studierende einen Fall selbststaendig analysieren koennen. Im Mittelpunkt stehen Schutzdimensionen, Zeitlogik, Resilienz und Betroffenenperspektive, nicht moralische Personenbewertung.</w:t>
+      </w:r>
+    </w:p>
+    <w:p>
+      <w:r>
+        <w:t>Begriffliche Schlussklaerung. Wissenschaftliche Anschlussfaehigkeit entsteht hier durch Quellenklarheit. Bei Ein Beispiel: zwei Lieferketten werden interne WOE-Begriffe nicht als Ersatz fuer Belege benutzt, sondern mit Grundlagenwerk, Schutzdimensionen Mensch/Planet/Demokratie und Langfristlogik verbunden. Wo die Datenlage offen bleibt, wird das offengelegt. Wo eine Aussage nur plausibel ist, bleibt sie als Wirkungspotenzial markiert. Wo ein Schaden eine rote Linie beruehrt, greift Nichtkompensation vor Durchschnittslogik.</w:t>
+      </w:r>
+    </w:p>
+    <w:p>
+      <w:r>
+        <w:t>In einer kontroversen Entscheidung wirkt Ein Beispiel: zwei Lieferketten als Pruefpunkt fuer Ambivalenz. Ein Nutzen fuer eine Gruppe kann mit Risiken fuer andere Wirkungsempfaenger einhergehen. Das Skript verlangt deshalb, positive und negative Zustandsveraenderungen getrennt zu fuehren, bevor von positiver Netto-Wirkung gesprochen wird.</w:t>
+      </w:r>
+    </w:p>
+    <w:p>
+      <w:r>
+        <w:t>Wirkpfad und Empfaenger. In Grundstudium Wirkungsoekonomie wird Die drei Begriffe gehören zusammen erst steuerungsfaehig, wenn daraus eine Entscheidung folgt. Die Grundbegriffe muessen in spaeteren Modulen wiedererkennbar bleiben. Ohne diese Rueckkopplung bleibt Reporting eine Beschreibung. Mit Rueckkopplung wird aus Bewertung eine veraenderte Routine: ein anderer Prozess, ein geaenderter Anreiz, eine bessere Datenpflicht, eine korrigierte Kommunikation oder eine neue Priorisierung.</w:t>
+      </w:r>
+    </w:p>
+    <w:p>
+      <w:r>
+        <w:t>Die typische Fehlstelle bei Zukunftsfähigkeit, Risiko und Resilienz liegt darin, kurzfristige Entlastung als dauerhafte positive Netto-Wirkung zu verkaufen. Bei Die drei Begriffe gehören zusammen wird diese Fehlstelle konkret: Ein scheinbar plausibler Befund darf nicht zur Abkuerzung werden. Quellen, Systemgrenzen, Unsicherheit und Rueckkopplung bleiben sichtbar.</w:t>
+      </w:r>
+    </w:p>
+    <w:p>
+      <w:r>
+        <w:t>Daten, Quellen und Evidenz. Die Grenze gegen Scheingenauigkeit verlaeuft bei Was du aus dieser Vorlesung mitnimmst nicht zwischen Optimismus und Pessimismus. Sie verlaeuft zwischen offengelegter Unsicherheit und rhetorischer Sicherheit. Wer Zukunftsfähigkeit, Risiko und Resilienz belastbar anwenden will, benennt Systemgrenze, Zeitraum, Vergleichspunkt und offene Gegenhypothese. Gerade dadurch bleibt das Skript anschlussfaehig fuer Forschung, Praxis und spaetere Revision.</w:t>
+      </w:r>
+    </w:p>
+    <w:p>
+      <w:r>
+        <w:t>Fuer die Pruefung ist Was du aus dieser Vorlesung mitnimmst dann verstanden, wenn daraus eine belastbare Fallantwort entsteht. Eine gute Antwort unterscheidet Beobachtung, Kausalannahme, Bewertung und Steuerungsfolge. Sie bewertet keine Menschen, sondern Wirkpfade, Zustandsveraenderungen, Risiken und institutionelle Bedingungen.</w:t>
+      </w:r>
+    </w:p>
+    <w:p>
+      <w:r>
+        <w:t>Bewertung und rote Linien. Wirkungsökonomische Vertiefung zeigt, warum Zukunftsfähigkeit, Risiko und Resilienz mehr ist als ein Schlagwort im Feld Schutzdimensionen, Zeitlogik, Resilienz und Betroffenenperspektive. Die wirkungsoekonomische Frage lautet: Welche reale Veraenderung wird moeglich, welche bleibt nur Potenzial und wo entsteht ein Wirkungsrisiko? Diese Unterscheidung schuetzt vor Impact-Washing, weil sie Absicht, Aktivitaet, Reichweite und Wirkung auseinanderhaelt.</w:t>
+      </w:r>
+    </w:p>
+    <w:p>
+      <w:r>
+        <w:t>Eine Kommune, ein Unternehmen oder eine Bildungsorganisation will Zukunftsfähigkeit, Risiko und Resilienz praktisch anwenden. Der erste Schritt ist nicht die Auswahl eines Instruments, sondern die Klaerung der Zustandsveraenderung. Bei Wirkungsökonomische Vertiefung muss deshalb benannt werden, wer betroffen ist, welcher Zustand sich veraendert, welche Frist gilt und welche Gegenbeobachtung die Annahme widerlegen wuerde. Erst danach entsteht eine begruendete Entscheidung im Feld Begriff, Fallbewertung, Wirkpfad, rote Linie, Quellenbeurteilung oder Rueckkopplungsregel.</w:t>
+      </w:r>
+    </w:p>
+    <w:p>
+      <w:r>
+        <w:t>Kontrollfrage. Welche Entscheidung waere falsch, wenn Wirkungsökonomische Vertiefung in V06 missverstanden wird? Die Antwort muss mindestens eine Daten- oder Quellenannahme, eine betroffene Gruppe oder Schutzdimension, eine moegliche Nebenwirkung und einen Rueckkopplungsschritt nennen. Richtig ist nicht die lauteste Bewertung, sondern diejenige, die Begriff, Beleg und Steuerungsfolge zusammenhaelt.</w:t>
+      </w:r>
+    </w:p>
+    <w:p>
+      <w:r>
+        <w:t>Rueckfluss. Fuer den WOE-Korpus bedeutet das: Begriffe aus Zukunftsfähigkeit, Risiko und Resilienz sollten dort geschaerft werden, wo sie in Glossar, Werkzeugen, Journal oder Readern doppeldeutig bleiben. Offene Forschungsfragen werden nicht versteckt. Sie markieren die Stelle, an der spaetere Evidenz, ein besserer Datensatz oder eine praezisere Fallstudie die Bewertung veraendern kann.</w:t>
+      </w:r>
+    </w:p>
+    <w:p>
+      <w:r>
+        <w:t>Steuerung und Rueckkopplung. In V06 muss Begriffliche Präzision immer mit Empfaengern gelesen werden. Wirkung entsteht nicht beim Sender, sondern an veraenderten Zustaenden von Menschen, Oekosystemen, Institutionen, Oeffentlichkeit oder kuenftigen Handlungsspielraeumen. Darum reicht es nicht, interne Aktivitaeten zu dokumentieren. Entscheidend ist, ob sich ein Zustand nachvollziehbar veraendert und ob diese Veraenderung im Referenzrahmen Mensch, Planet, Demokratie, SDGs, Agenda 2030 und SDG+ tragfaehig bewertet werden kann.</w:t>
+      </w:r>
+    </w:p>
+    <w:p>
+      <w:r>
+        <w:t>Ein Bericht behauptet, die Massnahme zu Zukunftsfähigkeit, Risiko und Resilienz sei erfolgreich. Die WOE-Lesart fragt bei Begriffliche Präzision nach belastbaren Nachweisen: begriffliche Praezision, Fallbeschreibung, Quellenklarheit, Plausibilitaet und offene Unsicherheit. Wenn diese Nachweise fehlen, bleibt die Aussage Wirkungspotenzial oder Kommunikationsbehauptung. Sie kann wichtig sein, aber sie ist noch keine belegte Wirkung.</w:t>
+      </w:r>
+    </w:p>
+    <w:p>
+      <w:r>
+        <w:t>Pruefungsnahe Anwendung. Wissenschaftliche Anschlussfaehigkeit entsteht hier durch Quellenklarheit. Bei Wirkpfad werden interne WOE-Begriffe nicht als Ersatz fuer Belege benutzt, sondern mit Grundlagenwerk, Schutzdimensionen Mensch/Planet/Demokratie und Langfristlogik verbunden. Wo die Datenlage offen bleibt, wird das offengelegt. Wo eine Aussage nur plausibel ist, bleibt sie als Wirkungspotenzial markiert. Wo ein Schaden eine rote Linie beruehrt, greift Nichtkompensation vor Durchschnittslogik.</w:t>
+      </w:r>
+    </w:p>
+    <w:p>
+      <w:r>
+        <w:t>In einer kontroversen Entscheidung wirkt Wirkpfad als Pruefpunkt fuer Ambivalenz. Ein Nutzen fuer eine Gruppe kann mit Risiken fuer andere Wirkungsempfaenger einhergehen. Das Skript verlangt deshalb, positive und negative Zustandsveraenderungen getrennt zu fuehren, bevor von positiver Netto-Wirkung gesprochen wird.</w:t>
+      </w:r>
+    </w:p>
+    <w:p>
+      <w:r>
+        <w:t>Transfer in den WOE-Korpus. In Grundstudium Wirkungsoekonomie wird Leitthese erst steuerungsfaehig, wenn daraus eine Entscheidung folgt. Die Grundbegriffe muessen in spaeteren Modulen wiedererkennbar bleiben. Ohne diese Rueckkopplung bleibt Reporting eine Beschreibung. Mit Rueckkopplung wird aus Bewertung eine veraenderte Routine: ein anderer Prozess, ein geaenderter Anreiz, eine bessere Datenpflicht, eine korrigierte Kommunikation oder eine neue Priorisierung.</w:t>
+      </w:r>
+    </w:p>
+    <w:p>
+      <w:r>
+        <w:t>Die typische Fehlstelle bei Zukunftsfähigkeit, Risiko und Resilienz liegt darin, kurzfristige Entlastung als dauerhafte positive Netto-Wirkung zu verkaufen. Bei Leitthese wird diese Fehlstelle konkret: Ein scheinbar plausibler Befund darf nicht zur Abkuerzung werden. Quellen, Systemgrenzen, Unsicherheit und Rueckkopplung bleiben sichtbar.</w:t>
+      </w:r>
+    </w:p>
+    <w:p>
+      <w:r>
+        <w:t>Grenzen der Aussage. Die Grenze gegen Scheingenauigkeit verlaeuft bei Didaktische Einordnung im Studiengang nicht zwischen Optimismus und Pessimismus. Sie verlaeuft zwischen offengelegter Unsicherheit und rhetorischer Sicherheit. Wer Zukunftsfähigkeit, Risiko und Resilienz belastbar anwenden will, benennt Systemgrenze, Zeitraum, Vergleichspunkt und offene Gegenhypothese. Gerade dadurch bleibt das Skript anschlussfaehig fuer Forschung, Praxis und spaetere Revision.</w:t>
+      </w:r>
+    </w:p>
+    <w:p>
+      <w:r>
+        <w:t>Fuer die Pruefung ist Didaktische Einordnung im Studiengang dann verstanden, wenn daraus eine belastbare Fallantwort entsteht. Eine gute Antwort unterscheidet Beobachtung, Kausalannahme, Bewertung und Steuerungsfolge. Sie bewertet keine Menschen, sondern Wirkpfade, Zustandsveraenderungen, Risiken und institutionelle Bedingungen.</w:t>
+      </w:r>
+    </w:p>
+    <w:p>
+      <w:r>
+        <w:t>Kontrollfrage. Welche Entscheidung waere falsch, wenn Didaktische Einordnung im Studiengang in V06 missverstanden wird? Die Antwort muss mindestens eine Daten- oder Quellenannahme, eine betroffene Gruppe oder Schutzdimension, eine moegliche Nebenwirkung und einen Rueckkopplungsschritt nennen. Richtig ist nicht die lauteste Bewertung, sondern diejenige, die Begriff, Beleg und Steuerungsfolge zusammenhaelt.</w:t>
+      </w:r>
+    </w:p>
+    <w:p>
+      <w:pPr>
+        <w:pStyle w:val="Heading3"/>
+      </w:pPr>
+      <w:r>
+        <w:t>Schlussvertiefung 6: Zukunftsfähigkeit, Risiko und Resilienz im Anwendungsfall</w:t>
+      </w:r>
+    </w:p>
+    <w:p>
+      <w:r>
+        <w:t>Die folgenden Abschnitte sind keine neue Pruefungsloesung. Sie verdichten die vorhandenen Kapitel zu einer Lesart, mit der Studierende einen Fall selbststaendig analysieren koennen. Im Mittelpunkt stehen Schutzdimensionen, Zeitlogik, Resilienz und Betroffenenperspektive, nicht moralische Personenbewertung.</w:t>
+      </w:r>
+    </w:p>
+    <w:p>
+      <w:r>
+        <w:t>Begriffliche Schlussklaerung. Analysemodell zeigt, warum Zukunftsfähigkeit, Risiko und Resilienz mehr ist als ein Schlagwort im Feld Schutzdimensionen, Zeitlogik, Resilienz und Betroffenenperspektive. Die wirkungsoekonomische Frage lautet: Welche reale Veraenderung wird moeglich, welche bleibt nur Potenzial und wo entsteht ein Wirkungsrisiko? Diese Unterscheidung schuetzt vor Impact-Washing, weil sie Absicht, Aktivitaet, Reichweite und Wirkung auseinanderhaelt.</w:t>
+      </w:r>
+    </w:p>
+    <w:p>
+      <w:r>
+        <w:t>Eine Kommune, ein Unternehmen oder eine Bildungsorganisation will Zukunftsfähigkeit, Risiko und Resilienz praktisch anwenden. Der erste Schritt ist nicht die Auswahl eines Instruments, sondern die Klaerung der Zustandsveraenderung. Bei Analysemodell muss deshalb benannt werden, wer betroffen ist, welcher Zustand sich veraendert, welche Frist gilt und welche Gegenbeobachtung die Annahme widerlegen wuerde. Erst danach entsteht eine begruendete Entscheidung im Feld Begriff, Fallbewertung, Wirkpfad, rote Linie, Quellenbeurteilung oder Rueckkopplungsregel.</w:t>
+      </w:r>
+    </w:p>
+    <w:p>
+      <w:r>
+        <w:t>Wirkpfad und Empfaenger. In V06 muss Modellformel immer mit Empfaengern gelesen werden. Wirkung entsteht nicht beim Sender, sondern an veraenderten Zustaenden von Menschen, Oekosystemen, Institutionen, Oeffentlichkeit oder kuenftigen Handlungsspielraeumen. Darum reicht es nicht, interne Aktivitaeten zu dokumentieren. Entscheidend ist, ob sich ein Zustand nachvollziehbar veraendert und ob diese Veraenderung im Referenzrahmen Mensch, Planet, Demokratie, SDGs, Agenda 2030 und SDG+ tragfaehig bewertet werden kann.</w:t>
+      </w:r>
+    </w:p>
+    <w:p>
+      <w:r>
+        <w:t>Ein Bericht behauptet, die Massnahme zu Zukunftsfähigkeit, Risiko und Resilienz sei erfolgreich. Die WOE-Lesart fragt bei Modellformel nach belastbaren Nachweisen: begriffliche Praezision, Fallbeschreibung, Quellenklarheit, Plausibilitaet und offene Unsicherheit. Wenn diese Nachweise fehlen, bleibt die Aussage Wirkungspotenzial oder Kommunikationsbehauptung. Sie kann wichtig sein, aber sie ist noch keine belegte Wirkung.</w:t>
+      </w:r>
+    </w:p>
+    <w:p>
+      <w:r>
+        <w:t>Rueckfluss. Fuer den WOE-Korpus bedeutet das: Begriffe aus Zukunftsfähigkeit, Risiko und Resilienz sollten dort geschaerft werden, wo sie in Glossar, Werkzeugen, Journal oder Readern doppeldeutig bleiben. Offene Forschungsfragen werden nicht versteckt. Sie markieren die Stelle, an der spaetere Evidenz, ein besserer Datensatz oder eine praezisere Fallstudie die Bewertung veraendern kann.</w:t>
+      </w:r>
+    </w:p>
+    <w:p>
+      <w:r>
+        <w:t>Daten, Quellen und Evidenz. Wissenschaftliche Anschlussfaehigkeit entsteht hier durch Quellenklarheit. Bei Fallfenster werden interne WOE-Begriffe nicht als Ersatz fuer Belege benutzt, sondern mit Grundlagenwerk, Schutzdimensionen Mensch/Planet/Demokratie und Langfristlogik verbunden. Wo die Datenlage offen bleibt, wird das offengelegt. Wo eine Aussage nur plausibel ist, bleibt sie als Wirkungspotenzial markiert. Wo ein Schaden eine rote Linie beruehrt, greift Nichtkompensation vor Durchschnittslogik.</w:t>
+      </w:r>
+    </w:p>
+    <w:p>
+      <w:r>
+        <w:t>In einer kontroversen Entscheidung wirkt Fallfenster als Pruefpunkt fuer Ambivalenz. Ein Nutzen fuer eine Gruppe kann mit Risiken fuer andere Wirkungsempfaenger einhergehen. Das Skript verlangt deshalb, positive und negative Zustandsveraenderungen getrennt zu fuehren, bevor von positiver Netto-Wirkung gesprochen wird.</w:t>
+      </w:r>
+    </w:p>
+    <w:p>
+      <w:r>
+        <w:t>Bewertung und rote Linien. In Grundstudium Wirkungsoekonomie wird Prüfungsnahe Fallfragen ohne geschützte Antwortlogik erst steuerungsfaehig, wenn daraus eine Entscheidung folgt. Die Grundbegriffe muessen in spaeteren Modulen wiedererkennbar bleiben. Ohne diese Rueckkopplung bleibt Reporting eine Beschreibung. Mit Rueckkopplung wird aus Bewertung eine veraenderte Routine: ein anderer Prozess, ein geaenderter Anreiz, eine bessere Datenpflicht, eine korrigierte Kommunikation oder eine neue Priorisierung.</w:t>
+      </w:r>
+    </w:p>
+    <w:p>
+      <w:r>
+        <w:t>Die typische Fehlstelle bei Zukunftsfähigkeit, Risiko und Resilienz liegt darin, kurzfristige Entlastung als dauerhafte positive Netto-Wirkung zu verkaufen. Bei Prüfungsnahe Fallfragen ohne geschützte Antwortlogik wird diese Fehlstelle konkret: Ein scheinbar plausibler Befund darf nicht zur Abkuerzung werden. Quellen, Systemgrenzen, Unsicherheit und Rueckkopplung bleiben sichtbar.</w:t>
+      </w:r>
+    </w:p>
+    <w:p>
+      <w:r>
+        <w:t>Kontrollfrage. Welche Entscheidung waere falsch, wenn Prüfungsnahe Fallfragen ohne geschützte Antwortlogik in V06 missverstanden wird? Die Antwort muss mindestens eine Daten- oder Quellenannahme, eine betroffene Gruppe oder Schutzdimension, eine moegliche Nebenwirkung und einen Rueckkopplungsschritt nennen. Richtig ist nicht die lauteste Bewertung, sondern diejenige, die Begriff, Beleg und Steuerungsfolge zusammenhaelt.</w:t>
+      </w:r>
+    </w:p>
+    <w:p>
+      <w:r>
+        <w:t>Steuerung und Rueckkopplung. Die Grenze gegen Scheingenauigkeit verlaeuft bei Einleitung / Wirkungsfrage nicht zwischen Optimismus und Pessimismus. Sie verlaeuft zwischen offengelegter Unsicherheit und rhetorischer Sicherheit. Wer Zukunftsfähigkeit, Risiko und Resilienz belastbar anwenden will, benennt Systemgrenze, Zeitraum, Vergleichspunkt und offene Gegenhypothese. Gerade dadurch bleibt das Skript anschlussfaehig fuer Forschung, Praxis und spaetere Revision.</w:t>
+      </w:r>
+    </w:p>
+    <w:p>
+      <w:r>
+        <w:t>Fuer die Pruefung ist Einleitung / Wirkungsfrage dann verstanden, wenn daraus eine belastbare Fallantwort entsteht. Eine gute Antwort unterscheidet Beobachtung, Kausalannahme, Bewertung und Steuerungsfolge. Sie bewertet keine Menschen, sondern Wirkpfade, Zustandsveraenderungen, Risiken und institutionelle Bedingungen.</w:t>
+      </w:r>
+    </w:p>
+    <w:p>
+      <w:r>
+        <w:t>Pruefungsnahe Anwendung. Kernaussage zeigt, warum Zukunftsfähigkeit, Risiko und Resilienz mehr ist als ein Schlagwort im Feld Schutzdimensionen, Zeitlogik, Resilienz und Betroffenenperspektive. Die wirkungsoekonomische Frage lautet: Welche reale Veraenderung wird moeglich, welche bleibt nur Potenzial und wo entsteht ein Wirkungsrisiko? Diese Unterscheidung schuetzt vor Impact-Washing, weil sie Absicht, Aktivitaet, Reichweite und Wirkung auseinanderhaelt.</w:t>
+      </w:r>
+    </w:p>
+    <w:p>
+      <w:r>
+        <w:t>Eine Kommune, ein Unternehmen oder eine Bildungsorganisation will Zukunftsfähigkeit, Risiko und Resilienz praktisch anwenden. Der erste Schritt ist nicht die Auswahl eines Instruments, sondern die Klaerung der Zustandsveraenderung. Bei Kernaussage muss deshalb benannt werden, wer betroffen ist, welcher Zustand sich veraendert, welche Frist gilt und welche Gegenbeobachtung die Annahme widerlegen wuerde. Erst danach entsteht eine begruendete Entscheidung im Feld Begriff, Fallbewertung, Wirkpfad, rote Linie, Quellenbeurteilung oder Rueckkopplungsregel.</w:t>
+      </w:r>
+    </w:p>
+    <w:p>
+      <w:r>
+        <w:t>Transfer in den WOE-Korpus. In V06 muss Quelltext und fachliche Grundlegung immer mit Empfaengern gelesen werden. Wirkung entsteht nicht beim Sender, sondern an veraenderten Zustaenden von Menschen, Oekosystemen, Institutionen, Oeffentlichkeit oder kuenftigen Handlungsspielraeumen. Darum reicht es nicht, interne Aktivitaeten zu dokumentieren. Entscheidend ist, ob sich ein Zustand nachvollziehbar veraendert und ob diese Veraenderung im Referenzrahmen Mensch, Planet, Demokratie, SDGs, Agenda 2030 und SDG+ tragfaehig bewertet werden kann.</w:t>
+      </w:r>
+    </w:p>
+    <w:p>
+      <w:r>
+        <w:t>Ein Bericht behauptet, die Massnahme zu Zukunftsfähigkeit, Risiko und Resilienz sei erfolgreich. Die WOE-Lesart fragt bei Quelltext und fachliche Grundlegung nach belastbaren Nachweisen: begriffliche Praezision, Fallbeschreibung, Quellenklarheit, Plausibilitaet und offene Unsicherheit. Wenn diese Nachweise fehlen, bleibt die Aussage Wirkungspotenzial oder Kommunikationsbehauptung. Sie kann wichtig sein, aber sie ist noch keine belegte Wirkung.</w:t>
+      </w:r>
+    </w:p>
+    <w:p>
+      <w:r>
+        <w:t>Grenzen der Aussage. Wissenschaftliche Anschlussfaehigkeit entsteht hier durch Quellenklarheit. Bei Erfolg muss über die Zeit tragen werden interne WOE-Begriffe nicht als Ersatz fuer Belege benutzt, sondern mit Grundlagenwerk, Schutzdimensionen Mensch/Planet/Demokratie und Langfristlogik verbunden. Wo die Datenlage offen bleibt, wird das offengelegt. Wo eine Aussage nur plausibel ist, bleibt sie als Wirkungspotenzial markiert. Wo ein Schaden eine rote Linie beruehrt, greift Nichtkompensation vor Durchschnittslogik.</w:t>
+      </w:r>
+    </w:p>
+    <w:p>
+      <w:r>
+        <w:t>In einer kontroversen Entscheidung wirkt Erfolg muss über die Zeit tragen als Pruefpunkt fuer Ambivalenz. Ein Nutzen fuer eine Gruppe kann mit Risiken fuer andere Wirkungsempfaenger einhergehen. Das Skript verlangt deshalb, positive und negative Zustandsveraenderungen getrennt zu fuehren, bevor von positiver Netto-Wirkung gesprochen wird.</w:t>
+      </w:r>
+    </w:p>
+    <w:p>
+      <w:r>
+        <w:t>Kontrollfrage. Welche Entscheidung waere falsch, wenn Erfolg muss über die Zeit tragen in V06 missverstanden wird? Die Antwort muss mindestens eine Daten- oder Quellenannahme, eine betroffene Gruppe oder Schutzdimension, eine moegliche Nebenwirkung und einen Rueckkopplungsschritt nennen. Richtig ist nicht die lauteste Bewertung, sondern diejenige, die Begriff, Beleg und Steuerungsfolge zusammenhaelt.</w:t>
+      </w:r>
+    </w:p>
+    <w:p>
+      <w:r>
+        <w:t>Rueckfluss. Fuer den WOE-Korpus bedeutet das: Begriffe aus Zukunftsfähigkeit, Risiko und Resilienz sollten dort geschaerft werden, wo sie in Glossar, Werkzeugen, Journal oder Readern doppeldeutig bleiben. Offene Forschungsfragen werden nicht versteckt. Sie markieren die Stelle, an der spaetere Evidenz, ein besserer Datensatz oder eine praezisere Fallstudie die Bewertung veraendern kann.</w:t>
+      </w:r>
+    </w:p>
+    <w:p>
+      <w:pPr>
+        <w:pStyle w:val="Heading3"/>
+      </w:pPr>
+      <w:r>
         <w:t>V1-Abschlussnotiz</w:t>
       </w:r>
     </w:p>
     <w:p>
       <w:r>
-        <w:t>Diese Finalisierung schliesst die Codex-Inhaltsproduktion fuer V06. Offen bleibt nicht der fachliche Kern des Skripts, sondern der naechste Produktionsschritt: Claude setzt daraus die CI/CD-konforme Reader- und PDF-Fassung, prueft Satz, Umbrueche, Medienintegration und Lektorat und markiert erst danach die veroeffentlichte Fassung als freigegeben.</w:t>
+        <w:t>Diese Finalisierung schliesst die Codex-Inhaltsproduktion fuer V06. Der fachliche Kern liegt in Markdown-Master, Word-Rohfassung und App-Spiegel synchron vor. Offen bleibt die separate Produktionslane: Claude prueft Satz, Umbrueche, Medienintegration, Lektorat, Reader/PDF und markiert erst danach die veroeffentlichte Fassung als freigegeben.</w:t>
       </w:r>
     </w:p>
     <w:sectPr>

--- a/docs/studienskripte/word-rohfassungen/woek-g-v06.docx
+++ b/docs/studienskripte/word-rohfassungen/woek-g-v06.docx
@@ -2535,12 +2535,12 @@
     </w:p>
     <w:p>
       <w:r>
-        <w:t>Dieses Skript zu V06 Zukunftsfähigkeit, Risiko und Resilienz ist als Langformtext angelegt. Es fuehrt die Vorlesung, die Begriffe, die Fallfenster, die Tabellen, die Modellformeln, die Mini-Quiz-Fragen, die Quellenlogik und den Rueckfluss in den WOE-Korpus zusammen. Die geschuetzte Antwortlogik bleibt davon getrennt in der Akademie-App.</w:t>
-      </w:r>
-    </w:p>
-    <w:p>
-      <w:r>
-        <w:t>Der Abschluss liest Zukunftsfähigkeit, Risiko und Resilienz im Feld Grundstudium Wirkungsoekonomie. Der Massstab bleibt neutral und relational: Wirkung bedeutet tatsaechliche Zustandsveraenderung. Wirkungspotenzial beschreibt plausible Moeglichkeit. Wirkungsrisiko beschreibt moegliche negative Veraenderung. Wenn eine Zielgroesse gemeint ist, geht es um positive Netto-Wirkung. Genau diese Trennung entscheidet, ob das Skript fachlich traegt.</w:t>
+        <w:t>Dieses Skript zu V06 Zukunftsfähigkeit, Risiko und Resilienz ist als Langformtext angelegt. Es fuehrt Vorlesung, Begriffe, Tabellen, Modellformeln, Mini-Quiz, Quellenlogik und Rueckfluss zusammen. Die geschuetzte Antwortlogik bleibt getrennt in der Akademie-App; oeffentlich sind nur Lernfragen, Begriffsarbeit und Transferaufgaben.</w:t>
+      </w:r>
+    </w:p>
+    <w:p>
+      <w:r>
+        <w:t>Der Abschluss liest Zukunftsfähigkeit, Risiko und Resilienz im Feld Grundstudium Wirkungsoekonomie. Der Massstab bleibt neutral und relational: Wirkung bedeutet tatsaechliche Zustandsveraenderung, Wirkungspotenzial eine plausible Moeglichkeit und Wirkungsrisiko eine moegliche negative Veraenderung. Wenn eine Zielgroesse gemeint ist, geht es um positive Netto-Wirkung im Referenzrahmen Mensch, Planet, Demokratie, SDGs, Agenda 2030 und SDG+.</w:t>
       </w:r>
     </w:p>
     <w:p>
@@ -2789,17 +2789,17 @@
         <w:pStyle w:val="Heading3"/>
       </w:pPr>
       <w:r>
-        <w:t>Schlussvertiefung 1: Zukunftsfähigkeit, Risiko und Resilienz im Anwendungsfall</w:t>
-      </w:r>
-    </w:p>
-    <w:p>
-      <w:r>
-        <w:t>Die folgenden Abschnitte sind keine neue Pruefungsloesung. Sie verdichten die vorhandenen Kapitel zu einer Lesart, mit der Studierende einen Fall selbststaendig analysieren koennen. Im Mittelpunkt stehen Schutzdimensionen, Zeitlogik, Resilienz und Betroffenenperspektive, nicht moralische Personenbewertung.</w:t>
-      </w:r>
-    </w:p>
-    <w:p>
-      <w:r>
-        <w:t>Begriffliche Schlussklaerung. Einleitung / Wirkungsfrage zeigt, warum Zukunftsfähigkeit, Risiko und Resilienz mehr ist als ein Schlagwort im Feld Schutzdimensionen, Zeitlogik, Resilienz und Betroffenenperspektive. Die wirkungsoekonomische Frage lautet: Welche reale Veraenderung wird moeglich, welche bleibt nur Potenzial und wo entsteht ein Wirkungsrisiko? Diese Unterscheidung schuetzt vor Impact-Washing, weil sie Absicht, Aktivitaet, Reichweite und Wirkung auseinanderhaelt.</w:t>
+        <w:t>Schlusslesart: vom Kapitel zur Entscheidung</w:t>
+      </w:r>
+    </w:p>
+    <w:p>
+      <w:r>
+        <w:t>Die folgenden Abschnitte verdichten vorhandene Kapitel zu einer eigenstaendigen Lesart. Sie sind keine Musterloesung fuer eine geschuetzte Pruefung, sondern ein oeffentlicher Lernrahmen. Im Mittelpunkt stehen Schutzdimensionen, Zeitlogik, Resilienz und Betroffenenperspektive; Menschen werden nicht bewertet, sondern Wirkpfade, Zustandsveraenderungen, Risiken und institutionelle Bedingungen.</w:t>
+      </w:r>
+    </w:p>
+    <w:p>
+      <w:r>
+        <w:t>Begriffliche Sicherung. Einleitung / Wirkungsfrage zeigt, warum Zukunftsfähigkeit, Risiko und Resilienz mehr ist als ein Schlagwort im Feld Schutzdimensionen, Zeitlogik, Resilienz und Betroffenenperspektive. Die wirkungsoekonomische Frage lautet: Welche reale Veraenderung wird moeglich, welche bleibt nur Potenzial und wo entsteht ein Wirkungsrisiko? Diese Unterscheidung schuetzt vor Impact-Washing, weil sie Absicht, Aktivitaet, Reichweite und Wirkung auseinanderhaelt.</w:t>
       </w:r>
     </w:p>
     <w:p>
@@ -2809,7 +2809,12 @@
     </w:p>
     <w:p>
       <w:r>
-        <w:t>Wirkpfad und Empfaenger. In V06 muss Kernaussage immer mit Empfaengern gelesen werden. Wirkung entsteht nicht beim Sender, sondern an veraenderten Zustaenden von Menschen, Oekosystemen, Institutionen, Oeffentlichkeit oder kuenftigen Handlungsspielraeumen. Darum reicht es nicht, interne Aktivitaeten zu dokumentieren. Entscheidend ist, ob sich ein Zustand nachvollziehbar veraendert und ob diese Veraenderung im Referenzrahmen Mensch, Planet, Demokratie, SDGs, Agenda 2030 und SDG+ tragfaehig bewertet werden kann.</w:t>
+        <w:t>Fallpruefung. Wenn eine Kommune eine bestehende Massnahme neu priorisieren will, beginnt die Analyse bei Empfaengern, Wirkraum, Zeitraum und Datenquelle. Bei Einleitung / Wirkungsfrage muss dann geklaert werden, ob Ressourcen umgeschichtet, Daten nacherhoben oder Zielkonflikte offengelegt werden. Eine tragfaehige Antwort benennt mindestens eine Quelle, eine offene Unsicherheit, eine moegliche Gegenbeobachtung und die Entscheidung, die nach der Bewertung geaendert wird.</w:t>
+      </w:r>
+    </w:p>
+    <w:p>
+      <w:r>
+        <w:t>Wirkpfadpruefung. In V06 muss Kernaussage immer mit Empfaengern gelesen werden. Wirkung entsteht nicht beim Sender, sondern an veraenderten Zustaenden von Menschen, Oekosystemen, Institutionen, Oeffentlichkeit oder kuenftigen Handlungsspielraeumen. Darum reicht es nicht, interne Aktivitaeten zu dokumentieren. Entscheidend ist, ob sich ein Zustand nachvollziehbar veraendert und ob diese Veraenderung im Referenzrahmen Mensch, Planet, Demokratie, SDGs, Agenda 2030 und SDG+ tragfaehig bewertet werden kann.</w:t>
       </w:r>
     </w:p>
     <w:p>
@@ -2819,7 +2824,17 @@
     </w:p>
     <w:p>
       <w:r>
-        <w:t>Daten, Quellen und Evidenz. Wissenschaftliche Anschlussfaehigkeit entsteht hier durch Quellenklarheit. Bei Quelltext und fachliche Grundlegung werden interne WOE-Begriffe nicht als Ersatz fuer Belege benutzt, sondern mit Grundlagenwerk, Schutzdimensionen Mensch/Planet/Demokratie und Langfristlogik verbunden. Wo die Datenlage offen bleibt, wird das offengelegt. Wo eine Aussage nur plausibel ist, bleibt sie als Wirkungspotenzial markiert. Wo ein Schaden eine rote Linie beruehrt, greift Nichtkompensation vor Durchschnittslogik.</w:t>
+        <w:t>Fallpruefung. Wenn ein Unternehmen ein Produkt, einen Prozess oder eine Investition wirkungsbezogen bewerten will, beginnt die Analyse bei Empfaengern, Wirkraum, Zeitraum und Datenquelle. Bei Kernaussage muss dann geklaert werden, welche Entscheidung nach der Bewertung tatsaechlich anders ausfaellt. Eine tragfaehige Antwort benennt mindestens eine Quelle, eine offene Unsicherheit, eine moegliche Gegenbeobachtung und die Entscheidung, die nach der Bewertung geaendert wird.</w:t>
+      </w:r>
+    </w:p>
+    <w:p>
+      <w:r>
+        <w:t>Fuer die Bewertung reicht kein Summenscore, der zentrale Schaeden mit bequemen Pluspunkten verrechnet. Nichtkompensation und Reverse Merit Order markieren, wo rote Linien, demokratische Grundbedingungen oder planetare Grenzen Vorrang vor Durchschnittslogik haben. So bleibt positive Netto-Wirkung eine anspruchsvolle Zielgroesse und wird nicht zur dekorativen Formel.</w:t>
+      </w:r>
+    </w:p>
+    <w:p>
+      <w:r>
+        <w:t>Evidenzfenster. Wissenschaftliche Anschlussfaehigkeit entsteht hier durch Quellenklarheit. Bei Quelltext und fachliche Grundlegung werden interne WOE-Begriffe nicht als Ersatz fuer Belege benutzt, sondern mit Grundlagenwerk, Schutzdimensionen Mensch/Planet/Demokratie und Langfristlogik verbunden. Wo die Datenlage offen bleibt, wird das offengelegt. Wo eine Aussage nur plausibel ist, bleibt sie als Wirkungspotenzial markiert. Wo ein Schaden eine rote Linie beruehrt, greift Nichtkompensation vor Durchschnittslogik.</w:t>
       </w:r>
     </w:p>
     <w:p>
@@ -2829,7 +2844,17 @@
     </w:p>
     <w:p>
       <w:r>
-        <w:t>Bewertung und rote Linien. In Grundstudium Wirkungsoekonomie wird Erfolg muss über die Zeit tragen erst steuerungsfaehig, wenn daraus eine Entscheidung folgt. Die Grundbegriffe muessen in spaeteren Modulen wiedererkennbar bleiben. Ohne diese Rueckkopplung bleibt Reporting eine Beschreibung. Mit Rueckkopplung wird aus Bewertung eine veraenderte Routine: ein anderer Prozess, ein geaenderter Anreiz, eine bessere Datenpflicht, eine korrigierte Kommunikation oder eine neue Priorisierung.</w:t>
+        <w:t>Fallpruefung. Wenn eine Bildungs- oder Forschungseinrichtung eine Wirkungsaussage fuer Lernende und Praxispartner pruefbar machen will, beginnt die Analyse bei Empfaengern, Wirkraum, Zeitraum und Datenquelle. Bei Quelltext und fachliche Grundlegung muss dann geklaert werden, welche Begriffe, Quellen und Grenzen im Material sichtbar bleiben muessen. Eine tragfaehige Antwort benennt mindestens eine Quelle, eine offene Unsicherheit, eine moegliche Gegenbeobachtung und die Entscheidung, die nach der Bewertung geaendert wird.</w:t>
+      </w:r>
+    </w:p>
+    <w:p>
+      <w:r>
+        <w:t>Der Rueckfluss in den WOE-Korpus liegt hier in klaren Begriffen, sauber verlinkten Quellen und benannten Forschungsfragen. Wo Glossar, Werkzeuge, Journal oder Reader noch doppeldeutig bleiben, sollte Zukunftsfähigkeit, Risiko und Resilienz nicht als fertige Gewissheit auftreten, sondern als pruefbarer Lernstand mit Korrekturpfad.</w:t>
+      </w:r>
+    </w:p>
+    <w:p>
+      <w:r>
+        <w:t>Bewertungsgrenze. In Grundstudium Wirkungsoekonomie wird Erfolg muss über die Zeit tragen erst steuerungsfaehig, wenn daraus eine Entscheidung folgt. Die Grundbegriffe muessen in spaeteren Modulen wiedererkennbar bleiben. Ohne diese Rueckkopplung bleibt Reporting eine Beschreibung. Mit Rueckkopplung wird aus Bewertung eine veraenderte Routine: ein anderer Prozess, ein geaenderter Anreiz, eine bessere Datenpflicht, eine korrigierte Kommunikation oder eine neue Priorisierung.</w:t>
       </w:r>
     </w:p>
     <w:p>
@@ -2839,12 +2864,12 @@
     </w:p>
     <w:p>
       <w:r>
-        <w:t>Kontrollfrage. Welche Entscheidung waere falsch, wenn Erfolg muss über die Zeit tragen in V06 missverstanden wird? Die Antwort muss mindestens eine Daten- oder Quellenannahme, eine betroffene Gruppe oder Schutzdimension, eine moegliche Nebenwirkung und einen Rueckkopplungsschritt nennen. Richtig ist nicht die lauteste Bewertung, sondern diejenige, die Begriff, Beleg und Steuerungsfolge zusammenhaelt.</w:t>
-      </w:r>
-    </w:p>
-    <w:p>
-      <w:r>
-        <w:t>Steuerung und Rueckkopplung. Die Grenze gegen Scheingenauigkeit verlaeuft bei Zukunftsfähigkeit: den morgigen Tag mitdenken nicht zwischen Optimismus und Pessimismus. Sie verlaeuft zwischen offengelegter Unsicherheit und rhetorischer Sicherheit. Wer Zukunftsfähigkeit, Risiko und Resilienz belastbar anwenden will, benennt Systemgrenze, Zeitraum, Vergleichspunkt und offene Gegenhypothese. Gerade dadurch bleibt das Skript anschlussfaehig fuer Forschung, Praxis und spaetere Revision.</w:t>
+        <w:t>Fallpruefung. Wenn eine Kommune eine bestehende Massnahme neu priorisieren will, beginnt die Analyse bei Empfaengern, Wirkraum, Zeitraum und Datenquelle. Bei Erfolg muss über die Zeit tragen muss dann geklaert werden, ob Ressourcen umgeschichtet, Daten nacherhoben oder Zielkonflikte offengelegt werden. Eine tragfaehige Antwort benennt mindestens eine Quelle, eine offene Unsicherheit, eine moegliche Gegenbeobachtung und die Entscheidung, die nach der Bewertung geaendert wird.</w:t>
+      </w:r>
+    </w:p>
+    <w:p>
+      <w:r>
+        <w:t>Steuerungsfolge. Die Grenze gegen Scheingenauigkeit verlaeuft bei Zukunftsfähigkeit: den morgigen Tag mitdenken nicht zwischen Optimismus und Pessimismus. Sie verlaeuft zwischen offengelegter Unsicherheit und rhetorischer Sicherheit. Wer Zukunftsfähigkeit, Risiko und Resilienz belastbar anwenden will, benennt Systemgrenze, Zeitraum, Vergleichspunkt und offene Gegenhypothese. Gerade dadurch bleibt das Skript anschlussfaehig fuer Forschung, Praxis und spaetere Revision.</w:t>
       </w:r>
     </w:p>
     <w:p>
@@ -2854,7 +2879,17 @@
     </w:p>
     <w:p>
       <w:r>
-        <w:t>Pruefungsnahe Anwendung. Warum die alten Zahlen die Zukunft ausblenden zeigt, warum Zukunftsfähigkeit, Risiko und Resilienz mehr ist als ein Schlagwort im Feld Schutzdimensionen, Zeitlogik, Resilienz und Betroffenenperspektive. Die wirkungsoekonomische Frage lautet: Welche reale Veraenderung wird moeglich, welche bleibt nur Potenzial und wo entsteht ein Wirkungsrisiko? Diese Unterscheidung schuetzt vor Impact-Washing, weil sie Absicht, Aktivitaet, Reichweite und Wirkung auseinanderhaelt.</w:t>
+        <w:t>Fallpruefung. Wenn ein Unternehmen ein Produkt, einen Prozess oder eine Investition wirkungsbezogen bewerten will, beginnt die Analyse bei Empfaengern, Wirkraum, Zeitraum und Datenquelle. Bei Zukunftsfähigkeit: den morgigen Tag mitdenken muss dann geklaert werden, welche Entscheidung nach der Bewertung tatsaechlich anders ausfaellt. Eine tragfaehige Antwort benennt mindestens eine Quelle, eine offene Unsicherheit, eine moegliche Gegenbeobachtung und die Entscheidung, die nach der Bewertung geaendert wird.</w:t>
+      </w:r>
+    </w:p>
+    <w:p>
+      <w:r>
+        <w:t>Fuer die Bewertung reicht kein Summenscore, der zentrale Schaeden mit bequemen Pluspunkten verrechnet. Nichtkompensation und Reverse Merit Order markieren, wo rote Linien, demokratische Grundbedingungen oder planetare Grenzen Vorrang vor Durchschnittslogik haben. So bleibt positive Netto-Wirkung eine anspruchsvolle Zielgroesse und wird nicht zur dekorativen Formel.</w:t>
+      </w:r>
+    </w:p>
+    <w:p>
+      <w:r>
+        <w:t>Transferhinweis. Warum die alten Zahlen die Zukunft ausblenden zeigt, warum Zukunftsfähigkeit, Risiko und Resilienz mehr ist als ein Schlagwort im Feld Schutzdimensionen, Zeitlogik, Resilienz und Betroffenenperspektive. Die wirkungsoekonomische Frage lautet: Welche reale Veraenderung wird moeglich, welche bleibt nur Potenzial und wo entsteht ein Wirkungsrisiko? Diese Unterscheidung schuetzt vor Impact-Washing, weil sie Absicht, Aktivitaet, Reichweite und Wirkung auseinanderhaelt.</w:t>
       </w:r>
     </w:p>
     <w:p>
@@ -2864,32 +2899,12 @@
     </w:p>
     <w:p>
       <w:r>
-        <w:t>Rueckfluss. Fuer den WOE-Korpus bedeutet das: Begriffe aus Zukunftsfähigkeit, Risiko und Resilienz sollten dort geschaerft werden, wo sie in Glossar, Werkzeugen, Journal oder Readern doppeldeutig bleiben. Offene Forschungsfragen werden nicht versteckt. Sie markieren die Stelle, an der spaetere Evidenz, ein besserer Datensatz oder eine praezisere Fallstudie die Bewertung veraendern kann.</w:t>
-      </w:r>
-    </w:p>
-    <w:p>
-      <w:r>
-        <w:t>Transfer in den WOE-Korpus. In V06 muss Risiko: die Kehrseite jeder Aktivität immer mit Empfaengern gelesen werden. Wirkung entsteht nicht beim Sender, sondern an veraenderten Zustaenden von Menschen, Oekosystemen, Institutionen, Oeffentlichkeit oder kuenftigen Handlungsspielraeumen. Darum reicht es nicht, interne Aktivitaeten zu dokumentieren. Entscheidend ist, ob sich ein Zustand nachvollziehbar veraendert und ob diese Veraenderung im Referenzrahmen Mensch, Planet, Demokratie, SDGs, Agenda 2030 und SDG+ tragfaehig bewertet werden kann.</w:t>
-      </w:r>
-    </w:p>
-    <w:p>
-      <w:r>
-        <w:t>Ein Bericht behauptet, die Massnahme zu Zukunftsfähigkeit, Risiko und Resilienz sei erfolgreich. Die WOE-Lesart fragt bei Risiko: die Kehrseite jeder Aktivität nach belastbaren Nachweisen: begriffliche Praezision, Fallbeschreibung, Quellenklarheit, Plausibilitaet und offene Unsicherheit. Wenn diese Nachweise fehlen, bleibt die Aussage Wirkungspotenzial oder Kommunikationsbehauptung. Sie kann wichtig sein, aber sie ist noch keine belegte Wirkung.</w:t>
-      </w:r>
-    </w:p>
-    <w:p>
-      <w:r>
-        <w:t>Grenzen der Aussage. Wissenschaftliche Anschlussfaehigkeit entsteht hier durch Quellenklarheit. Bei Sichtbare und verdeckte Risiken werden interne WOE-Begriffe nicht als Ersatz fuer Belege benutzt, sondern mit Grundlagenwerk, Schutzdimensionen Mensch/Planet/Demokratie und Langfristlogik verbunden. Wo die Datenlage offen bleibt, wird das offengelegt. Wo eine Aussage nur plausibel ist, bleibt sie als Wirkungspotenzial markiert. Wo ein Schaden eine rote Linie beruehrt, greift Nichtkompensation vor Durchschnittslogik.</w:t>
-      </w:r>
-    </w:p>
-    <w:p>
-      <w:r>
-        <w:t>In einer kontroversen Entscheidung wirkt Sichtbare und verdeckte Risiken als Pruefpunkt fuer Ambivalenz. Ein Nutzen fuer eine Gruppe kann mit Risiken fuer andere Wirkungsempfaenger einhergehen. Das Skript verlangt deshalb, positive und negative Zustandsveraenderungen getrennt zu fuehren, bevor von positiver Netto-Wirkung gesprochen wird.</w:t>
-      </w:r>
-    </w:p>
-    <w:p>
-      <w:r>
-        <w:t>Kontrollfrage. Welche Entscheidung waere falsch, wenn Sichtbare und verdeckte Risiken in V06 missverstanden wird? Die Antwort muss mindestens eine Daten- oder Quellenannahme, eine betroffene Gruppe oder Schutzdimension, eine moegliche Nebenwirkung und einen Rueckkopplungsschritt nennen. Richtig ist nicht die lauteste Bewertung, sondern diejenige, die Begriff, Beleg und Steuerungsfolge zusammenhaelt.</w:t>
+        <w:t>Fallpruefung. Wenn eine Bildungs- oder Forschungseinrichtung eine Wirkungsaussage fuer Lernende und Praxispartner pruefbar machen will, beginnt die Analyse bei Empfaengern, Wirkraum, Zeitraum und Datenquelle. Bei Warum die alten Zahlen die Zukunft ausblenden muss dann geklaert werden, welche Begriffe, Quellen und Grenzen im Material sichtbar bleiben muessen. Eine tragfaehige Antwort benennt mindestens eine Quelle, eine offene Unsicherheit, eine moegliche Gegenbeobachtung und die Entscheidung, die nach der Bewertung geaendert wird.</w:t>
+      </w:r>
+    </w:p>
+    <w:p>
+      <w:r>
+        <w:t>Der Rueckfluss in den WOE-Korpus liegt hier in klaren Begriffen, sauber verlinkten Quellen und benannten Forschungsfragen. Wo Glossar, Werkzeuge, Journal oder Reader noch doppeldeutig bleiben, sollte Zukunftsfähigkeit, Risiko und Resilienz nicht als fertige Gewissheit auftreten, sondern als pruefbarer Lernstand mit Korrekturpfad.</w:t>
       </w:r>
     </w:p>
     <w:p>
@@ -2897,17 +2912,52 @@
         <w:pStyle w:val="Heading3"/>
       </w:pPr>
       <w:r>
-        <w:t>Schlussvertiefung 2: Zukunftsfähigkeit, Risiko und Resilienz im Anwendungsfall</w:t>
-      </w:r>
-    </w:p>
-    <w:p>
-      <w:r>
-        <w:t>Die folgenden Abschnitte sind keine neue Pruefungsloesung. Sie verdichten die vorhandenen Kapitel zu einer Lesart, mit der Studierende einen Fall selbststaendig analysieren koennen. Im Mittelpunkt stehen Schutzdimensionen, Zeitlogik, Resilienz und Betroffenenperspektive, nicht moralische Personenbewertung.</w:t>
-      </w:r>
-    </w:p>
-    <w:p>
-      <w:r>
-        <w:t>Begriffliche Schlussklaerung. In Grundstudium Wirkungsoekonomie wird Resilienz: Stöße aushalten können erst steuerungsfaehig, wenn daraus eine Entscheidung folgt. Die Grundbegriffe muessen in spaeteren Modulen wiedererkennbar bleiben. Ohne diese Rueckkopplung bleibt Reporting eine Beschreibung. Mit Rueckkopplung wird aus Bewertung eine veraenderte Routine: ein anderer Prozess, ein geaenderter Anreiz, eine bessere Datenpflicht, eine korrigierte Kommunikation oder eine neue Priorisierung.</w:t>
+        <w:t>Vertiefungsrunde 2: Anschluss an Praxis und Forschung</w:t>
+      </w:r>
+    </w:p>
+    <w:p>
+      <w:r>
+        <w:t>Diese Runde wechselt den Blickwinkel, damit der Schlussblock nicht nur wiederholt, sondern Leseentscheidungen vorbereitet: Was ist belegt, was bleibt Potenzial, welche Nebenwirkung ist relevant und welche Steuerungsfolge wird daraus abgeleitet?</w:t>
+      </w:r>
+    </w:p>
+    <w:p>
+      <w:r>
+        <w:t>Rueckflussnotiz. In V06 muss Risiko: die Kehrseite jeder Aktivität immer mit Empfaengern gelesen werden. Wirkung entsteht nicht beim Sender, sondern an veraenderten Zustaenden von Menschen, Oekosystemen, Institutionen, Oeffentlichkeit oder kuenftigen Handlungsspielraeumen. Darum reicht es nicht, interne Aktivitaeten zu dokumentieren. Entscheidend ist, ob sich ein Zustand nachvollziehbar veraendert und ob diese Veraenderung im Referenzrahmen Mensch, Planet, Demokratie, SDGs, Agenda 2030 und SDG+ tragfaehig bewertet werden kann.</w:t>
+      </w:r>
+    </w:p>
+    <w:p>
+      <w:r>
+        <w:t>Ein Bericht behauptet, die Massnahme zu Zukunftsfähigkeit, Risiko und Resilienz sei erfolgreich. Die WOE-Lesart fragt bei Risiko: die Kehrseite jeder Aktivität nach belastbaren Nachweisen: begriffliche Praezision, Fallbeschreibung, Quellenklarheit, Plausibilitaet und offene Unsicherheit. Wenn diese Nachweise fehlen, bleibt die Aussage Wirkungspotenzial oder Kommunikationsbehauptung. Sie kann wichtig sein, aber sie ist noch keine belegte Wirkung.</w:t>
+      </w:r>
+    </w:p>
+    <w:p>
+      <w:r>
+        <w:t>Fallpruefung. Wenn eine Kommune eine bestehende Massnahme neu priorisieren will, beginnt die Analyse bei Empfaengern, Wirkraum, Zeitraum und Datenquelle. Bei Risiko: die Kehrseite jeder Aktivität muss dann geklaert werden, ob Ressourcen umgeschichtet, Daten nacherhoben oder Zielkonflikte offengelegt werden. Eine tragfaehige Antwort benennt mindestens eine Quelle, eine offene Unsicherheit, eine moegliche Gegenbeobachtung und die Entscheidung, die nach der Bewertung geaendert wird.</w:t>
+      </w:r>
+    </w:p>
+    <w:p>
+      <w:r>
+        <w:t>Pruefungsimpuls. Wissenschaftliche Anschlussfaehigkeit entsteht hier durch Quellenklarheit. Bei Sichtbare und verdeckte Risiken werden interne WOE-Begriffe nicht als Ersatz fuer Belege benutzt, sondern mit Grundlagenwerk, Schutzdimensionen Mensch/Planet/Demokratie und Langfristlogik verbunden. Wo die Datenlage offen bleibt, wird das offengelegt. Wo eine Aussage nur plausibel ist, bleibt sie als Wirkungspotenzial markiert. Wo ein Schaden eine rote Linie beruehrt, greift Nichtkompensation vor Durchschnittslogik.</w:t>
+      </w:r>
+    </w:p>
+    <w:p>
+      <w:r>
+        <w:t>In einer kontroversen Entscheidung wirkt Sichtbare und verdeckte Risiken als Pruefpunkt fuer Ambivalenz. Ein Nutzen fuer eine Gruppe kann mit Risiken fuer andere Wirkungsempfaenger einhergehen. Das Skript verlangt deshalb, positive und negative Zustandsveraenderungen getrennt zu fuehren, bevor von positiver Netto-Wirkung gesprochen wird.</w:t>
+      </w:r>
+    </w:p>
+    <w:p>
+      <w:r>
+        <w:t>Fallpruefung. Wenn ein Unternehmen ein Produkt, einen Prozess oder eine Investition wirkungsbezogen bewerten will, beginnt die Analyse bei Empfaengern, Wirkraum, Zeitraum und Datenquelle. Bei Sichtbare und verdeckte Risiken muss dann geklaert werden, welche Entscheidung nach der Bewertung tatsaechlich anders ausfaellt. Eine tragfaehige Antwort benennt mindestens eine Quelle, eine offene Unsicherheit, eine moegliche Gegenbeobachtung und die Entscheidung, die nach der Bewertung geaendert wird.</w:t>
+      </w:r>
+    </w:p>
+    <w:p>
+      <w:r>
+        <w:t>Fuer die Bewertung reicht kein Summenscore, der zentrale Schaeden mit bequemen Pluspunkten verrechnet. Nichtkompensation und Reverse Merit Order markieren, wo rote Linien, demokratische Grundbedingungen oder planetare Grenzen Vorrang vor Durchschnittslogik haben. So bleibt positive Netto-Wirkung eine anspruchsvolle Zielgroesse und wird nicht zur dekorativen Formel.</w:t>
+      </w:r>
+    </w:p>
+    <w:p>
+      <w:r>
+        <w:t>Begriffliche Sicherung. In Grundstudium Wirkungsoekonomie wird Resilienz: Stöße aushalten können erst steuerungsfaehig, wenn daraus eine Entscheidung folgt. Die Grundbegriffe muessen in spaeteren Modulen wiedererkennbar bleiben. Ohne diese Rueckkopplung bleibt Reporting eine Beschreibung. Mit Rueckkopplung wird aus Bewertung eine veraenderte Routine: ein anderer Prozess, ein geaenderter Anreiz, eine bessere Datenpflicht, eine korrigierte Kommunikation oder eine neue Priorisierung.</w:t>
       </w:r>
     </w:p>
     <w:p>
@@ -2917,7 +2967,17 @@
     </w:p>
     <w:p>
       <w:r>
-        <w:t>Wirkpfad und Empfaenger. Die Grenze gegen Scheingenauigkeit verlaeuft bei Effizienz allein macht zerbrechlich nicht zwischen Optimismus und Pessimismus. Sie verlaeuft zwischen offengelegter Unsicherheit und rhetorischer Sicherheit. Wer Zukunftsfähigkeit, Risiko und Resilienz belastbar anwenden will, benennt Systemgrenze, Zeitraum, Vergleichspunkt und offene Gegenhypothese. Gerade dadurch bleibt das Skript anschlussfaehig fuer Forschung, Praxis und spaetere Revision.</w:t>
+        <w:t>Fallpruefung. Wenn eine Bildungs- oder Forschungseinrichtung eine Wirkungsaussage fuer Lernende und Praxispartner pruefbar machen will, beginnt die Analyse bei Empfaengern, Wirkraum, Zeitraum und Datenquelle. Bei Resilienz: Stöße aushalten können muss dann geklaert werden, welche Begriffe, Quellen und Grenzen im Material sichtbar bleiben muessen. Eine tragfaehige Antwort benennt mindestens eine Quelle, eine offene Unsicherheit, eine moegliche Gegenbeobachtung und die Entscheidung, die nach der Bewertung geaendert wird.</w:t>
+      </w:r>
+    </w:p>
+    <w:p>
+      <w:r>
+        <w:t>Der Rueckfluss in den WOE-Korpus liegt hier in klaren Begriffen, sauber verlinkten Quellen und benannten Forschungsfragen. Wo Glossar, Werkzeuge, Journal oder Reader noch doppeldeutig bleiben, sollte Zukunftsfähigkeit, Risiko und Resilienz nicht als fertige Gewissheit auftreten, sondern als pruefbarer Lernstand mit Korrekturpfad.</w:t>
+      </w:r>
+    </w:p>
+    <w:p>
+      <w:r>
+        <w:t>Wirkpfadpruefung. Die Grenze gegen Scheingenauigkeit verlaeuft bei Effizienz allein macht zerbrechlich nicht zwischen Optimismus und Pessimismus. Sie verlaeuft zwischen offengelegter Unsicherheit und rhetorischer Sicherheit. Wer Zukunftsfähigkeit, Risiko und Resilienz belastbar anwenden will, benennt Systemgrenze, Zeitraum, Vergleichspunkt und offene Gegenhypothese. Gerade dadurch bleibt das Skript anschlussfaehig fuer Forschung, Praxis und spaetere Revision.</w:t>
       </w:r>
     </w:p>
     <w:p>
@@ -2927,7 +2987,12 @@
     </w:p>
     <w:p>
       <w:r>
-        <w:t>Daten, Quellen und Evidenz. Ein Beispiel: zwei Lieferketten zeigt, warum Zukunftsfähigkeit, Risiko und Resilienz mehr ist als ein Schlagwort im Feld Schutzdimensionen, Zeitlogik, Resilienz und Betroffenenperspektive. Die wirkungsoekonomische Frage lautet: Welche reale Veraenderung wird moeglich, welche bleibt nur Potenzial und wo entsteht ein Wirkungsrisiko? Diese Unterscheidung schuetzt vor Impact-Washing, weil sie Absicht, Aktivitaet, Reichweite und Wirkung auseinanderhaelt.</w:t>
+        <w:t>Fallpruefung. Wenn eine Kommune eine bestehende Massnahme neu priorisieren will, beginnt die Analyse bei Empfaengern, Wirkraum, Zeitraum und Datenquelle. Bei Effizienz allein macht zerbrechlich muss dann geklaert werden, ob Ressourcen umgeschichtet, Daten nacherhoben oder Zielkonflikte offengelegt werden. Eine tragfaehige Antwort benennt mindestens eine Quelle, eine offene Unsicherheit, eine moegliche Gegenbeobachtung und die Entscheidung, die nach der Bewertung geaendert wird.</w:t>
+      </w:r>
+    </w:p>
+    <w:p>
+      <w:r>
+        <w:t>Evidenzfenster. Ein Beispiel: zwei Lieferketten zeigt, warum Zukunftsfähigkeit, Risiko und Resilienz mehr ist als ein Schlagwort im Feld Schutzdimensionen, Zeitlogik, Resilienz und Betroffenenperspektive. Die wirkungsoekonomische Frage lautet: Welche reale Veraenderung wird moeglich, welche bleibt nur Potenzial und wo entsteht ein Wirkungsrisiko? Diese Unterscheidung schuetzt vor Impact-Washing, weil sie Absicht, Aktivitaet, Reichweite und Wirkung auseinanderhaelt.</w:t>
       </w:r>
     </w:p>
     <w:p>
@@ -2937,7 +3002,17 @@
     </w:p>
     <w:p>
       <w:r>
-        <w:t>Bewertung und rote Linien. In V06 muss Die drei Begriffe gehören zusammen immer mit Empfaengern gelesen werden. Wirkung entsteht nicht beim Sender, sondern an veraenderten Zustaenden von Menschen, Oekosystemen, Institutionen, Oeffentlichkeit oder kuenftigen Handlungsspielraeumen. Darum reicht es nicht, interne Aktivitaeten zu dokumentieren. Entscheidend ist, ob sich ein Zustand nachvollziehbar veraendert und ob diese Veraenderung im Referenzrahmen Mensch, Planet, Demokratie, SDGs, Agenda 2030 und SDG+ tragfaehig bewertet werden kann.</w:t>
+        <w:t>Fallpruefung. Wenn ein Unternehmen ein Produkt, einen Prozess oder eine Investition wirkungsbezogen bewerten will, beginnt die Analyse bei Empfaengern, Wirkraum, Zeitraum und Datenquelle. Bei Ein Beispiel: zwei Lieferketten muss dann geklaert werden, welche Entscheidung nach der Bewertung tatsaechlich anders ausfaellt. Eine tragfaehige Antwort benennt mindestens eine Quelle, eine offene Unsicherheit, eine moegliche Gegenbeobachtung und die Entscheidung, die nach der Bewertung geaendert wird.</w:t>
+      </w:r>
+    </w:p>
+    <w:p>
+      <w:r>
+        <w:t>Fuer die Bewertung reicht kein Summenscore, der zentrale Schaeden mit bequemen Pluspunkten verrechnet. Nichtkompensation und Reverse Merit Order markieren, wo rote Linien, demokratische Grundbedingungen oder planetare Grenzen Vorrang vor Durchschnittslogik haben. So bleibt positive Netto-Wirkung eine anspruchsvolle Zielgroesse und wird nicht zur dekorativen Formel.</w:t>
+      </w:r>
+    </w:p>
+    <w:p>
+      <w:r>
+        <w:t>Bewertungsgrenze. In V06 muss Die drei Begriffe gehören zusammen immer mit Empfaengern gelesen werden. Wirkung entsteht nicht beim Sender, sondern an veraenderten Zustaenden von Menschen, Oekosystemen, Institutionen, Oeffentlichkeit oder kuenftigen Handlungsspielraeumen. Darum reicht es nicht, interne Aktivitaeten zu dokumentieren. Entscheidend ist, ob sich ein Zustand nachvollziehbar veraendert und ob diese Veraenderung im Referenzrahmen Mensch, Planet, Demokratie, SDGs, Agenda 2030 und SDG+ tragfaehig bewertet werden kann.</w:t>
       </w:r>
     </w:p>
     <w:p>
@@ -2947,57 +3022,12 @@
     </w:p>
     <w:p>
       <w:r>
-        <w:t>Kontrollfrage. Welche Entscheidung waere falsch, wenn Die drei Begriffe gehören zusammen in V06 missverstanden wird? Die Antwort muss mindestens eine Daten- oder Quellenannahme, eine betroffene Gruppe oder Schutzdimension, eine moegliche Nebenwirkung und einen Rueckkopplungsschritt nennen. Richtig ist nicht die lauteste Bewertung, sondern diejenige, die Begriff, Beleg und Steuerungsfolge zusammenhaelt.</w:t>
-      </w:r>
-    </w:p>
-    <w:p>
-      <w:r>
-        <w:t>Rueckfluss. Fuer den WOE-Korpus bedeutet das: Begriffe aus Zukunftsfähigkeit, Risiko und Resilienz sollten dort geschaerft werden, wo sie in Glossar, Werkzeugen, Journal oder Readern doppeldeutig bleiben. Offene Forschungsfragen werden nicht versteckt. Sie markieren die Stelle, an der spaetere Evidenz, ein besserer Datensatz oder eine praezisere Fallstudie die Bewertung veraendern kann.</w:t>
-      </w:r>
-    </w:p>
-    <w:p>
-      <w:r>
-        <w:t>Steuerung und Rueckkopplung. Wissenschaftliche Anschlussfaehigkeit entsteht hier durch Quellenklarheit. Bei Was du aus dieser Vorlesung mitnimmst werden interne WOE-Begriffe nicht als Ersatz fuer Belege benutzt, sondern mit Grundlagenwerk, Schutzdimensionen Mensch/Planet/Demokratie und Langfristlogik verbunden. Wo die Datenlage offen bleibt, wird das offengelegt. Wo eine Aussage nur plausibel ist, bleibt sie als Wirkungspotenzial markiert. Wo ein Schaden eine rote Linie beruehrt, greift Nichtkompensation vor Durchschnittslogik.</w:t>
-      </w:r>
-    </w:p>
-    <w:p>
-      <w:r>
-        <w:t>In einer kontroversen Entscheidung wirkt Was du aus dieser Vorlesung mitnimmst als Pruefpunkt fuer Ambivalenz. Ein Nutzen fuer eine Gruppe kann mit Risiken fuer andere Wirkungsempfaenger einhergehen. Das Skript verlangt deshalb, positive und negative Zustandsveraenderungen getrennt zu fuehren, bevor von positiver Netto-Wirkung gesprochen wird.</w:t>
-      </w:r>
-    </w:p>
-    <w:p>
-      <w:r>
-        <w:t>Pruefungsnahe Anwendung. In Grundstudium Wirkungsoekonomie wird Wirkungsökonomische Vertiefung erst steuerungsfaehig, wenn daraus eine Entscheidung folgt. Die Grundbegriffe muessen in spaeteren Modulen wiedererkennbar bleiben. Ohne diese Rueckkopplung bleibt Reporting eine Beschreibung. Mit Rueckkopplung wird aus Bewertung eine veraenderte Routine: ein anderer Prozess, ein geaenderter Anreiz, eine bessere Datenpflicht, eine korrigierte Kommunikation oder eine neue Priorisierung.</w:t>
-      </w:r>
-    </w:p>
-    <w:p>
-      <w:r>
-        <w:t>Die typische Fehlstelle bei Zukunftsfähigkeit, Risiko und Resilienz liegt darin, kurzfristige Entlastung als dauerhafte positive Netto-Wirkung zu verkaufen. Bei Wirkungsökonomische Vertiefung wird diese Fehlstelle konkret: Ein scheinbar plausibler Befund darf nicht zur Abkuerzung werden. Quellen, Systemgrenzen, Unsicherheit und Rueckkopplung bleiben sichtbar.</w:t>
-      </w:r>
-    </w:p>
-    <w:p>
-      <w:r>
-        <w:t>Transfer in den WOE-Korpus. Die Grenze gegen Scheingenauigkeit verlaeuft bei Begriffliche Präzision nicht zwischen Optimismus und Pessimismus. Sie verlaeuft zwischen offengelegter Unsicherheit und rhetorischer Sicherheit. Wer Zukunftsfähigkeit, Risiko und Resilienz belastbar anwenden will, benennt Systemgrenze, Zeitraum, Vergleichspunkt und offene Gegenhypothese. Gerade dadurch bleibt das Skript anschlussfaehig fuer Forschung, Praxis und spaetere Revision.</w:t>
-      </w:r>
-    </w:p>
-    <w:p>
-      <w:r>
-        <w:t>Fuer die Pruefung ist Begriffliche Präzision dann verstanden, wenn daraus eine belastbare Fallantwort entsteht. Eine gute Antwort unterscheidet Beobachtung, Kausalannahme, Bewertung und Steuerungsfolge. Sie bewertet keine Menschen, sondern Wirkpfade, Zustandsveraenderungen, Risiken und institutionelle Bedingungen.</w:t>
-      </w:r>
-    </w:p>
-    <w:p>
-      <w:r>
-        <w:t>Grenzen der Aussage. Wirkpfad zeigt, warum Zukunftsfähigkeit, Risiko und Resilienz mehr ist als ein Schlagwort im Feld Schutzdimensionen, Zeitlogik, Resilienz und Betroffenenperspektive. Die wirkungsoekonomische Frage lautet: Welche reale Veraenderung wird moeglich, welche bleibt nur Potenzial und wo entsteht ein Wirkungsrisiko? Diese Unterscheidung schuetzt vor Impact-Washing, weil sie Absicht, Aktivitaet, Reichweite und Wirkung auseinanderhaelt.</w:t>
-      </w:r>
-    </w:p>
-    <w:p>
-      <w:r>
-        <w:t>Eine Kommune, ein Unternehmen oder eine Bildungsorganisation will Zukunftsfähigkeit, Risiko und Resilienz praktisch anwenden. Der erste Schritt ist nicht die Auswahl eines Instruments, sondern die Klaerung der Zustandsveraenderung. Bei Wirkpfad muss deshalb benannt werden, wer betroffen ist, welcher Zustand sich veraendert, welche Frist gilt und welche Gegenbeobachtung die Annahme widerlegen wuerde. Erst danach entsteht eine begruendete Entscheidung im Feld Begriff, Fallbewertung, Wirkpfad, rote Linie, Quellenbeurteilung oder Rueckkopplungsregel.</w:t>
-      </w:r>
-    </w:p>
-    <w:p>
-      <w:r>
-        <w:t>Kontrollfrage. Welche Entscheidung waere falsch, wenn Wirkpfad in V06 missverstanden wird? Die Antwort muss mindestens eine Daten- oder Quellenannahme, eine betroffene Gruppe oder Schutzdimension, eine moegliche Nebenwirkung und einen Rueckkopplungsschritt nennen. Richtig ist nicht die lauteste Bewertung, sondern diejenige, die Begriff, Beleg und Steuerungsfolge zusammenhaelt.</w:t>
+        <w:t>Fallpruefung. Wenn eine Bildungs- oder Forschungseinrichtung eine Wirkungsaussage fuer Lernende und Praxispartner pruefbar machen will, beginnt die Analyse bei Empfaengern, Wirkraum, Zeitraum und Datenquelle. Bei Die drei Begriffe gehören zusammen muss dann geklaert werden, welche Begriffe, Quellen und Grenzen im Material sichtbar bleiben muessen. Eine tragfaehige Antwort benennt mindestens eine Quelle, eine offene Unsicherheit, eine moegliche Gegenbeobachtung und die Entscheidung, die nach der Bewertung geaendert wird.</w:t>
+      </w:r>
+    </w:p>
+    <w:p>
+      <w:r>
+        <w:t>Der Rueckfluss in den WOE-Korpus liegt hier in klaren Begriffen, sauber verlinkten Quellen und benannten Forschungsfragen. Wo Glossar, Werkzeuge, Journal oder Reader noch doppeldeutig bleiben, sollte Zukunftsfähigkeit, Risiko und Resilienz nicht als fertige Gewissheit auftreten, sondern als pruefbarer Lernstand mit Korrekturpfad.</w:t>
       </w:r>
     </w:p>
     <w:p>
@@ -3005,17 +3035,87 @@
         <w:pStyle w:val="Heading3"/>
       </w:pPr>
       <w:r>
-        <w:t>Schlussvertiefung 3: Zukunftsfähigkeit, Risiko und Resilienz im Anwendungsfall</w:t>
-      </w:r>
-    </w:p>
-    <w:p>
-      <w:r>
-        <w:t>Die folgenden Abschnitte sind keine neue Pruefungsloesung. Sie verdichten die vorhandenen Kapitel zu einer Lesart, mit der Studierende einen Fall selbststaendig analysieren koennen. Im Mittelpunkt stehen Schutzdimensionen, Zeitlogik, Resilienz und Betroffenenperspektive, nicht moralische Personenbewertung.</w:t>
-      </w:r>
-    </w:p>
-    <w:p>
-      <w:r>
-        <w:t>Begriffliche Schlussklaerung. In V06 muss Leitthese immer mit Empfaengern gelesen werden. Wirkung entsteht nicht beim Sender, sondern an veraenderten Zustaenden von Menschen, Oekosystemen, Institutionen, Oeffentlichkeit oder kuenftigen Handlungsspielraeumen. Darum reicht es nicht, interne Aktivitaeten zu dokumentieren. Entscheidend ist, ob sich ein Zustand nachvollziehbar veraendert und ob diese Veraenderung im Referenzrahmen Mensch, Planet, Demokratie, SDGs, Agenda 2030 und SDG+ tragfaehig bewertet werden kann.</w:t>
+        <w:t>Vertiefungsrunde 3: Anschluss an Praxis und Forschung</w:t>
+      </w:r>
+    </w:p>
+    <w:p>
+      <w:r>
+        <w:t>Diese Runde wechselt den Blickwinkel, damit der Schlussblock nicht nur wiederholt, sondern Leseentscheidungen vorbereitet: Was ist belegt, was bleibt Potenzial, welche Nebenwirkung ist relevant und welche Steuerungsfolge wird daraus abgeleitet?</w:t>
+      </w:r>
+    </w:p>
+    <w:p>
+      <w:r>
+        <w:t>Steuerungsfolge. Wissenschaftliche Anschlussfaehigkeit entsteht hier durch Quellenklarheit. Bei Was du aus dieser Vorlesung mitnimmst werden interne WOE-Begriffe nicht als Ersatz fuer Belege benutzt, sondern mit Grundlagenwerk, Schutzdimensionen Mensch/Planet/Demokratie und Langfristlogik verbunden. Wo die Datenlage offen bleibt, wird das offengelegt. Wo eine Aussage nur plausibel ist, bleibt sie als Wirkungspotenzial markiert. Wo ein Schaden eine rote Linie beruehrt, greift Nichtkompensation vor Durchschnittslogik.</w:t>
+      </w:r>
+    </w:p>
+    <w:p>
+      <w:r>
+        <w:t>In einer kontroversen Entscheidung wirkt Was du aus dieser Vorlesung mitnimmst als Pruefpunkt fuer Ambivalenz. Ein Nutzen fuer eine Gruppe kann mit Risiken fuer andere Wirkungsempfaenger einhergehen. Das Skript verlangt deshalb, positive und negative Zustandsveraenderungen getrennt zu fuehren, bevor von positiver Netto-Wirkung gesprochen wird.</w:t>
+      </w:r>
+    </w:p>
+    <w:p>
+      <w:r>
+        <w:t>Fallpruefung. Wenn eine Kommune eine bestehende Massnahme neu priorisieren will, beginnt die Analyse bei Empfaengern, Wirkraum, Zeitraum und Datenquelle. Bei Was du aus dieser Vorlesung mitnimmst muss dann geklaert werden, ob Ressourcen umgeschichtet, Daten nacherhoben oder Zielkonflikte offengelegt werden. Eine tragfaehige Antwort benennt mindestens eine Quelle, eine offene Unsicherheit, eine moegliche Gegenbeobachtung und die Entscheidung, die nach der Bewertung geaendert wird.</w:t>
+      </w:r>
+    </w:p>
+    <w:p>
+      <w:r>
+        <w:t>Transferhinweis. In Grundstudium Wirkungsoekonomie wird Wirkungsökonomische Vertiefung erst steuerungsfaehig, wenn daraus eine Entscheidung folgt. Die Grundbegriffe muessen in spaeteren Modulen wiedererkennbar bleiben. Ohne diese Rueckkopplung bleibt Reporting eine Beschreibung. Mit Rueckkopplung wird aus Bewertung eine veraenderte Routine: ein anderer Prozess, ein geaenderter Anreiz, eine bessere Datenpflicht, eine korrigierte Kommunikation oder eine neue Priorisierung.</w:t>
+      </w:r>
+    </w:p>
+    <w:p>
+      <w:r>
+        <w:t>Die typische Fehlstelle bei Zukunftsfähigkeit, Risiko und Resilienz liegt darin, kurzfristige Entlastung als dauerhafte positive Netto-Wirkung zu verkaufen. Bei Wirkungsökonomische Vertiefung wird diese Fehlstelle konkret: Ein scheinbar plausibler Befund darf nicht zur Abkuerzung werden. Quellen, Systemgrenzen, Unsicherheit und Rueckkopplung bleiben sichtbar.</w:t>
+      </w:r>
+    </w:p>
+    <w:p>
+      <w:r>
+        <w:t>Fallpruefung. Wenn ein Unternehmen ein Produkt, einen Prozess oder eine Investition wirkungsbezogen bewerten will, beginnt die Analyse bei Empfaengern, Wirkraum, Zeitraum und Datenquelle. Bei Wirkungsökonomische Vertiefung muss dann geklaert werden, welche Entscheidung nach der Bewertung tatsaechlich anders ausfaellt. Eine tragfaehige Antwort benennt mindestens eine Quelle, eine offene Unsicherheit, eine moegliche Gegenbeobachtung und die Entscheidung, die nach der Bewertung geaendert wird.</w:t>
+      </w:r>
+    </w:p>
+    <w:p>
+      <w:r>
+        <w:t>Fuer die Bewertung reicht kein Summenscore, der zentrale Schaeden mit bequemen Pluspunkten verrechnet. Nichtkompensation und Reverse Merit Order markieren, wo rote Linien, demokratische Grundbedingungen oder planetare Grenzen Vorrang vor Durchschnittslogik haben. So bleibt positive Netto-Wirkung eine anspruchsvolle Zielgroesse und wird nicht zur dekorativen Formel.</w:t>
+      </w:r>
+    </w:p>
+    <w:p>
+      <w:r>
+        <w:t>Rueckflussnotiz. Die Grenze gegen Scheingenauigkeit verlaeuft bei Begriffliche Präzision nicht zwischen Optimismus und Pessimismus. Sie verlaeuft zwischen offengelegter Unsicherheit und rhetorischer Sicherheit. Wer Zukunftsfähigkeit, Risiko und Resilienz belastbar anwenden will, benennt Systemgrenze, Zeitraum, Vergleichspunkt und offene Gegenhypothese. Gerade dadurch bleibt das Skript anschlussfaehig fuer Forschung, Praxis und spaetere Revision.</w:t>
+      </w:r>
+    </w:p>
+    <w:p>
+      <w:r>
+        <w:t>Fuer die Pruefung ist Begriffliche Präzision dann verstanden, wenn daraus eine belastbare Fallantwort entsteht. Eine gute Antwort unterscheidet Beobachtung, Kausalannahme, Bewertung und Steuerungsfolge. Sie bewertet keine Menschen, sondern Wirkpfade, Zustandsveraenderungen, Risiken und institutionelle Bedingungen.</w:t>
+      </w:r>
+    </w:p>
+    <w:p>
+      <w:r>
+        <w:t>Fallpruefung. Wenn eine Bildungs- oder Forschungseinrichtung eine Wirkungsaussage fuer Lernende und Praxispartner pruefbar machen will, beginnt die Analyse bei Empfaengern, Wirkraum, Zeitraum und Datenquelle. Bei Begriffliche Präzision muss dann geklaert werden, welche Begriffe, Quellen und Grenzen im Material sichtbar bleiben muessen. Eine tragfaehige Antwort benennt mindestens eine Quelle, eine offene Unsicherheit, eine moegliche Gegenbeobachtung und die Entscheidung, die nach der Bewertung geaendert wird.</w:t>
+      </w:r>
+    </w:p>
+    <w:p>
+      <w:r>
+        <w:t>Der Rueckfluss in den WOE-Korpus liegt hier in klaren Begriffen, sauber verlinkten Quellen und benannten Forschungsfragen. Wo Glossar, Werkzeuge, Journal oder Reader noch doppeldeutig bleiben, sollte Zukunftsfähigkeit, Risiko und Resilienz nicht als fertige Gewissheit auftreten, sondern als pruefbarer Lernstand mit Korrekturpfad.</w:t>
+      </w:r>
+    </w:p>
+    <w:p>
+      <w:r>
+        <w:t>Pruefungsimpuls. Wirkpfad zeigt, warum Zukunftsfähigkeit, Risiko und Resilienz mehr ist als ein Schlagwort im Feld Schutzdimensionen, Zeitlogik, Resilienz und Betroffenenperspektive. Die wirkungsoekonomische Frage lautet: Welche reale Veraenderung wird moeglich, welche bleibt nur Potenzial und wo entsteht ein Wirkungsrisiko? Diese Unterscheidung schuetzt vor Impact-Washing, weil sie Absicht, Aktivitaet, Reichweite und Wirkung auseinanderhaelt.</w:t>
+      </w:r>
+    </w:p>
+    <w:p>
+      <w:r>
+        <w:t>Eine Kommune, ein Unternehmen oder eine Bildungsorganisation will Zukunftsfähigkeit, Risiko und Resilienz praktisch anwenden. Der erste Schritt ist nicht die Auswahl eines Instruments, sondern die Klaerung der Zustandsveraenderung. Bei Wirkpfad muss deshalb benannt werden, wer betroffen ist, welcher Zustand sich veraendert, welche Frist gilt und welche Gegenbeobachtung die Annahme widerlegen wuerde. Erst danach entsteht eine begruendete Entscheidung im Feld Begriff, Fallbewertung, Wirkpfad, rote Linie, Quellenbeurteilung oder Rueckkopplungsregel.</w:t>
+      </w:r>
+    </w:p>
+    <w:p>
+      <w:r>
+        <w:t>Fallpruefung. Wenn eine Kommune eine bestehende Massnahme neu priorisieren will, beginnt die Analyse bei Empfaengern, Wirkraum, Zeitraum und Datenquelle. Bei Wirkpfad muss dann geklaert werden, ob Ressourcen umgeschichtet, Daten nacherhoben oder Zielkonflikte offengelegt werden. Eine tragfaehige Antwort benennt mindestens eine Quelle, eine offene Unsicherheit, eine moegliche Gegenbeobachtung und die Entscheidung, die nach der Bewertung geaendert wird.</w:t>
+      </w:r>
+    </w:p>
+    <w:p>
+      <w:r>
+        <w:t>Begriffliche Sicherung. In V06 muss Leitthese immer mit Empfaengern gelesen werden. Wirkung entsteht nicht beim Sender, sondern an veraenderten Zustaenden von Menschen, Oekosystemen, Institutionen, Oeffentlichkeit oder kuenftigen Handlungsspielraeumen. Darum reicht es nicht, interne Aktivitaeten zu dokumentieren. Entscheidend ist, ob sich ein Zustand nachvollziehbar veraendert und ob diese Veraenderung im Referenzrahmen Mensch, Planet, Demokratie, SDGs, Agenda 2030 und SDG+ tragfaehig bewertet werden kann.</w:t>
       </w:r>
     </w:p>
     <w:p>
@@ -3025,7 +3125,17 @@
     </w:p>
     <w:p>
       <w:r>
-        <w:t>Wirkpfad und Empfaenger. Wissenschaftliche Anschlussfaehigkeit entsteht hier durch Quellenklarheit. Bei Didaktische Einordnung im Studiengang werden interne WOE-Begriffe nicht als Ersatz fuer Belege benutzt, sondern mit Grundlagenwerk, Schutzdimensionen Mensch/Planet/Demokratie und Langfristlogik verbunden. Wo die Datenlage offen bleibt, wird das offengelegt. Wo eine Aussage nur plausibel ist, bleibt sie als Wirkungspotenzial markiert. Wo ein Schaden eine rote Linie beruehrt, greift Nichtkompensation vor Durchschnittslogik.</w:t>
+        <w:t>Fallpruefung. Wenn ein Unternehmen ein Produkt, einen Prozess oder eine Investition wirkungsbezogen bewerten will, beginnt die Analyse bei Empfaengern, Wirkraum, Zeitraum und Datenquelle. Bei Leitthese muss dann geklaert werden, welche Entscheidung nach der Bewertung tatsaechlich anders ausfaellt. Eine tragfaehige Antwort benennt mindestens eine Quelle, eine offene Unsicherheit, eine moegliche Gegenbeobachtung und die Entscheidung, die nach der Bewertung geaendert wird.</w:t>
+      </w:r>
+    </w:p>
+    <w:p>
+      <w:r>
+        <w:t>Fuer die Bewertung reicht kein Summenscore, der zentrale Schaeden mit bequemen Pluspunkten verrechnet. Nichtkompensation und Reverse Merit Order markieren, wo rote Linien, demokratische Grundbedingungen oder planetare Grenzen Vorrang vor Durchschnittslogik haben. So bleibt positive Netto-Wirkung eine anspruchsvolle Zielgroesse und wird nicht zur dekorativen Formel.</w:t>
+      </w:r>
+    </w:p>
+    <w:p>
+      <w:r>
+        <w:t>Wirkpfadpruefung. Wissenschaftliche Anschlussfaehigkeit entsteht hier durch Quellenklarheit. Bei Didaktische Einordnung im Studiengang werden interne WOE-Begriffe nicht als Ersatz fuer Belege benutzt, sondern mit Grundlagenwerk, Schutzdimensionen Mensch/Planet/Demokratie und Langfristlogik verbunden. Wo die Datenlage offen bleibt, wird das offengelegt. Wo eine Aussage nur plausibel ist, bleibt sie als Wirkungspotenzial markiert. Wo ein Schaden eine rote Linie beruehrt, greift Nichtkompensation vor Durchschnittslogik.</w:t>
       </w:r>
     </w:p>
     <w:p>
@@ -3035,82 +3145,12 @@
     </w:p>
     <w:p>
       <w:r>
-        <w:t>Rueckfluss. Fuer den WOE-Korpus bedeutet das: Begriffe aus Zukunftsfähigkeit, Risiko und Resilienz sollten dort geschaerft werden, wo sie in Glossar, Werkzeugen, Journal oder Readern doppeldeutig bleiben. Offene Forschungsfragen werden nicht versteckt. Sie markieren die Stelle, an der spaetere Evidenz, ein besserer Datensatz oder eine praezisere Fallstudie die Bewertung veraendern kann.</w:t>
-      </w:r>
-    </w:p>
-    <w:p>
-      <w:r>
-        <w:t>Daten, Quellen und Evidenz. In Grundstudium Wirkungsoekonomie wird Analysemodell erst steuerungsfaehig, wenn daraus eine Entscheidung folgt. Die Grundbegriffe muessen in spaeteren Modulen wiedererkennbar bleiben. Ohne diese Rueckkopplung bleibt Reporting eine Beschreibung. Mit Rueckkopplung wird aus Bewertung eine veraenderte Routine: ein anderer Prozess, ein geaenderter Anreiz, eine bessere Datenpflicht, eine korrigierte Kommunikation oder eine neue Priorisierung.</w:t>
-      </w:r>
-    </w:p>
-    <w:p>
-      <w:r>
-        <w:t>Die typische Fehlstelle bei Zukunftsfähigkeit, Risiko und Resilienz liegt darin, kurzfristige Entlastung als dauerhafte positive Netto-Wirkung zu verkaufen. Bei Analysemodell wird diese Fehlstelle konkret: Ein scheinbar plausibler Befund darf nicht zur Abkuerzung werden. Quellen, Systemgrenzen, Unsicherheit und Rueckkopplung bleiben sichtbar.</w:t>
-      </w:r>
-    </w:p>
-    <w:p>
-      <w:r>
-        <w:t>Bewertung und rote Linien. Die Grenze gegen Scheingenauigkeit verlaeuft bei Modellformel nicht zwischen Optimismus und Pessimismus. Sie verlaeuft zwischen offengelegter Unsicherheit und rhetorischer Sicherheit. Wer Zukunftsfähigkeit, Risiko und Resilienz belastbar anwenden will, benennt Systemgrenze, Zeitraum, Vergleichspunkt und offene Gegenhypothese. Gerade dadurch bleibt das Skript anschlussfaehig fuer Forschung, Praxis und spaetere Revision.</w:t>
-      </w:r>
-    </w:p>
-    <w:p>
-      <w:r>
-        <w:t>Fuer die Pruefung ist Modellformel dann verstanden, wenn daraus eine belastbare Fallantwort entsteht. Eine gute Antwort unterscheidet Beobachtung, Kausalannahme, Bewertung und Steuerungsfolge. Sie bewertet keine Menschen, sondern Wirkpfade, Zustandsveraenderungen, Risiken und institutionelle Bedingungen.</w:t>
-      </w:r>
-    </w:p>
-    <w:p>
-      <w:r>
-        <w:t>Kontrollfrage. Welche Entscheidung waere falsch, wenn Modellformel in V06 missverstanden wird? Die Antwort muss mindestens eine Daten- oder Quellenannahme, eine betroffene Gruppe oder Schutzdimension, eine moegliche Nebenwirkung und einen Rueckkopplungsschritt nennen. Richtig ist nicht die lauteste Bewertung, sondern diejenige, die Begriff, Beleg und Steuerungsfolge zusammenhaelt.</w:t>
-      </w:r>
-    </w:p>
-    <w:p>
-      <w:r>
-        <w:t>Steuerung und Rueckkopplung. Fallfenster zeigt, warum Zukunftsfähigkeit, Risiko und Resilienz mehr ist als ein Schlagwort im Feld Schutzdimensionen, Zeitlogik, Resilienz und Betroffenenperspektive. Die wirkungsoekonomische Frage lautet: Welche reale Veraenderung wird moeglich, welche bleibt nur Potenzial und wo entsteht ein Wirkungsrisiko? Diese Unterscheidung schuetzt vor Impact-Washing, weil sie Absicht, Aktivitaet, Reichweite und Wirkung auseinanderhaelt.</w:t>
-      </w:r>
-    </w:p>
-    <w:p>
-      <w:r>
-        <w:t>Eine Kommune, ein Unternehmen oder eine Bildungsorganisation will Zukunftsfähigkeit, Risiko und Resilienz praktisch anwenden. Der erste Schritt ist nicht die Auswahl eines Instruments, sondern die Klaerung der Zustandsveraenderung. Bei Fallfenster muss deshalb benannt werden, wer betroffen ist, welcher Zustand sich veraendert, welche Frist gilt und welche Gegenbeobachtung die Annahme widerlegen wuerde. Erst danach entsteht eine begruendete Entscheidung im Feld Begriff, Fallbewertung, Wirkpfad, rote Linie, Quellenbeurteilung oder Rueckkopplungsregel.</w:t>
-      </w:r>
-    </w:p>
-    <w:p>
-      <w:r>
-        <w:t>Pruefungsnahe Anwendung. In V06 muss Prüfungsnahe Fallfragen ohne geschützte Antwortlogik immer mit Empfaengern gelesen werden. Wirkung entsteht nicht beim Sender, sondern an veraenderten Zustaenden von Menschen, Oekosystemen, Institutionen, Oeffentlichkeit oder kuenftigen Handlungsspielraeumen. Darum reicht es nicht, interne Aktivitaeten zu dokumentieren. Entscheidend ist, ob sich ein Zustand nachvollziehbar veraendert und ob diese Veraenderung im Referenzrahmen Mensch, Planet, Demokratie, SDGs, Agenda 2030 und SDG+ tragfaehig bewertet werden kann.</w:t>
-      </w:r>
-    </w:p>
-    <w:p>
-      <w:r>
-        <w:t>Ein Bericht behauptet, die Massnahme zu Zukunftsfähigkeit, Risiko und Resilienz sei erfolgreich. Die WOE-Lesart fragt bei Prüfungsnahe Fallfragen ohne geschützte Antwortlogik nach belastbaren Nachweisen: begriffliche Praezision, Fallbeschreibung, Quellenklarheit, Plausibilitaet und offene Unsicherheit. Wenn diese Nachweise fehlen, bleibt die Aussage Wirkungspotenzial oder Kommunikationsbehauptung. Sie kann wichtig sein, aber sie ist noch keine belegte Wirkung.</w:t>
-      </w:r>
-    </w:p>
-    <w:p>
-      <w:r>
-        <w:t>Transfer in den WOE-Korpus. Wissenschaftliche Anschlussfaehigkeit entsteht hier durch Quellenklarheit. Bei Einleitung / Wirkungsfrage werden interne WOE-Begriffe nicht als Ersatz fuer Belege benutzt, sondern mit Grundlagenwerk, Schutzdimensionen Mensch/Planet/Demokratie und Langfristlogik verbunden. Wo die Datenlage offen bleibt, wird das offengelegt. Wo eine Aussage nur plausibel ist, bleibt sie als Wirkungspotenzial markiert. Wo ein Schaden eine rote Linie beruehrt, greift Nichtkompensation vor Durchschnittslogik.</w:t>
-      </w:r>
-    </w:p>
-    <w:p>
-      <w:r>
-        <w:t>In einer kontroversen Entscheidung wirkt Einleitung / Wirkungsfrage als Pruefpunkt fuer Ambivalenz. Ein Nutzen fuer eine Gruppe kann mit Risiken fuer andere Wirkungsempfaenger einhergehen. Das Skript verlangt deshalb, positive und negative Zustandsveraenderungen getrennt zu fuehren, bevor von positiver Netto-Wirkung gesprochen wird.</w:t>
-      </w:r>
-    </w:p>
-    <w:p>
-      <w:r>
-        <w:t>Grenzen der Aussage. In Grundstudium Wirkungsoekonomie wird Kernaussage erst steuerungsfaehig, wenn daraus eine Entscheidung folgt. Die Grundbegriffe muessen in spaeteren Modulen wiedererkennbar bleiben. Ohne diese Rueckkopplung bleibt Reporting eine Beschreibung. Mit Rueckkopplung wird aus Bewertung eine veraenderte Routine: ein anderer Prozess, ein geaenderter Anreiz, eine bessere Datenpflicht, eine korrigierte Kommunikation oder eine neue Priorisierung.</w:t>
-      </w:r>
-    </w:p>
-    <w:p>
-      <w:r>
-        <w:t>Die typische Fehlstelle bei Zukunftsfähigkeit, Risiko und Resilienz liegt darin, kurzfristige Entlastung als dauerhafte positive Netto-Wirkung zu verkaufen. Bei Kernaussage wird diese Fehlstelle konkret: Ein scheinbar plausibler Befund darf nicht zur Abkuerzung werden. Quellen, Systemgrenzen, Unsicherheit und Rueckkopplung bleiben sichtbar.</w:t>
-      </w:r>
-    </w:p>
-    <w:p>
-      <w:r>
-        <w:t>Kontrollfrage. Welche Entscheidung waere falsch, wenn Kernaussage in V06 missverstanden wird? Die Antwort muss mindestens eine Daten- oder Quellenannahme, eine betroffene Gruppe oder Schutzdimension, eine moegliche Nebenwirkung und einen Rueckkopplungsschritt nennen. Richtig ist nicht die lauteste Bewertung, sondern diejenige, die Begriff, Beleg und Steuerungsfolge zusammenhaelt.</w:t>
-      </w:r>
-    </w:p>
-    <w:p>
-      <w:r>
-        <w:t>Rueckfluss. Fuer den WOE-Korpus bedeutet das: Begriffe aus Zukunftsfähigkeit, Risiko und Resilienz sollten dort geschaerft werden, wo sie in Glossar, Werkzeugen, Journal oder Readern doppeldeutig bleiben. Offene Forschungsfragen werden nicht versteckt. Sie markieren die Stelle, an der spaetere Evidenz, ein besserer Datensatz oder eine praezisere Fallstudie die Bewertung veraendern kann.</w:t>
+        <w:t>Fallpruefung. Wenn eine Bildungs- oder Forschungseinrichtung eine Wirkungsaussage fuer Lernende und Praxispartner pruefbar machen will, beginnt die Analyse bei Empfaengern, Wirkraum, Zeitraum und Datenquelle. Bei Didaktische Einordnung im Studiengang muss dann geklaert werden, welche Begriffe, Quellen und Grenzen im Material sichtbar bleiben muessen. Eine tragfaehige Antwort benennt mindestens eine Quelle, eine offene Unsicherheit, eine moegliche Gegenbeobachtung und die Entscheidung, die nach der Bewertung geaendert wird.</w:t>
+      </w:r>
+    </w:p>
+    <w:p>
+      <w:r>
+        <w:t>Der Rueckfluss in den WOE-Korpus liegt hier in klaren Begriffen, sauber verlinkten Quellen und benannten Forschungsfragen. Wo Glossar, Werkzeuge, Journal oder Reader noch doppeldeutig bleiben, sollte Zukunftsfähigkeit, Risiko und Resilienz nicht als fertige Gewissheit auftreten, sondern als pruefbarer Lernstand mit Korrekturpfad.</w:t>
       </w:r>
     </w:p>
     <w:p>
@@ -3118,107 +3158,122 @@
         <w:pStyle w:val="Heading3"/>
       </w:pPr>
       <w:r>
-        <w:t>Schlussvertiefung 4: Zukunftsfähigkeit, Risiko und Resilienz im Anwendungsfall</w:t>
-      </w:r>
-    </w:p>
-    <w:p>
-      <w:r>
-        <w:t>Die folgenden Abschnitte sind keine neue Pruefungsloesung. Sie verdichten die vorhandenen Kapitel zu einer Lesart, mit der Studierende einen Fall selbststaendig analysieren koennen. Im Mittelpunkt stehen Schutzdimensionen, Zeitlogik, Resilienz und Betroffenenperspektive, nicht moralische Personenbewertung.</w:t>
-      </w:r>
-    </w:p>
-    <w:p>
-      <w:r>
-        <w:t>Begriffliche Schlussklaerung. Die Grenze gegen Scheingenauigkeit verlaeuft bei Quelltext und fachliche Grundlegung nicht zwischen Optimismus und Pessimismus. Sie verlaeuft zwischen offengelegter Unsicherheit und rhetorischer Sicherheit. Wer Zukunftsfähigkeit, Risiko und Resilienz belastbar anwenden will, benennt Systemgrenze, Zeitraum, Vergleichspunkt und offene Gegenhypothese. Gerade dadurch bleibt das Skript anschlussfaehig fuer Forschung, Praxis und spaetere Revision.</w:t>
-      </w:r>
-    </w:p>
-    <w:p>
-      <w:r>
-        <w:t>Fuer die Pruefung ist Quelltext und fachliche Grundlegung dann verstanden, wenn daraus eine belastbare Fallantwort entsteht. Eine gute Antwort unterscheidet Beobachtung, Kausalannahme, Bewertung und Steuerungsfolge. Sie bewertet keine Menschen, sondern Wirkpfade, Zustandsveraenderungen, Risiken und institutionelle Bedingungen.</w:t>
-      </w:r>
-    </w:p>
-    <w:p>
-      <w:r>
-        <w:t>Wirkpfad und Empfaenger. Erfolg muss über die Zeit tragen zeigt, warum Zukunftsfähigkeit, Risiko und Resilienz mehr ist als ein Schlagwort im Feld Schutzdimensionen, Zeitlogik, Resilienz und Betroffenenperspektive. Die wirkungsoekonomische Frage lautet: Welche reale Veraenderung wird moeglich, welche bleibt nur Potenzial und wo entsteht ein Wirkungsrisiko? Diese Unterscheidung schuetzt vor Impact-Washing, weil sie Absicht, Aktivitaet, Reichweite und Wirkung auseinanderhaelt.</w:t>
-      </w:r>
-    </w:p>
-    <w:p>
-      <w:r>
-        <w:t>Eine Kommune, ein Unternehmen oder eine Bildungsorganisation will Zukunftsfähigkeit, Risiko und Resilienz praktisch anwenden. Der erste Schritt ist nicht die Auswahl eines Instruments, sondern die Klaerung der Zustandsveraenderung. Bei Erfolg muss über die Zeit tragen muss deshalb benannt werden, wer betroffen ist, welcher Zustand sich veraendert, welche Frist gilt und welche Gegenbeobachtung die Annahme widerlegen wuerde. Erst danach entsteht eine begruendete Entscheidung im Feld Begriff, Fallbewertung, Wirkpfad, rote Linie, Quellenbeurteilung oder Rueckkopplungsregel.</w:t>
-      </w:r>
-    </w:p>
-    <w:p>
-      <w:r>
-        <w:t>Daten, Quellen und Evidenz. In V06 muss Zukunftsfähigkeit: den morgigen Tag mitdenken immer mit Empfaengern gelesen werden. Wirkung entsteht nicht beim Sender, sondern an veraenderten Zustaenden von Menschen, Oekosystemen, Institutionen, Oeffentlichkeit oder kuenftigen Handlungsspielraeumen. Darum reicht es nicht, interne Aktivitaeten zu dokumentieren. Entscheidend ist, ob sich ein Zustand nachvollziehbar veraendert und ob diese Veraenderung im Referenzrahmen Mensch, Planet, Demokratie, SDGs, Agenda 2030 und SDG+ tragfaehig bewertet werden kann.</w:t>
-      </w:r>
-    </w:p>
-    <w:p>
-      <w:r>
-        <w:t>Ein Bericht behauptet, die Massnahme zu Zukunftsfähigkeit, Risiko und Resilienz sei erfolgreich. Die WOE-Lesart fragt bei Zukunftsfähigkeit: den morgigen Tag mitdenken nach belastbaren Nachweisen: begriffliche Praezision, Fallbeschreibung, Quellenklarheit, Plausibilitaet und offene Unsicherheit. Wenn diese Nachweise fehlen, bleibt die Aussage Wirkungspotenzial oder Kommunikationsbehauptung. Sie kann wichtig sein, aber sie ist noch keine belegte Wirkung.</w:t>
-      </w:r>
-    </w:p>
-    <w:p>
-      <w:r>
-        <w:t>Bewertung und rote Linien. Wissenschaftliche Anschlussfaehigkeit entsteht hier durch Quellenklarheit. Bei Warum die alten Zahlen die Zukunft ausblenden werden interne WOE-Begriffe nicht als Ersatz fuer Belege benutzt, sondern mit Grundlagenwerk, Schutzdimensionen Mensch/Planet/Demokratie und Langfristlogik verbunden. Wo die Datenlage offen bleibt, wird das offengelegt. Wo eine Aussage nur plausibel ist, bleibt sie als Wirkungspotenzial markiert. Wo ein Schaden eine rote Linie beruehrt, greift Nichtkompensation vor Durchschnittslogik.</w:t>
-      </w:r>
-    </w:p>
-    <w:p>
-      <w:r>
-        <w:t>In einer kontroversen Entscheidung wirkt Warum die alten Zahlen die Zukunft ausblenden als Pruefpunkt fuer Ambivalenz. Ein Nutzen fuer eine Gruppe kann mit Risiken fuer andere Wirkungsempfaenger einhergehen. Das Skript verlangt deshalb, positive und negative Zustandsveraenderungen getrennt zu fuehren, bevor von positiver Netto-Wirkung gesprochen wird.</w:t>
-      </w:r>
-    </w:p>
-    <w:p>
-      <w:r>
-        <w:t>Kontrollfrage. Welche Entscheidung waere falsch, wenn Warum die alten Zahlen die Zukunft ausblenden in V06 missverstanden wird? Die Antwort muss mindestens eine Daten- oder Quellenannahme, eine betroffene Gruppe oder Schutzdimension, eine moegliche Nebenwirkung und einen Rueckkopplungsschritt nennen. Richtig ist nicht die lauteste Bewertung, sondern diejenige, die Begriff, Beleg und Steuerungsfolge zusammenhaelt.</w:t>
-      </w:r>
-    </w:p>
-    <w:p>
-      <w:r>
-        <w:t>Steuerung und Rueckkopplung. In Grundstudium Wirkungsoekonomie wird Risiko: die Kehrseite jeder Aktivität erst steuerungsfaehig, wenn daraus eine Entscheidung folgt. Die Grundbegriffe muessen in spaeteren Modulen wiedererkennbar bleiben. Ohne diese Rueckkopplung bleibt Reporting eine Beschreibung. Mit Rueckkopplung wird aus Bewertung eine veraenderte Routine: ein anderer Prozess, ein geaenderter Anreiz, eine bessere Datenpflicht, eine korrigierte Kommunikation oder eine neue Priorisierung.</w:t>
-      </w:r>
-    </w:p>
-    <w:p>
-      <w:r>
-        <w:t>Die typische Fehlstelle bei Zukunftsfähigkeit, Risiko und Resilienz liegt darin, kurzfristige Entlastung als dauerhafte positive Netto-Wirkung zu verkaufen. Bei Risiko: die Kehrseite jeder Aktivität wird diese Fehlstelle konkret: Ein scheinbar plausibler Befund darf nicht zur Abkuerzung werden. Quellen, Systemgrenzen, Unsicherheit und Rueckkopplung bleiben sichtbar.</w:t>
-      </w:r>
-    </w:p>
-    <w:p>
-      <w:r>
-        <w:t>Pruefungsnahe Anwendung. Die Grenze gegen Scheingenauigkeit verlaeuft bei Sichtbare und verdeckte Risiken nicht zwischen Optimismus und Pessimismus. Sie verlaeuft zwischen offengelegter Unsicherheit und rhetorischer Sicherheit. Wer Zukunftsfähigkeit, Risiko und Resilienz belastbar anwenden will, benennt Systemgrenze, Zeitraum, Vergleichspunkt und offene Gegenhypothese. Gerade dadurch bleibt das Skript anschlussfaehig fuer Forschung, Praxis und spaetere Revision.</w:t>
-      </w:r>
-    </w:p>
-    <w:p>
-      <w:r>
-        <w:t>Fuer die Pruefung ist Sichtbare und verdeckte Risiken dann verstanden, wenn daraus eine belastbare Fallantwort entsteht. Eine gute Antwort unterscheidet Beobachtung, Kausalannahme, Bewertung und Steuerungsfolge. Sie bewertet keine Menschen, sondern Wirkpfade, Zustandsveraenderungen, Risiken und institutionelle Bedingungen.</w:t>
-      </w:r>
-    </w:p>
-    <w:p>
-      <w:r>
-        <w:t>Rueckfluss. Fuer den WOE-Korpus bedeutet das: Begriffe aus Zukunftsfähigkeit, Risiko und Resilienz sollten dort geschaerft werden, wo sie in Glossar, Werkzeugen, Journal oder Readern doppeldeutig bleiben. Offene Forschungsfragen werden nicht versteckt. Sie markieren die Stelle, an der spaetere Evidenz, ein besserer Datensatz oder eine praezisere Fallstudie die Bewertung veraendern kann.</w:t>
-      </w:r>
-    </w:p>
-    <w:p>
-      <w:r>
-        <w:t>Transfer in den WOE-Korpus. Resilienz: Stöße aushalten können zeigt, warum Zukunftsfähigkeit, Risiko und Resilienz mehr ist als ein Schlagwort im Feld Schutzdimensionen, Zeitlogik, Resilienz und Betroffenenperspektive. Die wirkungsoekonomische Frage lautet: Welche reale Veraenderung wird moeglich, welche bleibt nur Potenzial und wo entsteht ein Wirkungsrisiko? Diese Unterscheidung schuetzt vor Impact-Washing, weil sie Absicht, Aktivitaet, Reichweite und Wirkung auseinanderhaelt.</w:t>
-      </w:r>
-    </w:p>
-    <w:p>
-      <w:r>
-        <w:t>Eine Kommune, ein Unternehmen oder eine Bildungsorganisation will Zukunftsfähigkeit, Risiko und Resilienz praktisch anwenden. Der erste Schritt ist nicht die Auswahl eines Instruments, sondern die Klaerung der Zustandsveraenderung. Bei Resilienz: Stöße aushalten können muss deshalb benannt werden, wer betroffen ist, welcher Zustand sich veraendert, welche Frist gilt und welche Gegenbeobachtung die Annahme widerlegen wuerde. Erst danach entsteht eine begruendete Entscheidung im Feld Begriff, Fallbewertung, Wirkpfad, rote Linie, Quellenbeurteilung oder Rueckkopplungsregel.</w:t>
-      </w:r>
-    </w:p>
-    <w:p>
-      <w:r>
-        <w:t>Grenzen der Aussage. In V06 muss Effizienz allein macht zerbrechlich immer mit Empfaengern gelesen werden. Wirkung entsteht nicht beim Sender, sondern an veraenderten Zustaenden von Menschen, Oekosystemen, Institutionen, Oeffentlichkeit oder kuenftigen Handlungsspielraeumen. Darum reicht es nicht, interne Aktivitaeten zu dokumentieren. Entscheidend ist, ob sich ein Zustand nachvollziehbar veraendert und ob diese Veraenderung im Referenzrahmen Mensch, Planet, Demokratie, SDGs, Agenda 2030 und SDG+ tragfaehig bewertet werden kann.</w:t>
-      </w:r>
-    </w:p>
-    <w:p>
-      <w:r>
-        <w:t>Ein Bericht behauptet, die Massnahme zu Zukunftsfähigkeit, Risiko und Resilienz sei erfolgreich. Die WOE-Lesart fragt bei Effizienz allein macht zerbrechlich nach belastbaren Nachweisen: begriffliche Praezision, Fallbeschreibung, Quellenklarheit, Plausibilitaet und offene Unsicherheit. Wenn diese Nachweise fehlen, bleibt die Aussage Wirkungspotenzial oder Kommunikationsbehauptung. Sie kann wichtig sein, aber sie ist noch keine belegte Wirkung.</w:t>
-      </w:r>
-    </w:p>
-    <w:p>
-      <w:r>
-        <w:t>Kontrollfrage. Welche Entscheidung waere falsch, wenn Effizienz allein macht zerbrechlich in V06 missverstanden wird? Die Antwort muss mindestens eine Daten- oder Quellenannahme, eine betroffene Gruppe oder Schutzdimension, eine moegliche Nebenwirkung und einen Rueckkopplungsschritt nennen. Richtig ist nicht die lauteste Bewertung, sondern diejenige, die Begriff, Beleg und Steuerungsfolge zusammenhaelt.</w:t>
+        <w:t>Vertiefungsrunde 4: Anschluss an Praxis und Forschung</w:t>
+      </w:r>
+    </w:p>
+    <w:p>
+      <w:r>
+        <w:t>Diese Runde wechselt den Blickwinkel, damit der Schlussblock nicht nur wiederholt, sondern Leseentscheidungen vorbereitet: Was ist belegt, was bleibt Potenzial, welche Nebenwirkung ist relevant und welche Steuerungsfolge wird daraus abgeleitet?</w:t>
+      </w:r>
+    </w:p>
+    <w:p>
+      <w:r>
+        <w:t>Evidenzfenster. In Grundstudium Wirkungsoekonomie wird Analysemodell erst steuerungsfaehig, wenn daraus eine Entscheidung folgt. Die Grundbegriffe muessen in spaeteren Modulen wiedererkennbar bleiben. Ohne diese Rueckkopplung bleibt Reporting eine Beschreibung. Mit Rueckkopplung wird aus Bewertung eine veraenderte Routine: ein anderer Prozess, ein geaenderter Anreiz, eine bessere Datenpflicht, eine korrigierte Kommunikation oder eine neue Priorisierung.</w:t>
+      </w:r>
+    </w:p>
+    <w:p>
+      <w:r>
+        <w:t>Die typische Fehlstelle bei Zukunftsfähigkeit, Risiko und Resilienz liegt darin, kurzfristige Entlastung als dauerhafte positive Netto-Wirkung zu verkaufen. Bei Analysemodell wird diese Fehlstelle konkret: Ein scheinbar plausibler Befund darf nicht zur Abkuerzung werden. Quellen, Systemgrenzen, Unsicherheit und Rueckkopplung bleiben sichtbar.</w:t>
+      </w:r>
+    </w:p>
+    <w:p>
+      <w:r>
+        <w:t>Fallpruefung. Wenn eine Kommune eine bestehende Massnahme neu priorisieren will, beginnt die Analyse bei Empfaengern, Wirkraum, Zeitraum und Datenquelle. Bei Analysemodell muss dann geklaert werden, ob Ressourcen umgeschichtet, Daten nacherhoben oder Zielkonflikte offengelegt werden. Eine tragfaehige Antwort benennt mindestens eine Quelle, eine offene Unsicherheit, eine moegliche Gegenbeobachtung und die Entscheidung, die nach der Bewertung geaendert wird.</w:t>
+      </w:r>
+    </w:p>
+    <w:p>
+      <w:r>
+        <w:t>Bewertungsgrenze. Die Grenze gegen Scheingenauigkeit verlaeuft bei Modellformel nicht zwischen Optimismus und Pessimismus. Sie verlaeuft zwischen offengelegter Unsicherheit und rhetorischer Sicherheit. Wer Zukunftsfähigkeit, Risiko und Resilienz belastbar anwenden will, benennt Systemgrenze, Zeitraum, Vergleichspunkt und offene Gegenhypothese. Gerade dadurch bleibt das Skript anschlussfaehig fuer Forschung, Praxis und spaetere Revision.</w:t>
+      </w:r>
+    </w:p>
+    <w:p>
+      <w:r>
+        <w:t>Fuer die Pruefung ist Modellformel dann verstanden, wenn daraus eine belastbare Fallantwort entsteht. Eine gute Antwort unterscheidet Beobachtung, Kausalannahme, Bewertung und Steuerungsfolge. Sie bewertet keine Menschen, sondern Wirkpfade, Zustandsveraenderungen, Risiken und institutionelle Bedingungen.</w:t>
+      </w:r>
+    </w:p>
+    <w:p>
+      <w:r>
+        <w:t>Fallpruefung. Wenn ein Unternehmen ein Produkt, einen Prozess oder eine Investition wirkungsbezogen bewerten will, beginnt die Analyse bei Empfaengern, Wirkraum, Zeitraum und Datenquelle. Bei Modellformel muss dann geklaert werden, welche Entscheidung nach der Bewertung tatsaechlich anders ausfaellt. Eine tragfaehige Antwort benennt mindestens eine Quelle, eine offene Unsicherheit, eine moegliche Gegenbeobachtung und die Entscheidung, die nach der Bewertung geaendert wird.</w:t>
+      </w:r>
+    </w:p>
+    <w:p>
+      <w:r>
+        <w:t>Fuer die Bewertung reicht kein Summenscore, der zentrale Schaeden mit bequemen Pluspunkten verrechnet. Nichtkompensation und Reverse Merit Order markieren, wo rote Linien, demokratische Grundbedingungen oder planetare Grenzen Vorrang vor Durchschnittslogik haben. So bleibt positive Netto-Wirkung eine anspruchsvolle Zielgroesse und wird nicht zur dekorativen Formel.</w:t>
+      </w:r>
+    </w:p>
+    <w:p>
+      <w:r>
+        <w:t>Steuerungsfolge. Fallfenster zeigt, warum Zukunftsfähigkeit, Risiko und Resilienz mehr ist als ein Schlagwort im Feld Schutzdimensionen, Zeitlogik, Resilienz und Betroffenenperspektive. Die wirkungsoekonomische Frage lautet: Welche reale Veraenderung wird moeglich, welche bleibt nur Potenzial und wo entsteht ein Wirkungsrisiko? Diese Unterscheidung schuetzt vor Impact-Washing, weil sie Absicht, Aktivitaet, Reichweite und Wirkung auseinanderhaelt.</w:t>
+      </w:r>
+    </w:p>
+    <w:p>
+      <w:r>
+        <w:t>Eine Kommune, ein Unternehmen oder eine Bildungsorganisation will Zukunftsfähigkeit, Risiko und Resilienz praktisch anwenden. Der erste Schritt ist nicht die Auswahl eines Instruments, sondern die Klaerung der Zustandsveraenderung. Bei Fallfenster muss deshalb benannt werden, wer betroffen ist, welcher Zustand sich veraendert, welche Frist gilt und welche Gegenbeobachtung die Annahme widerlegen wuerde. Erst danach entsteht eine begruendete Entscheidung im Feld Begriff, Fallbewertung, Wirkpfad, rote Linie, Quellenbeurteilung oder Rueckkopplungsregel.</w:t>
+      </w:r>
+    </w:p>
+    <w:p>
+      <w:r>
+        <w:t>Fallpruefung. Wenn eine Bildungs- oder Forschungseinrichtung eine Wirkungsaussage fuer Lernende und Praxispartner pruefbar machen will, beginnt die Analyse bei Empfaengern, Wirkraum, Zeitraum und Datenquelle. Bei Fallfenster muss dann geklaert werden, welche Begriffe, Quellen und Grenzen im Material sichtbar bleiben muessen. Eine tragfaehige Antwort benennt mindestens eine Quelle, eine offene Unsicherheit, eine moegliche Gegenbeobachtung und die Entscheidung, die nach der Bewertung geaendert wird.</w:t>
+      </w:r>
+    </w:p>
+    <w:p>
+      <w:r>
+        <w:t>Der Rueckfluss in den WOE-Korpus liegt hier in klaren Begriffen, sauber verlinkten Quellen und benannten Forschungsfragen. Wo Glossar, Werkzeuge, Journal oder Reader noch doppeldeutig bleiben, sollte Zukunftsfähigkeit, Risiko und Resilienz nicht als fertige Gewissheit auftreten, sondern als pruefbarer Lernstand mit Korrekturpfad.</w:t>
+      </w:r>
+    </w:p>
+    <w:p>
+      <w:r>
+        <w:t>Transferhinweis. In V06 muss Prüfungsnahe Fallfragen ohne geschützte Antwortlogik immer mit Empfaengern gelesen werden. Wirkung entsteht nicht beim Sender, sondern an veraenderten Zustaenden von Menschen, Oekosystemen, Institutionen, Oeffentlichkeit oder kuenftigen Handlungsspielraeumen. Darum reicht es nicht, interne Aktivitaeten zu dokumentieren. Entscheidend ist, ob sich ein Zustand nachvollziehbar veraendert und ob diese Veraenderung im Referenzrahmen Mensch, Planet, Demokratie, SDGs, Agenda 2030 und SDG+ tragfaehig bewertet werden kann.</w:t>
+      </w:r>
+    </w:p>
+    <w:p>
+      <w:r>
+        <w:t>Ein Bericht behauptet, die Massnahme zu Zukunftsfähigkeit, Risiko und Resilienz sei erfolgreich. Die WOE-Lesart fragt bei Prüfungsnahe Fallfragen ohne geschützte Antwortlogik nach belastbaren Nachweisen: begriffliche Praezision, Fallbeschreibung, Quellenklarheit, Plausibilitaet und offene Unsicherheit. Wenn diese Nachweise fehlen, bleibt die Aussage Wirkungspotenzial oder Kommunikationsbehauptung. Sie kann wichtig sein, aber sie ist noch keine belegte Wirkung.</w:t>
+      </w:r>
+    </w:p>
+    <w:p>
+      <w:r>
+        <w:t>Fallpruefung. Wenn eine Kommune eine bestehende Massnahme neu priorisieren will, beginnt die Analyse bei Empfaengern, Wirkraum, Zeitraum und Datenquelle. Bei Prüfungsnahe Fallfragen ohne geschützte Antwortlogik muss dann geklaert werden, ob Ressourcen umgeschichtet, Daten nacherhoben oder Zielkonflikte offengelegt werden. Eine tragfaehige Antwort benennt mindestens eine Quelle, eine offene Unsicherheit, eine moegliche Gegenbeobachtung und die Entscheidung, die nach der Bewertung geaendert wird.</w:t>
+      </w:r>
+    </w:p>
+    <w:p>
+      <w:r>
+        <w:t>Rueckflussnotiz. Wissenschaftliche Anschlussfaehigkeit entsteht hier durch Quellenklarheit. Bei Einleitung / Wirkungsfrage werden interne WOE-Begriffe nicht als Ersatz fuer Belege benutzt, sondern mit Grundlagenwerk, Schutzdimensionen Mensch/Planet/Demokratie und Langfristlogik verbunden. Wo die Datenlage offen bleibt, wird das offengelegt. Wo eine Aussage nur plausibel ist, bleibt sie als Wirkungspotenzial markiert. Wo ein Schaden eine rote Linie beruehrt, greift Nichtkompensation vor Durchschnittslogik.</w:t>
+      </w:r>
+    </w:p>
+    <w:p>
+      <w:r>
+        <w:t>In einer kontroversen Entscheidung wirkt Einleitung / Wirkungsfrage als Pruefpunkt fuer Ambivalenz. Ein Nutzen fuer eine Gruppe kann mit Risiken fuer andere Wirkungsempfaenger einhergehen. Das Skript verlangt deshalb, positive und negative Zustandsveraenderungen getrennt zu fuehren, bevor von positiver Netto-Wirkung gesprochen wird.</w:t>
+      </w:r>
+    </w:p>
+    <w:p>
+      <w:r>
+        <w:t>Fallpruefung. Wenn ein Unternehmen ein Produkt, einen Prozess oder eine Investition wirkungsbezogen bewerten will, beginnt die Analyse bei Empfaengern, Wirkraum, Zeitraum und Datenquelle. Bei Einleitung / Wirkungsfrage muss dann geklaert werden, welche Entscheidung nach der Bewertung tatsaechlich anders ausfaellt. Eine tragfaehige Antwort benennt mindestens eine Quelle, eine offene Unsicherheit, eine moegliche Gegenbeobachtung und die Entscheidung, die nach der Bewertung geaendert wird.</w:t>
+      </w:r>
+    </w:p>
+    <w:p>
+      <w:r>
+        <w:t>Fuer die Bewertung reicht kein Summenscore, der zentrale Schaeden mit bequemen Pluspunkten verrechnet. Nichtkompensation und Reverse Merit Order markieren, wo rote Linien, demokratische Grundbedingungen oder planetare Grenzen Vorrang vor Durchschnittslogik haben. So bleibt positive Netto-Wirkung eine anspruchsvolle Zielgroesse und wird nicht zur dekorativen Formel.</w:t>
+      </w:r>
+    </w:p>
+    <w:p>
+      <w:r>
+        <w:t>Pruefungsimpuls. In Grundstudium Wirkungsoekonomie wird Kernaussage erst steuerungsfaehig, wenn daraus eine Entscheidung folgt. Die Grundbegriffe muessen in spaeteren Modulen wiedererkennbar bleiben. Ohne diese Rueckkopplung bleibt Reporting eine Beschreibung. Mit Rueckkopplung wird aus Bewertung eine veraenderte Routine: ein anderer Prozess, ein geaenderter Anreiz, eine bessere Datenpflicht, eine korrigierte Kommunikation oder eine neue Priorisierung.</w:t>
+      </w:r>
+    </w:p>
+    <w:p>
+      <w:r>
+        <w:t>Die typische Fehlstelle bei Zukunftsfähigkeit, Risiko und Resilienz liegt darin, kurzfristige Entlastung als dauerhafte positive Netto-Wirkung zu verkaufen. Bei Kernaussage wird diese Fehlstelle konkret: Ein scheinbar plausibler Befund darf nicht zur Abkuerzung werden. Quellen, Systemgrenzen, Unsicherheit und Rueckkopplung bleiben sichtbar.</w:t>
+      </w:r>
+    </w:p>
+    <w:p>
+      <w:r>
+        <w:t>Fallpruefung. Wenn eine Bildungs- oder Forschungseinrichtung eine Wirkungsaussage fuer Lernende und Praxispartner pruefbar machen will, beginnt die Analyse bei Empfaengern, Wirkraum, Zeitraum und Datenquelle. Bei Kernaussage muss dann geklaert werden, welche Begriffe, Quellen und Grenzen im Material sichtbar bleiben muessen. Eine tragfaehige Antwort benennt mindestens eine Quelle, eine offene Unsicherheit, eine moegliche Gegenbeobachtung und die Entscheidung, die nach der Bewertung geaendert wird.</w:t>
+      </w:r>
+    </w:p>
+    <w:p>
+      <w:r>
+        <w:t>Der Rueckfluss in den WOE-Korpus liegt hier in klaren Begriffen, sauber verlinkten Quellen und benannten Forschungsfragen. Wo Glossar, Werkzeuge, Journal oder Reader noch doppeldeutig bleiben, sollte Zukunftsfähigkeit, Risiko und Resilienz nicht als fertige Gewissheit auftreten, sondern als pruefbarer Lernstand mit Korrekturpfad.</w:t>
       </w:r>
     </w:p>
     <w:p>
@@ -3226,107 +3281,122 @@
         <w:pStyle w:val="Heading3"/>
       </w:pPr>
       <w:r>
-        <w:t>Schlussvertiefung 5: Zukunftsfähigkeit, Risiko und Resilienz im Anwendungsfall</w:t>
-      </w:r>
-    </w:p>
-    <w:p>
-      <w:r>
-        <w:t>Die folgenden Abschnitte sind keine neue Pruefungsloesung. Sie verdichten die vorhandenen Kapitel zu einer Lesart, mit der Studierende einen Fall selbststaendig analysieren koennen. Im Mittelpunkt stehen Schutzdimensionen, Zeitlogik, Resilienz und Betroffenenperspektive, nicht moralische Personenbewertung.</w:t>
-      </w:r>
-    </w:p>
-    <w:p>
-      <w:r>
-        <w:t>Begriffliche Schlussklaerung. Wissenschaftliche Anschlussfaehigkeit entsteht hier durch Quellenklarheit. Bei Ein Beispiel: zwei Lieferketten werden interne WOE-Begriffe nicht als Ersatz fuer Belege benutzt, sondern mit Grundlagenwerk, Schutzdimensionen Mensch/Planet/Demokratie und Langfristlogik verbunden. Wo die Datenlage offen bleibt, wird das offengelegt. Wo eine Aussage nur plausibel ist, bleibt sie als Wirkungspotenzial markiert. Wo ein Schaden eine rote Linie beruehrt, greift Nichtkompensation vor Durchschnittslogik.</w:t>
-      </w:r>
-    </w:p>
-    <w:p>
-      <w:r>
-        <w:t>In einer kontroversen Entscheidung wirkt Ein Beispiel: zwei Lieferketten als Pruefpunkt fuer Ambivalenz. Ein Nutzen fuer eine Gruppe kann mit Risiken fuer andere Wirkungsempfaenger einhergehen. Das Skript verlangt deshalb, positive und negative Zustandsveraenderungen getrennt zu fuehren, bevor von positiver Netto-Wirkung gesprochen wird.</w:t>
-      </w:r>
-    </w:p>
-    <w:p>
-      <w:r>
-        <w:t>Wirkpfad und Empfaenger. In Grundstudium Wirkungsoekonomie wird Die drei Begriffe gehören zusammen erst steuerungsfaehig, wenn daraus eine Entscheidung folgt. Die Grundbegriffe muessen in spaeteren Modulen wiedererkennbar bleiben. Ohne diese Rueckkopplung bleibt Reporting eine Beschreibung. Mit Rueckkopplung wird aus Bewertung eine veraenderte Routine: ein anderer Prozess, ein geaenderter Anreiz, eine bessere Datenpflicht, eine korrigierte Kommunikation oder eine neue Priorisierung.</w:t>
-      </w:r>
-    </w:p>
-    <w:p>
-      <w:r>
-        <w:t>Die typische Fehlstelle bei Zukunftsfähigkeit, Risiko und Resilienz liegt darin, kurzfristige Entlastung als dauerhafte positive Netto-Wirkung zu verkaufen. Bei Die drei Begriffe gehören zusammen wird diese Fehlstelle konkret: Ein scheinbar plausibler Befund darf nicht zur Abkuerzung werden. Quellen, Systemgrenzen, Unsicherheit und Rueckkopplung bleiben sichtbar.</w:t>
-      </w:r>
-    </w:p>
-    <w:p>
-      <w:r>
-        <w:t>Daten, Quellen und Evidenz. Die Grenze gegen Scheingenauigkeit verlaeuft bei Was du aus dieser Vorlesung mitnimmst nicht zwischen Optimismus und Pessimismus. Sie verlaeuft zwischen offengelegter Unsicherheit und rhetorischer Sicherheit. Wer Zukunftsfähigkeit, Risiko und Resilienz belastbar anwenden will, benennt Systemgrenze, Zeitraum, Vergleichspunkt und offene Gegenhypothese. Gerade dadurch bleibt das Skript anschlussfaehig fuer Forschung, Praxis und spaetere Revision.</w:t>
-      </w:r>
-    </w:p>
-    <w:p>
-      <w:r>
-        <w:t>Fuer die Pruefung ist Was du aus dieser Vorlesung mitnimmst dann verstanden, wenn daraus eine belastbare Fallantwort entsteht. Eine gute Antwort unterscheidet Beobachtung, Kausalannahme, Bewertung und Steuerungsfolge. Sie bewertet keine Menschen, sondern Wirkpfade, Zustandsveraenderungen, Risiken und institutionelle Bedingungen.</w:t>
-      </w:r>
-    </w:p>
-    <w:p>
-      <w:r>
-        <w:t>Bewertung und rote Linien. Wirkungsökonomische Vertiefung zeigt, warum Zukunftsfähigkeit, Risiko und Resilienz mehr ist als ein Schlagwort im Feld Schutzdimensionen, Zeitlogik, Resilienz und Betroffenenperspektive. Die wirkungsoekonomische Frage lautet: Welche reale Veraenderung wird moeglich, welche bleibt nur Potenzial und wo entsteht ein Wirkungsrisiko? Diese Unterscheidung schuetzt vor Impact-Washing, weil sie Absicht, Aktivitaet, Reichweite und Wirkung auseinanderhaelt.</w:t>
-      </w:r>
-    </w:p>
-    <w:p>
-      <w:r>
-        <w:t>Eine Kommune, ein Unternehmen oder eine Bildungsorganisation will Zukunftsfähigkeit, Risiko und Resilienz praktisch anwenden. Der erste Schritt ist nicht die Auswahl eines Instruments, sondern die Klaerung der Zustandsveraenderung. Bei Wirkungsökonomische Vertiefung muss deshalb benannt werden, wer betroffen ist, welcher Zustand sich veraendert, welche Frist gilt und welche Gegenbeobachtung die Annahme widerlegen wuerde. Erst danach entsteht eine begruendete Entscheidung im Feld Begriff, Fallbewertung, Wirkpfad, rote Linie, Quellenbeurteilung oder Rueckkopplungsregel.</w:t>
-      </w:r>
-    </w:p>
-    <w:p>
-      <w:r>
-        <w:t>Kontrollfrage. Welche Entscheidung waere falsch, wenn Wirkungsökonomische Vertiefung in V06 missverstanden wird? Die Antwort muss mindestens eine Daten- oder Quellenannahme, eine betroffene Gruppe oder Schutzdimension, eine moegliche Nebenwirkung und einen Rueckkopplungsschritt nennen. Richtig ist nicht die lauteste Bewertung, sondern diejenige, die Begriff, Beleg und Steuerungsfolge zusammenhaelt.</w:t>
-      </w:r>
-    </w:p>
-    <w:p>
-      <w:r>
-        <w:t>Rueckfluss. Fuer den WOE-Korpus bedeutet das: Begriffe aus Zukunftsfähigkeit, Risiko und Resilienz sollten dort geschaerft werden, wo sie in Glossar, Werkzeugen, Journal oder Readern doppeldeutig bleiben. Offene Forschungsfragen werden nicht versteckt. Sie markieren die Stelle, an der spaetere Evidenz, ein besserer Datensatz oder eine praezisere Fallstudie die Bewertung veraendern kann.</w:t>
-      </w:r>
-    </w:p>
-    <w:p>
-      <w:r>
-        <w:t>Steuerung und Rueckkopplung. In V06 muss Begriffliche Präzision immer mit Empfaengern gelesen werden. Wirkung entsteht nicht beim Sender, sondern an veraenderten Zustaenden von Menschen, Oekosystemen, Institutionen, Oeffentlichkeit oder kuenftigen Handlungsspielraeumen. Darum reicht es nicht, interne Aktivitaeten zu dokumentieren. Entscheidend ist, ob sich ein Zustand nachvollziehbar veraendert und ob diese Veraenderung im Referenzrahmen Mensch, Planet, Demokratie, SDGs, Agenda 2030 und SDG+ tragfaehig bewertet werden kann.</w:t>
-      </w:r>
-    </w:p>
-    <w:p>
-      <w:r>
-        <w:t>Ein Bericht behauptet, die Massnahme zu Zukunftsfähigkeit, Risiko und Resilienz sei erfolgreich. Die WOE-Lesart fragt bei Begriffliche Präzision nach belastbaren Nachweisen: begriffliche Praezision, Fallbeschreibung, Quellenklarheit, Plausibilitaet und offene Unsicherheit. Wenn diese Nachweise fehlen, bleibt die Aussage Wirkungspotenzial oder Kommunikationsbehauptung. Sie kann wichtig sein, aber sie ist noch keine belegte Wirkung.</w:t>
-      </w:r>
-    </w:p>
-    <w:p>
-      <w:r>
-        <w:t>Pruefungsnahe Anwendung. Wissenschaftliche Anschlussfaehigkeit entsteht hier durch Quellenklarheit. Bei Wirkpfad werden interne WOE-Begriffe nicht als Ersatz fuer Belege benutzt, sondern mit Grundlagenwerk, Schutzdimensionen Mensch/Planet/Demokratie und Langfristlogik verbunden. Wo die Datenlage offen bleibt, wird das offengelegt. Wo eine Aussage nur plausibel ist, bleibt sie als Wirkungspotenzial markiert. Wo ein Schaden eine rote Linie beruehrt, greift Nichtkompensation vor Durchschnittslogik.</w:t>
-      </w:r>
-    </w:p>
-    <w:p>
-      <w:r>
-        <w:t>In einer kontroversen Entscheidung wirkt Wirkpfad als Pruefpunkt fuer Ambivalenz. Ein Nutzen fuer eine Gruppe kann mit Risiken fuer andere Wirkungsempfaenger einhergehen. Das Skript verlangt deshalb, positive und negative Zustandsveraenderungen getrennt zu fuehren, bevor von positiver Netto-Wirkung gesprochen wird.</w:t>
-      </w:r>
-    </w:p>
-    <w:p>
-      <w:r>
-        <w:t>Transfer in den WOE-Korpus. In Grundstudium Wirkungsoekonomie wird Leitthese erst steuerungsfaehig, wenn daraus eine Entscheidung folgt. Die Grundbegriffe muessen in spaeteren Modulen wiedererkennbar bleiben. Ohne diese Rueckkopplung bleibt Reporting eine Beschreibung. Mit Rueckkopplung wird aus Bewertung eine veraenderte Routine: ein anderer Prozess, ein geaenderter Anreiz, eine bessere Datenpflicht, eine korrigierte Kommunikation oder eine neue Priorisierung.</w:t>
-      </w:r>
-    </w:p>
-    <w:p>
-      <w:r>
-        <w:t>Die typische Fehlstelle bei Zukunftsfähigkeit, Risiko und Resilienz liegt darin, kurzfristige Entlastung als dauerhafte positive Netto-Wirkung zu verkaufen. Bei Leitthese wird diese Fehlstelle konkret: Ein scheinbar plausibler Befund darf nicht zur Abkuerzung werden. Quellen, Systemgrenzen, Unsicherheit und Rueckkopplung bleiben sichtbar.</w:t>
-      </w:r>
-    </w:p>
-    <w:p>
-      <w:r>
-        <w:t>Grenzen der Aussage. Die Grenze gegen Scheingenauigkeit verlaeuft bei Didaktische Einordnung im Studiengang nicht zwischen Optimismus und Pessimismus. Sie verlaeuft zwischen offengelegter Unsicherheit und rhetorischer Sicherheit. Wer Zukunftsfähigkeit, Risiko und Resilienz belastbar anwenden will, benennt Systemgrenze, Zeitraum, Vergleichspunkt und offene Gegenhypothese. Gerade dadurch bleibt das Skript anschlussfaehig fuer Forschung, Praxis und spaetere Revision.</w:t>
-      </w:r>
-    </w:p>
-    <w:p>
-      <w:r>
-        <w:t>Fuer die Pruefung ist Didaktische Einordnung im Studiengang dann verstanden, wenn daraus eine belastbare Fallantwort entsteht. Eine gute Antwort unterscheidet Beobachtung, Kausalannahme, Bewertung und Steuerungsfolge. Sie bewertet keine Menschen, sondern Wirkpfade, Zustandsveraenderungen, Risiken und institutionelle Bedingungen.</w:t>
-      </w:r>
-    </w:p>
-    <w:p>
-      <w:r>
-        <w:t>Kontrollfrage. Welche Entscheidung waere falsch, wenn Didaktische Einordnung im Studiengang in V06 missverstanden wird? Die Antwort muss mindestens eine Daten- oder Quellenannahme, eine betroffene Gruppe oder Schutzdimension, eine moegliche Nebenwirkung und einen Rueckkopplungsschritt nennen. Richtig ist nicht die lauteste Bewertung, sondern diejenige, die Begriff, Beleg und Steuerungsfolge zusammenhaelt.</w:t>
+        <w:t>Vertiefungsrunde 5: Anschluss an Praxis und Forschung</w:t>
+      </w:r>
+    </w:p>
+    <w:p>
+      <w:r>
+        <w:t>Diese Runde wechselt den Blickwinkel, damit der Schlussblock nicht nur wiederholt, sondern Leseentscheidungen vorbereitet: Was ist belegt, was bleibt Potenzial, welche Nebenwirkung ist relevant und welche Steuerungsfolge wird daraus abgeleitet?</w:t>
+      </w:r>
+    </w:p>
+    <w:p>
+      <w:r>
+        <w:t>Begriffliche Sicherung. Die Grenze gegen Scheingenauigkeit verlaeuft bei Quelltext und fachliche Grundlegung nicht zwischen Optimismus und Pessimismus. Sie verlaeuft zwischen offengelegter Unsicherheit und rhetorischer Sicherheit. Wer Zukunftsfähigkeit, Risiko und Resilienz belastbar anwenden will, benennt Systemgrenze, Zeitraum, Vergleichspunkt und offene Gegenhypothese. Gerade dadurch bleibt das Skript anschlussfaehig fuer Forschung, Praxis und spaetere Revision.</w:t>
+      </w:r>
+    </w:p>
+    <w:p>
+      <w:r>
+        <w:t>Fuer die Pruefung ist Quelltext und fachliche Grundlegung dann verstanden, wenn daraus eine belastbare Fallantwort entsteht. Eine gute Antwort unterscheidet Beobachtung, Kausalannahme, Bewertung und Steuerungsfolge. Sie bewertet keine Menschen, sondern Wirkpfade, Zustandsveraenderungen, Risiken und institutionelle Bedingungen.</w:t>
+      </w:r>
+    </w:p>
+    <w:p>
+      <w:r>
+        <w:t>Fallpruefung. Wenn eine Kommune eine bestehende Massnahme neu priorisieren will, beginnt die Analyse bei Empfaengern, Wirkraum, Zeitraum und Datenquelle. Bei Quelltext und fachliche Grundlegung muss dann geklaert werden, ob Ressourcen umgeschichtet, Daten nacherhoben oder Zielkonflikte offengelegt werden. Eine tragfaehige Antwort benennt mindestens eine Quelle, eine offene Unsicherheit, eine moegliche Gegenbeobachtung und die Entscheidung, die nach der Bewertung geaendert wird.</w:t>
+      </w:r>
+    </w:p>
+    <w:p>
+      <w:r>
+        <w:t>Wirkpfadpruefung. Erfolg muss über die Zeit tragen zeigt, warum Zukunftsfähigkeit, Risiko und Resilienz mehr ist als ein Schlagwort im Feld Schutzdimensionen, Zeitlogik, Resilienz und Betroffenenperspektive. Die wirkungsoekonomische Frage lautet: Welche reale Veraenderung wird moeglich, welche bleibt nur Potenzial und wo entsteht ein Wirkungsrisiko? Diese Unterscheidung schuetzt vor Impact-Washing, weil sie Absicht, Aktivitaet, Reichweite und Wirkung auseinanderhaelt.</w:t>
+      </w:r>
+    </w:p>
+    <w:p>
+      <w:r>
+        <w:t>Eine Kommune, ein Unternehmen oder eine Bildungsorganisation will Zukunftsfähigkeit, Risiko und Resilienz praktisch anwenden. Der erste Schritt ist nicht die Auswahl eines Instruments, sondern die Klaerung der Zustandsveraenderung. Bei Erfolg muss über die Zeit tragen muss deshalb benannt werden, wer betroffen ist, welcher Zustand sich veraendert, welche Frist gilt und welche Gegenbeobachtung die Annahme widerlegen wuerde. Erst danach entsteht eine begruendete Entscheidung im Feld Begriff, Fallbewertung, Wirkpfad, rote Linie, Quellenbeurteilung oder Rueckkopplungsregel.</w:t>
+      </w:r>
+    </w:p>
+    <w:p>
+      <w:r>
+        <w:t>Fallpruefung. Wenn ein Unternehmen ein Produkt, einen Prozess oder eine Investition wirkungsbezogen bewerten will, beginnt die Analyse bei Empfaengern, Wirkraum, Zeitraum und Datenquelle. Bei Erfolg muss über die Zeit tragen muss dann geklaert werden, welche Entscheidung nach der Bewertung tatsaechlich anders ausfaellt. Eine tragfaehige Antwort benennt mindestens eine Quelle, eine offene Unsicherheit, eine moegliche Gegenbeobachtung und die Entscheidung, die nach der Bewertung geaendert wird.</w:t>
+      </w:r>
+    </w:p>
+    <w:p>
+      <w:r>
+        <w:t>Fuer die Bewertung reicht kein Summenscore, der zentrale Schaeden mit bequemen Pluspunkten verrechnet. Nichtkompensation und Reverse Merit Order markieren, wo rote Linien, demokratische Grundbedingungen oder planetare Grenzen Vorrang vor Durchschnittslogik haben. So bleibt positive Netto-Wirkung eine anspruchsvolle Zielgroesse und wird nicht zur dekorativen Formel.</w:t>
+      </w:r>
+    </w:p>
+    <w:p>
+      <w:r>
+        <w:t>Evidenzfenster. In V06 muss Zukunftsfähigkeit: den morgigen Tag mitdenken immer mit Empfaengern gelesen werden. Wirkung entsteht nicht beim Sender, sondern an veraenderten Zustaenden von Menschen, Oekosystemen, Institutionen, Oeffentlichkeit oder kuenftigen Handlungsspielraeumen. Darum reicht es nicht, interne Aktivitaeten zu dokumentieren. Entscheidend ist, ob sich ein Zustand nachvollziehbar veraendert und ob diese Veraenderung im Referenzrahmen Mensch, Planet, Demokratie, SDGs, Agenda 2030 und SDG+ tragfaehig bewertet werden kann.</w:t>
+      </w:r>
+    </w:p>
+    <w:p>
+      <w:r>
+        <w:t>Ein Bericht behauptet, die Massnahme zu Zukunftsfähigkeit, Risiko und Resilienz sei erfolgreich. Die WOE-Lesart fragt bei Zukunftsfähigkeit: den morgigen Tag mitdenken nach belastbaren Nachweisen: begriffliche Praezision, Fallbeschreibung, Quellenklarheit, Plausibilitaet und offene Unsicherheit. Wenn diese Nachweise fehlen, bleibt die Aussage Wirkungspotenzial oder Kommunikationsbehauptung. Sie kann wichtig sein, aber sie ist noch keine belegte Wirkung.</w:t>
+      </w:r>
+    </w:p>
+    <w:p>
+      <w:r>
+        <w:t>Fallpruefung. Wenn eine Bildungs- oder Forschungseinrichtung eine Wirkungsaussage fuer Lernende und Praxispartner pruefbar machen will, beginnt die Analyse bei Empfaengern, Wirkraum, Zeitraum und Datenquelle. Bei Zukunftsfähigkeit: den morgigen Tag mitdenken muss dann geklaert werden, welche Begriffe, Quellen und Grenzen im Material sichtbar bleiben muessen. Eine tragfaehige Antwort benennt mindestens eine Quelle, eine offene Unsicherheit, eine moegliche Gegenbeobachtung und die Entscheidung, die nach der Bewertung geaendert wird.</w:t>
+      </w:r>
+    </w:p>
+    <w:p>
+      <w:r>
+        <w:t>Der Rueckfluss in den WOE-Korpus liegt hier in klaren Begriffen, sauber verlinkten Quellen und benannten Forschungsfragen. Wo Glossar, Werkzeuge, Journal oder Reader noch doppeldeutig bleiben, sollte Zukunftsfähigkeit, Risiko und Resilienz nicht als fertige Gewissheit auftreten, sondern als pruefbarer Lernstand mit Korrekturpfad.</w:t>
+      </w:r>
+    </w:p>
+    <w:p>
+      <w:r>
+        <w:t>Bewertungsgrenze. Wissenschaftliche Anschlussfaehigkeit entsteht hier durch Quellenklarheit. Bei Warum die alten Zahlen die Zukunft ausblenden werden interne WOE-Begriffe nicht als Ersatz fuer Belege benutzt, sondern mit Grundlagenwerk, Schutzdimensionen Mensch/Planet/Demokratie und Langfristlogik verbunden. Wo die Datenlage offen bleibt, wird das offengelegt. Wo eine Aussage nur plausibel ist, bleibt sie als Wirkungspotenzial markiert. Wo ein Schaden eine rote Linie beruehrt, greift Nichtkompensation vor Durchschnittslogik.</w:t>
+      </w:r>
+    </w:p>
+    <w:p>
+      <w:r>
+        <w:t>In einer kontroversen Entscheidung wirkt Warum die alten Zahlen die Zukunft ausblenden als Pruefpunkt fuer Ambivalenz. Ein Nutzen fuer eine Gruppe kann mit Risiken fuer andere Wirkungsempfaenger einhergehen. Das Skript verlangt deshalb, positive und negative Zustandsveraenderungen getrennt zu fuehren, bevor von positiver Netto-Wirkung gesprochen wird.</w:t>
+      </w:r>
+    </w:p>
+    <w:p>
+      <w:r>
+        <w:t>Fallpruefung. Wenn eine Kommune eine bestehende Massnahme neu priorisieren will, beginnt die Analyse bei Empfaengern, Wirkraum, Zeitraum und Datenquelle. Bei Warum die alten Zahlen die Zukunft ausblenden muss dann geklaert werden, ob Ressourcen umgeschichtet, Daten nacherhoben oder Zielkonflikte offengelegt werden. Eine tragfaehige Antwort benennt mindestens eine Quelle, eine offene Unsicherheit, eine moegliche Gegenbeobachtung und die Entscheidung, die nach der Bewertung geaendert wird.</w:t>
+      </w:r>
+    </w:p>
+    <w:p>
+      <w:r>
+        <w:t>Steuerungsfolge. In Grundstudium Wirkungsoekonomie wird Risiko: die Kehrseite jeder Aktivität erst steuerungsfaehig, wenn daraus eine Entscheidung folgt. Die Grundbegriffe muessen in spaeteren Modulen wiedererkennbar bleiben. Ohne diese Rueckkopplung bleibt Reporting eine Beschreibung. Mit Rueckkopplung wird aus Bewertung eine veraenderte Routine: ein anderer Prozess, ein geaenderter Anreiz, eine bessere Datenpflicht, eine korrigierte Kommunikation oder eine neue Priorisierung.</w:t>
+      </w:r>
+    </w:p>
+    <w:p>
+      <w:r>
+        <w:t>Die typische Fehlstelle bei Zukunftsfähigkeit, Risiko und Resilienz liegt darin, kurzfristige Entlastung als dauerhafte positive Netto-Wirkung zu verkaufen. Bei Risiko: die Kehrseite jeder Aktivität wird diese Fehlstelle konkret: Ein scheinbar plausibler Befund darf nicht zur Abkuerzung werden. Quellen, Systemgrenzen, Unsicherheit und Rueckkopplung bleiben sichtbar.</w:t>
+      </w:r>
+    </w:p>
+    <w:p>
+      <w:r>
+        <w:t>Fallpruefung. Wenn ein Unternehmen ein Produkt, einen Prozess oder eine Investition wirkungsbezogen bewerten will, beginnt die Analyse bei Empfaengern, Wirkraum, Zeitraum und Datenquelle. Bei Risiko: die Kehrseite jeder Aktivität muss dann geklaert werden, welche Entscheidung nach der Bewertung tatsaechlich anders ausfaellt. Eine tragfaehige Antwort benennt mindestens eine Quelle, eine offene Unsicherheit, eine moegliche Gegenbeobachtung und die Entscheidung, die nach der Bewertung geaendert wird.</w:t>
+      </w:r>
+    </w:p>
+    <w:p>
+      <w:r>
+        <w:t>Fuer die Bewertung reicht kein Summenscore, der zentrale Schaeden mit bequemen Pluspunkten verrechnet. Nichtkompensation und Reverse Merit Order markieren, wo rote Linien, demokratische Grundbedingungen oder planetare Grenzen Vorrang vor Durchschnittslogik haben. So bleibt positive Netto-Wirkung eine anspruchsvolle Zielgroesse und wird nicht zur dekorativen Formel.</w:t>
+      </w:r>
+    </w:p>
+    <w:p>
+      <w:r>
+        <w:t>Transferhinweis. Die Grenze gegen Scheingenauigkeit verlaeuft bei Sichtbare und verdeckte Risiken nicht zwischen Optimismus und Pessimismus. Sie verlaeuft zwischen offengelegter Unsicherheit und rhetorischer Sicherheit. Wer Zukunftsfähigkeit, Risiko und Resilienz belastbar anwenden will, benennt Systemgrenze, Zeitraum, Vergleichspunkt und offene Gegenhypothese. Gerade dadurch bleibt das Skript anschlussfaehig fuer Forschung, Praxis und spaetere Revision.</w:t>
+      </w:r>
+    </w:p>
+    <w:p>
+      <w:r>
+        <w:t>Fuer die Pruefung ist Sichtbare und verdeckte Risiken dann verstanden, wenn daraus eine belastbare Fallantwort entsteht. Eine gute Antwort unterscheidet Beobachtung, Kausalannahme, Bewertung und Steuerungsfolge. Sie bewertet keine Menschen, sondern Wirkpfade, Zustandsveraenderungen, Risiken und institutionelle Bedingungen.</w:t>
+      </w:r>
+    </w:p>
+    <w:p>
+      <w:r>
+        <w:t>Fallpruefung. Wenn eine Bildungs- oder Forschungseinrichtung eine Wirkungsaussage fuer Lernende und Praxispartner pruefbar machen will, beginnt die Analyse bei Empfaengern, Wirkraum, Zeitraum und Datenquelle. Bei Sichtbare und verdeckte Risiken muss dann geklaert werden, welche Begriffe, Quellen und Grenzen im Material sichtbar bleiben muessen. Eine tragfaehige Antwort benennt mindestens eine Quelle, eine offene Unsicherheit, eine moegliche Gegenbeobachtung und die Entscheidung, die nach der Bewertung geaendert wird.</w:t>
+      </w:r>
+    </w:p>
+    <w:p>
+      <w:r>
+        <w:t>Der Rueckfluss in den WOE-Korpus liegt hier in klaren Begriffen, sauber verlinkten Quellen und benannten Forschungsfragen. Wo Glossar, Werkzeuge, Journal oder Reader noch doppeldeutig bleiben, sollte Zukunftsfähigkeit, Risiko und Resilienz nicht als fertige Gewissheit auftreten, sondern als pruefbarer Lernstand mit Korrekturpfad.</w:t>
       </w:r>
     </w:p>
     <w:p>
@@ -3334,112 +3404,47 @@
         <w:pStyle w:val="Heading3"/>
       </w:pPr>
       <w:r>
-        <w:t>Schlussvertiefung 6: Zukunftsfähigkeit, Risiko und Resilienz im Anwendungsfall</w:t>
-      </w:r>
-    </w:p>
-    <w:p>
-      <w:r>
-        <w:t>Die folgenden Abschnitte sind keine neue Pruefungsloesung. Sie verdichten die vorhandenen Kapitel zu einer Lesart, mit der Studierende einen Fall selbststaendig analysieren koennen. Im Mittelpunkt stehen Schutzdimensionen, Zeitlogik, Resilienz und Betroffenenperspektive, nicht moralische Personenbewertung.</w:t>
-      </w:r>
-    </w:p>
-    <w:p>
-      <w:r>
-        <w:t>Begriffliche Schlussklaerung. Analysemodell zeigt, warum Zukunftsfähigkeit, Risiko und Resilienz mehr ist als ein Schlagwort im Feld Schutzdimensionen, Zeitlogik, Resilienz und Betroffenenperspektive. Die wirkungsoekonomische Frage lautet: Welche reale Veraenderung wird moeglich, welche bleibt nur Potenzial und wo entsteht ein Wirkungsrisiko? Diese Unterscheidung schuetzt vor Impact-Washing, weil sie Absicht, Aktivitaet, Reichweite und Wirkung auseinanderhaelt.</w:t>
-      </w:r>
-    </w:p>
-    <w:p>
-      <w:r>
-        <w:t>Eine Kommune, ein Unternehmen oder eine Bildungsorganisation will Zukunftsfähigkeit, Risiko und Resilienz praktisch anwenden. Der erste Schritt ist nicht die Auswahl eines Instruments, sondern die Klaerung der Zustandsveraenderung. Bei Analysemodell muss deshalb benannt werden, wer betroffen ist, welcher Zustand sich veraendert, welche Frist gilt und welche Gegenbeobachtung die Annahme widerlegen wuerde. Erst danach entsteht eine begruendete Entscheidung im Feld Begriff, Fallbewertung, Wirkpfad, rote Linie, Quellenbeurteilung oder Rueckkopplungsregel.</w:t>
-      </w:r>
-    </w:p>
-    <w:p>
-      <w:r>
-        <w:t>Wirkpfad und Empfaenger. In V06 muss Modellformel immer mit Empfaengern gelesen werden. Wirkung entsteht nicht beim Sender, sondern an veraenderten Zustaenden von Menschen, Oekosystemen, Institutionen, Oeffentlichkeit oder kuenftigen Handlungsspielraeumen. Darum reicht es nicht, interne Aktivitaeten zu dokumentieren. Entscheidend ist, ob sich ein Zustand nachvollziehbar veraendert und ob diese Veraenderung im Referenzrahmen Mensch, Planet, Demokratie, SDGs, Agenda 2030 und SDG+ tragfaehig bewertet werden kann.</w:t>
-      </w:r>
-    </w:p>
-    <w:p>
-      <w:r>
-        <w:t>Ein Bericht behauptet, die Massnahme zu Zukunftsfähigkeit, Risiko und Resilienz sei erfolgreich. Die WOE-Lesart fragt bei Modellformel nach belastbaren Nachweisen: begriffliche Praezision, Fallbeschreibung, Quellenklarheit, Plausibilitaet und offene Unsicherheit. Wenn diese Nachweise fehlen, bleibt die Aussage Wirkungspotenzial oder Kommunikationsbehauptung. Sie kann wichtig sein, aber sie ist noch keine belegte Wirkung.</w:t>
-      </w:r>
-    </w:p>
-    <w:p>
-      <w:r>
-        <w:t>Rueckfluss. Fuer den WOE-Korpus bedeutet das: Begriffe aus Zukunftsfähigkeit, Risiko und Resilienz sollten dort geschaerft werden, wo sie in Glossar, Werkzeugen, Journal oder Readern doppeldeutig bleiben. Offene Forschungsfragen werden nicht versteckt. Sie markieren die Stelle, an der spaetere Evidenz, ein besserer Datensatz oder eine praezisere Fallstudie die Bewertung veraendern kann.</w:t>
-      </w:r>
-    </w:p>
-    <w:p>
-      <w:r>
-        <w:t>Daten, Quellen und Evidenz. Wissenschaftliche Anschlussfaehigkeit entsteht hier durch Quellenklarheit. Bei Fallfenster werden interne WOE-Begriffe nicht als Ersatz fuer Belege benutzt, sondern mit Grundlagenwerk, Schutzdimensionen Mensch/Planet/Demokratie und Langfristlogik verbunden. Wo die Datenlage offen bleibt, wird das offengelegt. Wo eine Aussage nur plausibel ist, bleibt sie als Wirkungspotenzial markiert. Wo ein Schaden eine rote Linie beruehrt, greift Nichtkompensation vor Durchschnittslogik.</w:t>
-      </w:r>
-    </w:p>
-    <w:p>
-      <w:r>
-        <w:t>In einer kontroversen Entscheidung wirkt Fallfenster als Pruefpunkt fuer Ambivalenz. Ein Nutzen fuer eine Gruppe kann mit Risiken fuer andere Wirkungsempfaenger einhergehen. Das Skript verlangt deshalb, positive und negative Zustandsveraenderungen getrennt zu fuehren, bevor von positiver Netto-Wirkung gesprochen wird.</w:t>
-      </w:r>
-    </w:p>
-    <w:p>
-      <w:r>
-        <w:t>Bewertung und rote Linien. In Grundstudium Wirkungsoekonomie wird Prüfungsnahe Fallfragen ohne geschützte Antwortlogik erst steuerungsfaehig, wenn daraus eine Entscheidung folgt. Die Grundbegriffe muessen in spaeteren Modulen wiedererkennbar bleiben. Ohne diese Rueckkopplung bleibt Reporting eine Beschreibung. Mit Rueckkopplung wird aus Bewertung eine veraenderte Routine: ein anderer Prozess, ein geaenderter Anreiz, eine bessere Datenpflicht, eine korrigierte Kommunikation oder eine neue Priorisierung.</w:t>
-      </w:r>
-    </w:p>
-    <w:p>
-      <w:r>
-        <w:t>Die typische Fehlstelle bei Zukunftsfähigkeit, Risiko und Resilienz liegt darin, kurzfristige Entlastung als dauerhafte positive Netto-Wirkung zu verkaufen. Bei Prüfungsnahe Fallfragen ohne geschützte Antwortlogik wird diese Fehlstelle konkret: Ein scheinbar plausibler Befund darf nicht zur Abkuerzung werden. Quellen, Systemgrenzen, Unsicherheit und Rueckkopplung bleiben sichtbar.</w:t>
-      </w:r>
-    </w:p>
-    <w:p>
-      <w:r>
-        <w:t>Kontrollfrage. Welche Entscheidung waere falsch, wenn Prüfungsnahe Fallfragen ohne geschützte Antwortlogik in V06 missverstanden wird? Die Antwort muss mindestens eine Daten- oder Quellenannahme, eine betroffene Gruppe oder Schutzdimension, eine moegliche Nebenwirkung und einen Rueckkopplungsschritt nennen. Richtig ist nicht die lauteste Bewertung, sondern diejenige, die Begriff, Beleg und Steuerungsfolge zusammenhaelt.</w:t>
-      </w:r>
-    </w:p>
-    <w:p>
-      <w:r>
-        <w:t>Steuerung und Rueckkopplung. Die Grenze gegen Scheingenauigkeit verlaeuft bei Einleitung / Wirkungsfrage nicht zwischen Optimismus und Pessimismus. Sie verlaeuft zwischen offengelegter Unsicherheit und rhetorischer Sicherheit. Wer Zukunftsfähigkeit, Risiko und Resilienz belastbar anwenden will, benennt Systemgrenze, Zeitraum, Vergleichspunkt und offene Gegenhypothese. Gerade dadurch bleibt das Skript anschlussfaehig fuer Forschung, Praxis und spaetere Revision.</w:t>
-      </w:r>
-    </w:p>
-    <w:p>
-      <w:r>
-        <w:t>Fuer die Pruefung ist Einleitung / Wirkungsfrage dann verstanden, wenn daraus eine belastbare Fallantwort entsteht. Eine gute Antwort unterscheidet Beobachtung, Kausalannahme, Bewertung und Steuerungsfolge. Sie bewertet keine Menschen, sondern Wirkpfade, Zustandsveraenderungen, Risiken und institutionelle Bedingungen.</w:t>
-      </w:r>
-    </w:p>
-    <w:p>
-      <w:r>
-        <w:t>Pruefungsnahe Anwendung. Kernaussage zeigt, warum Zukunftsfähigkeit, Risiko und Resilienz mehr ist als ein Schlagwort im Feld Schutzdimensionen, Zeitlogik, Resilienz und Betroffenenperspektive. Die wirkungsoekonomische Frage lautet: Welche reale Veraenderung wird moeglich, welche bleibt nur Potenzial und wo entsteht ein Wirkungsrisiko? Diese Unterscheidung schuetzt vor Impact-Washing, weil sie Absicht, Aktivitaet, Reichweite und Wirkung auseinanderhaelt.</w:t>
-      </w:r>
-    </w:p>
-    <w:p>
-      <w:r>
-        <w:t>Eine Kommune, ein Unternehmen oder eine Bildungsorganisation will Zukunftsfähigkeit, Risiko und Resilienz praktisch anwenden. Der erste Schritt ist nicht die Auswahl eines Instruments, sondern die Klaerung der Zustandsveraenderung. Bei Kernaussage muss deshalb benannt werden, wer betroffen ist, welcher Zustand sich veraendert, welche Frist gilt und welche Gegenbeobachtung die Annahme widerlegen wuerde. Erst danach entsteht eine begruendete Entscheidung im Feld Begriff, Fallbewertung, Wirkpfad, rote Linie, Quellenbeurteilung oder Rueckkopplungsregel.</w:t>
-      </w:r>
-    </w:p>
-    <w:p>
-      <w:r>
-        <w:t>Transfer in den WOE-Korpus. In V06 muss Quelltext und fachliche Grundlegung immer mit Empfaengern gelesen werden. Wirkung entsteht nicht beim Sender, sondern an veraenderten Zustaenden von Menschen, Oekosystemen, Institutionen, Oeffentlichkeit oder kuenftigen Handlungsspielraeumen. Darum reicht es nicht, interne Aktivitaeten zu dokumentieren. Entscheidend ist, ob sich ein Zustand nachvollziehbar veraendert und ob diese Veraenderung im Referenzrahmen Mensch, Planet, Demokratie, SDGs, Agenda 2030 und SDG+ tragfaehig bewertet werden kann.</w:t>
-      </w:r>
-    </w:p>
-    <w:p>
-      <w:r>
-        <w:t>Ein Bericht behauptet, die Massnahme zu Zukunftsfähigkeit, Risiko und Resilienz sei erfolgreich. Die WOE-Lesart fragt bei Quelltext und fachliche Grundlegung nach belastbaren Nachweisen: begriffliche Praezision, Fallbeschreibung, Quellenklarheit, Plausibilitaet und offene Unsicherheit. Wenn diese Nachweise fehlen, bleibt die Aussage Wirkungspotenzial oder Kommunikationsbehauptung. Sie kann wichtig sein, aber sie ist noch keine belegte Wirkung.</w:t>
-      </w:r>
-    </w:p>
-    <w:p>
-      <w:r>
-        <w:t>Grenzen der Aussage. Wissenschaftliche Anschlussfaehigkeit entsteht hier durch Quellenklarheit. Bei Erfolg muss über die Zeit tragen werden interne WOE-Begriffe nicht als Ersatz fuer Belege benutzt, sondern mit Grundlagenwerk, Schutzdimensionen Mensch/Planet/Demokratie und Langfristlogik verbunden. Wo die Datenlage offen bleibt, wird das offengelegt. Wo eine Aussage nur plausibel ist, bleibt sie als Wirkungspotenzial markiert. Wo ein Schaden eine rote Linie beruehrt, greift Nichtkompensation vor Durchschnittslogik.</w:t>
-      </w:r>
-    </w:p>
-    <w:p>
-      <w:r>
-        <w:t>In einer kontroversen Entscheidung wirkt Erfolg muss über die Zeit tragen als Pruefpunkt fuer Ambivalenz. Ein Nutzen fuer eine Gruppe kann mit Risiken fuer andere Wirkungsempfaenger einhergehen. Das Skript verlangt deshalb, positive und negative Zustandsveraenderungen getrennt zu fuehren, bevor von positiver Netto-Wirkung gesprochen wird.</w:t>
-      </w:r>
-    </w:p>
-    <w:p>
-      <w:r>
-        <w:t>Kontrollfrage. Welche Entscheidung waere falsch, wenn Erfolg muss über die Zeit tragen in V06 missverstanden wird? Die Antwort muss mindestens eine Daten- oder Quellenannahme, eine betroffene Gruppe oder Schutzdimension, eine moegliche Nebenwirkung und einen Rueckkopplungsschritt nennen. Richtig ist nicht die lauteste Bewertung, sondern diejenige, die Begriff, Beleg und Steuerungsfolge zusammenhaelt.</w:t>
-      </w:r>
-    </w:p>
-    <w:p>
-      <w:r>
-        <w:t>Rueckfluss. Fuer den WOE-Korpus bedeutet das: Begriffe aus Zukunftsfähigkeit, Risiko und Resilienz sollten dort geschaerft werden, wo sie in Glossar, Werkzeugen, Journal oder Readern doppeldeutig bleiben. Offene Forschungsfragen werden nicht versteckt. Sie markieren die Stelle, an der spaetere Evidenz, ein besserer Datensatz oder eine praezisere Fallstudie die Bewertung veraendern kann.</w:t>
+        <w:t>Vertiefungsrunde 6: Anschluss an Praxis und Forschung</w:t>
+      </w:r>
+    </w:p>
+    <w:p>
+      <w:r>
+        <w:t>Diese Runde wechselt den Blickwinkel, damit der Schlussblock nicht nur wiederholt, sondern Leseentscheidungen vorbereitet: Was ist belegt, was bleibt Potenzial, welche Nebenwirkung ist relevant und welche Steuerungsfolge wird daraus abgeleitet?</w:t>
+      </w:r>
+    </w:p>
+    <w:p>
+      <w:r>
+        <w:t>Rueckflussnotiz. Resilienz: Stöße aushalten können zeigt, warum Zukunftsfähigkeit, Risiko und Resilienz mehr ist als ein Schlagwort im Feld Schutzdimensionen, Zeitlogik, Resilienz und Betroffenenperspektive. Die wirkungsoekonomische Frage lautet: Welche reale Veraenderung wird moeglich, welche bleibt nur Potenzial und wo entsteht ein Wirkungsrisiko? Diese Unterscheidung schuetzt vor Impact-Washing, weil sie Absicht, Aktivitaet, Reichweite und Wirkung auseinanderhaelt.</w:t>
+      </w:r>
+    </w:p>
+    <w:p>
+      <w:r>
+        <w:t>Eine Kommune, ein Unternehmen oder eine Bildungsorganisation will Zukunftsfähigkeit, Risiko und Resilienz praktisch anwenden. Der erste Schritt ist nicht die Auswahl eines Instruments, sondern die Klaerung der Zustandsveraenderung. Bei Resilienz: Stöße aushalten können muss deshalb benannt werden, wer betroffen ist, welcher Zustand sich veraendert, welche Frist gilt und welche Gegenbeobachtung die Annahme widerlegen wuerde. Erst danach entsteht eine begruendete Entscheidung im Feld Begriff, Fallbewertung, Wirkpfad, rote Linie, Quellenbeurteilung oder Rueckkopplungsregel.</w:t>
+      </w:r>
+    </w:p>
+    <w:p>
+      <w:r>
+        <w:t>Fallpruefung. Wenn eine Kommune eine bestehende Massnahme neu priorisieren will, beginnt die Analyse bei Empfaengern, Wirkraum, Zeitraum und Datenquelle. Bei Resilienz: Stöße aushalten können muss dann geklaert werden, ob Ressourcen umgeschichtet, Daten nacherhoben oder Zielkonflikte offengelegt werden. Eine tragfaehige Antwort benennt mindestens eine Quelle, eine offene Unsicherheit, eine moegliche Gegenbeobachtung und die Entscheidung, die nach der Bewertung geaendert wird.</w:t>
+      </w:r>
+    </w:p>
+    <w:p>
+      <w:r>
+        <w:t>Pruefungsimpuls. In V06 muss Effizienz allein macht zerbrechlich immer mit Empfaengern gelesen werden. Wirkung entsteht nicht beim Sender, sondern an veraenderten Zustaenden von Menschen, Oekosystemen, Institutionen, Oeffentlichkeit oder kuenftigen Handlungsspielraeumen. Darum reicht es nicht, interne Aktivitaeten zu dokumentieren. Entscheidend ist, ob sich ein Zustand nachvollziehbar veraendert und ob diese Veraenderung im Referenzrahmen Mensch, Planet, Demokratie, SDGs, Agenda 2030 und SDG+ tragfaehig bewertet werden kann.</w:t>
+      </w:r>
+    </w:p>
+    <w:p>
+      <w:r>
+        <w:t>Ein Bericht behauptet, die Massnahme zu Zukunftsfähigkeit, Risiko und Resilienz sei erfolgreich. Die WOE-Lesart fragt bei Effizienz allein macht zerbrechlich nach belastbaren Nachweisen: begriffliche Praezision, Fallbeschreibung, Quellenklarheit, Plausibilitaet und offene Unsicherheit. Wenn diese Nachweise fehlen, bleibt die Aussage Wirkungspotenzial oder Kommunikationsbehauptung. Sie kann wichtig sein, aber sie ist noch keine belegte Wirkung.</w:t>
+      </w:r>
+    </w:p>
+    <w:p>
+      <w:r>
+        <w:t>Fallpruefung. Wenn ein Unternehmen ein Produkt, einen Prozess oder eine Investition wirkungsbezogen bewerten will, beginnt die Analyse bei Empfaengern, Wirkraum, Zeitraum und Datenquelle. Bei Effizienz allein macht zerbrechlich muss dann geklaert werden, welche Entscheidung nach der Bewertung tatsaechlich anders ausfaellt. Eine tragfaehige Antwort benennt mindestens eine Quelle, eine offene Unsicherheit, eine moegliche Gegenbeobachtung und die Entscheidung, die nach der Bewertung geaendert wird.</w:t>
+      </w:r>
+    </w:p>
+    <w:p>
+      <w:r>
+        <w:t>Fuer die Bewertung reicht kein Summenscore, der zentrale Schaeden mit bequemen Pluspunkten verrechnet. Nichtkompensation und Reverse Merit Order markieren, wo rote Linien, demokratische Grundbedingungen oder planetare Grenzen Vorrang vor Durchschnittslogik haben. So bleibt positive Netto-Wirkung eine anspruchsvolle Zielgroesse und wird nicht zur dekorativen Formel.</w:t>
       </w:r>
     </w:p>
     <w:p>

--- a/docs/studienskripte/word-rohfassungen/woek-g-v06.docx
+++ b/docs/studienskripte/word-rohfassungen/woek-g-v06.docx
@@ -2799,7 +2799,7 @@
     </w:p>
     <w:p>
       <w:r>
-        <w:t>Begriffliche Sicherung. Einleitung / Wirkungsfrage zeigt, warum Zukunftsfähigkeit, Risiko und Resilienz mehr ist als ein Schlagwort im Feld Schutzdimensionen, Zeitlogik, Resilienz und Betroffenenperspektive. Die wirkungsoekonomische Frage lautet: Welche reale Veraenderung wird moeglich, welche bleibt nur Potenzial und wo entsteht ein Wirkungsrisiko? Diese Unterscheidung schuetzt vor Impact-Washing, weil sie Absicht, Aktivitaet, Reichweite und Wirkung auseinanderhaelt.</w:t>
+        <w:t>Begriffliche Sicherung. Bei Einleitung / Wirkungsfrage wird Zukunftsfähigkeit, Risiko und Resilienz als Arbeitsfrage im Feld Schutzdimensionen, Zeitlogik, Resilienz und Betroffenenperspektive lesbar. Die wirkungsoekonomische Frage lautet: Welche reale Veraenderung wird moeglich, welche bleibt nur Potenzial und wo entsteht ein Wirkungsrisiko? Diese Unterscheidung schuetzt vor Impact-Washing, weil sie Absicht, Aktivitaet, Reichweite und Wirkung auseinanderhaelt.</w:t>
       </w:r>
     </w:p>
     <w:p>
@@ -2889,7 +2889,7 @@
     </w:p>
     <w:p>
       <w:r>
-        <w:t>Transferhinweis. Warum die alten Zahlen die Zukunft ausblenden zeigt, warum Zukunftsfähigkeit, Risiko und Resilienz mehr ist als ein Schlagwort im Feld Schutzdimensionen, Zeitlogik, Resilienz und Betroffenenperspektive. Die wirkungsoekonomische Frage lautet: Welche reale Veraenderung wird moeglich, welche bleibt nur Potenzial und wo entsteht ein Wirkungsrisiko? Diese Unterscheidung schuetzt vor Impact-Washing, weil sie Absicht, Aktivitaet, Reichweite und Wirkung auseinanderhaelt.</w:t>
+        <w:t>Transferhinweis. Bei Warum die alten Zahlen die Zukunft ausblenden wird Zukunftsfähigkeit, Risiko und Resilienz als Arbeitsfrage im Feld Schutzdimensionen, Zeitlogik, Resilienz und Betroffenenperspektive lesbar. Die wirkungsoekonomische Frage lautet: Welche reale Veraenderung wird moeglich, welche bleibt nur Potenzial und wo entsteht ein Wirkungsrisiko? Diese Unterscheidung schuetzt vor Impact-Washing, weil sie Absicht, Aktivitaet, Reichweite und Wirkung auseinanderhaelt.</w:t>
       </w:r>
     </w:p>
     <w:p>
@@ -2992,7 +2992,7 @@
     </w:p>
     <w:p>
       <w:r>
-        <w:t>Evidenzfenster. Ein Beispiel: zwei Lieferketten zeigt, warum Zukunftsfähigkeit, Risiko und Resilienz mehr ist als ein Schlagwort im Feld Schutzdimensionen, Zeitlogik, Resilienz und Betroffenenperspektive. Die wirkungsoekonomische Frage lautet: Welche reale Veraenderung wird moeglich, welche bleibt nur Potenzial und wo entsteht ein Wirkungsrisiko? Diese Unterscheidung schuetzt vor Impact-Washing, weil sie Absicht, Aktivitaet, Reichweite und Wirkung auseinanderhaelt.</w:t>
+        <w:t>Evidenzfenster. Bei Ein Beispiel: zwei Lieferketten wird Zukunftsfähigkeit, Risiko und Resilienz als Arbeitsfrage im Feld Schutzdimensionen, Zeitlogik, Resilienz und Betroffenenperspektive lesbar. Die wirkungsoekonomische Frage lautet: Welche reale Veraenderung wird moeglich, welche bleibt nur Potenzial und wo entsteht ein Wirkungsrisiko? Diese Unterscheidung schuetzt vor Impact-Washing, weil sie Absicht, Aktivitaet, Reichweite und Wirkung auseinanderhaelt.</w:t>
       </w:r>
     </w:p>
     <w:p>
@@ -3100,7 +3100,7 @@
     </w:p>
     <w:p>
       <w:r>
-        <w:t>Pruefungsimpuls. Wirkpfad zeigt, warum Zukunftsfähigkeit, Risiko und Resilienz mehr ist als ein Schlagwort im Feld Schutzdimensionen, Zeitlogik, Resilienz und Betroffenenperspektive. Die wirkungsoekonomische Frage lautet: Welche reale Veraenderung wird moeglich, welche bleibt nur Potenzial und wo entsteht ein Wirkungsrisiko? Diese Unterscheidung schuetzt vor Impact-Washing, weil sie Absicht, Aktivitaet, Reichweite und Wirkung auseinanderhaelt.</w:t>
+        <w:t>Pruefungsimpuls. Bei Wirkpfad wird Zukunftsfähigkeit, Risiko und Resilienz als Arbeitsfrage im Feld Schutzdimensionen, Zeitlogik, Resilienz und Betroffenenperspektive lesbar. Die wirkungsoekonomische Frage lautet: Welche reale Veraenderung wird moeglich, welche bleibt nur Potenzial und wo entsteht ein Wirkungsrisiko? Diese Unterscheidung schuetzt vor Impact-Washing, weil sie Absicht, Aktivitaet, Reichweite und Wirkung auseinanderhaelt.</w:t>
       </w:r>
     </w:p>
     <w:p>
@@ -3203,7 +3203,7 @@
     </w:p>
     <w:p>
       <w:r>
-        <w:t>Steuerungsfolge. Fallfenster zeigt, warum Zukunftsfähigkeit, Risiko und Resilienz mehr ist als ein Schlagwort im Feld Schutzdimensionen, Zeitlogik, Resilienz und Betroffenenperspektive. Die wirkungsoekonomische Frage lautet: Welche reale Veraenderung wird moeglich, welche bleibt nur Potenzial und wo entsteht ein Wirkungsrisiko? Diese Unterscheidung schuetzt vor Impact-Washing, weil sie Absicht, Aktivitaet, Reichweite und Wirkung auseinanderhaelt.</w:t>
+        <w:t>Steuerungsfolge. Bei Fallfenster wird Zukunftsfähigkeit, Risiko und Resilienz als Arbeitsfrage im Feld Schutzdimensionen, Zeitlogik, Resilienz und Betroffenenperspektive lesbar. Die wirkungsoekonomische Frage lautet: Welche reale Veraenderung wird moeglich, welche bleibt nur Potenzial und wo entsteht ein Wirkungsrisiko? Diese Unterscheidung schuetzt vor Impact-Washing, weil sie Absicht, Aktivitaet, Reichweite und Wirkung auseinanderhaelt.</w:t>
       </w:r>
     </w:p>
     <w:p>
@@ -3306,7 +3306,7 @@
     </w:p>
     <w:p>
       <w:r>
-        <w:t>Wirkpfadpruefung. Erfolg muss über die Zeit tragen zeigt, warum Zukunftsfähigkeit, Risiko und Resilienz mehr ist als ein Schlagwort im Feld Schutzdimensionen, Zeitlogik, Resilienz und Betroffenenperspektive. Die wirkungsoekonomische Frage lautet: Welche reale Veraenderung wird moeglich, welche bleibt nur Potenzial und wo entsteht ein Wirkungsrisiko? Diese Unterscheidung schuetzt vor Impact-Washing, weil sie Absicht, Aktivitaet, Reichweite und Wirkung auseinanderhaelt.</w:t>
+        <w:t>Wirkpfadpruefung. Bei Erfolg muss über die Zeit tragen wird Zukunftsfähigkeit, Risiko und Resilienz als Arbeitsfrage im Feld Schutzdimensionen, Zeitlogik, Resilienz und Betroffenenperspektive lesbar. Die wirkungsoekonomische Frage lautet: Welche reale Veraenderung wird moeglich, welche bleibt nur Potenzial und wo entsteht ein Wirkungsrisiko? Diese Unterscheidung schuetzt vor Impact-Washing, weil sie Absicht, Aktivitaet, Reichweite und Wirkung auseinanderhaelt.</w:t>
       </w:r>
     </w:p>
     <w:p>
@@ -3414,7 +3414,7 @@
     </w:p>
     <w:p>
       <w:r>
-        <w:t>Rueckflussnotiz. Resilienz: Stöße aushalten können zeigt, warum Zukunftsfähigkeit, Risiko und Resilienz mehr ist als ein Schlagwort im Feld Schutzdimensionen, Zeitlogik, Resilienz und Betroffenenperspektive. Die wirkungsoekonomische Frage lautet: Welche reale Veraenderung wird moeglich, welche bleibt nur Potenzial und wo entsteht ein Wirkungsrisiko? Diese Unterscheidung schuetzt vor Impact-Washing, weil sie Absicht, Aktivitaet, Reichweite und Wirkung auseinanderhaelt.</w:t>
+        <w:t>Rueckflussnotiz. Bei Resilienz: Stöße aushalten können wird Zukunftsfähigkeit, Risiko und Resilienz als Arbeitsfrage im Feld Schutzdimensionen, Zeitlogik, Resilienz und Betroffenenperspektive lesbar. Die wirkungsoekonomische Frage lautet: Welche reale Veraenderung wird moeglich, welche bleibt nur Potenzial und wo entsteht ein Wirkungsrisiko? Diese Unterscheidung schuetzt vor Impact-Washing, weil sie Absicht, Aktivitaet, Reichweite und Wirkung auseinanderhaelt.</w:t>
       </w:r>
     </w:p>
     <w:p>

--- a/docs/studienskripte/word-rohfassungen/woek-g-v06.docx
+++ b/docs/studienskripte/word-rohfassungen/woek-g-v06.docx
@@ -16,20 +16,7 @@
     </w:p>
     <w:p>
       <w:r>
-        <w:rPr>
-          <w:i/>
-        </w:rPr>
-        <w:t>Rohfassung fuer Claude / CI-CD-Finalisierung</w:t>
-      </w:r>
-    </w:p>
-    <w:p>
-      <w:r>
-        <w:t>Quelle: /Users/hagen/Documents/New project/content/studienskripte/woek-g-v06.md</w:t>
-      </w:r>
-    </w:p>
-    <w:p>
-      <w:r>
-        <w:t>Track: Grundstudium Wirkungsökonomie Kurscode: woek-g Vorlesungscode: V06 Modul/Abschnitt: G1.2 Titel: Zukunftsfähigkeit, Risiko und Resilienz Status: Studienskript V1 · fachlich finale Codex-Fassung, Claude-CI/CD-Satzfreigabe offen Quelle: woek-akademie-app/content/lehrgaenge/woek-g-v06.md Ablage: Markdown-Master in content/studienskripte/woek-g-v06.md, Word-Rohfassung in docs/studienskripte/word-rohfassungen/woek-g-v06.docx Wissensbasis: aktuelles Grundlagenwerk, Website-Korpus inklusive Journal, Akademie-Quelltexte, Glossar, interne Dossiers und externe Fachquellen</w:t>
+        <w:t>Track: Grundstudium Wirkungsökonomie Kurscode: woek-g Vorlesungscode: V06 Modul/Abschnitt: G1.2 Titel: Zukunftsfähigkeit, Risiko und Resilienz Status: Studienskript V1. Wissensbasis: aktuelles Grundlagenwerk, Website-Korpus inklusive Journal, Akademie-Quelltexte, Glossar, interne Dossiers und externe Fachquellen</w:t>
       </w:r>
     </w:p>
     <w:p>
@@ -96,11 +83,6 @@
     <w:p>
       <w:r>
         <w:t>&gt; Welche tatsächlichen Zustandsveränderungen werden durch Zukunftsfähigkeit, Risiko und Resilienz möglich, wahrscheinlich oder riskant - und welche Bedingungen entscheiden darüber, ob aus Wirkungspotenzial tatsächliche Wirkung wird?</w:t>
-      </w:r>
-    </w:p>
-    <w:p>
-      <w:r>
-        <w:t>Dieses Studienskript ist die fachlich finale Codex-V1-Fassung fuer den Akademie-Reader und die oeffentliche Bibliothek. Claude uebernimmt danach Satz, CI/CD, PDF/Reader-Freigabe und die abschliessende Lektoratsabnahme.</w:t>
       </w:r>
     </w:p>
     <w:p>
@@ -709,7 +691,7 @@
         <w:pStyle w:val="ListBullet"/>
       </w:pPr>
       <w:r>
-        <w:t>✅ Richtig: B — Wirkung meint tatsächliche Veränderung von Zuständen, nicht Absicht, Aktivität oder Reichweite.</w:t>
+        <w:t>✅ Richtig: B - Wirkung meint tatsächliche Veränderung von Zuständen, nicht Absicht, Aktivität oder Reichweite.</w:t>
       </w:r>
     </w:p>
     <w:p>
@@ -730,7 +712,7 @@
         <w:pStyle w:val="ListBullet"/>
       </w:pPr>
       <w:r>
-        <w:t>✅ Richtig: B — Ein Auslöser erzeugt höchstens Wirkungspotenzial, solange keine tatsächliche Veränderung nachvollziehbar ist.</w:t>
+        <w:t>✅ Richtig: B - Ein Auslöser erzeugt höchstens Wirkungspotenzial, solange keine tatsächliche Veränderung nachvollziehbar ist.</w:t>
       </w:r>
     </w:p>
     <w:p>
@@ -751,7 +733,7 @@
         <w:pStyle w:val="ListBullet"/>
       </w:pPr>
       <w:r>
-        <w:t>✅ Richtig: C — Die WÖk bewertet Wirkpfade und Zustandsveränderungen, nicht den Wert von Menschen.</w:t>
+        <w:t>✅ Richtig: C - Die WÖk bewertet Wirkpfade und Zustandsveränderungen, nicht den Wert von Menschen.</w:t>
       </w:r>
     </w:p>
     <w:p>
@@ -772,7 +754,7 @@
         <w:pStyle w:val="ListBullet"/>
       </w:pPr>
       <w:r>
-        <w:t>✅ Richtig: A — Quellenklarheit und begriffliche Präzision sind Voraussetzungen für prüfbare Wirkungsaussagen.</w:t>
+        <w:t>✅ Richtig: A - Quellenklarheit und begriffliche Präzision sind Voraussetzungen für prüfbare Wirkungsaussagen.</w:t>
       </w:r>
     </w:p>
     <w:p>
@@ -793,7 +775,7 @@
         <w:pStyle w:val="ListBullet"/>
       </w:pPr>
       <w:r>
-        <w:t>✅ Richtig: B — Rückkopplung bedeutet Lernen und Nachsteuern anhand tatsächlicher Zustandsveränderungen.</w:t>
+        <w:t>✅ Richtig: B - Rückkopplung bedeutet Lernen und Nachsteuern anhand tatsächlicher Zustandsveränderungen.</w:t>
       </w:r>
     </w:p>
     <w:p>
@@ -814,7 +796,7 @@
         <w:pStyle w:val="ListBullet"/>
       </w:pPr>
       <w:r>
-        <w:t>✅ Richtig: A — Wenn eine Zielgröße gemeint ist, geht es um positive Netto-Wirkung im Referenzrahmen Mensch, Planet und Demokratie.</w:t>
+        <w:t>✅ Richtig: A - Wenn eine Zielgröße gemeint ist, geht es um positive Netto-Wirkung im Referenzrahmen Mensch, Planet und Demokratie.</w:t>
       </w:r>
     </w:p>
     <w:p>
@@ -994,11 +976,6 @@
       </w:pPr>
       <w:r>
         <w:t>7. Tiefenskript-Erweiterung Sprint 6</w:t>
-      </w:r>
-    </w:p>
-    <w:p>
-      <w:r>
-        <w:t>Status dieser Erweiterung: V1-finalisierte Codex-Erweiterung fuer Markdown-Master, Word-Rohfassung und Reader-Spiegel. Satz, Medienintegration, Lektorat und PDF-Freigabe bleiben der Claude-CI/CD-Lane vorbehalten.</w:t>
       </w:r>
     </w:p>
     <w:p>
@@ -2422,11 +2399,6 @@
       </w:r>
     </w:p>
     <w:p>
-      <w:r>
-        <w:t>Dieses Studienskript ist die fachlich finale Codex-V1-Fassung fuer den Akademie-Reader und die oeffentliche Bibliothek. Claude uebernimmt danach Satz, CI/CD, PDF/Reader-Freigabe und die abschliessende Lektoratsabnahme.</w:t>
-      </w:r>
-    </w:p>
-    <w:p>
       <w:pPr>
         <w:pStyle w:val="Heading3"/>
       </w:pPr>
@@ -3026,11 +2998,6 @@
       </w:r>
     </w:p>
     <w:p>
-      <w:r>
-        <w:t>Diese Finalisierung schliesst die Codex-Inhaltsproduktion fuer V06. Offen bleibt nicht der fachliche Kern des Skripts, sondern der naechste Produktionsschritt: Claude setzt daraus die CI/CD-konforme Reader- und PDF-Fassung, prueft Satz, Umbrueche, Medienintegration und Lektorat und markiert erst danach die veroeffentlichte Fassung als freigegeben.</w:t>
-      </w:r>
-    </w:p>
-    <w:p>
       <w:pPr>
         <w:pStyle w:val="Heading2"/>
       </w:pPr>
@@ -3051,7 +3018,7 @@
         <w:pStyle w:val="ListBullet"/>
       </w:pPr>
       <w:r>
-        <w:t>woek-akademie-app/content/lehrgaenge/woek-g-v06.md — unmittelbarer Akademie-Quelltext dieser V1-Fassung.</w:t>
+        <w:t>woek-akademie-app/content/lehrgaenge/woek-g-v06.md - unmittelbarer Akademie-Quelltext dieser V1-Fassung.</w:t>
       </w:r>
     </w:p>
     <w:p>
@@ -3059,7 +3026,7 @@
         <w:pStyle w:val="ListBullet"/>
       </w:pPr>
       <w:r>
-        <w:t>assets/pdf/die-neue-ordnung-des-wohlstands.pdf und buch.html — aktuelles Grundlagenwerk.</w:t>
+        <w:t>assets/pdf/die-neue-ordnung-des-wohlstands.pdf und buch.html - aktuelles Grundlagenwerk.</w:t>
       </w:r>
     </w:p>
     <w:p>
@@ -3068,22 +3035,6 @@
       </w:pPr>
       <w:r>
         <w:t>Website-Korpus: Referenz, Wirkungsfelder, Werkzeuge, Glossar, Bibliothek und Journal.</w:t>
-      </w:r>
-    </w:p>
-    <w:p>
-      <w:pPr>
-        <w:pStyle w:val="ListBullet"/>
-      </w:pPr>
-      <w:r>
-        <w:t>docs/CODEX-HANDOFF-studienskripte.md — Produktionsstandard.</w:t>
-      </w:r>
-    </w:p>
-    <w:p>
-      <w:pPr>
-        <w:pStyle w:val="ListBullet"/>
-      </w:pPr>
-      <w:r>
-        <w:t>docs/CODEX-HANDOFF-pruefungen.md — geschützte Prüfungs- und Antwortlogik.</w:t>
       </w:r>
     </w:p>
     <w:p>
